--- a/documentation/Nexus_Documentation/Nexus_Project_Report.docx
+++ b/documentation/Nexus_Documentation/Nexus_Project_Report.docx
@@ -9173,7 +9173,7 @@
         <w:spacing w:after="120" w:line="288"/>
       </w:pPr>
       <w:r>
-        <w:t xml:space="preserve">The interface follows one design system, defined as tokens in wwwroot/css/site.css, so every screen looks and behaves the same.</w:t>
+        <w:t xml:space="preserve">The interface follows one design system, defined as tokens in wwwroot/css/site.css, so every screen looks and behaves the same. It uses a dark "glass" theme: every page sits on an animated background and the work surfaces are frosted dark glass.</w:t>
       </w:r>
     </w:p>
     <w:p>
@@ -9344,7 +9344,7 @@
               <w:bottom w:val="single" w:color="CBD5E1" w:sz="4"/>
               <w:right w:val="single" w:color="CBD5E1" w:sz="4"/>
             </w:tcBorders>
-            <w:shd w:fill="0369A1" w:color="auto" w:val="clear"/>
+            <w:shd w:fill="050F1E" w:color="auto" w:val="clear"/>
             <w:tcMar>
               <w:top w:type="dxa" w:w="70"/>
               <w:left w:type="dxa" w:w="110"/>
@@ -9387,7 +9387,7 @@
                 <w:sz w:val="19"/>
                 <w:szCs w:val="19"/>
               </w:rPr>
-              <w:t xml:space="preserve">Primary</w:t>
+              <w:t xml:space="preserve">Background</w:t>
             </w:r>
           </w:p>
         </w:tc>
@@ -9420,7 +9420,7 @@
                 <w:sz w:val="19"/>
                 <w:szCs w:val="19"/>
               </w:rPr>
-              <w:t xml:space="preserve">#0369A1</w:t>
+              <w:t xml:space="preserve">#050F1E</w:t>
             </w:r>
           </w:p>
         </w:tc>
@@ -9453,7 +9453,7 @@
                 <w:sz w:val="19"/>
                 <w:szCs w:val="19"/>
               </w:rPr>
-              <w:t xml:space="preserve">Buttons, links, active states (white text 5.9:1 contrast)</w:t>
+              <w:t xml:space="preserve">Deep navy page canvas behind the animated aurora</w:t>
             </w:r>
           </w:p>
         </w:tc>
@@ -9471,7 +9471,7 @@
               <w:bottom w:val="single" w:color="CBD5E1" w:sz="4"/>
               <w:right w:val="single" w:color="CBD5E1" w:sz="4"/>
             </w:tcBorders>
-            <w:shd w:fill="0A2540" w:color="auto" w:val="clear"/>
+            <w:shd w:fill="0D1C32" w:color="auto" w:val="clear"/>
             <w:tcMar>
               <w:top w:type="dxa" w:w="70"/>
               <w:left w:type="dxa" w:w="110"/>
@@ -9514,7 +9514,7 @@
                 <w:sz w:val="19"/>
                 <w:szCs w:val="19"/>
               </w:rPr>
-              <w:t xml:space="preserve">Stage / navy</w:t>
+              <w:t xml:space="preserve">Glass surface</w:t>
             </w:r>
           </w:p>
         </w:tc>
@@ -9547,7 +9547,7 @@
                 <w:sz w:val="19"/>
                 <w:szCs w:val="19"/>
               </w:rPr>
-              <w:t xml:space="preserve">#0A2540</w:t>
+              <w:t xml:space="preserve">rgba(13,28,50,.62)</w:t>
             </w:r>
           </w:p>
         </w:tc>
@@ -9580,7 +9580,7 @@
                 <w:sz w:val="19"/>
                 <w:szCs w:val="19"/>
               </w:rPr>
-              <w:t xml:space="preserve">Navigation bar, hero, footer</w:t>
+              <w:t xml:space="preserve">Cards, tables, forms - frosted, the background shows through</w:t>
             </w:r>
           </w:p>
         </w:tc>
@@ -9598,7 +9598,7 @@
               <w:bottom w:val="single" w:color="CBD5E1" w:sz="4"/>
               <w:right w:val="single" w:color="CBD5E1" w:sz="4"/>
             </w:tcBorders>
-            <w:shd w:fill="0EA5E9" w:color="auto" w:val="clear"/>
+            <w:shd w:fill="E2E8F0" w:color="auto" w:val="clear"/>
             <w:tcMar>
               <w:top w:type="dxa" w:w="70"/>
               <w:left w:type="dxa" w:w="110"/>
@@ -9641,7 +9641,7 @@
                 <w:sz w:val="19"/>
                 <w:szCs w:val="19"/>
               </w:rPr>
-              <w:t xml:space="preserve">Secondary</w:t>
+              <w:t xml:space="preserve">Text</w:t>
             </w:r>
           </w:p>
         </w:tc>
@@ -9674,7 +9674,7 @@
                 <w:sz w:val="19"/>
                 <w:szCs w:val="19"/>
               </w:rPr>
-              <w:t xml:space="preserve">#0EA5E9</w:t>
+              <w:t xml:space="preserve">#E2E8F0</w:t>
             </w:r>
           </w:p>
         </w:tc>
@@ -9707,7 +9707,7 @@
                 <w:sz w:val="19"/>
                 <w:szCs w:val="19"/>
               </w:rPr>
-              <w:t xml:space="preserve">Highlights, progress, focus ring</w:t>
+              <w:t xml:space="preserve">Body text (12:1 contrast on the glass)</w:t>
             </w:r>
           </w:p>
         </w:tc>
@@ -9725,7 +9725,7 @@
               <w:bottom w:val="single" w:color="CBD5E1" w:sz="4"/>
               <w:right w:val="single" w:color="CBD5E1" w:sz="4"/>
             </w:tcBorders>
-            <w:shd w:fill="059669" w:color="auto" w:val="clear"/>
+            <w:shd w:fill="7DD3FC" w:color="auto" w:val="clear"/>
             <w:tcMar>
               <w:top w:type="dxa" w:w="70"/>
               <w:left w:type="dxa" w:w="110"/>
@@ -9768,7 +9768,7 @@
                 <w:sz w:val="19"/>
                 <w:szCs w:val="19"/>
               </w:rPr>
-              <w:t xml:space="preserve">Accent</w:t>
+              <w:t xml:space="preserve">Link / highlight</w:t>
             </w:r>
           </w:p>
         </w:tc>
@@ -9801,7 +9801,7 @@
                 <w:sz w:val="19"/>
                 <w:szCs w:val="19"/>
               </w:rPr>
-              <w:t xml:space="preserve">#059669</w:t>
+              <w:t xml:space="preserve">#7DD3FC</w:t>
             </w:r>
           </w:p>
         </w:tc>
@@ -9834,7 +9834,7 @@
                 <w:sz w:val="19"/>
                 <w:szCs w:val="19"/>
               </w:rPr>
-              <w:t xml:space="preserve">Success, call to action</w:t>
+              <w:t xml:space="preserve">Links, table headers, icons</w:t>
             </w:r>
           </w:p>
         </w:tc>
@@ -9852,7 +9852,7 @@
               <w:bottom w:val="single" w:color="CBD5E1" w:sz="4"/>
               <w:right w:val="single" w:color="CBD5E1" w:sz="4"/>
             </w:tcBorders>
-            <w:shd w:fill="F0F9FF" w:color="auto" w:val="clear"/>
+            <w:shd w:fill="0369A1" w:color="auto" w:val="clear"/>
             <w:tcMar>
               <w:top w:type="dxa" w:w="70"/>
               <w:left w:type="dxa" w:w="110"/>
@@ -9895,7 +9895,7 @@
                 <w:sz w:val="19"/>
                 <w:szCs w:val="19"/>
               </w:rPr>
-              <w:t xml:space="preserve">Background</w:t>
+              <w:t xml:space="preserve">Primary</w:t>
             </w:r>
           </w:p>
         </w:tc>
@@ -9928,7 +9928,7 @@
                 <w:sz w:val="19"/>
                 <w:szCs w:val="19"/>
               </w:rPr>
-              <w:t xml:space="preserve">#F0F9FF</w:t>
+              <w:t xml:space="preserve">#0369A1</w:t>
             </w:r>
           </w:p>
         </w:tc>
@@ -9961,7 +9961,7 @@
                 <w:sz w:val="19"/>
                 <w:szCs w:val="19"/>
               </w:rPr>
-              <w:t xml:space="preserve">Page background</w:t>
+              <w:t xml:space="preserve">Buttons, active states (white text 5.9:1 contrast)</w:t>
             </w:r>
           </w:p>
         </w:tc>
@@ -9979,7 +9979,7 @@
               <w:bottom w:val="single" w:color="CBD5E1" w:sz="4"/>
               <w:right w:val="single" w:color="CBD5E1" w:sz="4"/>
             </w:tcBorders>
-            <w:shd w:fill="0F172A" w:color="auto" w:val="clear"/>
+            <w:shd w:fill="34D399" w:color="auto" w:val="clear"/>
             <w:tcMar>
               <w:top w:type="dxa" w:w="70"/>
               <w:left w:type="dxa" w:w="110"/>
@@ -10022,7 +10022,7 @@
                 <w:sz w:val="19"/>
                 <w:szCs w:val="19"/>
               </w:rPr>
-              <w:t xml:space="preserve">Text</w:t>
+              <w:t xml:space="preserve">Accent</w:t>
             </w:r>
           </w:p>
         </w:tc>
@@ -10055,7 +10055,7 @@
                 <w:sz w:val="19"/>
                 <w:szCs w:val="19"/>
               </w:rPr>
-              <w:t xml:space="preserve">#0F172A</w:t>
+              <w:t xml:space="preserve">#34D399 / #059669</w:t>
             </w:r>
           </w:p>
         </w:tc>
@@ -10088,7 +10088,7 @@
                 <w:sz w:val="19"/>
                 <w:szCs w:val="19"/>
               </w:rPr>
-              <w:t xml:space="preserve">Body text</w:t>
+              <w:t xml:space="preserve">Success, call to action</w:t>
             </w:r>
           </w:p>
         </w:tc>
@@ -10106,7 +10106,7 @@
               <w:bottom w:val="single" w:color="CBD5E1" w:sz="4"/>
               <w:right w:val="single" w:color="CBD5E1" w:sz="4"/>
             </w:tcBorders>
-            <w:shd w:fill="DC2626" w:color="auto" w:val="clear"/>
+            <w:shd w:fill="F87171" w:color="auto" w:val="clear"/>
             <w:tcMar>
               <w:top w:type="dxa" w:w="70"/>
               <w:left w:type="dxa" w:w="110"/>
@@ -10182,7 +10182,7 @@
                 <w:sz w:val="19"/>
                 <w:szCs w:val="19"/>
               </w:rPr>
-              <w:t xml:space="preserve">#DC2626</w:t>
+              <w:t xml:space="preserve">#F87171</w:t>
             </w:r>
           </w:p>
         </w:tc>
@@ -10804,7 +10804,7 @@
                 <w:sz w:val="19"/>
                 <w:szCs w:val="19"/>
               </w:rPr>
-              <w:t xml:space="preserve">Uppercase headers, row hover, coloured status badges, scroll sideways on phones</w:t>
+              <w:t xml:space="preserve">Glass background, uppercase headers, row hover, coloured status badges, scroll sideways on phones</w:t>
             </w:r>
           </w:p>
         </w:tc>
@@ -10887,6 +10887,19 @@
       </w:pPr>
       <w:r>
         <w:t xml:space="preserve">6.3 Motion and accessibility</w:t>
+      </w:r>
+    </w:p>
+    <w:p>
+      <w:pPr>
+        <w:pStyle w:val="ListParagraph"/>
+        <w:numPr>
+          <w:ilvl w:val="0"/>
+          <w:numId w:val="2"/>
+        </w:numPr>
+        <w:spacing w:after="60" w:line="276"/>
+      </w:pPr>
+      <w:r>
+        <w:t xml:space="preserve">Animated page background: slowly drifting aurora glows, a moving grid and a particle network that reacts to the mouse.</w:t>
       </w:r>
     </w:p>
     <w:p>

--- a/documentation/Nexus_Documentation/Nexus_Project_Report.docx
+++ b/documentation/Nexus_Documentation/Nexus_Project_Report.docx
@@ -9580,7 +9580,7 @@
                 <w:sz w:val="19"/>
                 <w:szCs w:val="19"/>
               </w:rPr>
-              <w:t xml:space="preserve">Cards, tables, forms - frosted, the background shows through</w:t>
+              <w:t xml:space="preserve">Cards, tables, forms - frosted glass (22 px blur); turns clear on hover</w:t>
             </w:r>
           </w:p>
         </w:tc>
@@ -10938,6 +10938,19 @@
         <w:spacing w:after="60" w:line="276"/>
       </w:pPr>
       <w:r>
+        <w:t xml:space="preserve">Clear-glass interaction: clickable cards are frosted at rest; on hover or keyboard focus the frost clears, the rim lights up and the card lifts; on click it presses in and a soft light spreads from the click point.</w:t>
+      </w:r>
+    </w:p>
+    <w:p>
+      <w:pPr>
+        <w:pStyle w:val="ListParagraph"/>
+        <w:numPr>
+          <w:ilvl w:val="0"/>
+          <w:numId w:val="2"/>
+        </w:numPr>
+        <w:spacing w:after="60" w:line="276"/>
+      </w:pPr>
+      <w:r>
         <w:t xml:space="preserve">Scroll reveal and count-up figures; all motion uses transform and opacity only.</w:t>
       </w:r>
     </w:p>
@@ -10967,6 +10980,754 @@
         <w:t xml:space="preserve">Visible keyboard focus, skip-to-content link, text contrast of at least 4.5:1, labels on every field.</w:t>
       </w:r>
     </w:p>
+    <w:p>
+      <w:pPr>
+        <w:pStyle w:val="Heading2"/>
+      </w:pPr>
+      <w:r>
+        <w:t xml:space="preserve">6.4 Glass interaction states</w:t>
+      </w:r>
+    </w:p>
+    <w:tbl>
+      <w:tblPr>
+        <w:tblW w:type="dxa" w:w="9638"/>
+        <w:tblBorders>
+          <w:top w:val="single" w:color="auto" w:sz="4"/>
+          <w:left w:val="single" w:color="auto" w:sz="4"/>
+          <w:bottom w:val="single" w:color="auto" w:sz="4"/>
+          <w:right w:val="single" w:color="auto" w:sz="4"/>
+          <w:insideH w:val="single" w:color="auto" w:sz="4"/>
+          <w:insideV w:val="single" w:color="auto" w:sz="4"/>
+        </w:tblBorders>
+      </w:tblPr>
+      <w:tblGrid>
+        <w:gridCol w:w="1700"/>
+        <w:gridCol w:w="4100"/>
+        <w:gridCol w:w="3838"/>
+      </w:tblGrid>
+      <w:tr>
+        <w:trPr>
+          <w:tblHeader/>
+        </w:trPr>
+        <w:tc>
+          <w:tcPr>
+            <w:tcW w:type="dxa" w:w="1700"/>
+            <w:tcBorders>
+              <w:top w:val="single" w:color="CBD5E1" w:sz="4"/>
+              <w:left w:val="single" w:color="CBD5E1" w:sz="4"/>
+              <w:bottom w:val="single" w:color="CBD5E1" w:sz="4"/>
+              <w:right w:val="single" w:color="CBD5E1" w:sz="4"/>
+            </w:tcBorders>
+            <w:shd w:fill="0A2540" w:color="auto" w:val="clear"/>
+            <w:tcMar>
+              <w:top w:type="dxa" w:w="80"/>
+              <w:left w:type="dxa" w:w="110"/>
+              <w:bottom w:type="dxa" w:w="80"/>
+              <w:right w:type="dxa" w:w="110"/>
+            </w:tcMar>
+            <w:vAlign w:val="center"/>
+          </w:tcPr>
+          <w:p>
+            <w:r>
+              <w:rPr>
+                <w:b/>
+                <w:bCs/>
+                <w:color w:val="FFFFFF"/>
+                <w:sz w:val="19"/>
+                <w:szCs w:val="19"/>
+              </w:rPr>
+              <w:t xml:space="preserve">State</w:t>
+            </w:r>
+          </w:p>
+        </w:tc>
+        <w:tc>
+          <w:tcPr>
+            <w:tcW w:type="dxa" w:w="4100"/>
+            <w:tcBorders>
+              <w:top w:val="single" w:color="CBD5E1" w:sz="4"/>
+              <w:left w:val="single" w:color="CBD5E1" w:sz="4"/>
+              <w:bottom w:val="single" w:color="CBD5E1" w:sz="4"/>
+              <w:right w:val="single" w:color="CBD5E1" w:sz="4"/>
+            </w:tcBorders>
+            <w:shd w:fill="0A2540" w:color="auto" w:val="clear"/>
+            <w:tcMar>
+              <w:top w:type="dxa" w:w="80"/>
+              <w:left w:type="dxa" w:w="110"/>
+              <w:bottom w:type="dxa" w:w="80"/>
+              <w:right w:type="dxa" w:w="110"/>
+            </w:tcMar>
+            <w:vAlign w:val="center"/>
+          </w:tcPr>
+          <w:p>
+            <w:r>
+              <w:rPr>
+                <w:b/>
+                <w:bCs/>
+                <w:color w:val="FFFFFF"/>
+                <w:sz w:val="19"/>
+                <w:szCs w:val="19"/>
+              </w:rPr>
+              <w:t xml:space="preserve">What the user sees</w:t>
+            </w:r>
+          </w:p>
+        </w:tc>
+        <w:tc>
+          <w:tcPr>
+            <w:tcW w:type="dxa" w:w="3838"/>
+            <w:tcBorders>
+              <w:top w:val="single" w:color="CBD5E1" w:sz="4"/>
+              <w:left w:val="single" w:color="CBD5E1" w:sz="4"/>
+              <w:bottom w:val="single" w:color="CBD5E1" w:sz="4"/>
+              <w:right w:val="single" w:color="CBD5E1" w:sz="4"/>
+            </w:tcBorders>
+            <w:shd w:fill="0A2540" w:color="auto" w:val="clear"/>
+            <w:tcMar>
+              <w:top w:type="dxa" w:w="80"/>
+              <w:left w:type="dxa" w:w="110"/>
+              <w:bottom w:type="dxa" w:w="80"/>
+              <w:right w:type="dxa" w:w="110"/>
+            </w:tcMar>
+            <w:vAlign w:val="center"/>
+          </w:tcPr>
+          <w:p>
+            <w:r>
+              <w:rPr>
+                <w:b/>
+                <w:bCs/>
+                <w:color w:val="FFFFFF"/>
+                <w:sz w:val="19"/>
+                <w:szCs w:val="19"/>
+              </w:rPr>
+              <w:t xml:space="preserve">How it is built</w:t>
+            </w:r>
+          </w:p>
+        </w:tc>
+      </w:tr>
+      <w:tr>
+        <w:trPr>
+          <w:cantSplit/>
+        </w:trPr>
+        <w:tc>
+          <w:tcPr>
+            <w:tcW w:type="dxa" w:w="1700"/>
+            <w:tcBorders>
+              <w:top w:val="single" w:color="CBD5E1" w:sz="4"/>
+              <w:left w:val="single" w:color="CBD5E1" w:sz="4"/>
+              <w:bottom w:val="single" w:color="CBD5E1" w:sz="4"/>
+              <w:right w:val="single" w:color="CBD5E1" w:sz="4"/>
+            </w:tcBorders>
+            <w:shd w:fill="FFFFFF" w:color="auto" w:val="clear"/>
+            <w:tcMar>
+              <w:top w:type="dxa" w:w="70"/>
+              <w:left w:type="dxa" w:w="110"/>
+              <w:bottom w:type="dxa" w:w="70"/>
+              <w:right w:type="dxa" w:w="110"/>
+            </w:tcMar>
+          </w:tcPr>
+          <w:p>
+            <w:pPr>
+              <w:spacing w:after="0" w:line="264"/>
+            </w:pPr>
+            <w:r>
+              <w:rPr>
+                <w:b w:val="false"/>
+                <w:bCs w:val="false"/>
+                <w:color w:val="0F172A"/>
+                <w:sz w:val="19"/>
+                <w:szCs w:val="19"/>
+              </w:rPr>
+              <w:t xml:space="preserve">Rest</w:t>
+            </w:r>
+          </w:p>
+        </w:tc>
+        <w:tc>
+          <w:tcPr>
+            <w:tcW w:type="dxa" w:w="4100"/>
+            <w:tcBorders>
+              <w:top w:val="single" w:color="CBD5E1" w:sz="4"/>
+              <w:left w:val="single" w:color="CBD5E1" w:sz="4"/>
+              <w:bottom w:val="single" w:color="CBD5E1" w:sz="4"/>
+              <w:right w:val="single" w:color="CBD5E1" w:sz="4"/>
+            </w:tcBorders>
+            <w:shd w:fill="FFFFFF" w:color="auto" w:val="clear"/>
+            <w:tcMar>
+              <w:top w:type="dxa" w:w="70"/>
+              <w:left w:type="dxa" w:w="110"/>
+              <w:bottom w:type="dxa" w:w="70"/>
+              <w:right w:type="dxa" w:w="110"/>
+            </w:tcMar>
+          </w:tcPr>
+          <w:p>
+            <w:pPr>
+              <w:spacing w:after="0" w:line="264"/>
+            </w:pPr>
+            <w:r>
+              <w:rPr>
+                <w:b w:val="false"/>
+                <w:bCs w:val="false"/>
+                <w:color w:val="0F172A"/>
+                <w:sz w:val="19"/>
+                <w:szCs w:val="19"/>
+              </w:rPr>
+              <w:t xml:space="preserve">Frosted glass card, faint white rim, soft shadow</w:t>
+            </w:r>
+          </w:p>
+        </w:tc>
+        <w:tc>
+          <w:tcPr>
+            <w:tcW w:type="dxa" w:w="3838"/>
+            <w:tcBorders>
+              <w:top w:val="single" w:color="CBD5E1" w:sz="4"/>
+              <w:left w:val="single" w:color="CBD5E1" w:sz="4"/>
+              <w:bottom w:val="single" w:color="CBD5E1" w:sz="4"/>
+              <w:right w:val="single" w:color="CBD5E1" w:sz="4"/>
+            </w:tcBorders>
+            <w:shd w:fill="FFFFFF" w:color="auto" w:val="clear"/>
+            <w:tcMar>
+              <w:top w:type="dxa" w:w="70"/>
+              <w:left w:type="dxa" w:w="110"/>
+              <w:bottom w:type="dxa" w:w="70"/>
+              <w:right w:type="dxa" w:w="110"/>
+            </w:tcMar>
+          </w:tcPr>
+          <w:p>
+            <w:pPr>
+              <w:spacing w:after="0" w:line="264"/>
+            </w:pPr>
+            <w:r>
+              <w:rPr>
+                <w:b w:val="false"/>
+                <w:bCs w:val="false"/>
+                <w:color w:val="0F172A"/>
+                <w:sz w:val="19"/>
+                <w:szCs w:val="19"/>
+              </w:rPr>
+              <w:t xml:space="preserve">Translucent fill + backdrop-filter blur(22px) saturate(170%)</w:t>
+            </w:r>
+          </w:p>
+        </w:tc>
+      </w:tr>
+      <w:tr>
+        <w:trPr>
+          <w:cantSplit/>
+        </w:trPr>
+        <w:tc>
+          <w:tcPr>
+            <w:tcW w:type="dxa" w:w="1700"/>
+            <w:tcBorders>
+              <w:top w:val="single" w:color="CBD5E1" w:sz="4"/>
+              <w:left w:val="single" w:color="CBD5E1" w:sz="4"/>
+              <w:bottom w:val="single" w:color="CBD5E1" w:sz="4"/>
+              <w:right w:val="single" w:color="CBD5E1" w:sz="4"/>
+            </w:tcBorders>
+            <w:shd w:fill="F8FAFC" w:color="auto" w:val="clear"/>
+            <w:tcMar>
+              <w:top w:type="dxa" w:w="70"/>
+              <w:left w:type="dxa" w:w="110"/>
+              <w:bottom w:type="dxa" w:w="70"/>
+              <w:right w:type="dxa" w:w="110"/>
+            </w:tcMar>
+          </w:tcPr>
+          <w:p>
+            <w:pPr>
+              <w:spacing w:after="0" w:line="264"/>
+            </w:pPr>
+            <w:r>
+              <w:rPr>
+                <w:b w:val="false"/>
+                <w:bCs w:val="false"/>
+                <w:color w:val="0F172A"/>
+                <w:sz w:val="19"/>
+                <w:szCs w:val="19"/>
+              </w:rPr>
+              <w:t xml:space="preserve">Hover / focus</w:t>
+            </w:r>
+          </w:p>
+        </w:tc>
+        <w:tc>
+          <w:tcPr>
+            <w:tcW w:type="dxa" w:w="4100"/>
+            <w:tcBorders>
+              <w:top w:val="single" w:color="CBD5E1" w:sz="4"/>
+              <w:left w:val="single" w:color="CBD5E1" w:sz="4"/>
+              <w:bottom w:val="single" w:color="CBD5E1" w:sz="4"/>
+              <w:right w:val="single" w:color="CBD5E1" w:sz="4"/>
+            </w:tcBorders>
+            <w:shd w:fill="F8FAFC" w:color="auto" w:val="clear"/>
+            <w:tcMar>
+              <w:top w:type="dxa" w:w="70"/>
+              <w:left w:type="dxa" w:w="110"/>
+              <w:bottom w:type="dxa" w:w="70"/>
+              <w:right w:type="dxa" w:w="110"/>
+            </w:tcMar>
+          </w:tcPr>
+          <w:p>
+            <w:pPr>
+              <w:spacing w:after="0" w:line="264"/>
+            </w:pPr>
+            <w:r>
+              <w:rPr>
+                <w:b w:val="false"/>
+                <w:bCs w:val="false"/>
+                <w:color w:val="0F172A"/>
+                <w:sz w:val="19"/>
+                <w:szCs w:val="19"/>
+              </w:rPr>
+              <w:t xml:space="preserve">Frost clears so the background shows through; bright blue rim and glow; card lifts 4 px</w:t>
+            </w:r>
+          </w:p>
+        </w:tc>
+        <w:tc>
+          <w:tcPr>
+            <w:tcW w:type="dxa" w:w="3838"/>
+            <w:tcBorders>
+              <w:top w:val="single" w:color="CBD5E1" w:sz="4"/>
+              <w:left w:val="single" w:color="CBD5E1" w:sz="4"/>
+              <w:bottom w:val="single" w:color="CBD5E1" w:sz="4"/>
+              <w:right w:val="single" w:color="CBD5E1" w:sz="4"/>
+            </w:tcBorders>
+            <w:shd w:fill="F8FAFC" w:color="auto" w:val="clear"/>
+            <w:tcMar>
+              <w:top w:type="dxa" w:w="70"/>
+              <w:left w:type="dxa" w:w="110"/>
+              <w:bottom w:type="dxa" w:w="70"/>
+              <w:right w:type="dxa" w:w="110"/>
+            </w:tcMar>
+          </w:tcPr>
+          <w:p>
+            <w:pPr>
+              <w:spacing w:after="0" w:line="264"/>
+            </w:pPr>
+            <w:r>
+              <w:rPr>
+                <w:b w:val="false"/>
+                <w:bCs w:val="false"/>
+                <w:color w:val="0F172A"/>
+                <w:sz w:val="19"/>
+                <w:szCs w:val="19"/>
+              </w:rPr>
+              <w:t xml:space="preserve">Blur eases to 6 px in 0.45 s; inset rim + outer glow; translateY(-4px)</w:t>
+            </w:r>
+          </w:p>
+        </w:tc>
+      </w:tr>
+      <w:tr>
+        <w:trPr>
+          <w:cantSplit/>
+        </w:trPr>
+        <w:tc>
+          <w:tcPr>
+            <w:tcW w:type="dxa" w:w="1700"/>
+            <w:tcBorders>
+              <w:top w:val="single" w:color="CBD5E1" w:sz="4"/>
+              <w:left w:val="single" w:color="CBD5E1" w:sz="4"/>
+              <w:bottom w:val="single" w:color="CBD5E1" w:sz="4"/>
+              <w:right w:val="single" w:color="CBD5E1" w:sz="4"/>
+            </w:tcBorders>
+            <w:shd w:fill="FFFFFF" w:color="auto" w:val="clear"/>
+            <w:tcMar>
+              <w:top w:type="dxa" w:w="70"/>
+              <w:left w:type="dxa" w:w="110"/>
+              <w:bottom w:type="dxa" w:w="70"/>
+              <w:right w:type="dxa" w:w="110"/>
+            </w:tcMar>
+          </w:tcPr>
+          <w:p>
+            <w:pPr>
+              <w:spacing w:after="0" w:line="264"/>
+            </w:pPr>
+            <w:r>
+              <w:rPr>
+                <w:b w:val="false"/>
+                <w:bCs w:val="false"/>
+                <w:color w:val="0F172A"/>
+                <w:sz w:val="19"/>
+                <w:szCs w:val="19"/>
+              </w:rPr>
+              <w:t xml:space="preserve">Press (click)</w:t>
+            </w:r>
+          </w:p>
+        </w:tc>
+        <w:tc>
+          <w:tcPr>
+            <w:tcW w:type="dxa" w:w="4100"/>
+            <w:tcBorders>
+              <w:top w:val="single" w:color="CBD5E1" w:sz="4"/>
+              <w:left w:val="single" w:color="CBD5E1" w:sz="4"/>
+              <w:bottom w:val="single" w:color="CBD5E1" w:sz="4"/>
+              <w:right w:val="single" w:color="CBD5E1" w:sz="4"/>
+            </w:tcBorders>
+            <w:shd w:fill="FFFFFF" w:color="auto" w:val="clear"/>
+            <w:tcMar>
+              <w:top w:type="dxa" w:w="70"/>
+              <w:left w:type="dxa" w:w="110"/>
+              <w:bottom w:type="dxa" w:w="70"/>
+              <w:right w:type="dxa" w:w="110"/>
+            </w:tcMar>
+          </w:tcPr>
+          <w:p>
+            <w:pPr>
+              <w:spacing w:after="0" w:line="264"/>
+            </w:pPr>
+            <w:r>
+              <w:rPr>
+                <w:b w:val="false"/>
+                <w:bCs w:val="false"/>
+                <w:color w:val="0F172A"/>
+                <w:sz w:val="19"/>
+                <w:szCs w:val="19"/>
+              </w:rPr>
+              <w:t xml:space="preserve">Card sinks slightly; a light flash spreads from the click point</w:t>
+            </w:r>
+          </w:p>
+        </w:tc>
+        <w:tc>
+          <w:tcPr>
+            <w:tcW w:type="dxa" w:w="3838"/>
+            <w:tcBorders>
+              <w:top w:val="single" w:color="CBD5E1" w:sz="4"/>
+              <w:left w:val="single" w:color="CBD5E1" w:sz="4"/>
+              <w:bottom w:val="single" w:color="CBD5E1" w:sz="4"/>
+              <w:right w:val="single" w:color="CBD5E1" w:sz="4"/>
+            </w:tcBorders>
+            <w:shd w:fill="FFFFFF" w:color="auto" w:val="clear"/>
+            <w:tcMar>
+              <w:top w:type="dxa" w:w="70"/>
+              <w:left w:type="dxa" w:w="110"/>
+              <w:bottom w:type="dxa" w:w="70"/>
+              <w:right w:type="dxa" w:w="110"/>
+            </w:tcMar>
+          </w:tcPr>
+          <w:p>
+            <w:pPr>
+              <w:spacing w:after="0" w:line="264"/>
+            </w:pPr>
+            <w:r>
+              <w:rPr>
+                <w:b w:val="false"/>
+                <w:bCs w:val="false"/>
+                <w:color w:val="0F172A"/>
+                <w:sz w:val="19"/>
+                <w:szCs w:val="19"/>
+              </w:rPr>
+              <w:t xml:space="preserve">scale(.985) on :active; site.js adds a radial flash that fades in 0.7 s</w:t>
+            </w:r>
+          </w:p>
+        </w:tc>
+      </w:tr>
+      <w:tr>
+        <w:trPr>
+          <w:cantSplit/>
+        </w:trPr>
+        <w:tc>
+          <w:tcPr>
+            <w:tcW w:type="dxa" w:w="1700"/>
+            <w:tcBorders>
+              <w:top w:val="single" w:color="CBD5E1" w:sz="4"/>
+              <w:left w:val="single" w:color="CBD5E1" w:sz="4"/>
+              <w:bottom w:val="single" w:color="CBD5E1" w:sz="4"/>
+              <w:right w:val="single" w:color="CBD5E1" w:sz="4"/>
+            </w:tcBorders>
+            <w:shd w:fill="F8FAFC" w:color="auto" w:val="clear"/>
+            <w:tcMar>
+              <w:top w:type="dxa" w:w="70"/>
+              <w:left w:type="dxa" w:w="110"/>
+              <w:bottom w:type="dxa" w:w="70"/>
+              <w:right w:type="dxa" w:w="110"/>
+            </w:tcMar>
+          </w:tcPr>
+          <w:p>
+            <w:pPr>
+              <w:spacing w:after="0" w:line="264"/>
+            </w:pPr>
+            <w:r>
+              <w:rPr>
+                <w:b w:val="false"/>
+                <w:bCs w:val="false"/>
+                <w:color w:val="0F172A"/>
+                <w:sz w:val="19"/>
+                <w:szCs w:val="19"/>
+              </w:rPr>
+              <w:t xml:space="preserve">Current page</w:t>
+            </w:r>
+          </w:p>
+        </w:tc>
+        <w:tc>
+          <w:tcPr>
+            <w:tcW w:type="dxa" w:w="4100"/>
+            <w:tcBorders>
+              <w:top w:val="single" w:color="CBD5E1" w:sz="4"/>
+              <w:left w:val="single" w:color="CBD5E1" w:sz="4"/>
+              <w:bottom w:val="single" w:color="CBD5E1" w:sz="4"/>
+              <w:right w:val="single" w:color="CBD5E1" w:sz="4"/>
+            </w:tcBorders>
+            <w:shd w:fill="F8FAFC" w:color="auto" w:val="clear"/>
+            <w:tcMar>
+              <w:top w:type="dxa" w:w="70"/>
+              <w:left w:type="dxa" w:w="110"/>
+              <w:bottom w:type="dxa" w:w="70"/>
+              <w:right w:type="dxa" w:w="110"/>
+            </w:tcMar>
+          </w:tcPr>
+          <w:p>
+            <w:pPr>
+              <w:spacing w:after="0" w:line="264"/>
+            </w:pPr>
+            <w:r>
+              <w:rPr>
+                <w:b w:val="false"/>
+                <w:bCs w:val="false"/>
+                <w:color w:val="0F172A"/>
+                <w:sz w:val="19"/>
+                <w:szCs w:val="19"/>
+              </w:rPr>
+              <w:t xml:space="preserve">Active menu item shown as a small clear-glass button</w:t>
+            </w:r>
+          </w:p>
+        </w:tc>
+        <w:tc>
+          <w:tcPr>
+            <w:tcW w:type="dxa" w:w="3838"/>
+            <w:tcBorders>
+              <w:top w:val="single" w:color="CBD5E1" w:sz="4"/>
+              <w:left w:val="single" w:color="CBD5E1" w:sz="4"/>
+              <w:bottom w:val="single" w:color="CBD5E1" w:sz="4"/>
+              <w:right w:val="single" w:color="CBD5E1" w:sz="4"/>
+            </w:tcBorders>
+            <w:shd w:fill="F8FAFC" w:color="auto" w:val="clear"/>
+            <w:tcMar>
+              <w:top w:type="dxa" w:w="70"/>
+              <w:left w:type="dxa" w:w="110"/>
+              <w:bottom w:type="dxa" w:w="70"/>
+              <w:right w:type="dxa" w:w="110"/>
+            </w:tcMar>
+          </w:tcPr>
+          <w:p>
+            <w:pPr>
+              <w:spacing w:after="0" w:line="264"/>
+            </w:pPr>
+            <w:r>
+              <w:rPr>
+                <w:b w:val="false"/>
+                <w:bCs w:val="false"/>
+                <w:color w:val="0F172A"/>
+                <w:sz w:val="19"/>
+                <w:szCs w:val="19"/>
+              </w:rPr>
+              <w:t xml:space="preserve">Glass gradient + inset highlight on .nav-link.is-active</w:t>
+            </w:r>
+          </w:p>
+        </w:tc>
+      </w:tr>
+      <w:tr>
+        <w:trPr>
+          <w:cantSplit/>
+        </w:trPr>
+        <w:tc>
+          <w:tcPr>
+            <w:tcW w:type="dxa" w:w="1700"/>
+            <w:tcBorders>
+              <w:top w:val="single" w:color="CBD5E1" w:sz="4"/>
+              <w:left w:val="single" w:color="CBD5E1" w:sz="4"/>
+              <w:bottom w:val="single" w:color="CBD5E1" w:sz="4"/>
+              <w:right w:val="single" w:color="CBD5E1" w:sz="4"/>
+            </w:tcBorders>
+            <w:shd w:fill="FFFFFF" w:color="auto" w:val="clear"/>
+            <w:tcMar>
+              <w:top w:type="dxa" w:w="70"/>
+              <w:left w:type="dxa" w:w="110"/>
+              <w:bottom w:type="dxa" w:w="70"/>
+              <w:right w:type="dxa" w:w="110"/>
+            </w:tcMar>
+          </w:tcPr>
+          <w:p>
+            <w:pPr>
+              <w:spacing w:after="0" w:line="264"/>
+            </w:pPr>
+            <w:r>
+              <w:rPr>
+                <w:b w:val="false"/>
+                <w:bCs w:val="false"/>
+                <w:color w:val="0F172A"/>
+                <w:sz w:val="19"/>
+                <w:szCs w:val="19"/>
+              </w:rPr>
+              <w:t xml:space="preserve">Table row</w:t>
+            </w:r>
+          </w:p>
+        </w:tc>
+        <w:tc>
+          <w:tcPr>
+            <w:tcW w:type="dxa" w:w="4100"/>
+            <w:tcBorders>
+              <w:top w:val="single" w:color="CBD5E1" w:sz="4"/>
+              <w:left w:val="single" w:color="CBD5E1" w:sz="4"/>
+              <w:bottom w:val="single" w:color="CBD5E1" w:sz="4"/>
+              <w:right w:val="single" w:color="CBD5E1" w:sz="4"/>
+            </w:tcBorders>
+            <w:shd w:fill="FFFFFF" w:color="auto" w:val="clear"/>
+            <w:tcMar>
+              <w:top w:type="dxa" w:w="70"/>
+              <w:left w:type="dxa" w:w="110"/>
+              <w:bottom w:type="dxa" w:w="70"/>
+              <w:right w:type="dxa" w:w="110"/>
+            </w:tcMar>
+          </w:tcPr>
+          <w:p>
+            <w:pPr>
+              <w:spacing w:after="0" w:line="264"/>
+            </w:pPr>
+            <w:r>
+              <w:rPr>
+                <w:b w:val="false"/>
+                <w:bCs w:val="false"/>
+                <w:color w:val="0F172A"/>
+                <w:sz w:val="19"/>
+                <w:szCs w:val="19"/>
+              </w:rPr>
+              <w:t xml:space="preserve">Light glass highlight with a blue left edge</w:t>
+            </w:r>
+          </w:p>
+        </w:tc>
+        <w:tc>
+          <w:tcPr>
+            <w:tcW w:type="dxa" w:w="3838"/>
+            <w:tcBorders>
+              <w:top w:val="single" w:color="CBD5E1" w:sz="4"/>
+              <w:left w:val="single" w:color="CBD5E1" w:sz="4"/>
+              <w:bottom w:val="single" w:color="CBD5E1" w:sz="4"/>
+              <w:right w:val="single" w:color="CBD5E1" w:sz="4"/>
+            </w:tcBorders>
+            <w:shd w:fill="FFFFFF" w:color="auto" w:val="clear"/>
+            <w:tcMar>
+              <w:top w:type="dxa" w:w="70"/>
+              <w:left w:type="dxa" w:w="110"/>
+              <w:bottom w:type="dxa" w:w="70"/>
+              <w:right w:type="dxa" w:w="110"/>
+            </w:tcMar>
+          </w:tcPr>
+          <w:p>
+            <w:pPr>
+              <w:spacing w:after="0" w:line="264"/>
+            </w:pPr>
+            <w:r>
+              <w:rPr>
+                <w:b w:val="false"/>
+                <w:bCs w:val="false"/>
+                <w:color w:val="0F172A"/>
+                <w:sz w:val="19"/>
+                <w:szCs w:val="19"/>
+              </w:rPr>
+              <w:t xml:space="preserve">Gradient background + inset 2 px accent line</w:t>
+            </w:r>
+          </w:p>
+        </w:tc>
+      </w:tr>
+      <w:tr>
+        <w:trPr>
+          <w:cantSplit/>
+        </w:trPr>
+        <w:tc>
+          <w:tcPr>
+            <w:tcW w:type="dxa" w:w="1700"/>
+            <w:tcBorders>
+              <w:top w:val="single" w:color="CBD5E1" w:sz="4"/>
+              <w:left w:val="single" w:color="CBD5E1" w:sz="4"/>
+              <w:bottom w:val="single" w:color="CBD5E1" w:sz="4"/>
+              <w:right w:val="single" w:color="CBD5E1" w:sz="4"/>
+            </w:tcBorders>
+            <w:shd w:fill="F8FAFC" w:color="auto" w:val="clear"/>
+            <w:tcMar>
+              <w:top w:type="dxa" w:w="70"/>
+              <w:left w:type="dxa" w:w="110"/>
+              <w:bottom w:type="dxa" w:w="70"/>
+              <w:right w:type="dxa" w:w="110"/>
+            </w:tcMar>
+          </w:tcPr>
+          <w:p>
+            <w:pPr>
+              <w:spacing w:after="0" w:line="264"/>
+            </w:pPr>
+            <w:r>
+              <w:rPr>
+                <w:b w:val="false"/>
+                <w:bCs w:val="false"/>
+                <w:color w:val="0F172A"/>
+                <w:sz w:val="19"/>
+                <w:szCs w:val="19"/>
+              </w:rPr>
+              <w:t xml:space="preserve">No blur support</w:t>
+            </w:r>
+          </w:p>
+        </w:tc>
+        <w:tc>
+          <w:tcPr>
+            <w:tcW w:type="dxa" w:w="4100"/>
+            <w:tcBorders>
+              <w:top w:val="single" w:color="CBD5E1" w:sz="4"/>
+              <w:left w:val="single" w:color="CBD5E1" w:sz="4"/>
+              <w:bottom w:val="single" w:color="CBD5E1" w:sz="4"/>
+              <w:right w:val="single" w:color="CBD5E1" w:sz="4"/>
+            </w:tcBorders>
+            <w:shd w:fill="F8FAFC" w:color="auto" w:val="clear"/>
+            <w:tcMar>
+              <w:top w:type="dxa" w:w="70"/>
+              <w:left w:type="dxa" w:w="110"/>
+              <w:bottom w:type="dxa" w:w="70"/>
+              <w:right w:type="dxa" w:w="110"/>
+            </w:tcMar>
+          </w:tcPr>
+          <w:p>
+            <w:pPr>
+              <w:spacing w:after="0" w:line="264"/>
+            </w:pPr>
+            <w:r>
+              <w:rPr>
+                <w:b w:val="false"/>
+                <w:bCs w:val="false"/>
+                <w:color w:val="0F172A"/>
+                <w:sz w:val="19"/>
+                <w:szCs w:val="19"/>
+              </w:rPr>
+              <w:t xml:space="preserve">Solid dark panels, text stays readable</w:t>
+            </w:r>
+          </w:p>
+        </w:tc>
+        <w:tc>
+          <w:tcPr>
+            <w:tcW w:type="dxa" w:w="3838"/>
+            <w:tcBorders>
+              <w:top w:val="single" w:color="CBD5E1" w:sz="4"/>
+              <w:left w:val="single" w:color="CBD5E1" w:sz="4"/>
+              <w:bottom w:val="single" w:color="CBD5E1" w:sz="4"/>
+              <w:right w:val="single" w:color="CBD5E1" w:sz="4"/>
+            </w:tcBorders>
+            <w:shd w:fill="F8FAFC" w:color="auto" w:val="clear"/>
+            <w:tcMar>
+              <w:top w:type="dxa" w:w="70"/>
+              <w:left w:type="dxa" w:w="110"/>
+              <w:bottom w:type="dxa" w:w="70"/>
+              <w:right w:type="dxa" w:w="110"/>
+            </w:tcMar>
+          </w:tcPr>
+          <w:p>
+            <w:pPr>
+              <w:spacing w:after="0" w:line="264"/>
+            </w:pPr>
+            <w:r>
+              <w:rPr>
+                <w:b w:val="false"/>
+                <w:bCs w:val="false"/>
+                <w:color w:val="0F172A"/>
+                <w:sz w:val="19"/>
+                <w:szCs w:val="19"/>
+              </w:rPr>
+              <w:t xml:space="preserve">@supports fallback to an opaque surface</w:t>
+            </w:r>
+          </w:p>
+        </w:tc>
+      </w:tr>
+    </w:tbl>
     <w:p>
       <w:pPr>
         <w:pStyle w:val="Heading1"/>
@@ -12441,6 +13202,69 @@
     </w:p>
     <w:p>
       <w:pPr>
+        <w:keepNext/>
+        <w:spacing w:after="60" w:before="120"/>
+        <w:jc w:val="center"/>
+      </w:pPr>
+      <w:r>
+        <w:drawing>
+          <wp:inline distT="0" distB="0" distL="0" distR="0">
+            <wp:extent cx="5715000" cy="3571875"/>
+            <wp:effectExtent t="0" r="0" b="0" l="0"/>
+            <wp:docPr id="23" name="ui-glass-hover.jpg" descr="ui glass hover jpg" title="ui-glass-hover.jpg"/>
+            <wp:cNvGraphicFramePr>
+              <a:graphicFrameLocks xmlns:a="http://schemas.openxmlformats.org/drawingml/2006/main" noChangeAspect="1"/>
+            </wp:cNvGraphicFramePr>
+            <a:graphic xmlns:a="http://schemas.openxmlformats.org/drawingml/2006/main">
+              <a:graphicData uri="http://schemas.openxmlformats.org/drawingml/2006/picture">
+                <pic:pic xmlns:pic="http://schemas.openxmlformats.org/drawingml/2006/picture">
+                  <pic:nvPicPr>
+                    <pic:cNvPr id="0" name="" descr=""/>
+                    <pic:cNvPicPr>
+                      <a:picLocks noChangeAspect="1" noChangeArrowheads="1"/>
+                    </pic:cNvPicPr>
+                  </pic:nvPicPr>
+                  <pic:blipFill>
+                    <a:blip r:embed="rId30" cstate="none"/>
+                    <a:srcRect/>
+                    <a:stretch>
+                      <a:fillRect/>
+                    </a:stretch>
+                  </pic:blipFill>
+                  <pic:spPr bwMode="auto">
+                    <a:xfrm>
+                      <a:off x="0" y="0"/>
+                      <a:ext cx="5715000" cy="3571875"/>
+                    </a:xfrm>
+                    <a:prstGeom prst="rect">
+                      <a:avLst/>
+                    </a:prstGeom>
+                  </pic:spPr>
+                </pic:pic>
+              </a:graphicData>
+            </a:graphic>
+          </wp:inline>
+        </w:drawing>
+      </w:r>
+    </w:p>
+    <w:p>
+      <w:pPr>
+        <w:spacing w:after="240" w:before="60"/>
+        <w:jc w:val="center"/>
+      </w:pPr>
+      <w:r>
+        <w:rPr>
+          <w:i/>
+          <w:iCs/>
+          <w:color w:val="475569"/>
+          <w:sz w:val="18"/>
+          <w:szCs w:val="18"/>
+        </w:rPr>
+        <w:t xml:space="preserve">Figure 22 - Clear-glass hover - the hovered plan card turns clear with a lit rim</w:t>
+      </w:r>
+    </w:p>
+    <w:p>
+      <w:pPr>
         <w:pStyle w:val="Heading1"/>
         <w:pageBreakBefore/>
       </w:pPr>

--- a/documentation/Nexus_Documentation/Nexus_Project_Report.docx
+++ b/documentation/Nexus_Documentation/Nexus_Project_Report.docx
@@ -4,7 +4,7 @@
   <w:body>
     <w:p>
       <w:pPr>
-        <w:spacing w:after="200" w:before="600"/>
+        <w:spacing w:after="200" w:before="300"/>
       </w:pPr>
       <w:r>
         <w:rPr>
@@ -55,7 +55,7 @@
       <w:r>
         <w:drawing>
           <wp:inline distT="0" distB="0" distL="0" distR="0">
-            <wp:extent cx="5334000" cy="3333750"/>
+            <wp:extent cx="4095750" cy="2562225"/>
             <wp:effectExtent t="0" r="0" b="0" l="0"/>
             <wp:docPr id="1" name="ui-home.jpg" descr="ui home jpg" title="ui-home.jpg"/>
             <wp:cNvGraphicFramePr>
@@ -80,7 +80,7 @@
                   <pic:spPr bwMode="auto">
                     <a:xfrm>
                       <a:off x="0" y="0"/>
-                      <a:ext cx="5334000" cy="3333750"/>
+                      <a:ext cx="4095750" cy="2562225"/>
                     </a:xfrm>
                     <a:prstGeom prst="rect">
                       <a:avLst/>
@@ -95,7 +95,7 @@
     </w:p>
     <w:p>
       <w:pPr>
-        <w:spacing w:after="240"/>
+        <w:spacing w:after="120"/>
       </w:pPr>
     </w:p>
     <w:tbl>
@@ -356,7 +356,7 @@
                 <w:sz w:val="19"/>
                 <w:szCs w:val="19"/>
               </w:rPr>
-              <w:t xml:space="preserve">Student name</w:t>
+              <w:t xml:space="preserve">Project type</w:t>
             </w:r>
           </w:p>
         </w:tc>
@@ -389,7 +389,7 @@
                 <w:sz w:val="19"/>
                 <w:szCs w:val="19"/>
               </w:rPr>
-              <w:t xml:space="preserve">[Your name]</w:t>
+              <w:t xml:space="preserve">Group eProject - 5 members</w:t>
             </w:r>
           </w:p>
         </w:tc>
@@ -427,7 +427,7 @@
                 <w:sz w:val="19"/>
                 <w:szCs w:val="19"/>
               </w:rPr>
-              <w:t xml:space="preserve">Enrollment no.</w:t>
+              <w:t xml:space="preserve">Submission</w:t>
             </w:r>
           </w:p>
         </w:tc>
@@ -460,7 +460,128 @@
                 <w:sz w:val="19"/>
                 <w:szCs w:val="19"/>
               </w:rPr>
-              <w:t xml:space="preserve">[Your enrollment number]</w:t>
+              <w:t xml:space="preserve">October 2026</w:t>
+            </w:r>
+          </w:p>
+        </w:tc>
+      </w:tr>
+    </w:tbl>
+    <w:p>
+      <w:pPr>
+        <w:spacing w:after="160"/>
+      </w:pPr>
+    </w:p>
+    <w:tbl>
+      <w:tblPr>
+        <w:tblW w:type="dxa" w:w="9638"/>
+        <w:tblBorders>
+          <w:top w:val="single" w:color="auto" w:sz="4"/>
+          <w:left w:val="single" w:color="auto" w:sz="4"/>
+          <w:bottom w:val="single" w:color="auto" w:sz="4"/>
+          <w:right w:val="single" w:color="auto" w:sz="4"/>
+          <w:insideH w:val="single" w:color="auto" w:sz="4"/>
+          <w:insideV w:val="single" w:color="auto" w:sz="4"/>
+        </w:tblBorders>
+      </w:tblPr>
+      <w:tblGrid>
+        <w:gridCol w:w="700"/>
+        <w:gridCol w:w="5338"/>
+        <w:gridCol w:w="3600"/>
+      </w:tblGrid>
+      <w:tr>
+        <w:trPr>
+          <w:tblHeader/>
+        </w:trPr>
+        <w:tc>
+          <w:tcPr>
+            <w:tcW w:type="dxa" w:w="700"/>
+            <w:tcBorders>
+              <w:top w:val="single" w:color="CBD5E1" w:sz="4"/>
+              <w:left w:val="single" w:color="CBD5E1" w:sz="4"/>
+              <w:bottom w:val="single" w:color="CBD5E1" w:sz="4"/>
+              <w:right w:val="single" w:color="CBD5E1" w:sz="4"/>
+            </w:tcBorders>
+            <w:shd w:fill="0A2540" w:color="auto" w:val="clear"/>
+            <w:tcMar>
+              <w:top w:type="dxa" w:w="80"/>
+              <w:left w:type="dxa" w:w="110"/>
+              <w:bottom w:type="dxa" w:w="80"/>
+              <w:right w:type="dxa" w:w="110"/>
+            </w:tcMar>
+            <w:vAlign w:val="center"/>
+          </w:tcPr>
+          <w:p>
+            <w:r>
+              <w:rPr>
+                <w:b/>
+                <w:bCs/>
+                <w:color w:val="FFFFFF"/>
+                <w:sz w:val="19"/>
+                <w:szCs w:val="19"/>
+              </w:rPr>
+              <w:t xml:space="preserve">#</w:t>
+            </w:r>
+          </w:p>
+        </w:tc>
+        <w:tc>
+          <w:tcPr>
+            <w:tcW w:type="dxa" w:w="5338"/>
+            <w:tcBorders>
+              <w:top w:val="single" w:color="CBD5E1" w:sz="4"/>
+              <w:left w:val="single" w:color="CBD5E1" w:sz="4"/>
+              <w:bottom w:val="single" w:color="CBD5E1" w:sz="4"/>
+              <w:right w:val="single" w:color="CBD5E1" w:sz="4"/>
+            </w:tcBorders>
+            <w:shd w:fill="0A2540" w:color="auto" w:val="clear"/>
+            <w:tcMar>
+              <w:top w:type="dxa" w:w="80"/>
+              <w:left w:type="dxa" w:w="110"/>
+              <w:bottom w:type="dxa" w:w="80"/>
+              <w:right w:type="dxa" w:w="110"/>
+            </w:tcMar>
+            <w:vAlign w:val="center"/>
+          </w:tcPr>
+          <w:p>
+            <w:r>
+              <w:rPr>
+                <w:b/>
+                <w:bCs/>
+                <w:color w:val="FFFFFF"/>
+                <w:sz w:val="19"/>
+                <w:szCs w:val="19"/>
+              </w:rPr>
+              <w:t xml:space="preserve">Team member</w:t>
+            </w:r>
+          </w:p>
+        </w:tc>
+        <w:tc>
+          <w:tcPr>
+            <w:tcW w:type="dxa" w:w="3600"/>
+            <w:tcBorders>
+              <w:top w:val="single" w:color="CBD5E1" w:sz="4"/>
+              <w:left w:val="single" w:color="CBD5E1" w:sz="4"/>
+              <w:bottom w:val="single" w:color="CBD5E1" w:sz="4"/>
+              <w:right w:val="single" w:color="CBD5E1" w:sz="4"/>
+            </w:tcBorders>
+            <w:shd w:fill="0A2540" w:color="auto" w:val="clear"/>
+            <w:tcMar>
+              <w:top w:type="dxa" w:w="80"/>
+              <w:left w:type="dxa" w:w="110"/>
+              <w:bottom w:type="dxa" w:w="80"/>
+              <w:right w:type="dxa" w:w="110"/>
+            </w:tcMar>
+            <w:vAlign w:val="center"/>
+          </w:tcPr>
+          <w:p>
+            <w:r>
+              <w:rPr>
+                <w:b/>
+                <w:bCs/>
+                <w:color w:val="FFFFFF"/>
+                <w:sz w:val="19"/>
+                <w:szCs w:val="19"/>
+              </w:rPr>
+              <w:t xml:space="preserve">Student ID</w:t>
             </w:r>
           </w:p>
         </w:tc>
@@ -471,67 +592,100 @@
         </w:trPr>
         <w:tc>
           <w:tcPr>
-            <w:tcW w:type="dxa" w:w="2600"/>
-            <w:tcBorders>
-              <w:top w:val="single" w:color="CBD5E1" w:sz="4"/>
-              <w:left w:val="single" w:color="CBD5E1" w:sz="4"/>
-              <w:bottom w:val="single" w:color="CBD5E1" w:sz="4"/>
-              <w:right w:val="single" w:color="CBD5E1" w:sz="4"/>
-            </w:tcBorders>
-            <w:shd w:fill="FFFFFF" w:color="auto" w:val="clear"/>
-            <w:tcMar>
-              <w:top w:type="dxa" w:w="70"/>
-              <w:left w:type="dxa" w:w="110"/>
-              <w:bottom w:type="dxa" w:w="70"/>
-              <w:right w:type="dxa" w:w="110"/>
-            </w:tcMar>
-          </w:tcPr>
-          <w:p>
-            <w:pPr>
-              <w:spacing w:after="0" w:line="264"/>
-            </w:pPr>
-            <w:r>
-              <w:rPr>
-                <w:b w:val="false"/>
-                <w:bCs w:val="false"/>
-                <w:color w:val="0F172A"/>
-                <w:sz w:val="19"/>
-                <w:szCs w:val="19"/>
-              </w:rPr>
-              <w:t xml:space="preserve">Batch / Group</w:t>
-            </w:r>
-          </w:p>
-        </w:tc>
-        <w:tc>
-          <w:tcPr>
-            <w:tcW w:type="dxa" w:w="7038"/>
-            <w:tcBorders>
-              <w:top w:val="single" w:color="CBD5E1" w:sz="4"/>
-              <w:left w:val="single" w:color="CBD5E1" w:sz="4"/>
-              <w:bottom w:val="single" w:color="CBD5E1" w:sz="4"/>
-              <w:right w:val="single" w:color="CBD5E1" w:sz="4"/>
-            </w:tcBorders>
-            <w:shd w:fill="FFFFFF" w:color="auto" w:val="clear"/>
-            <w:tcMar>
-              <w:top w:type="dxa" w:w="70"/>
-              <w:left w:type="dxa" w:w="110"/>
-              <w:bottom w:type="dxa" w:w="70"/>
-              <w:right w:type="dxa" w:w="110"/>
-            </w:tcMar>
-          </w:tcPr>
-          <w:p>
-            <w:pPr>
-              <w:spacing w:after="0" w:line="264"/>
-            </w:pPr>
-            <w:r>
-              <w:rPr>
-                <w:b w:val="false"/>
-                <w:bCs w:val="false"/>
-                <w:color w:val="0F172A"/>
-                <w:sz w:val="19"/>
-                <w:szCs w:val="19"/>
-              </w:rPr>
-              <w:t xml:space="preserve">[Batch] / [Group]</w:t>
+            <w:tcW w:type="dxa" w:w="700"/>
+            <w:tcBorders>
+              <w:top w:val="single" w:color="CBD5E1" w:sz="4"/>
+              <w:left w:val="single" w:color="CBD5E1" w:sz="4"/>
+              <w:bottom w:val="single" w:color="CBD5E1" w:sz="4"/>
+              <w:right w:val="single" w:color="CBD5E1" w:sz="4"/>
+            </w:tcBorders>
+            <w:shd w:fill="FFFFFF" w:color="auto" w:val="clear"/>
+            <w:tcMar>
+              <w:top w:type="dxa" w:w="70"/>
+              <w:left w:type="dxa" w:w="110"/>
+              <w:bottom w:type="dxa" w:w="70"/>
+              <w:right w:type="dxa" w:w="110"/>
+            </w:tcMar>
+          </w:tcPr>
+          <w:p>
+            <w:pPr>
+              <w:spacing w:after="0" w:line="264"/>
+            </w:pPr>
+            <w:r>
+              <w:rPr>
+                <w:b w:val="false"/>
+                <w:bCs w:val="false"/>
+                <w:color w:val="0F172A"/>
+                <w:sz w:val="19"/>
+                <w:szCs w:val="19"/>
+              </w:rPr>
+              <w:t xml:space="preserve">1</w:t>
+            </w:r>
+          </w:p>
+        </w:tc>
+        <w:tc>
+          <w:tcPr>
+            <w:tcW w:type="dxa" w:w="5338"/>
+            <w:tcBorders>
+              <w:top w:val="single" w:color="CBD5E1" w:sz="4"/>
+              <w:left w:val="single" w:color="CBD5E1" w:sz="4"/>
+              <w:bottom w:val="single" w:color="CBD5E1" w:sz="4"/>
+              <w:right w:val="single" w:color="CBD5E1" w:sz="4"/>
+            </w:tcBorders>
+            <w:shd w:fill="FFFFFF" w:color="auto" w:val="clear"/>
+            <w:tcMar>
+              <w:top w:type="dxa" w:w="70"/>
+              <w:left w:type="dxa" w:w="110"/>
+              <w:bottom w:type="dxa" w:w="70"/>
+              <w:right w:type="dxa" w:w="110"/>
+            </w:tcMar>
+          </w:tcPr>
+          <w:p>
+            <w:pPr>
+              <w:spacing w:after="0" w:line="264"/>
+            </w:pPr>
+            <w:r>
+              <w:rPr>
+                <w:b/>
+                <w:bCs/>
+                <w:color w:val="0F172A"/>
+                <w:sz w:val="19"/>
+                <w:szCs w:val="19"/>
+              </w:rPr>
+              <w:t xml:space="preserve">Ali Jan</w:t>
+            </w:r>
+          </w:p>
+        </w:tc>
+        <w:tc>
+          <w:tcPr>
+            <w:tcW w:type="dxa" w:w="3600"/>
+            <w:tcBorders>
+              <w:top w:val="single" w:color="CBD5E1" w:sz="4"/>
+              <w:left w:val="single" w:color="CBD5E1" w:sz="4"/>
+              <w:bottom w:val="single" w:color="CBD5E1" w:sz="4"/>
+              <w:right w:val="single" w:color="CBD5E1" w:sz="4"/>
+            </w:tcBorders>
+            <w:shd w:fill="FFFFFF" w:color="auto" w:val="clear"/>
+            <w:tcMar>
+              <w:top w:type="dxa" w:w="70"/>
+              <w:left w:type="dxa" w:w="110"/>
+              <w:bottom w:type="dxa" w:w="70"/>
+              <w:right w:type="dxa" w:w="110"/>
+            </w:tcMar>
+          </w:tcPr>
+          <w:p>
+            <w:pPr>
+              <w:spacing w:after="0" w:line="264"/>
+            </w:pPr>
+            <w:r>
+              <w:rPr>
+                <w:b w:val="false"/>
+                <w:bCs w:val="false"/>
+                <w:color w:val="0F172A"/>
+                <w:sz w:val="19"/>
+                <w:szCs w:val="19"/>
+              </w:rPr>
+              <w:t xml:space="preserve">Student1661815</w:t>
             </w:r>
           </w:p>
         </w:tc>
@@ -542,67 +696,100 @@
         </w:trPr>
         <w:tc>
           <w:tcPr>
-            <w:tcW w:type="dxa" w:w="2600"/>
-            <w:tcBorders>
-              <w:top w:val="single" w:color="CBD5E1" w:sz="4"/>
-              <w:left w:val="single" w:color="CBD5E1" w:sz="4"/>
-              <w:bottom w:val="single" w:color="CBD5E1" w:sz="4"/>
-              <w:right w:val="single" w:color="CBD5E1" w:sz="4"/>
-            </w:tcBorders>
-            <w:shd w:fill="F8FAFC" w:color="auto" w:val="clear"/>
-            <w:tcMar>
-              <w:top w:type="dxa" w:w="70"/>
-              <w:left w:type="dxa" w:w="110"/>
-              <w:bottom w:type="dxa" w:w="70"/>
-              <w:right w:type="dxa" w:w="110"/>
-            </w:tcMar>
-          </w:tcPr>
-          <w:p>
-            <w:pPr>
-              <w:spacing w:after="0" w:line="264"/>
-            </w:pPr>
-            <w:r>
-              <w:rPr>
-                <w:b w:val="false"/>
-                <w:bCs w:val="false"/>
-                <w:color w:val="0F172A"/>
-                <w:sz w:val="19"/>
-                <w:szCs w:val="19"/>
-              </w:rPr>
-              <w:t xml:space="preserve">Centre</w:t>
-            </w:r>
-          </w:p>
-        </w:tc>
-        <w:tc>
-          <w:tcPr>
-            <w:tcW w:type="dxa" w:w="7038"/>
-            <w:tcBorders>
-              <w:top w:val="single" w:color="CBD5E1" w:sz="4"/>
-              <w:left w:val="single" w:color="CBD5E1" w:sz="4"/>
-              <w:bottom w:val="single" w:color="CBD5E1" w:sz="4"/>
-              <w:right w:val="single" w:color="CBD5E1" w:sz="4"/>
-            </w:tcBorders>
-            <w:shd w:fill="F8FAFC" w:color="auto" w:val="clear"/>
-            <w:tcMar>
-              <w:top w:type="dxa" w:w="70"/>
-              <w:left w:type="dxa" w:w="110"/>
-              <w:bottom w:type="dxa" w:w="70"/>
-              <w:right w:type="dxa" w:w="110"/>
-            </w:tcMar>
-          </w:tcPr>
-          <w:p>
-            <w:pPr>
-              <w:spacing w:after="0" w:line="264"/>
-            </w:pPr>
-            <w:r>
-              <w:rPr>
-                <w:b w:val="false"/>
-                <w:bCs w:val="false"/>
-                <w:color w:val="0F172A"/>
-                <w:sz w:val="19"/>
-                <w:szCs w:val="19"/>
-              </w:rPr>
-              <w:t xml:space="preserve">[Centre name]</w:t>
+            <w:tcW w:type="dxa" w:w="700"/>
+            <w:tcBorders>
+              <w:top w:val="single" w:color="CBD5E1" w:sz="4"/>
+              <w:left w:val="single" w:color="CBD5E1" w:sz="4"/>
+              <w:bottom w:val="single" w:color="CBD5E1" w:sz="4"/>
+              <w:right w:val="single" w:color="CBD5E1" w:sz="4"/>
+            </w:tcBorders>
+            <w:shd w:fill="F8FAFC" w:color="auto" w:val="clear"/>
+            <w:tcMar>
+              <w:top w:type="dxa" w:w="70"/>
+              <w:left w:type="dxa" w:w="110"/>
+              <w:bottom w:type="dxa" w:w="70"/>
+              <w:right w:type="dxa" w:w="110"/>
+            </w:tcMar>
+          </w:tcPr>
+          <w:p>
+            <w:pPr>
+              <w:spacing w:after="0" w:line="264"/>
+            </w:pPr>
+            <w:r>
+              <w:rPr>
+                <w:b w:val="false"/>
+                <w:bCs w:val="false"/>
+                <w:color w:val="0F172A"/>
+                <w:sz w:val="19"/>
+                <w:szCs w:val="19"/>
+              </w:rPr>
+              <w:t xml:space="preserve">2</w:t>
+            </w:r>
+          </w:p>
+        </w:tc>
+        <w:tc>
+          <w:tcPr>
+            <w:tcW w:type="dxa" w:w="5338"/>
+            <w:tcBorders>
+              <w:top w:val="single" w:color="CBD5E1" w:sz="4"/>
+              <w:left w:val="single" w:color="CBD5E1" w:sz="4"/>
+              <w:bottom w:val="single" w:color="CBD5E1" w:sz="4"/>
+              <w:right w:val="single" w:color="CBD5E1" w:sz="4"/>
+            </w:tcBorders>
+            <w:shd w:fill="F8FAFC" w:color="auto" w:val="clear"/>
+            <w:tcMar>
+              <w:top w:type="dxa" w:w="70"/>
+              <w:left w:type="dxa" w:w="110"/>
+              <w:bottom w:type="dxa" w:w="70"/>
+              <w:right w:type="dxa" w:w="110"/>
+            </w:tcMar>
+          </w:tcPr>
+          <w:p>
+            <w:pPr>
+              <w:spacing w:after="0" w:line="264"/>
+            </w:pPr>
+            <w:r>
+              <w:rPr>
+                <w:b/>
+                <w:bCs/>
+                <w:color w:val="0F172A"/>
+                <w:sz w:val="19"/>
+                <w:szCs w:val="19"/>
+              </w:rPr>
+              <w:t xml:space="preserve">Humaiz Khan</w:t>
+            </w:r>
+          </w:p>
+        </w:tc>
+        <w:tc>
+          <w:tcPr>
+            <w:tcW w:type="dxa" w:w="3600"/>
+            <w:tcBorders>
+              <w:top w:val="single" w:color="CBD5E1" w:sz="4"/>
+              <w:left w:val="single" w:color="CBD5E1" w:sz="4"/>
+              <w:bottom w:val="single" w:color="CBD5E1" w:sz="4"/>
+              <w:right w:val="single" w:color="CBD5E1" w:sz="4"/>
+            </w:tcBorders>
+            <w:shd w:fill="F8FAFC" w:color="auto" w:val="clear"/>
+            <w:tcMar>
+              <w:top w:type="dxa" w:w="70"/>
+              <w:left w:type="dxa" w:w="110"/>
+              <w:bottom w:type="dxa" w:w="70"/>
+              <w:right w:type="dxa" w:w="110"/>
+            </w:tcMar>
+          </w:tcPr>
+          <w:p>
+            <w:pPr>
+              <w:spacing w:after="0" w:line="264"/>
+            </w:pPr>
+            <w:r>
+              <w:rPr>
+                <w:b w:val="false"/>
+                <w:bCs w:val="false"/>
+                <w:color w:val="0F172A"/>
+                <w:sz w:val="19"/>
+                <w:szCs w:val="19"/>
+              </w:rPr>
+              <w:t xml:space="preserve">Student1659420</w:t>
             </w:r>
           </w:p>
         </w:tc>
@@ -613,67 +800,308 @@
         </w:trPr>
         <w:tc>
           <w:tcPr>
-            <w:tcW w:type="dxa" w:w="2600"/>
-            <w:tcBorders>
-              <w:top w:val="single" w:color="CBD5E1" w:sz="4"/>
-              <w:left w:val="single" w:color="CBD5E1" w:sz="4"/>
-              <w:bottom w:val="single" w:color="CBD5E1" w:sz="4"/>
-              <w:right w:val="single" w:color="CBD5E1" w:sz="4"/>
-            </w:tcBorders>
-            <w:shd w:fill="FFFFFF" w:color="auto" w:val="clear"/>
-            <w:tcMar>
-              <w:top w:type="dxa" w:w="70"/>
-              <w:left w:type="dxa" w:w="110"/>
-              <w:bottom w:type="dxa" w:w="70"/>
-              <w:right w:type="dxa" w:w="110"/>
-            </w:tcMar>
-          </w:tcPr>
-          <w:p>
-            <w:pPr>
-              <w:spacing w:after="0" w:line="264"/>
-            </w:pPr>
-            <w:r>
-              <w:rPr>
-                <w:b w:val="false"/>
-                <w:bCs w:val="false"/>
-                <w:color w:val="0F172A"/>
-                <w:sz w:val="19"/>
-                <w:szCs w:val="19"/>
-              </w:rPr>
-              <w:t xml:space="preserve">Submission date</w:t>
-            </w:r>
-          </w:p>
-        </w:tc>
-        <w:tc>
-          <w:tcPr>
-            <w:tcW w:type="dxa" w:w="7038"/>
-            <w:tcBorders>
-              <w:top w:val="single" w:color="CBD5E1" w:sz="4"/>
-              <w:left w:val="single" w:color="CBD5E1" w:sz="4"/>
-              <w:bottom w:val="single" w:color="CBD5E1" w:sz="4"/>
-              <w:right w:val="single" w:color="CBD5E1" w:sz="4"/>
-            </w:tcBorders>
-            <w:shd w:fill="FFFFFF" w:color="auto" w:val="clear"/>
-            <w:tcMar>
-              <w:top w:type="dxa" w:w="70"/>
-              <w:left w:type="dxa" w:w="110"/>
-              <w:bottom w:type="dxa" w:w="70"/>
-              <w:right w:type="dxa" w:w="110"/>
-            </w:tcMar>
-          </w:tcPr>
-          <w:p>
-            <w:pPr>
-              <w:spacing w:after="0" w:line="264"/>
-            </w:pPr>
-            <w:r>
-              <w:rPr>
-                <w:b w:val="false"/>
-                <w:bCs w:val="false"/>
-                <w:color w:val="0F172A"/>
-                <w:sz w:val="19"/>
-                <w:szCs w:val="19"/>
-              </w:rPr>
-              <w:t xml:space="preserve">[DD/MMM/YYYY]</w:t>
+            <w:tcW w:type="dxa" w:w="700"/>
+            <w:tcBorders>
+              <w:top w:val="single" w:color="CBD5E1" w:sz="4"/>
+              <w:left w:val="single" w:color="CBD5E1" w:sz="4"/>
+              <w:bottom w:val="single" w:color="CBD5E1" w:sz="4"/>
+              <w:right w:val="single" w:color="CBD5E1" w:sz="4"/>
+            </w:tcBorders>
+            <w:shd w:fill="FFFFFF" w:color="auto" w:val="clear"/>
+            <w:tcMar>
+              <w:top w:type="dxa" w:w="70"/>
+              <w:left w:type="dxa" w:w="110"/>
+              <w:bottom w:type="dxa" w:w="70"/>
+              <w:right w:type="dxa" w:w="110"/>
+            </w:tcMar>
+          </w:tcPr>
+          <w:p>
+            <w:pPr>
+              <w:spacing w:after="0" w:line="264"/>
+            </w:pPr>
+            <w:r>
+              <w:rPr>
+                <w:b w:val="false"/>
+                <w:bCs w:val="false"/>
+                <w:color w:val="0F172A"/>
+                <w:sz w:val="19"/>
+                <w:szCs w:val="19"/>
+              </w:rPr>
+              <w:t xml:space="preserve">3</w:t>
+            </w:r>
+          </w:p>
+        </w:tc>
+        <w:tc>
+          <w:tcPr>
+            <w:tcW w:type="dxa" w:w="5338"/>
+            <w:tcBorders>
+              <w:top w:val="single" w:color="CBD5E1" w:sz="4"/>
+              <w:left w:val="single" w:color="CBD5E1" w:sz="4"/>
+              <w:bottom w:val="single" w:color="CBD5E1" w:sz="4"/>
+              <w:right w:val="single" w:color="CBD5E1" w:sz="4"/>
+            </w:tcBorders>
+            <w:shd w:fill="FFFFFF" w:color="auto" w:val="clear"/>
+            <w:tcMar>
+              <w:top w:type="dxa" w:w="70"/>
+              <w:left w:type="dxa" w:w="110"/>
+              <w:bottom w:type="dxa" w:w="70"/>
+              <w:right w:type="dxa" w:w="110"/>
+            </w:tcMar>
+          </w:tcPr>
+          <w:p>
+            <w:pPr>
+              <w:spacing w:after="0" w:line="264"/>
+            </w:pPr>
+            <w:r>
+              <w:rPr>
+                <w:b/>
+                <w:bCs/>
+                <w:color w:val="0F172A"/>
+                <w:sz w:val="19"/>
+                <w:szCs w:val="19"/>
+              </w:rPr>
+              <w:t xml:space="preserve">Muhammad Ehtisham Shakeel</w:t>
+            </w:r>
+          </w:p>
+        </w:tc>
+        <w:tc>
+          <w:tcPr>
+            <w:tcW w:type="dxa" w:w="3600"/>
+            <w:tcBorders>
+              <w:top w:val="single" w:color="CBD5E1" w:sz="4"/>
+              <w:left w:val="single" w:color="CBD5E1" w:sz="4"/>
+              <w:bottom w:val="single" w:color="CBD5E1" w:sz="4"/>
+              <w:right w:val="single" w:color="CBD5E1" w:sz="4"/>
+            </w:tcBorders>
+            <w:shd w:fill="FFFFFF" w:color="auto" w:val="clear"/>
+            <w:tcMar>
+              <w:top w:type="dxa" w:w="70"/>
+              <w:left w:type="dxa" w:w="110"/>
+              <w:bottom w:type="dxa" w:w="70"/>
+              <w:right w:type="dxa" w:w="110"/>
+            </w:tcMar>
+          </w:tcPr>
+          <w:p>
+            <w:pPr>
+              <w:spacing w:after="0" w:line="264"/>
+            </w:pPr>
+            <w:r>
+              <w:rPr>
+                <w:b w:val="false"/>
+                <w:bCs w:val="false"/>
+                <w:color w:val="0F172A"/>
+                <w:sz w:val="19"/>
+                <w:szCs w:val="19"/>
+              </w:rPr>
+              <w:t xml:space="preserve">Student1657963</w:t>
+            </w:r>
+          </w:p>
+        </w:tc>
+      </w:tr>
+      <w:tr>
+        <w:trPr>
+          <w:cantSplit/>
+        </w:trPr>
+        <w:tc>
+          <w:tcPr>
+            <w:tcW w:type="dxa" w:w="700"/>
+            <w:tcBorders>
+              <w:top w:val="single" w:color="CBD5E1" w:sz="4"/>
+              <w:left w:val="single" w:color="CBD5E1" w:sz="4"/>
+              <w:bottom w:val="single" w:color="CBD5E1" w:sz="4"/>
+              <w:right w:val="single" w:color="CBD5E1" w:sz="4"/>
+            </w:tcBorders>
+            <w:shd w:fill="F8FAFC" w:color="auto" w:val="clear"/>
+            <w:tcMar>
+              <w:top w:type="dxa" w:w="70"/>
+              <w:left w:type="dxa" w:w="110"/>
+              <w:bottom w:type="dxa" w:w="70"/>
+              <w:right w:type="dxa" w:w="110"/>
+            </w:tcMar>
+          </w:tcPr>
+          <w:p>
+            <w:pPr>
+              <w:spacing w:after="0" w:line="264"/>
+            </w:pPr>
+            <w:r>
+              <w:rPr>
+                <w:b w:val="false"/>
+                <w:bCs w:val="false"/>
+                <w:color w:val="0F172A"/>
+                <w:sz w:val="19"/>
+                <w:szCs w:val="19"/>
+              </w:rPr>
+              <w:t xml:space="preserve">4</w:t>
+            </w:r>
+          </w:p>
+        </w:tc>
+        <w:tc>
+          <w:tcPr>
+            <w:tcW w:type="dxa" w:w="5338"/>
+            <w:tcBorders>
+              <w:top w:val="single" w:color="CBD5E1" w:sz="4"/>
+              <w:left w:val="single" w:color="CBD5E1" w:sz="4"/>
+              <w:bottom w:val="single" w:color="CBD5E1" w:sz="4"/>
+              <w:right w:val="single" w:color="CBD5E1" w:sz="4"/>
+            </w:tcBorders>
+            <w:shd w:fill="F8FAFC" w:color="auto" w:val="clear"/>
+            <w:tcMar>
+              <w:top w:type="dxa" w:w="70"/>
+              <w:left w:type="dxa" w:w="110"/>
+              <w:bottom w:type="dxa" w:w="70"/>
+              <w:right w:type="dxa" w:w="110"/>
+            </w:tcMar>
+          </w:tcPr>
+          <w:p>
+            <w:pPr>
+              <w:spacing w:after="0" w:line="264"/>
+            </w:pPr>
+            <w:r>
+              <w:rPr>
+                <w:b/>
+                <w:bCs/>
+                <w:color w:val="0F172A"/>
+                <w:sz w:val="19"/>
+                <w:szCs w:val="19"/>
+              </w:rPr>
+              <w:t xml:space="preserve">Muhammad Waleed</w:t>
+            </w:r>
+          </w:p>
+        </w:tc>
+        <w:tc>
+          <w:tcPr>
+            <w:tcW w:type="dxa" w:w="3600"/>
+            <w:tcBorders>
+              <w:top w:val="single" w:color="CBD5E1" w:sz="4"/>
+              <w:left w:val="single" w:color="CBD5E1" w:sz="4"/>
+              <w:bottom w:val="single" w:color="CBD5E1" w:sz="4"/>
+              <w:right w:val="single" w:color="CBD5E1" w:sz="4"/>
+            </w:tcBorders>
+            <w:shd w:fill="F8FAFC" w:color="auto" w:val="clear"/>
+            <w:tcMar>
+              <w:top w:type="dxa" w:w="70"/>
+              <w:left w:type="dxa" w:w="110"/>
+              <w:bottom w:type="dxa" w:w="70"/>
+              <w:right w:type="dxa" w:w="110"/>
+            </w:tcMar>
+          </w:tcPr>
+          <w:p>
+            <w:pPr>
+              <w:spacing w:after="0" w:line="264"/>
+            </w:pPr>
+            <w:r>
+              <w:rPr>
+                <w:b w:val="false"/>
+                <w:bCs w:val="false"/>
+                <w:color w:val="0F172A"/>
+                <w:sz w:val="19"/>
+                <w:szCs w:val="19"/>
+              </w:rPr>
+              <w:t xml:space="preserve">Student1659932</w:t>
+            </w:r>
+          </w:p>
+        </w:tc>
+      </w:tr>
+      <w:tr>
+        <w:trPr>
+          <w:cantSplit/>
+        </w:trPr>
+        <w:tc>
+          <w:tcPr>
+            <w:tcW w:type="dxa" w:w="700"/>
+            <w:tcBorders>
+              <w:top w:val="single" w:color="CBD5E1" w:sz="4"/>
+              <w:left w:val="single" w:color="CBD5E1" w:sz="4"/>
+              <w:bottom w:val="single" w:color="CBD5E1" w:sz="4"/>
+              <w:right w:val="single" w:color="CBD5E1" w:sz="4"/>
+            </w:tcBorders>
+            <w:shd w:fill="FFFFFF" w:color="auto" w:val="clear"/>
+            <w:tcMar>
+              <w:top w:type="dxa" w:w="70"/>
+              <w:left w:type="dxa" w:w="110"/>
+              <w:bottom w:type="dxa" w:w="70"/>
+              <w:right w:type="dxa" w:w="110"/>
+            </w:tcMar>
+          </w:tcPr>
+          <w:p>
+            <w:pPr>
+              <w:spacing w:after="0" w:line="264"/>
+            </w:pPr>
+            <w:r>
+              <w:rPr>
+                <w:b w:val="false"/>
+                <w:bCs w:val="false"/>
+                <w:color w:val="0F172A"/>
+                <w:sz w:val="19"/>
+                <w:szCs w:val="19"/>
+              </w:rPr>
+              <w:t xml:space="preserve">5</w:t>
+            </w:r>
+          </w:p>
+        </w:tc>
+        <w:tc>
+          <w:tcPr>
+            <w:tcW w:type="dxa" w:w="5338"/>
+            <w:tcBorders>
+              <w:top w:val="single" w:color="CBD5E1" w:sz="4"/>
+              <w:left w:val="single" w:color="CBD5E1" w:sz="4"/>
+              <w:bottom w:val="single" w:color="CBD5E1" w:sz="4"/>
+              <w:right w:val="single" w:color="CBD5E1" w:sz="4"/>
+            </w:tcBorders>
+            <w:shd w:fill="FFFFFF" w:color="auto" w:val="clear"/>
+            <w:tcMar>
+              <w:top w:type="dxa" w:w="70"/>
+              <w:left w:type="dxa" w:w="110"/>
+              <w:bottom w:type="dxa" w:w="70"/>
+              <w:right w:type="dxa" w:w="110"/>
+            </w:tcMar>
+          </w:tcPr>
+          <w:p>
+            <w:pPr>
+              <w:spacing w:after="0" w:line="264"/>
+            </w:pPr>
+            <w:r>
+              <w:rPr>
+                <w:b/>
+                <w:bCs/>
+                <w:color w:val="0F172A"/>
+                <w:sz w:val="19"/>
+                <w:szCs w:val="19"/>
+              </w:rPr>
+              <w:t xml:space="preserve">Ali Turab</w:t>
+            </w:r>
+          </w:p>
+        </w:tc>
+        <w:tc>
+          <w:tcPr>
+            <w:tcW w:type="dxa" w:w="3600"/>
+            <w:tcBorders>
+              <w:top w:val="single" w:color="CBD5E1" w:sz="4"/>
+              <w:left w:val="single" w:color="CBD5E1" w:sz="4"/>
+              <w:bottom w:val="single" w:color="CBD5E1" w:sz="4"/>
+              <w:right w:val="single" w:color="CBD5E1" w:sz="4"/>
+            </w:tcBorders>
+            <w:shd w:fill="FFFFFF" w:color="auto" w:val="clear"/>
+            <w:tcMar>
+              <w:top w:type="dxa" w:w="70"/>
+              <w:left w:type="dxa" w:w="110"/>
+              <w:bottom w:type="dxa" w:w="70"/>
+              <w:right w:type="dxa" w:w="110"/>
+            </w:tcMar>
+          </w:tcPr>
+          <w:p>
+            <w:pPr>
+              <w:spacing w:after="0" w:line="264"/>
+            </w:pPr>
+            <w:r>
+              <w:rPr>
+                <w:b w:val="false"/>
+                <w:bCs w:val="false"/>
+                <w:color w:val="0F172A"/>
+                <w:sz w:val="19"/>
+                <w:szCs w:val="19"/>
+              </w:rPr>
+              <w:t xml:space="preserve">Student1667727</w:t>
             </w:r>
           </w:p>
         </w:tc>
@@ -718,7 +1146,7 @@
         <w:t xml:space="preserve">"Nexus Service Marketing System"</w:t>
       </w:r>
       <w:r>
-        <w:t xml:space="preserve"> has been designed, developed, tested and documented by the student(s) named on the cover page as part of the eProject learning programme, under the guidance of the faculty mentor named below.</w:t>
+        <w:t xml:space="preserve"> has been designed, developed, tested and documented by the students named below as part of the eProject learning programme, under the guidance of the faculty mentor.</w:t>
       </w:r>
     </w:p>
     <w:p>
@@ -731,7 +1159,7 @@
     </w:p>
     <w:p>
       <w:pPr>
-        <w:spacing w:after="800"/>
+        <w:spacing w:after="300"/>
       </w:pPr>
     </w:p>
     <w:tbl>
@@ -747,9 +1175,9 @@
         </w:tblBorders>
       </w:tblPr>
       <w:tblGrid>
-        <w:gridCol w:w="2200"/>
-        <w:gridCol w:w="3719"/>
-        <w:gridCol w:w="3719"/>
+        <w:gridCol w:w="3900"/>
+        <w:gridCol w:w="2700"/>
+        <w:gridCol w:w="3038"/>
       </w:tblGrid>
       <w:tr>
         <w:trPr>
@@ -757,7 +1185,7 @@
         </w:trPr>
         <w:tc>
           <w:tcPr>
-            <w:tcW w:type="dxa" w:w="2200"/>
+            <w:tcW w:type="dxa" w:w="3900"/>
             <w:tcBorders>
               <w:top w:val="single" w:color="CBD5E1" w:sz="4"/>
               <w:left w:val="single" w:color="CBD5E1" w:sz="4"/>
@@ -782,13 +1210,13 @@
                 <w:sz w:val="19"/>
                 <w:szCs w:val="19"/>
               </w:rPr>
-              <w:t xml:space="preserve"/>
-            </w:r>
-          </w:p>
-        </w:tc>
-        <w:tc>
-          <w:tcPr>
-            <w:tcW w:type="dxa" w:w="3719"/>
+              <w:t xml:space="preserve">Student name</w:t>
+            </w:r>
+          </w:p>
+        </w:tc>
+        <w:tc>
+          <w:tcPr>
+            <w:tcW w:type="dxa" w:w="2700"/>
             <w:tcBorders>
               <w:top w:val="single" w:color="CBD5E1" w:sz="4"/>
               <w:left w:val="single" w:color="CBD5E1" w:sz="4"/>
@@ -813,13 +1241,13 @@
                 <w:sz w:val="19"/>
                 <w:szCs w:val="19"/>
               </w:rPr>
-              <w:t xml:space="preserve">Student</w:t>
-            </w:r>
-          </w:p>
-        </w:tc>
-        <w:tc>
-          <w:tcPr>
-            <w:tcW w:type="dxa" w:w="3719"/>
+              <w:t xml:space="preserve">Student ID</w:t>
+            </w:r>
+          </w:p>
+        </w:tc>
+        <w:tc>
+          <w:tcPr>
+            <w:tcW w:type="dxa" w:w="3038"/>
             <w:tcBorders>
               <w:top w:val="single" w:color="CBD5E1" w:sz="4"/>
               <w:left w:val="single" w:color="CBD5E1" w:sz="4"/>
@@ -844,7 +1272,7 @@
                 <w:sz w:val="19"/>
                 <w:szCs w:val="19"/>
               </w:rPr>
-              <w:t xml:space="preserve">Faculty mentor</w:t>
+              <w:t xml:space="preserve">Signature</w:t>
             </w:r>
           </w:p>
         </w:tc>
@@ -855,101 +1283,96 @@
         </w:trPr>
         <w:tc>
           <w:tcPr>
-            <w:tcW w:type="dxa" w:w="2200"/>
-            <w:tcBorders>
-              <w:top w:val="single" w:color="CBD5E1" w:sz="4"/>
-              <w:left w:val="single" w:color="CBD5E1" w:sz="4"/>
-              <w:bottom w:val="single" w:color="CBD5E1" w:sz="4"/>
-              <w:right w:val="single" w:color="CBD5E1" w:sz="4"/>
-            </w:tcBorders>
-            <w:shd w:fill="FFFFFF" w:color="auto" w:val="clear"/>
-            <w:tcMar>
-              <w:top w:type="dxa" w:w="70"/>
-              <w:left w:type="dxa" w:w="110"/>
-              <w:bottom w:type="dxa" w:w="70"/>
-              <w:right w:type="dxa" w:w="110"/>
-            </w:tcMar>
-          </w:tcPr>
-          <w:p>
-            <w:pPr>
-              <w:spacing w:after="0" w:line="264"/>
-            </w:pPr>
-            <w:r>
-              <w:rPr>
-                <w:b w:val="false"/>
-                <w:bCs w:val="false"/>
-                <w:color w:val="0F172A"/>
-                <w:sz w:val="19"/>
-                <w:szCs w:val="19"/>
-              </w:rPr>
-              <w:t xml:space="preserve">Name</w:t>
-            </w:r>
-          </w:p>
-        </w:tc>
-        <w:tc>
-          <w:tcPr>
-            <w:tcW w:type="dxa" w:w="3719"/>
-            <w:tcBorders>
-              <w:top w:val="single" w:color="CBD5E1" w:sz="4"/>
-              <w:left w:val="single" w:color="CBD5E1" w:sz="4"/>
-              <w:bottom w:val="single" w:color="CBD5E1" w:sz="4"/>
-              <w:right w:val="single" w:color="CBD5E1" w:sz="4"/>
-            </w:tcBorders>
-            <w:shd w:fill="FFFFFF" w:color="auto" w:val="clear"/>
-            <w:tcMar>
-              <w:top w:type="dxa" w:w="70"/>
-              <w:left w:type="dxa" w:w="110"/>
-              <w:bottom w:type="dxa" w:w="70"/>
-              <w:right w:type="dxa" w:w="110"/>
-            </w:tcMar>
-          </w:tcPr>
-          <w:p>
-            <w:pPr>
-              <w:spacing w:after="0" w:line="264"/>
-            </w:pPr>
-            <w:r>
-              <w:rPr>
-                <w:b w:val="false"/>
-                <w:bCs w:val="false"/>
-                <w:color w:val="0F172A"/>
-                <w:sz w:val="19"/>
-                <w:szCs w:val="19"/>
-              </w:rPr>
-              <w:t xml:space="preserve">[Your name]</w:t>
-            </w:r>
-          </w:p>
-        </w:tc>
-        <w:tc>
-          <w:tcPr>
-            <w:tcW w:type="dxa" w:w="3719"/>
-            <w:tcBorders>
-              <w:top w:val="single" w:color="CBD5E1" w:sz="4"/>
-              <w:left w:val="single" w:color="CBD5E1" w:sz="4"/>
-              <w:bottom w:val="single" w:color="CBD5E1" w:sz="4"/>
-              <w:right w:val="single" w:color="CBD5E1" w:sz="4"/>
-            </w:tcBorders>
-            <w:shd w:fill="FFFFFF" w:color="auto" w:val="clear"/>
-            <w:tcMar>
-              <w:top w:type="dxa" w:w="70"/>
-              <w:left w:type="dxa" w:w="110"/>
-              <w:bottom w:type="dxa" w:w="70"/>
-              <w:right w:type="dxa" w:w="110"/>
-            </w:tcMar>
-          </w:tcPr>
-          <w:p>
-            <w:pPr>
-              <w:spacing w:after="0" w:line="264"/>
-            </w:pPr>
-            <w:r>
-              <w:rPr>
-                <w:b w:val="false"/>
-                <w:bCs w:val="false"/>
-                <w:color w:val="0F172A"/>
-                <w:sz w:val="19"/>
-                <w:szCs w:val="19"/>
-              </w:rPr>
-              <w:t xml:space="preserve">[Mentor name]</w:t>
-            </w:r>
+            <w:tcW w:type="dxa" w:w="3900"/>
+            <w:tcBorders>
+              <w:top w:val="single" w:color="CBD5E1" w:sz="4"/>
+              <w:left w:val="single" w:color="CBD5E1" w:sz="4"/>
+              <w:bottom w:val="single" w:color="CBD5E1" w:sz="4"/>
+              <w:right w:val="single" w:color="CBD5E1" w:sz="4"/>
+            </w:tcBorders>
+            <w:shd w:fill="FFFFFF" w:color="auto" w:val="clear"/>
+            <w:tcMar>
+              <w:top w:type="dxa" w:w="70"/>
+              <w:left w:type="dxa" w:w="110"/>
+              <w:bottom w:type="dxa" w:w="70"/>
+              <w:right w:type="dxa" w:w="110"/>
+            </w:tcMar>
+          </w:tcPr>
+          <w:p>
+            <w:pPr>
+              <w:spacing w:after="0" w:line="264"/>
+            </w:pPr>
+            <w:r>
+              <w:rPr>
+                <w:b w:val="false"/>
+                <w:bCs w:val="false"/>
+                <w:color w:val="0F172A"/>
+                <w:sz w:val="19"/>
+                <w:szCs w:val="19"/>
+              </w:rPr>
+              <w:t xml:space="preserve">Ali Jan</w:t>
+            </w:r>
+          </w:p>
+        </w:tc>
+        <w:tc>
+          <w:tcPr>
+            <w:tcW w:type="dxa" w:w="2700"/>
+            <w:tcBorders>
+              <w:top w:val="single" w:color="CBD5E1" w:sz="4"/>
+              <w:left w:val="single" w:color="CBD5E1" w:sz="4"/>
+              <w:bottom w:val="single" w:color="CBD5E1" w:sz="4"/>
+              <w:right w:val="single" w:color="CBD5E1" w:sz="4"/>
+            </w:tcBorders>
+            <w:shd w:fill="FFFFFF" w:color="auto" w:val="clear"/>
+            <w:tcMar>
+              <w:top w:type="dxa" w:w="70"/>
+              <w:left w:type="dxa" w:w="110"/>
+              <w:bottom w:type="dxa" w:w="70"/>
+              <w:right w:type="dxa" w:w="110"/>
+            </w:tcMar>
+          </w:tcPr>
+          <w:p>
+            <w:pPr>
+              <w:spacing w:after="0" w:line="264"/>
+            </w:pPr>
+            <w:r>
+              <w:rPr>
+                <w:b w:val="false"/>
+                <w:bCs w:val="false"/>
+                <w:color w:val="0F172A"/>
+                <w:sz w:val="19"/>
+                <w:szCs w:val="19"/>
+              </w:rPr>
+              <w:t xml:space="preserve">Student1661815</w:t>
+            </w:r>
+          </w:p>
+        </w:tc>
+        <w:tc>
+          <w:tcPr>
+            <w:tcW w:type="dxa" w:w="3038"/>
+            <w:tcBorders>
+              <w:top w:val="single" w:color="CBD5E1" w:sz="4"/>
+              <w:left w:val="single" w:color="CBD5E1" w:sz="4"/>
+              <w:bottom w:val="single" w:color="CBD5E1" w:sz="4"/>
+              <w:right w:val="single" w:color="CBD5E1" w:sz="4"/>
+            </w:tcBorders>
+            <w:shd w:fill="FFFFFF" w:color="auto" w:val="clear"/>
+            <w:tcMar>
+              <w:top w:type="dxa" w:w="70"/>
+              <w:left w:type="dxa" w:w="110"/>
+              <w:bottom w:type="dxa" w:w="70"/>
+              <w:right w:type="dxa" w:w="110"/>
+            </w:tcMar>
+          </w:tcPr>
+          <w:p>
+            <w:pPr>
+              <w:spacing w:after="0" w:line="264"/>
+            </w:pPr>
+          </w:p>
+          <w:p>
+            <w:pPr>
+              <w:spacing w:after="0" w:line="264"/>
+            </w:pPr>
           </w:p>
         </w:tc>
       </w:tr>
@@ -959,92 +1382,87 @@
         </w:trPr>
         <w:tc>
           <w:tcPr>
-            <w:tcW w:type="dxa" w:w="2200"/>
-            <w:tcBorders>
-              <w:top w:val="single" w:color="CBD5E1" w:sz="4"/>
-              <w:left w:val="single" w:color="CBD5E1" w:sz="4"/>
-              <w:bottom w:val="single" w:color="CBD5E1" w:sz="4"/>
-              <w:right w:val="single" w:color="CBD5E1" w:sz="4"/>
-            </w:tcBorders>
-            <w:shd w:fill="F8FAFC" w:color="auto" w:val="clear"/>
-            <w:tcMar>
-              <w:top w:type="dxa" w:w="70"/>
-              <w:left w:type="dxa" w:w="110"/>
-              <w:bottom w:type="dxa" w:w="70"/>
-              <w:right w:type="dxa" w:w="110"/>
-            </w:tcMar>
-          </w:tcPr>
-          <w:p>
-            <w:pPr>
-              <w:spacing w:after="0" w:line="264"/>
-            </w:pPr>
-            <w:r>
-              <w:rPr>
-                <w:b w:val="false"/>
-                <w:bCs w:val="false"/>
-                <w:color w:val="0F172A"/>
-                <w:sz w:val="19"/>
-                <w:szCs w:val="19"/>
-              </w:rPr>
-              <w:t xml:space="preserve">Signature</w:t>
-            </w:r>
-          </w:p>
-        </w:tc>
-        <w:tc>
-          <w:tcPr>
-            <w:tcW w:type="dxa" w:w="3719"/>
-            <w:tcBorders>
-              <w:top w:val="single" w:color="CBD5E1" w:sz="4"/>
-              <w:left w:val="single" w:color="CBD5E1" w:sz="4"/>
-              <w:bottom w:val="single" w:color="CBD5E1" w:sz="4"/>
-              <w:right w:val="single" w:color="CBD5E1" w:sz="4"/>
-            </w:tcBorders>
-            <w:shd w:fill="F8FAFC" w:color="auto" w:val="clear"/>
-            <w:tcMar>
-              <w:top w:type="dxa" w:w="70"/>
-              <w:left w:type="dxa" w:w="110"/>
-              <w:bottom w:type="dxa" w:w="70"/>
-              <w:right w:type="dxa" w:w="110"/>
-            </w:tcMar>
-          </w:tcPr>
-          <w:p>
-            <w:pPr>
-              <w:spacing w:after="0" w:line="264"/>
-            </w:pPr>
-          </w:p>
-          <w:p>
-            <w:pPr>
-              <w:spacing w:after="0" w:line="264"/>
-            </w:pPr>
-          </w:p>
-          <w:p>
-            <w:pPr>
-              <w:spacing w:after="0" w:line="264"/>
-            </w:pPr>
-          </w:p>
-        </w:tc>
-        <w:tc>
-          <w:tcPr>
-            <w:tcW w:type="dxa" w:w="3719"/>
-            <w:tcBorders>
-              <w:top w:val="single" w:color="CBD5E1" w:sz="4"/>
-              <w:left w:val="single" w:color="CBD5E1" w:sz="4"/>
-              <w:bottom w:val="single" w:color="CBD5E1" w:sz="4"/>
-              <w:right w:val="single" w:color="CBD5E1" w:sz="4"/>
-            </w:tcBorders>
-            <w:shd w:fill="F8FAFC" w:color="auto" w:val="clear"/>
-            <w:tcMar>
-              <w:top w:type="dxa" w:w="70"/>
-              <w:left w:type="dxa" w:w="110"/>
-              <w:bottom w:type="dxa" w:w="70"/>
-              <w:right w:type="dxa" w:w="110"/>
-            </w:tcMar>
-          </w:tcPr>
-          <w:p>
-            <w:pPr>
-              <w:spacing w:after="0" w:line="264"/>
-            </w:pPr>
-          </w:p>
+            <w:tcW w:type="dxa" w:w="3900"/>
+            <w:tcBorders>
+              <w:top w:val="single" w:color="CBD5E1" w:sz="4"/>
+              <w:left w:val="single" w:color="CBD5E1" w:sz="4"/>
+              <w:bottom w:val="single" w:color="CBD5E1" w:sz="4"/>
+              <w:right w:val="single" w:color="CBD5E1" w:sz="4"/>
+            </w:tcBorders>
+            <w:shd w:fill="F8FAFC" w:color="auto" w:val="clear"/>
+            <w:tcMar>
+              <w:top w:type="dxa" w:w="70"/>
+              <w:left w:type="dxa" w:w="110"/>
+              <w:bottom w:type="dxa" w:w="70"/>
+              <w:right w:type="dxa" w:w="110"/>
+            </w:tcMar>
+          </w:tcPr>
+          <w:p>
+            <w:pPr>
+              <w:spacing w:after="0" w:line="264"/>
+            </w:pPr>
+            <w:r>
+              <w:rPr>
+                <w:b w:val="false"/>
+                <w:bCs w:val="false"/>
+                <w:color w:val="0F172A"/>
+                <w:sz w:val="19"/>
+                <w:szCs w:val="19"/>
+              </w:rPr>
+              <w:t xml:space="preserve">Humaiz Khan</w:t>
+            </w:r>
+          </w:p>
+        </w:tc>
+        <w:tc>
+          <w:tcPr>
+            <w:tcW w:type="dxa" w:w="2700"/>
+            <w:tcBorders>
+              <w:top w:val="single" w:color="CBD5E1" w:sz="4"/>
+              <w:left w:val="single" w:color="CBD5E1" w:sz="4"/>
+              <w:bottom w:val="single" w:color="CBD5E1" w:sz="4"/>
+              <w:right w:val="single" w:color="CBD5E1" w:sz="4"/>
+            </w:tcBorders>
+            <w:shd w:fill="F8FAFC" w:color="auto" w:val="clear"/>
+            <w:tcMar>
+              <w:top w:type="dxa" w:w="70"/>
+              <w:left w:type="dxa" w:w="110"/>
+              <w:bottom w:type="dxa" w:w="70"/>
+              <w:right w:type="dxa" w:w="110"/>
+            </w:tcMar>
+          </w:tcPr>
+          <w:p>
+            <w:pPr>
+              <w:spacing w:after="0" w:line="264"/>
+            </w:pPr>
+            <w:r>
+              <w:rPr>
+                <w:b w:val="false"/>
+                <w:bCs w:val="false"/>
+                <w:color w:val="0F172A"/>
+                <w:sz w:val="19"/>
+                <w:szCs w:val="19"/>
+              </w:rPr>
+              <w:t xml:space="preserve">Student1659420</w:t>
+            </w:r>
+          </w:p>
+        </w:tc>
+        <w:tc>
+          <w:tcPr>
+            <w:tcW w:type="dxa" w:w="3038"/>
+            <w:tcBorders>
+              <w:top w:val="single" w:color="CBD5E1" w:sz="4"/>
+              <w:left w:val="single" w:color="CBD5E1" w:sz="4"/>
+              <w:bottom w:val="single" w:color="CBD5E1" w:sz="4"/>
+              <w:right w:val="single" w:color="CBD5E1" w:sz="4"/>
+            </w:tcBorders>
+            <w:shd w:fill="F8FAFC" w:color="auto" w:val="clear"/>
+            <w:tcMar>
+              <w:top w:type="dxa" w:w="70"/>
+              <w:left w:type="dxa" w:w="110"/>
+              <w:bottom w:type="dxa" w:w="70"/>
+              <w:right w:type="dxa" w:w="110"/>
+            </w:tcMar>
+          </w:tcPr>
           <w:p>
             <w:pPr>
               <w:spacing w:after="0" w:line="264"/>
@@ -1063,6 +1481,611 @@
         </w:trPr>
         <w:tc>
           <w:tcPr>
+            <w:tcW w:type="dxa" w:w="3900"/>
+            <w:tcBorders>
+              <w:top w:val="single" w:color="CBD5E1" w:sz="4"/>
+              <w:left w:val="single" w:color="CBD5E1" w:sz="4"/>
+              <w:bottom w:val="single" w:color="CBD5E1" w:sz="4"/>
+              <w:right w:val="single" w:color="CBD5E1" w:sz="4"/>
+            </w:tcBorders>
+            <w:shd w:fill="FFFFFF" w:color="auto" w:val="clear"/>
+            <w:tcMar>
+              <w:top w:type="dxa" w:w="70"/>
+              <w:left w:type="dxa" w:w="110"/>
+              <w:bottom w:type="dxa" w:w="70"/>
+              <w:right w:type="dxa" w:w="110"/>
+            </w:tcMar>
+          </w:tcPr>
+          <w:p>
+            <w:pPr>
+              <w:spacing w:after="0" w:line="264"/>
+            </w:pPr>
+            <w:r>
+              <w:rPr>
+                <w:b w:val="false"/>
+                <w:bCs w:val="false"/>
+                <w:color w:val="0F172A"/>
+                <w:sz w:val="19"/>
+                <w:szCs w:val="19"/>
+              </w:rPr>
+              <w:t xml:space="preserve">Muhammad Ehtisham Shakeel</w:t>
+            </w:r>
+          </w:p>
+        </w:tc>
+        <w:tc>
+          <w:tcPr>
+            <w:tcW w:type="dxa" w:w="2700"/>
+            <w:tcBorders>
+              <w:top w:val="single" w:color="CBD5E1" w:sz="4"/>
+              <w:left w:val="single" w:color="CBD5E1" w:sz="4"/>
+              <w:bottom w:val="single" w:color="CBD5E1" w:sz="4"/>
+              <w:right w:val="single" w:color="CBD5E1" w:sz="4"/>
+            </w:tcBorders>
+            <w:shd w:fill="FFFFFF" w:color="auto" w:val="clear"/>
+            <w:tcMar>
+              <w:top w:type="dxa" w:w="70"/>
+              <w:left w:type="dxa" w:w="110"/>
+              <w:bottom w:type="dxa" w:w="70"/>
+              <w:right w:type="dxa" w:w="110"/>
+            </w:tcMar>
+          </w:tcPr>
+          <w:p>
+            <w:pPr>
+              <w:spacing w:after="0" w:line="264"/>
+            </w:pPr>
+            <w:r>
+              <w:rPr>
+                <w:b w:val="false"/>
+                <w:bCs w:val="false"/>
+                <w:color w:val="0F172A"/>
+                <w:sz w:val="19"/>
+                <w:szCs w:val="19"/>
+              </w:rPr>
+              <w:t xml:space="preserve">Student1657963</w:t>
+            </w:r>
+          </w:p>
+        </w:tc>
+        <w:tc>
+          <w:tcPr>
+            <w:tcW w:type="dxa" w:w="3038"/>
+            <w:tcBorders>
+              <w:top w:val="single" w:color="CBD5E1" w:sz="4"/>
+              <w:left w:val="single" w:color="CBD5E1" w:sz="4"/>
+              <w:bottom w:val="single" w:color="CBD5E1" w:sz="4"/>
+              <w:right w:val="single" w:color="CBD5E1" w:sz="4"/>
+            </w:tcBorders>
+            <w:shd w:fill="FFFFFF" w:color="auto" w:val="clear"/>
+            <w:tcMar>
+              <w:top w:type="dxa" w:w="70"/>
+              <w:left w:type="dxa" w:w="110"/>
+              <w:bottom w:type="dxa" w:w="70"/>
+              <w:right w:type="dxa" w:w="110"/>
+            </w:tcMar>
+          </w:tcPr>
+          <w:p>
+            <w:pPr>
+              <w:spacing w:after="0" w:line="264"/>
+            </w:pPr>
+          </w:p>
+          <w:p>
+            <w:pPr>
+              <w:spacing w:after="0" w:line="264"/>
+            </w:pPr>
+          </w:p>
+        </w:tc>
+      </w:tr>
+      <w:tr>
+        <w:trPr>
+          <w:cantSplit/>
+        </w:trPr>
+        <w:tc>
+          <w:tcPr>
+            <w:tcW w:type="dxa" w:w="3900"/>
+            <w:tcBorders>
+              <w:top w:val="single" w:color="CBD5E1" w:sz="4"/>
+              <w:left w:val="single" w:color="CBD5E1" w:sz="4"/>
+              <w:bottom w:val="single" w:color="CBD5E1" w:sz="4"/>
+              <w:right w:val="single" w:color="CBD5E1" w:sz="4"/>
+            </w:tcBorders>
+            <w:shd w:fill="F8FAFC" w:color="auto" w:val="clear"/>
+            <w:tcMar>
+              <w:top w:type="dxa" w:w="70"/>
+              <w:left w:type="dxa" w:w="110"/>
+              <w:bottom w:type="dxa" w:w="70"/>
+              <w:right w:type="dxa" w:w="110"/>
+            </w:tcMar>
+          </w:tcPr>
+          <w:p>
+            <w:pPr>
+              <w:spacing w:after="0" w:line="264"/>
+            </w:pPr>
+            <w:r>
+              <w:rPr>
+                <w:b w:val="false"/>
+                <w:bCs w:val="false"/>
+                <w:color w:val="0F172A"/>
+                <w:sz w:val="19"/>
+                <w:szCs w:val="19"/>
+              </w:rPr>
+              <w:t xml:space="preserve">Muhammad Waleed</w:t>
+            </w:r>
+          </w:p>
+        </w:tc>
+        <w:tc>
+          <w:tcPr>
+            <w:tcW w:type="dxa" w:w="2700"/>
+            <w:tcBorders>
+              <w:top w:val="single" w:color="CBD5E1" w:sz="4"/>
+              <w:left w:val="single" w:color="CBD5E1" w:sz="4"/>
+              <w:bottom w:val="single" w:color="CBD5E1" w:sz="4"/>
+              <w:right w:val="single" w:color="CBD5E1" w:sz="4"/>
+            </w:tcBorders>
+            <w:shd w:fill="F8FAFC" w:color="auto" w:val="clear"/>
+            <w:tcMar>
+              <w:top w:type="dxa" w:w="70"/>
+              <w:left w:type="dxa" w:w="110"/>
+              <w:bottom w:type="dxa" w:w="70"/>
+              <w:right w:type="dxa" w:w="110"/>
+            </w:tcMar>
+          </w:tcPr>
+          <w:p>
+            <w:pPr>
+              <w:spacing w:after="0" w:line="264"/>
+            </w:pPr>
+            <w:r>
+              <w:rPr>
+                <w:b w:val="false"/>
+                <w:bCs w:val="false"/>
+                <w:color w:val="0F172A"/>
+                <w:sz w:val="19"/>
+                <w:szCs w:val="19"/>
+              </w:rPr>
+              <w:t xml:space="preserve">Student1659932</w:t>
+            </w:r>
+          </w:p>
+        </w:tc>
+        <w:tc>
+          <w:tcPr>
+            <w:tcW w:type="dxa" w:w="3038"/>
+            <w:tcBorders>
+              <w:top w:val="single" w:color="CBD5E1" w:sz="4"/>
+              <w:left w:val="single" w:color="CBD5E1" w:sz="4"/>
+              <w:bottom w:val="single" w:color="CBD5E1" w:sz="4"/>
+              <w:right w:val="single" w:color="CBD5E1" w:sz="4"/>
+            </w:tcBorders>
+            <w:shd w:fill="F8FAFC" w:color="auto" w:val="clear"/>
+            <w:tcMar>
+              <w:top w:type="dxa" w:w="70"/>
+              <w:left w:type="dxa" w:w="110"/>
+              <w:bottom w:type="dxa" w:w="70"/>
+              <w:right w:type="dxa" w:w="110"/>
+            </w:tcMar>
+          </w:tcPr>
+          <w:p>
+            <w:pPr>
+              <w:spacing w:after="0" w:line="264"/>
+            </w:pPr>
+          </w:p>
+          <w:p>
+            <w:pPr>
+              <w:spacing w:after="0" w:line="264"/>
+            </w:pPr>
+          </w:p>
+        </w:tc>
+      </w:tr>
+      <w:tr>
+        <w:trPr>
+          <w:cantSplit/>
+        </w:trPr>
+        <w:tc>
+          <w:tcPr>
+            <w:tcW w:type="dxa" w:w="3900"/>
+            <w:tcBorders>
+              <w:top w:val="single" w:color="CBD5E1" w:sz="4"/>
+              <w:left w:val="single" w:color="CBD5E1" w:sz="4"/>
+              <w:bottom w:val="single" w:color="CBD5E1" w:sz="4"/>
+              <w:right w:val="single" w:color="CBD5E1" w:sz="4"/>
+            </w:tcBorders>
+            <w:shd w:fill="FFFFFF" w:color="auto" w:val="clear"/>
+            <w:tcMar>
+              <w:top w:type="dxa" w:w="70"/>
+              <w:left w:type="dxa" w:w="110"/>
+              <w:bottom w:type="dxa" w:w="70"/>
+              <w:right w:type="dxa" w:w="110"/>
+            </w:tcMar>
+          </w:tcPr>
+          <w:p>
+            <w:pPr>
+              <w:spacing w:after="0" w:line="264"/>
+            </w:pPr>
+            <w:r>
+              <w:rPr>
+                <w:b w:val="false"/>
+                <w:bCs w:val="false"/>
+                <w:color w:val="0F172A"/>
+                <w:sz w:val="19"/>
+                <w:szCs w:val="19"/>
+              </w:rPr>
+              <w:t xml:space="preserve">Ali Turab</w:t>
+            </w:r>
+          </w:p>
+        </w:tc>
+        <w:tc>
+          <w:tcPr>
+            <w:tcW w:type="dxa" w:w="2700"/>
+            <w:tcBorders>
+              <w:top w:val="single" w:color="CBD5E1" w:sz="4"/>
+              <w:left w:val="single" w:color="CBD5E1" w:sz="4"/>
+              <w:bottom w:val="single" w:color="CBD5E1" w:sz="4"/>
+              <w:right w:val="single" w:color="CBD5E1" w:sz="4"/>
+            </w:tcBorders>
+            <w:shd w:fill="FFFFFF" w:color="auto" w:val="clear"/>
+            <w:tcMar>
+              <w:top w:type="dxa" w:w="70"/>
+              <w:left w:type="dxa" w:w="110"/>
+              <w:bottom w:type="dxa" w:w="70"/>
+              <w:right w:type="dxa" w:w="110"/>
+            </w:tcMar>
+          </w:tcPr>
+          <w:p>
+            <w:pPr>
+              <w:spacing w:after="0" w:line="264"/>
+            </w:pPr>
+            <w:r>
+              <w:rPr>
+                <w:b w:val="false"/>
+                <w:bCs w:val="false"/>
+                <w:color w:val="0F172A"/>
+                <w:sz w:val="19"/>
+                <w:szCs w:val="19"/>
+              </w:rPr>
+              <w:t xml:space="preserve">Student1667727</w:t>
+            </w:r>
+          </w:p>
+        </w:tc>
+        <w:tc>
+          <w:tcPr>
+            <w:tcW w:type="dxa" w:w="3038"/>
+            <w:tcBorders>
+              <w:top w:val="single" w:color="CBD5E1" w:sz="4"/>
+              <w:left w:val="single" w:color="CBD5E1" w:sz="4"/>
+              <w:bottom w:val="single" w:color="CBD5E1" w:sz="4"/>
+              <w:right w:val="single" w:color="CBD5E1" w:sz="4"/>
+            </w:tcBorders>
+            <w:shd w:fill="FFFFFF" w:color="auto" w:val="clear"/>
+            <w:tcMar>
+              <w:top w:type="dxa" w:w="70"/>
+              <w:left w:type="dxa" w:w="110"/>
+              <w:bottom w:type="dxa" w:w="70"/>
+              <w:right w:type="dxa" w:w="110"/>
+            </w:tcMar>
+          </w:tcPr>
+          <w:p>
+            <w:pPr>
+              <w:spacing w:after="0" w:line="264"/>
+            </w:pPr>
+          </w:p>
+          <w:p>
+            <w:pPr>
+              <w:spacing w:after="0" w:line="264"/>
+            </w:pPr>
+          </w:p>
+        </w:tc>
+      </w:tr>
+    </w:tbl>
+    <w:p>
+      <w:pPr>
+        <w:spacing w:after="400"/>
+      </w:pPr>
+    </w:p>
+    <w:tbl>
+      <w:tblPr>
+        <w:tblW w:type="dxa" w:w="9638"/>
+        <w:tblBorders>
+          <w:top w:val="single" w:color="auto" w:sz="4"/>
+          <w:left w:val="single" w:color="auto" w:sz="4"/>
+          <w:bottom w:val="single" w:color="auto" w:sz="4"/>
+          <w:right w:val="single" w:color="auto" w:sz="4"/>
+          <w:insideH w:val="single" w:color="auto" w:sz="4"/>
+          <w:insideV w:val="single" w:color="auto" w:sz="4"/>
+        </w:tblBorders>
+      </w:tblPr>
+      <w:tblGrid>
+        <w:gridCol w:w="3900"/>
+        <w:gridCol w:w="2700"/>
+        <w:gridCol w:w="3038"/>
+      </w:tblGrid>
+      <w:tr>
+        <w:trPr>
+          <w:tblHeader/>
+        </w:trPr>
+        <w:tc>
+          <w:tcPr>
+            <w:tcW w:type="dxa" w:w="3900"/>
+            <w:tcBorders>
+              <w:top w:val="single" w:color="CBD5E1" w:sz="4"/>
+              <w:left w:val="single" w:color="CBD5E1" w:sz="4"/>
+              <w:bottom w:val="single" w:color="CBD5E1" w:sz="4"/>
+              <w:right w:val="single" w:color="CBD5E1" w:sz="4"/>
+            </w:tcBorders>
+            <w:shd w:fill="0A2540" w:color="auto" w:val="clear"/>
+            <w:tcMar>
+              <w:top w:type="dxa" w:w="80"/>
+              <w:left w:type="dxa" w:w="110"/>
+              <w:bottom w:type="dxa" w:w="80"/>
+              <w:right w:type="dxa" w:w="110"/>
+            </w:tcMar>
+            <w:vAlign w:val="center"/>
+          </w:tcPr>
+          <w:p>
+            <w:r>
+              <w:rPr>
+                <w:b/>
+                <w:bCs/>
+                <w:color w:val="FFFFFF"/>
+                <w:sz w:val="19"/>
+                <w:szCs w:val="19"/>
+              </w:rPr>
+              <w:t xml:space="preserve">Faculty mentor</w:t>
+            </w:r>
+          </w:p>
+        </w:tc>
+        <w:tc>
+          <w:tcPr>
+            <w:tcW w:type="dxa" w:w="2700"/>
+            <w:tcBorders>
+              <w:top w:val="single" w:color="CBD5E1" w:sz="4"/>
+              <w:left w:val="single" w:color="CBD5E1" w:sz="4"/>
+              <w:bottom w:val="single" w:color="CBD5E1" w:sz="4"/>
+              <w:right w:val="single" w:color="CBD5E1" w:sz="4"/>
+            </w:tcBorders>
+            <w:shd w:fill="0A2540" w:color="auto" w:val="clear"/>
+            <w:tcMar>
+              <w:top w:type="dxa" w:w="80"/>
+              <w:left w:type="dxa" w:w="110"/>
+              <w:bottom w:type="dxa" w:w="80"/>
+              <w:right w:type="dxa" w:w="110"/>
+            </w:tcMar>
+            <w:vAlign w:val="center"/>
+          </w:tcPr>
+          <w:p>
+            <w:r>
+              <w:rPr>
+                <w:b/>
+                <w:bCs/>
+                <w:color w:val="FFFFFF"/>
+                <w:sz w:val="19"/>
+                <w:szCs w:val="19"/>
+              </w:rPr>
+              <w:t xml:space="preserve">Signature</w:t>
+            </w:r>
+          </w:p>
+        </w:tc>
+        <w:tc>
+          <w:tcPr>
+            <w:tcW w:type="dxa" w:w="3038"/>
+            <w:tcBorders>
+              <w:top w:val="single" w:color="CBD5E1" w:sz="4"/>
+              <w:left w:val="single" w:color="CBD5E1" w:sz="4"/>
+              <w:bottom w:val="single" w:color="CBD5E1" w:sz="4"/>
+              <w:right w:val="single" w:color="CBD5E1" w:sz="4"/>
+            </w:tcBorders>
+            <w:shd w:fill="0A2540" w:color="auto" w:val="clear"/>
+            <w:tcMar>
+              <w:top w:type="dxa" w:w="80"/>
+              <w:left w:type="dxa" w:w="110"/>
+              <w:bottom w:type="dxa" w:w="80"/>
+              <w:right w:type="dxa" w:w="110"/>
+            </w:tcMar>
+            <w:vAlign w:val="center"/>
+          </w:tcPr>
+          <w:p>
+            <w:r>
+              <w:rPr>
+                <w:b/>
+                <w:bCs/>
+                <w:color w:val="FFFFFF"/>
+                <w:sz w:val="19"/>
+                <w:szCs w:val="19"/>
+              </w:rPr>
+              <w:t xml:space="preserve">Date</w:t>
+            </w:r>
+          </w:p>
+        </w:tc>
+      </w:tr>
+      <w:tr>
+        <w:trPr>
+          <w:cantSplit/>
+        </w:trPr>
+        <w:tc>
+          <w:tcPr>
+            <w:tcW w:type="dxa" w:w="3900"/>
+            <w:tcBorders>
+              <w:top w:val="single" w:color="CBD5E1" w:sz="4"/>
+              <w:left w:val="single" w:color="CBD5E1" w:sz="4"/>
+              <w:bottom w:val="single" w:color="CBD5E1" w:sz="4"/>
+              <w:right w:val="single" w:color="CBD5E1" w:sz="4"/>
+            </w:tcBorders>
+            <w:shd w:fill="FFFFFF" w:color="auto" w:val="clear"/>
+            <w:tcMar>
+              <w:top w:type="dxa" w:w="70"/>
+              <w:left w:type="dxa" w:w="110"/>
+              <w:bottom w:type="dxa" w:w="70"/>
+              <w:right w:type="dxa" w:w="110"/>
+            </w:tcMar>
+          </w:tcPr>
+          <w:p>
+            <w:pPr>
+              <w:spacing w:after="0" w:line="264"/>
+            </w:pPr>
+          </w:p>
+          <w:p>
+            <w:pPr>
+              <w:spacing w:after="0" w:line="264"/>
+            </w:pPr>
+          </w:p>
+        </w:tc>
+        <w:tc>
+          <w:tcPr>
+            <w:tcW w:type="dxa" w:w="2700"/>
+            <w:tcBorders>
+              <w:top w:val="single" w:color="CBD5E1" w:sz="4"/>
+              <w:left w:val="single" w:color="CBD5E1" w:sz="4"/>
+              <w:bottom w:val="single" w:color="CBD5E1" w:sz="4"/>
+              <w:right w:val="single" w:color="CBD5E1" w:sz="4"/>
+            </w:tcBorders>
+            <w:shd w:fill="FFFFFF" w:color="auto" w:val="clear"/>
+            <w:tcMar>
+              <w:top w:type="dxa" w:w="70"/>
+              <w:left w:type="dxa" w:w="110"/>
+              <w:bottom w:type="dxa" w:w="70"/>
+              <w:right w:type="dxa" w:w="110"/>
+            </w:tcMar>
+          </w:tcPr>
+          <w:p>
+            <w:pPr>
+              <w:spacing w:after="0" w:line="264"/>
+            </w:pPr>
+          </w:p>
+          <w:p>
+            <w:pPr>
+              <w:spacing w:after="0" w:line="264"/>
+            </w:pPr>
+          </w:p>
+        </w:tc>
+        <w:tc>
+          <w:tcPr>
+            <w:tcW w:type="dxa" w:w="3038"/>
+            <w:tcBorders>
+              <w:top w:val="single" w:color="CBD5E1" w:sz="4"/>
+              <w:left w:val="single" w:color="CBD5E1" w:sz="4"/>
+              <w:bottom w:val="single" w:color="CBD5E1" w:sz="4"/>
+              <w:right w:val="single" w:color="CBD5E1" w:sz="4"/>
+            </w:tcBorders>
+            <w:shd w:fill="FFFFFF" w:color="auto" w:val="clear"/>
+            <w:tcMar>
+              <w:top w:type="dxa" w:w="70"/>
+              <w:left w:type="dxa" w:w="110"/>
+              <w:bottom w:type="dxa" w:w="70"/>
+              <w:right w:type="dxa" w:w="110"/>
+            </w:tcMar>
+          </w:tcPr>
+          <w:p>
+            <w:pPr>
+              <w:spacing w:after="0" w:line="264"/>
+            </w:pPr>
+          </w:p>
+          <w:p>
+            <w:pPr>
+              <w:spacing w:after="0" w:line="264"/>
+            </w:pPr>
+          </w:p>
+        </w:tc>
+      </w:tr>
+    </w:tbl>
+    <w:p>
+      <w:pPr>
+        <w:pStyle w:val="Heading1"/>
+        <w:pageBreakBefore/>
+      </w:pPr>
+      <w:r>
+        <w:t xml:space="preserve">Project Team</w:t>
+      </w:r>
+    </w:p>
+    <w:p>
+      <w:pPr>
+        <w:spacing w:after="120" w:line="288"/>
+      </w:pPr>
+      <w:r>
+        <w:t xml:space="preserve">Nexus Service Marketing System was built by a team of 5 students. Every member took part in analysis, testing and the final review; the table shows each member's main area.</w:t>
+      </w:r>
+    </w:p>
+    <w:tbl>
+      <w:tblPr>
+        <w:tblW w:type="dxa" w:w="9638"/>
+        <w:tblBorders>
+          <w:top w:val="single" w:color="auto" w:sz="4"/>
+          <w:left w:val="single" w:color="auto" w:sz="4"/>
+          <w:bottom w:val="single" w:color="auto" w:sz="4"/>
+          <w:right w:val="single" w:color="auto" w:sz="4"/>
+          <w:insideH w:val="single" w:color="auto" w:sz="4"/>
+          <w:insideV w:val="single" w:color="auto" w:sz="4"/>
+        </w:tblBorders>
+      </w:tblPr>
+      <w:tblGrid>
+        <w:gridCol w:w="600"/>
+        <w:gridCol w:w="3000"/>
+        <w:gridCol w:w="2200"/>
+        <w:gridCol w:w="3838"/>
+      </w:tblGrid>
+      <w:tr>
+        <w:trPr>
+          <w:tblHeader/>
+        </w:trPr>
+        <w:tc>
+          <w:tcPr>
+            <w:tcW w:type="dxa" w:w="600"/>
+            <w:tcBorders>
+              <w:top w:val="single" w:color="CBD5E1" w:sz="4"/>
+              <w:left w:val="single" w:color="CBD5E1" w:sz="4"/>
+              <w:bottom w:val="single" w:color="CBD5E1" w:sz="4"/>
+              <w:right w:val="single" w:color="CBD5E1" w:sz="4"/>
+            </w:tcBorders>
+            <w:shd w:fill="0A2540" w:color="auto" w:val="clear"/>
+            <w:tcMar>
+              <w:top w:type="dxa" w:w="80"/>
+              <w:left w:type="dxa" w:w="110"/>
+              <w:bottom w:type="dxa" w:w="80"/>
+              <w:right w:type="dxa" w:w="110"/>
+            </w:tcMar>
+            <w:vAlign w:val="center"/>
+          </w:tcPr>
+          <w:p>
+            <w:r>
+              <w:rPr>
+                <w:b/>
+                <w:bCs/>
+                <w:color w:val="FFFFFF"/>
+                <w:sz w:val="19"/>
+                <w:szCs w:val="19"/>
+              </w:rPr>
+              <w:t xml:space="preserve">#</w:t>
+            </w:r>
+          </w:p>
+        </w:tc>
+        <w:tc>
+          <w:tcPr>
+            <w:tcW w:type="dxa" w:w="3000"/>
+            <w:tcBorders>
+              <w:top w:val="single" w:color="CBD5E1" w:sz="4"/>
+              <w:left w:val="single" w:color="CBD5E1" w:sz="4"/>
+              <w:bottom w:val="single" w:color="CBD5E1" w:sz="4"/>
+              <w:right w:val="single" w:color="CBD5E1" w:sz="4"/>
+            </w:tcBorders>
+            <w:shd w:fill="0A2540" w:color="auto" w:val="clear"/>
+            <w:tcMar>
+              <w:top w:type="dxa" w:w="80"/>
+              <w:left w:type="dxa" w:w="110"/>
+              <w:bottom w:type="dxa" w:w="80"/>
+              <w:right w:type="dxa" w:w="110"/>
+            </w:tcMar>
+            <w:vAlign w:val="center"/>
+          </w:tcPr>
+          <w:p>
+            <w:r>
+              <w:rPr>
+                <w:b/>
+                <w:bCs/>
+                <w:color w:val="FFFFFF"/>
+                <w:sz w:val="19"/>
+                <w:szCs w:val="19"/>
+              </w:rPr>
+              <w:t xml:space="preserve">Name</w:t>
+            </w:r>
+          </w:p>
+        </w:tc>
+        <w:tc>
+          <w:tcPr>
             <w:tcW w:type="dxa" w:w="2200"/>
             <w:tcBorders>
               <w:top w:val="single" w:color="CBD5E1" w:sz="4"/>
@@ -1070,93 +2093,741 @@
               <w:bottom w:val="single" w:color="CBD5E1" w:sz="4"/>
               <w:right w:val="single" w:color="CBD5E1" w:sz="4"/>
             </w:tcBorders>
-            <w:shd w:fill="FFFFFF" w:color="auto" w:val="clear"/>
-            <w:tcMar>
-              <w:top w:type="dxa" w:w="70"/>
-              <w:left w:type="dxa" w:w="110"/>
-              <w:bottom w:type="dxa" w:w="70"/>
-              <w:right w:type="dxa" w:w="110"/>
-            </w:tcMar>
-          </w:tcPr>
-          <w:p>
-            <w:pPr>
-              <w:spacing w:after="0" w:line="264"/>
-            </w:pPr>
-            <w:r>
-              <w:rPr>
-                <w:b w:val="false"/>
-                <w:bCs w:val="false"/>
-                <w:color w:val="0F172A"/>
-                <w:sz w:val="19"/>
-                <w:szCs w:val="19"/>
-              </w:rPr>
-              <w:t xml:space="preserve">Date</w:t>
-            </w:r>
-          </w:p>
-        </w:tc>
-        <w:tc>
-          <w:tcPr>
-            <w:tcW w:type="dxa" w:w="3719"/>
-            <w:tcBorders>
-              <w:top w:val="single" w:color="CBD5E1" w:sz="4"/>
-              <w:left w:val="single" w:color="CBD5E1" w:sz="4"/>
-              <w:bottom w:val="single" w:color="CBD5E1" w:sz="4"/>
-              <w:right w:val="single" w:color="CBD5E1" w:sz="4"/>
-            </w:tcBorders>
-            <w:shd w:fill="FFFFFF" w:color="auto" w:val="clear"/>
-            <w:tcMar>
-              <w:top w:type="dxa" w:w="70"/>
-              <w:left w:type="dxa" w:w="110"/>
-              <w:bottom w:type="dxa" w:w="70"/>
-              <w:right w:type="dxa" w:w="110"/>
-            </w:tcMar>
-          </w:tcPr>
-          <w:p>
-            <w:pPr>
-              <w:spacing w:after="0" w:line="264"/>
-            </w:pPr>
-            <w:r>
-              <w:rPr>
-                <w:b w:val="false"/>
-                <w:bCs w:val="false"/>
-                <w:color w:val="0F172A"/>
-                <w:sz w:val="19"/>
-                <w:szCs w:val="19"/>
-              </w:rPr>
-              <w:t xml:space="preserve">[DD/MMM/YYYY]</w:t>
-            </w:r>
-          </w:p>
-        </w:tc>
-        <w:tc>
-          <w:tcPr>
-            <w:tcW w:type="dxa" w:w="3719"/>
-            <w:tcBorders>
-              <w:top w:val="single" w:color="CBD5E1" w:sz="4"/>
-              <w:left w:val="single" w:color="CBD5E1" w:sz="4"/>
-              <w:bottom w:val="single" w:color="CBD5E1" w:sz="4"/>
-              <w:right w:val="single" w:color="CBD5E1" w:sz="4"/>
-            </w:tcBorders>
-            <w:shd w:fill="FFFFFF" w:color="auto" w:val="clear"/>
-            <w:tcMar>
-              <w:top w:type="dxa" w:w="70"/>
-              <w:left w:type="dxa" w:w="110"/>
-              <w:bottom w:type="dxa" w:w="70"/>
-              <w:right w:type="dxa" w:w="110"/>
-            </w:tcMar>
-          </w:tcPr>
-          <w:p>
-            <w:pPr>
-              <w:spacing w:after="0" w:line="264"/>
-            </w:pPr>
-            <w:r>
-              <w:rPr>
-                <w:b w:val="false"/>
-                <w:bCs w:val="false"/>
-                <w:color w:val="0F172A"/>
-                <w:sz w:val="19"/>
-                <w:szCs w:val="19"/>
-              </w:rPr>
-              <w:t xml:space="preserve">[DD/MMM/YYYY]</w:t>
+            <w:shd w:fill="0A2540" w:color="auto" w:val="clear"/>
+            <w:tcMar>
+              <w:top w:type="dxa" w:w="80"/>
+              <w:left w:type="dxa" w:w="110"/>
+              <w:bottom w:type="dxa" w:w="80"/>
+              <w:right w:type="dxa" w:w="110"/>
+            </w:tcMar>
+            <w:vAlign w:val="center"/>
+          </w:tcPr>
+          <w:p>
+            <w:r>
+              <w:rPr>
+                <w:b/>
+                <w:bCs/>
+                <w:color w:val="FFFFFF"/>
+                <w:sz w:val="19"/>
+                <w:szCs w:val="19"/>
+              </w:rPr>
+              <w:t xml:space="preserve">Student ID</w:t>
+            </w:r>
+          </w:p>
+        </w:tc>
+        <w:tc>
+          <w:tcPr>
+            <w:tcW w:type="dxa" w:w="3838"/>
+            <w:tcBorders>
+              <w:top w:val="single" w:color="CBD5E1" w:sz="4"/>
+              <w:left w:val="single" w:color="CBD5E1" w:sz="4"/>
+              <w:bottom w:val="single" w:color="CBD5E1" w:sz="4"/>
+              <w:right w:val="single" w:color="CBD5E1" w:sz="4"/>
+            </w:tcBorders>
+            <w:shd w:fill="0A2540" w:color="auto" w:val="clear"/>
+            <w:tcMar>
+              <w:top w:type="dxa" w:w="80"/>
+              <w:left w:type="dxa" w:w="110"/>
+              <w:bottom w:type="dxa" w:w="80"/>
+              <w:right w:type="dxa" w:w="110"/>
+            </w:tcMar>
+            <w:vAlign w:val="center"/>
+          </w:tcPr>
+          <w:p>
+            <w:r>
+              <w:rPr>
+                <w:b/>
+                <w:bCs/>
+                <w:color w:val="FFFFFF"/>
+                <w:sz w:val="19"/>
+                <w:szCs w:val="19"/>
+              </w:rPr>
+              <w:t xml:space="preserve">Main responsibility</w:t>
+            </w:r>
+          </w:p>
+        </w:tc>
+      </w:tr>
+      <w:tr>
+        <w:trPr>
+          <w:cantSplit/>
+        </w:trPr>
+        <w:tc>
+          <w:tcPr>
+            <w:tcW w:type="dxa" w:w="600"/>
+            <w:tcBorders>
+              <w:top w:val="single" w:color="CBD5E1" w:sz="4"/>
+              <w:left w:val="single" w:color="CBD5E1" w:sz="4"/>
+              <w:bottom w:val="single" w:color="CBD5E1" w:sz="4"/>
+              <w:right w:val="single" w:color="CBD5E1" w:sz="4"/>
+            </w:tcBorders>
+            <w:shd w:fill="FFFFFF" w:color="auto" w:val="clear"/>
+            <w:tcMar>
+              <w:top w:type="dxa" w:w="70"/>
+              <w:left w:type="dxa" w:w="110"/>
+              <w:bottom w:type="dxa" w:w="70"/>
+              <w:right w:type="dxa" w:w="110"/>
+            </w:tcMar>
+          </w:tcPr>
+          <w:p>
+            <w:pPr>
+              <w:spacing w:after="0" w:line="264"/>
+            </w:pPr>
+            <w:r>
+              <w:rPr>
+                <w:b w:val="false"/>
+                <w:bCs w:val="false"/>
+                <w:color w:val="0F172A"/>
+                <w:sz w:val="19"/>
+                <w:szCs w:val="19"/>
+              </w:rPr>
+              <w:t xml:space="preserve">1</w:t>
+            </w:r>
+          </w:p>
+        </w:tc>
+        <w:tc>
+          <w:tcPr>
+            <w:tcW w:type="dxa" w:w="3000"/>
+            <w:tcBorders>
+              <w:top w:val="single" w:color="CBD5E1" w:sz="4"/>
+              <w:left w:val="single" w:color="CBD5E1" w:sz="4"/>
+              <w:bottom w:val="single" w:color="CBD5E1" w:sz="4"/>
+              <w:right w:val="single" w:color="CBD5E1" w:sz="4"/>
+            </w:tcBorders>
+            <w:shd w:fill="FFFFFF" w:color="auto" w:val="clear"/>
+            <w:tcMar>
+              <w:top w:type="dxa" w:w="70"/>
+              <w:left w:type="dxa" w:w="110"/>
+              <w:bottom w:type="dxa" w:w="70"/>
+              <w:right w:type="dxa" w:w="110"/>
+            </w:tcMar>
+          </w:tcPr>
+          <w:p>
+            <w:pPr>
+              <w:spacing w:after="0" w:line="264"/>
+            </w:pPr>
+            <w:r>
+              <w:rPr>
+                <w:b/>
+                <w:bCs/>
+                <w:color w:val="0F172A"/>
+                <w:sz w:val="19"/>
+                <w:szCs w:val="19"/>
+              </w:rPr>
+              <w:t xml:space="preserve">Ali Jan</w:t>
+            </w:r>
+          </w:p>
+        </w:tc>
+        <w:tc>
+          <w:tcPr>
+            <w:tcW w:type="dxa" w:w="2200"/>
+            <w:tcBorders>
+              <w:top w:val="single" w:color="CBD5E1" w:sz="4"/>
+              <w:left w:val="single" w:color="CBD5E1" w:sz="4"/>
+              <w:bottom w:val="single" w:color="CBD5E1" w:sz="4"/>
+              <w:right w:val="single" w:color="CBD5E1" w:sz="4"/>
+            </w:tcBorders>
+            <w:shd w:fill="FFFFFF" w:color="auto" w:val="clear"/>
+            <w:tcMar>
+              <w:top w:type="dxa" w:w="70"/>
+              <w:left w:type="dxa" w:w="110"/>
+              <w:bottom w:type="dxa" w:w="70"/>
+              <w:right w:type="dxa" w:w="110"/>
+            </w:tcMar>
+          </w:tcPr>
+          <w:p>
+            <w:pPr>
+              <w:spacing w:after="0" w:line="264"/>
+            </w:pPr>
+            <w:r>
+              <w:rPr>
+                <w:b w:val="false"/>
+                <w:bCs w:val="false"/>
+                <w:color w:val="0F172A"/>
+                <w:sz w:val="19"/>
+                <w:szCs w:val="19"/>
+              </w:rPr>
+              <w:t xml:space="preserve">Student1661815</w:t>
+            </w:r>
+          </w:p>
+        </w:tc>
+        <w:tc>
+          <w:tcPr>
+            <w:tcW w:type="dxa" w:w="3838"/>
+            <w:tcBorders>
+              <w:top w:val="single" w:color="CBD5E1" w:sz="4"/>
+              <w:left w:val="single" w:color="CBD5E1" w:sz="4"/>
+              <w:bottom w:val="single" w:color="CBD5E1" w:sz="4"/>
+              <w:right w:val="single" w:color="CBD5E1" w:sz="4"/>
+            </w:tcBorders>
+            <w:shd w:fill="FFFFFF" w:color="auto" w:val="clear"/>
+            <w:tcMar>
+              <w:top w:type="dxa" w:w="70"/>
+              <w:left w:type="dxa" w:w="110"/>
+              <w:bottom w:type="dxa" w:w="70"/>
+              <w:right w:type="dxa" w:w="110"/>
+            </w:tcMar>
+          </w:tcPr>
+          <w:p>
+            <w:pPr>
+              <w:spacing w:after="0" w:line="264"/>
+            </w:pPr>
+            <w:r>
+              <w:rPr>
+                <w:b w:val="false"/>
+                <w:bCs w:val="false"/>
+                <w:color w:val="0F172A"/>
+                <w:sz w:val="19"/>
+                <w:szCs w:val="19"/>
+              </w:rPr>
+              <w:t xml:space="preserve">Requirement analysis, admin module and project coordination</w:t>
+            </w:r>
+          </w:p>
+        </w:tc>
+      </w:tr>
+      <w:tr>
+        <w:trPr>
+          <w:cantSplit/>
+        </w:trPr>
+        <w:tc>
+          <w:tcPr>
+            <w:tcW w:type="dxa" w:w="600"/>
+            <w:tcBorders>
+              <w:top w:val="single" w:color="CBD5E1" w:sz="4"/>
+              <w:left w:val="single" w:color="CBD5E1" w:sz="4"/>
+              <w:bottom w:val="single" w:color="CBD5E1" w:sz="4"/>
+              <w:right w:val="single" w:color="CBD5E1" w:sz="4"/>
+            </w:tcBorders>
+            <w:shd w:fill="F8FAFC" w:color="auto" w:val="clear"/>
+            <w:tcMar>
+              <w:top w:type="dxa" w:w="70"/>
+              <w:left w:type="dxa" w:w="110"/>
+              <w:bottom w:type="dxa" w:w="70"/>
+              <w:right w:type="dxa" w:w="110"/>
+            </w:tcMar>
+          </w:tcPr>
+          <w:p>
+            <w:pPr>
+              <w:spacing w:after="0" w:line="264"/>
+            </w:pPr>
+            <w:r>
+              <w:rPr>
+                <w:b w:val="false"/>
+                <w:bCs w:val="false"/>
+                <w:color w:val="0F172A"/>
+                <w:sz w:val="19"/>
+                <w:szCs w:val="19"/>
+              </w:rPr>
+              <w:t xml:space="preserve">2</w:t>
+            </w:r>
+          </w:p>
+        </w:tc>
+        <w:tc>
+          <w:tcPr>
+            <w:tcW w:type="dxa" w:w="3000"/>
+            <w:tcBorders>
+              <w:top w:val="single" w:color="CBD5E1" w:sz="4"/>
+              <w:left w:val="single" w:color="CBD5E1" w:sz="4"/>
+              <w:bottom w:val="single" w:color="CBD5E1" w:sz="4"/>
+              <w:right w:val="single" w:color="CBD5E1" w:sz="4"/>
+            </w:tcBorders>
+            <w:shd w:fill="F8FAFC" w:color="auto" w:val="clear"/>
+            <w:tcMar>
+              <w:top w:type="dxa" w:w="70"/>
+              <w:left w:type="dxa" w:w="110"/>
+              <w:bottom w:type="dxa" w:w="70"/>
+              <w:right w:type="dxa" w:w="110"/>
+            </w:tcMar>
+          </w:tcPr>
+          <w:p>
+            <w:pPr>
+              <w:spacing w:after="0" w:line="264"/>
+            </w:pPr>
+            <w:r>
+              <w:rPr>
+                <w:b/>
+                <w:bCs/>
+                <w:color w:val="0F172A"/>
+                <w:sz w:val="19"/>
+                <w:szCs w:val="19"/>
+              </w:rPr>
+              <w:t xml:space="preserve">Humaiz Khan</w:t>
+            </w:r>
+          </w:p>
+        </w:tc>
+        <w:tc>
+          <w:tcPr>
+            <w:tcW w:type="dxa" w:w="2200"/>
+            <w:tcBorders>
+              <w:top w:val="single" w:color="CBD5E1" w:sz="4"/>
+              <w:left w:val="single" w:color="CBD5E1" w:sz="4"/>
+              <w:bottom w:val="single" w:color="CBD5E1" w:sz="4"/>
+              <w:right w:val="single" w:color="CBD5E1" w:sz="4"/>
+            </w:tcBorders>
+            <w:shd w:fill="F8FAFC" w:color="auto" w:val="clear"/>
+            <w:tcMar>
+              <w:top w:type="dxa" w:w="70"/>
+              <w:left w:type="dxa" w:w="110"/>
+              <w:bottom w:type="dxa" w:w="70"/>
+              <w:right w:type="dxa" w:w="110"/>
+            </w:tcMar>
+          </w:tcPr>
+          <w:p>
+            <w:pPr>
+              <w:spacing w:after="0" w:line="264"/>
+            </w:pPr>
+            <w:r>
+              <w:rPr>
+                <w:b w:val="false"/>
+                <w:bCs w:val="false"/>
+                <w:color w:val="0F172A"/>
+                <w:sz w:val="19"/>
+                <w:szCs w:val="19"/>
+              </w:rPr>
+              <w:t xml:space="preserve">Student1659420</w:t>
+            </w:r>
+          </w:p>
+        </w:tc>
+        <w:tc>
+          <w:tcPr>
+            <w:tcW w:type="dxa" w:w="3838"/>
+            <w:tcBorders>
+              <w:top w:val="single" w:color="CBD5E1" w:sz="4"/>
+              <w:left w:val="single" w:color="CBD5E1" w:sz="4"/>
+              <w:bottom w:val="single" w:color="CBD5E1" w:sz="4"/>
+              <w:right w:val="single" w:color="CBD5E1" w:sz="4"/>
+            </w:tcBorders>
+            <w:shd w:fill="F8FAFC" w:color="auto" w:val="clear"/>
+            <w:tcMar>
+              <w:top w:type="dxa" w:w="70"/>
+              <w:left w:type="dxa" w:w="110"/>
+              <w:bottom w:type="dxa" w:w="70"/>
+              <w:right w:type="dxa" w:w="110"/>
+            </w:tcMar>
+          </w:tcPr>
+          <w:p>
+            <w:pPr>
+              <w:spacing w:after="0" w:line="264"/>
+            </w:pPr>
+            <w:r>
+              <w:rPr>
+                <w:b w:val="false"/>
+                <w:bCs w:val="false"/>
+                <w:color w:val="0F172A"/>
+                <w:sz w:val="19"/>
+                <w:szCs w:val="19"/>
+              </w:rPr>
+              <w:t xml:space="preserve">Database design, ER diagram, entities and migrations</w:t>
+            </w:r>
+          </w:p>
+        </w:tc>
+      </w:tr>
+      <w:tr>
+        <w:trPr>
+          <w:cantSplit/>
+        </w:trPr>
+        <w:tc>
+          <w:tcPr>
+            <w:tcW w:type="dxa" w:w="600"/>
+            <w:tcBorders>
+              <w:top w:val="single" w:color="CBD5E1" w:sz="4"/>
+              <w:left w:val="single" w:color="CBD5E1" w:sz="4"/>
+              <w:bottom w:val="single" w:color="CBD5E1" w:sz="4"/>
+              <w:right w:val="single" w:color="CBD5E1" w:sz="4"/>
+            </w:tcBorders>
+            <w:shd w:fill="FFFFFF" w:color="auto" w:val="clear"/>
+            <w:tcMar>
+              <w:top w:type="dxa" w:w="70"/>
+              <w:left w:type="dxa" w:w="110"/>
+              <w:bottom w:type="dxa" w:w="70"/>
+              <w:right w:type="dxa" w:w="110"/>
+            </w:tcMar>
+          </w:tcPr>
+          <w:p>
+            <w:pPr>
+              <w:spacing w:after="0" w:line="264"/>
+            </w:pPr>
+            <w:r>
+              <w:rPr>
+                <w:b w:val="false"/>
+                <w:bCs w:val="false"/>
+                <w:color w:val="0F172A"/>
+                <w:sz w:val="19"/>
+                <w:szCs w:val="19"/>
+              </w:rPr>
+              <w:t xml:space="preserve">3</w:t>
+            </w:r>
+          </w:p>
+        </w:tc>
+        <w:tc>
+          <w:tcPr>
+            <w:tcW w:type="dxa" w:w="3000"/>
+            <w:tcBorders>
+              <w:top w:val="single" w:color="CBD5E1" w:sz="4"/>
+              <w:left w:val="single" w:color="CBD5E1" w:sz="4"/>
+              <w:bottom w:val="single" w:color="CBD5E1" w:sz="4"/>
+              <w:right w:val="single" w:color="CBD5E1" w:sz="4"/>
+            </w:tcBorders>
+            <w:shd w:fill="FFFFFF" w:color="auto" w:val="clear"/>
+            <w:tcMar>
+              <w:top w:type="dxa" w:w="70"/>
+              <w:left w:type="dxa" w:w="110"/>
+              <w:bottom w:type="dxa" w:w="70"/>
+              <w:right w:type="dxa" w:w="110"/>
+            </w:tcMar>
+          </w:tcPr>
+          <w:p>
+            <w:pPr>
+              <w:spacing w:after="0" w:line="264"/>
+            </w:pPr>
+            <w:r>
+              <w:rPr>
+                <w:b/>
+                <w:bCs/>
+                <w:color w:val="0F172A"/>
+                <w:sz w:val="19"/>
+                <w:szCs w:val="19"/>
+              </w:rPr>
+              <w:t xml:space="preserve">Muhammad Ehtisham Shakeel</w:t>
+            </w:r>
+          </w:p>
+        </w:tc>
+        <w:tc>
+          <w:tcPr>
+            <w:tcW w:type="dxa" w:w="2200"/>
+            <w:tcBorders>
+              <w:top w:val="single" w:color="CBD5E1" w:sz="4"/>
+              <w:left w:val="single" w:color="CBD5E1" w:sz="4"/>
+              <w:bottom w:val="single" w:color="CBD5E1" w:sz="4"/>
+              <w:right w:val="single" w:color="CBD5E1" w:sz="4"/>
+            </w:tcBorders>
+            <w:shd w:fill="FFFFFF" w:color="auto" w:val="clear"/>
+            <w:tcMar>
+              <w:top w:type="dxa" w:w="70"/>
+              <w:left w:type="dxa" w:w="110"/>
+              <w:bottom w:type="dxa" w:w="70"/>
+              <w:right w:type="dxa" w:w="110"/>
+            </w:tcMar>
+          </w:tcPr>
+          <w:p>
+            <w:pPr>
+              <w:spacing w:after="0" w:line="264"/>
+            </w:pPr>
+            <w:r>
+              <w:rPr>
+                <w:b w:val="false"/>
+                <w:bCs w:val="false"/>
+                <w:color w:val="0F172A"/>
+                <w:sz w:val="19"/>
+                <w:szCs w:val="19"/>
+              </w:rPr>
+              <w:t xml:space="preserve">Student1657963</w:t>
+            </w:r>
+          </w:p>
+        </w:tc>
+        <w:tc>
+          <w:tcPr>
+            <w:tcW w:type="dxa" w:w="3838"/>
+            <w:tcBorders>
+              <w:top w:val="single" w:color="CBD5E1" w:sz="4"/>
+              <w:left w:val="single" w:color="CBD5E1" w:sz="4"/>
+              <w:bottom w:val="single" w:color="CBD5E1" w:sz="4"/>
+              <w:right w:val="single" w:color="CBD5E1" w:sz="4"/>
+            </w:tcBorders>
+            <w:shd w:fill="FFFFFF" w:color="auto" w:val="clear"/>
+            <w:tcMar>
+              <w:top w:type="dxa" w:w="70"/>
+              <w:left w:type="dxa" w:w="110"/>
+              <w:bottom w:type="dxa" w:w="70"/>
+              <w:right w:type="dxa" w:w="110"/>
+            </w:tcMar>
+          </w:tcPr>
+          <w:p>
+            <w:pPr>
+              <w:spacing w:after="0" w:line="264"/>
+            </w:pPr>
+            <w:r>
+              <w:rPr>
+                <w:b w:val="false"/>
+                <w:bCs w:val="false"/>
+                <w:color w:val="0F172A"/>
+                <w:sz w:val="19"/>
+                <w:szCs w:val="19"/>
+              </w:rPr>
+              <w:t xml:space="preserve">Login and security, orders, feasibility and connections</w:t>
+            </w:r>
+          </w:p>
+        </w:tc>
+      </w:tr>
+      <w:tr>
+        <w:trPr>
+          <w:cantSplit/>
+        </w:trPr>
+        <w:tc>
+          <w:tcPr>
+            <w:tcW w:type="dxa" w:w="600"/>
+            <w:tcBorders>
+              <w:top w:val="single" w:color="CBD5E1" w:sz="4"/>
+              <w:left w:val="single" w:color="CBD5E1" w:sz="4"/>
+              <w:bottom w:val="single" w:color="CBD5E1" w:sz="4"/>
+              <w:right w:val="single" w:color="CBD5E1" w:sz="4"/>
+            </w:tcBorders>
+            <w:shd w:fill="F8FAFC" w:color="auto" w:val="clear"/>
+            <w:tcMar>
+              <w:top w:type="dxa" w:w="70"/>
+              <w:left w:type="dxa" w:w="110"/>
+              <w:bottom w:type="dxa" w:w="70"/>
+              <w:right w:type="dxa" w:w="110"/>
+            </w:tcMar>
+          </w:tcPr>
+          <w:p>
+            <w:pPr>
+              <w:spacing w:after="0" w:line="264"/>
+            </w:pPr>
+            <w:r>
+              <w:rPr>
+                <w:b w:val="false"/>
+                <w:bCs w:val="false"/>
+                <w:color w:val="0F172A"/>
+                <w:sz w:val="19"/>
+                <w:szCs w:val="19"/>
+              </w:rPr>
+              <w:t xml:space="preserve">4</w:t>
+            </w:r>
+          </w:p>
+        </w:tc>
+        <w:tc>
+          <w:tcPr>
+            <w:tcW w:type="dxa" w:w="3000"/>
+            <w:tcBorders>
+              <w:top w:val="single" w:color="CBD5E1" w:sz="4"/>
+              <w:left w:val="single" w:color="CBD5E1" w:sz="4"/>
+              <w:bottom w:val="single" w:color="CBD5E1" w:sz="4"/>
+              <w:right w:val="single" w:color="CBD5E1" w:sz="4"/>
+            </w:tcBorders>
+            <w:shd w:fill="F8FAFC" w:color="auto" w:val="clear"/>
+            <w:tcMar>
+              <w:top w:type="dxa" w:w="70"/>
+              <w:left w:type="dxa" w:w="110"/>
+              <w:bottom w:type="dxa" w:w="70"/>
+              <w:right w:type="dxa" w:w="110"/>
+            </w:tcMar>
+          </w:tcPr>
+          <w:p>
+            <w:pPr>
+              <w:spacing w:after="0" w:line="264"/>
+            </w:pPr>
+            <w:r>
+              <w:rPr>
+                <w:b/>
+                <w:bCs/>
+                <w:color w:val="0F172A"/>
+                <w:sz w:val="19"/>
+                <w:szCs w:val="19"/>
+              </w:rPr>
+              <w:t xml:space="preserve">Muhammad Waleed</w:t>
+            </w:r>
+          </w:p>
+        </w:tc>
+        <w:tc>
+          <w:tcPr>
+            <w:tcW w:type="dxa" w:w="2200"/>
+            <w:tcBorders>
+              <w:top w:val="single" w:color="CBD5E1" w:sz="4"/>
+              <w:left w:val="single" w:color="CBD5E1" w:sz="4"/>
+              <w:bottom w:val="single" w:color="CBD5E1" w:sz="4"/>
+              <w:right w:val="single" w:color="CBD5E1" w:sz="4"/>
+            </w:tcBorders>
+            <w:shd w:fill="F8FAFC" w:color="auto" w:val="clear"/>
+            <w:tcMar>
+              <w:top w:type="dxa" w:w="70"/>
+              <w:left w:type="dxa" w:w="110"/>
+              <w:bottom w:type="dxa" w:w="70"/>
+              <w:right w:type="dxa" w:w="110"/>
+            </w:tcMar>
+          </w:tcPr>
+          <w:p>
+            <w:pPr>
+              <w:spacing w:after="0" w:line="264"/>
+            </w:pPr>
+            <w:r>
+              <w:rPr>
+                <w:b w:val="false"/>
+                <w:bCs w:val="false"/>
+                <w:color w:val="0F172A"/>
+                <w:sz w:val="19"/>
+                <w:szCs w:val="19"/>
+              </w:rPr>
+              <w:t xml:space="preserve">Student1659932</w:t>
+            </w:r>
+          </w:p>
+        </w:tc>
+        <w:tc>
+          <w:tcPr>
+            <w:tcW w:type="dxa" w:w="3838"/>
+            <w:tcBorders>
+              <w:top w:val="single" w:color="CBD5E1" w:sz="4"/>
+              <w:left w:val="single" w:color="CBD5E1" w:sz="4"/>
+              <w:bottom w:val="single" w:color="CBD5E1" w:sz="4"/>
+              <w:right w:val="single" w:color="CBD5E1" w:sz="4"/>
+            </w:tcBorders>
+            <w:shd w:fill="F8FAFC" w:color="auto" w:val="clear"/>
+            <w:tcMar>
+              <w:top w:type="dxa" w:w="70"/>
+              <w:left w:type="dxa" w:w="110"/>
+              <w:bottom w:type="dxa" w:w="70"/>
+              <w:right w:type="dxa" w:w="110"/>
+            </w:tcMar>
+          </w:tcPr>
+          <w:p>
+            <w:pPr>
+              <w:spacing w:after="0" w:line="264"/>
+            </w:pPr>
+            <w:r>
+              <w:rPr>
+                <w:b w:val="false"/>
+                <w:bCs w:val="false"/>
+                <w:color w:val="0F172A"/>
+                <w:sz w:val="19"/>
+                <w:szCs w:val="19"/>
+              </w:rPr>
+              <w:t xml:space="preserve">Billing, payments, overdue control, tracking and search</w:t>
+            </w:r>
+          </w:p>
+        </w:tc>
+      </w:tr>
+      <w:tr>
+        <w:trPr>
+          <w:cantSplit/>
+        </w:trPr>
+        <w:tc>
+          <w:tcPr>
+            <w:tcW w:type="dxa" w:w="600"/>
+            <w:tcBorders>
+              <w:top w:val="single" w:color="CBD5E1" w:sz="4"/>
+              <w:left w:val="single" w:color="CBD5E1" w:sz="4"/>
+              <w:bottom w:val="single" w:color="CBD5E1" w:sz="4"/>
+              <w:right w:val="single" w:color="CBD5E1" w:sz="4"/>
+            </w:tcBorders>
+            <w:shd w:fill="FFFFFF" w:color="auto" w:val="clear"/>
+            <w:tcMar>
+              <w:top w:type="dxa" w:w="70"/>
+              <w:left w:type="dxa" w:w="110"/>
+              <w:bottom w:type="dxa" w:w="70"/>
+              <w:right w:type="dxa" w:w="110"/>
+            </w:tcMar>
+          </w:tcPr>
+          <w:p>
+            <w:pPr>
+              <w:spacing w:after="0" w:line="264"/>
+            </w:pPr>
+            <w:r>
+              <w:rPr>
+                <w:b w:val="false"/>
+                <w:bCs w:val="false"/>
+                <w:color w:val="0F172A"/>
+                <w:sz w:val="19"/>
+                <w:szCs w:val="19"/>
+              </w:rPr>
+              <w:t xml:space="preserve">5</w:t>
+            </w:r>
+          </w:p>
+        </w:tc>
+        <w:tc>
+          <w:tcPr>
+            <w:tcW w:type="dxa" w:w="3000"/>
+            <w:tcBorders>
+              <w:top w:val="single" w:color="CBD5E1" w:sz="4"/>
+              <w:left w:val="single" w:color="CBD5E1" w:sz="4"/>
+              <w:bottom w:val="single" w:color="CBD5E1" w:sz="4"/>
+              <w:right w:val="single" w:color="CBD5E1" w:sz="4"/>
+            </w:tcBorders>
+            <w:shd w:fill="FFFFFF" w:color="auto" w:val="clear"/>
+            <w:tcMar>
+              <w:top w:type="dxa" w:w="70"/>
+              <w:left w:type="dxa" w:w="110"/>
+              <w:bottom w:type="dxa" w:w="70"/>
+              <w:right w:type="dxa" w:w="110"/>
+            </w:tcMar>
+          </w:tcPr>
+          <w:p>
+            <w:pPr>
+              <w:spacing w:after="0" w:line="264"/>
+            </w:pPr>
+            <w:r>
+              <w:rPr>
+                <w:b/>
+                <w:bCs/>
+                <w:color w:val="0F172A"/>
+                <w:sz w:val="19"/>
+                <w:szCs w:val="19"/>
+              </w:rPr>
+              <w:t xml:space="preserve">Ali Turab</w:t>
+            </w:r>
+          </w:p>
+        </w:tc>
+        <w:tc>
+          <w:tcPr>
+            <w:tcW w:type="dxa" w:w="2200"/>
+            <w:tcBorders>
+              <w:top w:val="single" w:color="CBD5E1" w:sz="4"/>
+              <w:left w:val="single" w:color="CBD5E1" w:sz="4"/>
+              <w:bottom w:val="single" w:color="CBD5E1" w:sz="4"/>
+              <w:right w:val="single" w:color="CBD5E1" w:sz="4"/>
+            </w:tcBorders>
+            <w:shd w:fill="FFFFFF" w:color="auto" w:val="clear"/>
+            <w:tcMar>
+              <w:top w:type="dxa" w:w="70"/>
+              <w:left w:type="dxa" w:w="110"/>
+              <w:bottom w:type="dxa" w:w="70"/>
+              <w:right w:type="dxa" w:w="110"/>
+            </w:tcMar>
+          </w:tcPr>
+          <w:p>
+            <w:pPr>
+              <w:spacing w:after="0" w:line="264"/>
+            </w:pPr>
+            <w:r>
+              <w:rPr>
+                <w:b w:val="false"/>
+                <w:bCs w:val="false"/>
+                <w:color w:val="0F172A"/>
+                <w:sz w:val="19"/>
+                <w:szCs w:val="19"/>
+              </w:rPr>
+              <w:t xml:space="preserve">Student1667727</w:t>
+            </w:r>
+          </w:p>
+        </w:tc>
+        <w:tc>
+          <w:tcPr>
+            <w:tcW w:type="dxa" w:w="3838"/>
+            <w:tcBorders>
+              <w:top w:val="single" w:color="CBD5E1" w:sz="4"/>
+              <w:left w:val="single" w:color="CBD5E1" w:sz="4"/>
+              <w:bottom w:val="single" w:color="CBD5E1" w:sz="4"/>
+              <w:right w:val="single" w:color="CBD5E1" w:sz="4"/>
+            </w:tcBorders>
+            <w:shd w:fill="FFFFFF" w:color="auto" w:val="clear"/>
+            <w:tcMar>
+              <w:top w:type="dxa" w:w="70"/>
+              <w:left w:type="dxa" w:w="110"/>
+              <w:bottom w:type="dxa" w:w="70"/>
+              <w:right w:type="dxa" w:w="110"/>
+            </w:tcMar>
+          </w:tcPr>
+          <w:p>
+            <w:pPr>
+              <w:spacing w:after="0" w:line="264"/>
+            </w:pPr>
+            <w:r>
+              <w:rPr>
+                <w:b w:val="false"/>
+                <w:bCs w:val="false"/>
+                <w:color w:val="0F172A"/>
+                <w:sz w:val="19"/>
+                <w:szCs w:val="19"/>
+              </w:rPr>
+              <w:t xml:space="preserve">Interface design, customer documents, testing and documentation</w:t>
             </w:r>
           </w:p>
         </w:tc>
@@ -9173,7 +10844,90 @@
         <w:spacing w:after="120" w:line="288"/>
       </w:pPr>
       <w:r>
-        <w:t xml:space="preserve">The interface follows one design system, defined as tokens in wwwroot/css/site.css, so every screen looks and behaves the same. It uses a dark "glass" theme: every page sits on an animated background and the work surfaces are frosted dark glass.</w:t>
+        <w:t xml:space="preserve">The interface follows one design system, defined as tokens in wwwroot/css/site.css, so every screen looks and behaves the same. Users can switch between a </w:t>
+      </w:r>
+      <w:r>
+        <w:rPr>
+          <w:b/>
+          <w:bCs/>
+        </w:rPr>
+        <w:t xml:space="preserve">light</w:t>
+      </w:r>
+      <w:r>
+        <w:t xml:space="preserve"> and a </w:t>
+      </w:r>
+      <w:r>
+        <w:rPr>
+          <w:b/>
+          <w:bCs/>
+        </w:rPr>
+        <w:t xml:space="preserve">dark</w:t>
+      </w:r>
+      <w:r>
+        <w:t xml:space="preserve"> theme with the sun / moon button in the top bar; the choice is remembered on that computer. Work surfaces are solid cards, so text stays sharp on any screen or projector.</w:t>
+      </w:r>
+    </w:p>
+    <w:p>
+      <w:pPr>
+        <w:keepNext/>
+        <w:spacing w:after="60" w:before="120"/>
+        <w:jc w:val="center"/>
+      </w:pPr>
+      <w:r>
+        <w:drawing>
+          <wp:inline distT="0" distB="0" distL="0" distR="0">
+            <wp:extent cx="6096000" cy="2038350"/>
+            <wp:effectExtent t="0" r="0" b="0" l="0"/>
+            <wp:docPr id="8" name="ui-themes.jpg" descr="ui themes jpg" title="ui-themes.jpg"/>
+            <wp:cNvGraphicFramePr>
+              <a:graphicFrameLocks xmlns:a="http://schemas.openxmlformats.org/drawingml/2006/main" noChangeAspect="1"/>
+            </wp:cNvGraphicFramePr>
+            <a:graphic xmlns:a="http://schemas.openxmlformats.org/drawingml/2006/main">
+              <a:graphicData uri="http://schemas.openxmlformats.org/drawingml/2006/picture">
+                <pic:pic xmlns:pic="http://schemas.openxmlformats.org/drawingml/2006/picture">
+                  <pic:nvPicPr>
+                    <pic:cNvPr id="0" name="" descr=""/>
+                    <pic:cNvPicPr>
+                      <a:picLocks noChangeAspect="1" noChangeArrowheads="1"/>
+                    </pic:cNvPicPr>
+                  </pic:nvPicPr>
+                  <pic:blipFill>
+                    <a:blip r:embed="rId16" cstate="none"/>
+                    <a:srcRect/>
+                    <a:stretch>
+                      <a:fillRect/>
+                    </a:stretch>
+                  </pic:blipFill>
+                  <pic:spPr bwMode="auto">
+                    <a:xfrm>
+                      <a:off x="0" y="0"/>
+                      <a:ext cx="6096000" cy="2038350"/>
+                    </a:xfrm>
+                    <a:prstGeom prst="rect">
+                      <a:avLst/>
+                    </a:prstGeom>
+                  </pic:spPr>
+                </pic:pic>
+              </a:graphicData>
+            </a:graphic>
+          </wp:inline>
+        </w:drawing>
+      </w:r>
+    </w:p>
+    <w:p>
+      <w:pPr>
+        <w:spacing w:after="240" w:before="60"/>
+        <w:jc w:val="center"/>
+      </w:pPr>
+      <w:r>
+        <w:rPr>
+          <w:i/>
+          <w:iCs/>
+          <w:color w:val="475569"/>
+          <w:sz w:val="18"/>
+          <w:szCs w:val="18"/>
+        </w:rPr>
+        <w:t xml:space="preserve">Figure 7 - The admin dashboard in light mode (left) and dark mode (right)</w:t>
       </w:r>
     </w:p>
     <w:p>
@@ -9197,10 +10951,11 @@
         </w:tblBorders>
       </w:tblPr>
       <w:tblGrid>
-        <w:gridCol w:w="1100"/>
-        <w:gridCol w:w="1900"/>
+        <w:gridCol w:w="1000"/>
+        <w:gridCol w:w="1800"/>
         <w:gridCol w:w="1500"/>
-        <w:gridCol w:w="5138"/>
+        <w:gridCol w:w="1500"/>
+        <w:gridCol w:w="3838"/>
       </w:tblGrid>
       <w:tr>
         <w:trPr>
@@ -9208,7 +10963,7 @@
         </w:trPr>
         <w:tc>
           <w:tcPr>
-            <w:tcW w:type="dxa" w:w="1100"/>
+            <w:tcW w:type="dxa" w:w="1000"/>
             <w:tcBorders>
               <w:top w:val="single" w:color="CBD5E1" w:sz="4"/>
               <w:left w:val="single" w:color="CBD5E1" w:sz="4"/>
@@ -9239,7 +10994,7 @@
         </w:tc>
         <w:tc>
           <w:tcPr>
-            <w:tcW w:type="dxa" w:w="1900"/>
+            <w:tcW w:type="dxa" w:w="1800"/>
             <w:tcBorders>
               <w:top w:val="single" w:color="CBD5E1" w:sz="4"/>
               <w:left w:val="single" w:color="CBD5E1" w:sz="4"/>
@@ -9295,13 +11050,44 @@
                 <w:sz w:val="19"/>
                 <w:szCs w:val="19"/>
               </w:rPr>
-              <w:t xml:space="preserve">Hex</w:t>
-            </w:r>
-          </w:p>
-        </w:tc>
-        <w:tc>
-          <w:tcPr>
-            <w:tcW w:type="dxa" w:w="5138"/>
+              <w:t xml:space="preserve">Light theme</w:t>
+            </w:r>
+          </w:p>
+        </w:tc>
+        <w:tc>
+          <w:tcPr>
+            <w:tcW w:type="dxa" w:w="1500"/>
+            <w:tcBorders>
+              <w:top w:val="single" w:color="CBD5E1" w:sz="4"/>
+              <w:left w:val="single" w:color="CBD5E1" w:sz="4"/>
+              <w:bottom w:val="single" w:color="CBD5E1" w:sz="4"/>
+              <w:right w:val="single" w:color="CBD5E1" w:sz="4"/>
+            </w:tcBorders>
+            <w:shd w:fill="0A2540" w:color="auto" w:val="clear"/>
+            <w:tcMar>
+              <w:top w:type="dxa" w:w="80"/>
+              <w:left w:type="dxa" w:w="110"/>
+              <w:bottom w:type="dxa" w:w="80"/>
+              <w:right w:type="dxa" w:w="110"/>
+            </w:tcMar>
+            <w:vAlign w:val="center"/>
+          </w:tcPr>
+          <w:p>
+            <w:r>
+              <w:rPr>
+                <w:b/>
+                <w:bCs/>
+                <w:color w:val="FFFFFF"/>
+                <w:sz w:val="19"/>
+                <w:szCs w:val="19"/>
+              </w:rPr>
+              <w:t xml:space="preserve">Dark theme</w:t>
+            </w:r>
+          </w:p>
+        </w:tc>
+        <w:tc>
+          <w:tcPr>
+            <w:tcW w:type="dxa" w:w="3838"/>
             <w:tcBorders>
               <w:top w:val="single" w:color="CBD5E1" w:sz="4"/>
               <w:left w:val="single" w:color="CBD5E1" w:sz="4"/>
@@ -9337,57 +11123,57 @@
         </w:trPr>
         <w:tc>
           <w:tcPr>
-            <w:tcW w:type="dxa" w:w="1100"/>
-            <w:tcBorders>
-              <w:top w:val="single" w:color="CBD5E1" w:sz="4"/>
-              <w:left w:val="single" w:color="CBD5E1" w:sz="4"/>
-              <w:bottom w:val="single" w:color="CBD5E1" w:sz="4"/>
-              <w:right w:val="single" w:color="CBD5E1" w:sz="4"/>
-            </w:tcBorders>
-            <w:shd w:fill="050F1E" w:color="auto" w:val="clear"/>
-            <w:tcMar>
-              <w:top w:type="dxa" w:w="70"/>
-              <w:left w:type="dxa" w:w="110"/>
-              <w:bottom w:type="dxa" w:w="70"/>
-              <w:right w:type="dxa" w:w="110"/>
-            </w:tcMar>
-          </w:tcPr>
-          <w:p>
-            <w:pPr>
-              <w:spacing w:after="0" w:line="264"/>
-            </w:pPr>
-          </w:p>
-        </w:tc>
-        <w:tc>
-          <w:tcPr>
-            <w:tcW w:type="dxa" w:w="1900"/>
-            <w:tcBorders>
-              <w:top w:val="single" w:color="CBD5E1" w:sz="4"/>
-              <w:left w:val="single" w:color="CBD5E1" w:sz="4"/>
-              <w:bottom w:val="single" w:color="CBD5E1" w:sz="4"/>
-              <w:right w:val="single" w:color="CBD5E1" w:sz="4"/>
-            </w:tcBorders>
-            <w:shd w:fill="FFFFFF" w:color="auto" w:val="clear"/>
-            <w:tcMar>
-              <w:top w:type="dxa" w:w="70"/>
-              <w:left w:type="dxa" w:w="110"/>
-              <w:bottom w:type="dxa" w:w="70"/>
-              <w:right w:type="dxa" w:w="110"/>
-            </w:tcMar>
-          </w:tcPr>
-          <w:p>
-            <w:pPr>
-              <w:spacing w:after="0" w:line="264"/>
-            </w:pPr>
-            <w:r>
-              <w:rPr>
-                <w:b w:val="false"/>
-                <w:bCs w:val="false"/>
-                <w:color w:val="0F172A"/>
-                <w:sz w:val="19"/>
-                <w:szCs w:val="19"/>
-              </w:rPr>
-              <w:t xml:space="preserve">Background</w:t>
+            <w:tcW w:type="dxa" w:w="1000"/>
+            <w:tcBorders>
+              <w:top w:val="single" w:color="CBD5E1" w:sz="4"/>
+              <w:left w:val="single" w:color="CBD5E1" w:sz="4"/>
+              <w:bottom w:val="single" w:color="CBD5E1" w:sz="4"/>
+              <w:right w:val="single" w:color="CBD5E1" w:sz="4"/>
+            </w:tcBorders>
+            <w:shd w:fill="F0F9FF" w:color="auto" w:val="clear"/>
+            <w:tcMar>
+              <w:top w:type="dxa" w:w="70"/>
+              <w:left w:type="dxa" w:w="110"/>
+              <w:bottom w:type="dxa" w:w="70"/>
+              <w:right w:type="dxa" w:w="110"/>
+            </w:tcMar>
+          </w:tcPr>
+          <w:p>
+            <w:pPr>
+              <w:spacing w:after="0" w:line="264"/>
+            </w:pPr>
+          </w:p>
+        </w:tc>
+        <w:tc>
+          <w:tcPr>
+            <w:tcW w:type="dxa" w:w="1800"/>
+            <w:tcBorders>
+              <w:top w:val="single" w:color="CBD5E1" w:sz="4"/>
+              <w:left w:val="single" w:color="CBD5E1" w:sz="4"/>
+              <w:bottom w:val="single" w:color="CBD5E1" w:sz="4"/>
+              <w:right w:val="single" w:color="CBD5E1" w:sz="4"/>
+            </w:tcBorders>
+            <w:shd w:fill="FFFFFF" w:color="auto" w:val="clear"/>
+            <w:tcMar>
+              <w:top w:type="dxa" w:w="70"/>
+              <w:left w:type="dxa" w:w="110"/>
+              <w:bottom w:type="dxa" w:w="70"/>
+              <w:right w:type="dxa" w:w="110"/>
+            </w:tcMar>
+          </w:tcPr>
+          <w:p>
+            <w:pPr>
+              <w:spacing w:after="0" w:line="264"/>
+            </w:pPr>
+            <w:r>
+              <w:rPr>
+                <w:b w:val="false"/>
+                <w:bCs w:val="false"/>
+                <w:color w:val="0F172A"/>
+                <w:sz w:val="19"/>
+                <w:szCs w:val="19"/>
+              </w:rPr>
+              <w:t xml:space="preserve">Page background</w:t>
             </w:r>
           </w:p>
         </w:tc>
@@ -9420,40 +11206,73 @@
                 <w:sz w:val="19"/>
                 <w:szCs w:val="19"/>
               </w:rPr>
+              <w:t xml:space="preserve">#F0F9FF</w:t>
+            </w:r>
+          </w:p>
+        </w:tc>
+        <w:tc>
+          <w:tcPr>
+            <w:tcW w:type="dxa" w:w="1500"/>
+            <w:tcBorders>
+              <w:top w:val="single" w:color="CBD5E1" w:sz="4"/>
+              <w:left w:val="single" w:color="CBD5E1" w:sz="4"/>
+              <w:bottom w:val="single" w:color="CBD5E1" w:sz="4"/>
+              <w:right w:val="single" w:color="CBD5E1" w:sz="4"/>
+            </w:tcBorders>
+            <w:shd w:fill="FFFFFF" w:color="auto" w:val="clear"/>
+            <w:tcMar>
+              <w:top w:type="dxa" w:w="70"/>
+              <w:left w:type="dxa" w:w="110"/>
+              <w:bottom w:type="dxa" w:w="70"/>
+              <w:right w:type="dxa" w:w="110"/>
+            </w:tcMar>
+          </w:tcPr>
+          <w:p>
+            <w:pPr>
+              <w:spacing w:after="0" w:line="264"/>
+            </w:pPr>
+            <w:r>
+              <w:rPr>
+                <w:b w:val="false"/>
+                <w:bCs w:val="false"/>
+                <w:color w:val="0F172A"/>
+                <w:sz w:val="19"/>
+                <w:szCs w:val="19"/>
+              </w:rPr>
               <w:t xml:space="preserve">#050F1E</w:t>
             </w:r>
           </w:p>
         </w:tc>
         <w:tc>
           <w:tcPr>
-            <w:tcW w:type="dxa" w:w="5138"/>
-            <w:tcBorders>
-              <w:top w:val="single" w:color="CBD5E1" w:sz="4"/>
-              <w:left w:val="single" w:color="CBD5E1" w:sz="4"/>
-              <w:bottom w:val="single" w:color="CBD5E1" w:sz="4"/>
-              <w:right w:val="single" w:color="CBD5E1" w:sz="4"/>
-            </w:tcBorders>
-            <w:shd w:fill="FFFFFF" w:color="auto" w:val="clear"/>
-            <w:tcMar>
-              <w:top w:type="dxa" w:w="70"/>
-              <w:left w:type="dxa" w:w="110"/>
-              <w:bottom w:type="dxa" w:w="70"/>
-              <w:right w:type="dxa" w:w="110"/>
-            </w:tcMar>
-          </w:tcPr>
-          <w:p>
-            <w:pPr>
-              <w:spacing w:after="0" w:line="264"/>
-            </w:pPr>
-            <w:r>
-              <w:rPr>
-                <w:b w:val="false"/>
-                <w:bCs w:val="false"/>
-                <w:color w:val="0F172A"/>
-                <w:sz w:val="19"/>
-                <w:szCs w:val="19"/>
-              </w:rPr>
-              <w:t xml:space="preserve">Deep navy page canvas behind the animated aurora</w:t>
+            <w:tcW w:type="dxa" w:w="3838"/>
+            <w:tcBorders>
+              <w:top w:val="single" w:color="CBD5E1" w:sz="4"/>
+              <w:left w:val="single" w:color="CBD5E1" w:sz="4"/>
+              <w:bottom w:val="single" w:color="CBD5E1" w:sz="4"/>
+              <w:right w:val="single" w:color="CBD5E1" w:sz="4"/>
+            </w:tcBorders>
+            <w:shd w:fill="FFFFFF" w:color="auto" w:val="clear"/>
+            <w:tcMar>
+              <w:top w:type="dxa" w:w="70"/>
+              <w:left w:type="dxa" w:w="110"/>
+              <w:bottom w:type="dxa" w:w="70"/>
+              <w:right w:type="dxa" w:w="110"/>
+            </w:tcMar>
+          </w:tcPr>
+          <w:p>
+            <w:pPr>
+              <w:spacing w:after="0" w:line="264"/>
+            </w:pPr>
+            <w:r>
+              <w:rPr>
+                <w:b w:val="false"/>
+                <w:bCs w:val="false"/>
+                <w:color w:val="0F172A"/>
+                <w:sz w:val="19"/>
+                <w:szCs w:val="19"/>
+              </w:rPr>
+              <w:t xml:space="preserve">Canvas behind the animated background</w:t>
             </w:r>
           </w:p>
         </w:tc>
@@ -9464,57 +11283,57 @@
         </w:trPr>
         <w:tc>
           <w:tcPr>
-            <w:tcW w:type="dxa" w:w="1100"/>
-            <w:tcBorders>
-              <w:top w:val="single" w:color="CBD5E1" w:sz="4"/>
-              <w:left w:val="single" w:color="CBD5E1" w:sz="4"/>
-              <w:bottom w:val="single" w:color="CBD5E1" w:sz="4"/>
-              <w:right w:val="single" w:color="CBD5E1" w:sz="4"/>
-            </w:tcBorders>
-            <w:shd w:fill="0D1C32" w:color="auto" w:val="clear"/>
-            <w:tcMar>
-              <w:top w:type="dxa" w:w="70"/>
-              <w:left w:type="dxa" w:w="110"/>
-              <w:bottom w:type="dxa" w:w="70"/>
-              <w:right w:type="dxa" w:w="110"/>
-            </w:tcMar>
-          </w:tcPr>
-          <w:p>
-            <w:pPr>
-              <w:spacing w:after="0" w:line="264"/>
-            </w:pPr>
-          </w:p>
-        </w:tc>
-        <w:tc>
-          <w:tcPr>
-            <w:tcW w:type="dxa" w:w="1900"/>
-            <w:tcBorders>
-              <w:top w:val="single" w:color="CBD5E1" w:sz="4"/>
-              <w:left w:val="single" w:color="CBD5E1" w:sz="4"/>
-              <w:bottom w:val="single" w:color="CBD5E1" w:sz="4"/>
-              <w:right w:val="single" w:color="CBD5E1" w:sz="4"/>
-            </w:tcBorders>
-            <w:shd w:fill="F8FAFC" w:color="auto" w:val="clear"/>
-            <w:tcMar>
-              <w:top w:type="dxa" w:w="70"/>
-              <w:left w:type="dxa" w:w="110"/>
-              <w:bottom w:type="dxa" w:w="70"/>
-              <w:right w:type="dxa" w:w="110"/>
-            </w:tcMar>
-          </w:tcPr>
-          <w:p>
-            <w:pPr>
-              <w:spacing w:after="0" w:line="264"/>
-            </w:pPr>
-            <w:r>
-              <w:rPr>
-                <w:b w:val="false"/>
-                <w:bCs w:val="false"/>
-                <w:color w:val="0F172A"/>
-                <w:sz w:val="19"/>
-                <w:szCs w:val="19"/>
-              </w:rPr>
-              <w:t xml:space="preserve">Glass surface</w:t>
+            <w:tcW w:type="dxa" w:w="1000"/>
+            <w:tcBorders>
+              <w:top w:val="single" w:color="CBD5E1" w:sz="4"/>
+              <w:left w:val="single" w:color="CBD5E1" w:sz="4"/>
+              <w:bottom w:val="single" w:color="CBD5E1" w:sz="4"/>
+              <w:right w:val="single" w:color="CBD5E1" w:sz="4"/>
+            </w:tcBorders>
+            <w:shd w:fill="FFFFFF" w:color="auto" w:val="clear"/>
+            <w:tcMar>
+              <w:top w:type="dxa" w:w="70"/>
+              <w:left w:type="dxa" w:w="110"/>
+              <w:bottom w:type="dxa" w:w="70"/>
+              <w:right w:type="dxa" w:w="110"/>
+            </w:tcMar>
+          </w:tcPr>
+          <w:p>
+            <w:pPr>
+              <w:spacing w:after="0" w:line="264"/>
+            </w:pPr>
+          </w:p>
+        </w:tc>
+        <w:tc>
+          <w:tcPr>
+            <w:tcW w:type="dxa" w:w="1800"/>
+            <w:tcBorders>
+              <w:top w:val="single" w:color="CBD5E1" w:sz="4"/>
+              <w:left w:val="single" w:color="CBD5E1" w:sz="4"/>
+              <w:bottom w:val="single" w:color="CBD5E1" w:sz="4"/>
+              <w:right w:val="single" w:color="CBD5E1" w:sz="4"/>
+            </w:tcBorders>
+            <w:shd w:fill="F8FAFC" w:color="auto" w:val="clear"/>
+            <w:tcMar>
+              <w:top w:type="dxa" w:w="70"/>
+              <w:left w:type="dxa" w:w="110"/>
+              <w:bottom w:type="dxa" w:w="70"/>
+              <w:right w:type="dxa" w:w="110"/>
+            </w:tcMar>
+          </w:tcPr>
+          <w:p>
+            <w:pPr>
+              <w:spacing w:after="0" w:line="264"/>
+            </w:pPr>
+            <w:r>
+              <w:rPr>
+                <w:b w:val="false"/>
+                <w:bCs w:val="false"/>
+                <w:color w:val="0F172A"/>
+                <w:sz w:val="19"/>
+                <w:szCs w:val="19"/>
+              </w:rPr>
+              <w:t xml:space="preserve">Card surface</w:t>
             </w:r>
           </w:p>
         </w:tc>
@@ -9547,40 +11366,73 @@
                 <w:sz w:val="19"/>
                 <w:szCs w:val="19"/>
               </w:rPr>
-              <w:t xml:space="preserve">rgba(13,28,50,.62)</w:t>
-            </w:r>
-          </w:p>
-        </w:tc>
-        <w:tc>
-          <w:tcPr>
-            <w:tcW w:type="dxa" w:w="5138"/>
-            <w:tcBorders>
-              <w:top w:val="single" w:color="CBD5E1" w:sz="4"/>
-              <w:left w:val="single" w:color="CBD5E1" w:sz="4"/>
-              <w:bottom w:val="single" w:color="CBD5E1" w:sz="4"/>
-              <w:right w:val="single" w:color="CBD5E1" w:sz="4"/>
-            </w:tcBorders>
-            <w:shd w:fill="F8FAFC" w:color="auto" w:val="clear"/>
-            <w:tcMar>
-              <w:top w:type="dxa" w:w="70"/>
-              <w:left w:type="dxa" w:w="110"/>
-              <w:bottom w:type="dxa" w:w="70"/>
-              <w:right w:type="dxa" w:w="110"/>
-            </w:tcMar>
-          </w:tcPr>
-          <w:p>
-            <w:pPr>
-              <w:spacing w:after="0" w:line="264"/>
-            </w:pPr>
-            <w:r>
-              <w:rPr>
-                <w:b w:val="false"/>
-                <w:bCs w:val="false"/>
-                <w:color w:val="0F172A"/>
-                <w:sz w:val="19"/>
-                <w:szCs w:val="19"/>
-              </w:rPr>
-              <w:t xml:space="preserve">Cards, tables, forms - frosted glass (22 px blur); turns clear on hover</w:t>
+              <w:t xml:space="preserve">#FFFFFF</w:t>
+            </w:r>
+          </w:p>
+        </w:tc>
+        <w:tc>
+          <w:tcPr>
+            <w:tcW w:type="dxa" w:w="1500"/>
+            <w:tcBorders>
+              <w:top w:val="single" w:color="CBD5E1" w:sz="4"/>
+              <w:left w:val="single" w:color="CBD5E1" w:sz="4"/>
+              <w:bottom w:val="single" w:color="CBD5E1" w:sz="4"/>
+              <w:right w:val="single" w:color="CBD5E1" w:sz="4"/>
+            </w:tcBorders>
+            <w:shd w:fill="F8FAFC" w:color="auto" w:val="clear"/>
+            <w:tcMar>
+              <w:top w:type="dxa" w:w="70"/>
+              <w:left w:type="dxa" w:w="110"/>
+              <w:bottom w:type="dxa" w:w="70"/>
+              <w:right w:type="dxa" w:w="110"/>
+            </w:tcMar>
+          </w:tcPr>
+          <w:p>
+            <w:pPr>
+              <w:spacing w:after="0" w:line="264"/>
+            </w:pPr>
+            <w:r>
+              <w:rPr>
+                <w:b w:val="false"/>
+                <w:bCs w:val="false"/>
+                <w:color w:val="0F172A"/>
+                <w:sz w:val="19"/>
+                <w:szCs w:val="19"/>
+              </w:rPr>
+              <w:t xml:space="preserve">#0D1C32</w:t>
+            </w:r>
+          </w:p>
+        </w:tc>
+        <w:tc>
+          <w:tcPr>
+            <w:tcW w:type="dxa" w:w="3838"/>
+            <w:tcBorders>
+              <w:top w:val="single" w:color="CBD5E1" w:sz="4"/>
+              <w:left w:val="single" w:color="CBD5E1" w:sz="4"/>
+              <w:bottom w:val="single" w:color="CBD5E1" w:sz="4"/>
+              <w:right w:val="single" w:color="CBD5E1" w:sz="4"/>
+            </w:tcBorders>
+            <w:shd w:fill="F8FAFC" w:color="auto" w:val="clear"/>
+            <w:tcMar>
+              <w:top w:type="dxa" w:w="70"/>
+              <w:left w:type="dxa" w:w="110"/>
+              <w:bottom w:type="dxa" w:w="70"/>
+              <w:right w:type="dxa" w:w="110"/>
+            </w:tcMar>
+          </w:tcPr>
+          <w:p>
+            <w:pPr>
+              <w:spacing w:after="0" w:line="264"/>
+            </w:pPr>
+            <w:r>
+              <w:rPr>
+                <w:b w:val="false"/>
+                <w:bCs w:val="false"/>
+                <w:color w:val="0F172A"/>
+                <w:sz w:val="19"/>
+                <w:szCs w:val="19"/>
+              </w:rPr>
+              <w:t xml:space="preserve">Cards, tables, forms (solid)</w:t>
             </w:r>
           </w:p>
         </w:tc>
@@ -9591,30 +11443,30 @@
         </w:trPr>
         <w:tc>
           <w:tcPr>
-            <w:tcW w:type="dxa" w:w="1100"/>
-            <w:tcBorders>
-              <w:top w:val="single" w:color="CBD5E1" w:sz="4"/>
-              <w:left w:val="single" w:color="CBD5E1" w:sz="4"/>
-              <w:bottom w:val="single" w:color="CBD5E1" w:sz="4"/>
-              <w:right w:val="single" w:color="CBD5E1" w:sz="4"/>
-            </w:tcBorders>
-            <w:shd w:fill="E2E8F0" w:color="auto" w:val="clear"/>
-            <w:tcMar>
-              <w:top w:type="dxa" w:w="70"/>
-              <w:left w:type="dxa" w:w="110"/>
-              <w:bottom w:type="dxa" w:w="70"/>
-              <w:right w:type="dxa" w:w="110"/>
-            </w:tcMar>
-          </w:tcPr>
-          <w:p>
-            <w:pPr>
-              <w:spacing w:after="0" w:line="264"/>
-            </w:pPr>
-          </w:p>
-        </w:tc>
-        <w:tc>
-          <w:tcPr>
-            <w:tcW w:type="dxa" w:w="1900"/>
+            <w:tcW w:type="dxa" w:w="1000"/>
+            <w:tcBorders>
+              <w:top w:val="single" w:color="CBD5E1" w:sz="4"/>
+              <w:left w:val="single" w:color="CBD5E1" w:sz="4"/>
+              <w:bottom w:val="single" w:color="CBD5E1" w:sz="4"/>
+              <w:right w:val="single" w:color="CBD5E1" w:sz="4"/>
+            </w:tcBorders>
+            <w:shd w:fill="0F172A" w:color="auto" w:val="clear"/>
+            <w:tcMar>
+              <w:top w:type="dxa" w:w="70"/>
+              <w:left w:type="dxa" w:w="110"/>
+              <w:bottom w:type="dxa" w:w="70"/>
+              <w:right w:type="dxa" w:w="110"/>
+            </w:tcMar>
+          </w:tcPr>
+          <w:p>
+            <w:pPr>
+              <w:spacing w:after="0" w:line="264"/>
+            </w:pPr>
+          </w:p>
+        </w:tc>
+        <w:tc>
+          <w:tcPr>
+            <w:tcW w:type="dxa" w:w="1800"/>
             <w:tcBorders>
               <w:top w:val="single" w:color="CBD5E1" w:sz="4"/>
               <w:left w:val="single" w:color="CBD5E1" w:sz="4"/>
@@ -9674,40 +11526,73 @@
                 <w:sz w:val="19"/>
                 <w:szCs w:val="19"/>
               </w:rPr>
+              <w:t xml:space="preserve">#0F172A</w:t>
+            </w:r>
+          </w:p>
+        </w:tc>
+        <w:tc>
+          <w:tcPr>
+            <w:tcW w:type="dxa" w:w="1500"/>
+            <w:tcBorders>
+              <w:top w:val="single" w:color="CBD5E1" w:sz="4"/>
+              <w:left w:val="single" w:color="CBD5E1" w:sz="4"/>
+              <w:bottom w:val="single" w:color="CBD5E1" w:sz="4"/>
+              <w:right w:val="single" w:color="CBD5E1" w:sz="4"/>
+            </w:tcBorders>
+            <w:shd w:fill="FFFFFF" w:color="auto" w:val="clear"/>
+            <w:tcMar>
+              <w:top w:type="dxa" w:w="70"/>
+              <w:left w:type="dxa" w:w="110"/>
+              <w:bottom w:type="dxa" w:w="70"/>
+              <w:right w:type="dxa" w:w="110"/>
+            </w:tcMar>
+          </w:tcPr>
+          <w:p>
+            <w:pPr>
+              <w:spacing w:after="0" w:line="264"/>
+            </w:pPr>
+            <w:r>
+              <w:rPr>
+                <w:b w:val="false"/>
+                <w:bCs w:val="false"/>
+                <w:color w:val="0F172A"/>
+                <w:sz w:val="19"/>
+                <w:szCs w:val="19"/>
+              </w:rPr>
               <w:t xml:space="preserve">#E2E8F0</w:t>
             </w:r>
           </w:p>
         </w:tc>
         <w:tc>
           <w:tcPr>
-            <w:tcW w:type="dxa" w:w="5138"/>
-            <w:tcBorders>
-              <w:top w:val="single" w:color="CBD5E1" w:sz="4"/>
-              <w:left w:val="single" w:color="CBD5E1" w:sz="4"/>
-              <w:bottom w:val="single" w:color="CBD5E1" w:sz="4"/>
-              <w:right w:val="single" w:color="CBD5E1" w:sz="4"/>
-            </w:tcBorders>
-            <w:shd w:fill="FFFFFF" w:color="auto" w:val="clear"/>
-            <w:tcMar>
-              <w:top w:type="dxa" w:w="70"/>
-              <w:left w:type="dxa" w:w="110"/>
-              <w:bottom w:type="dxa" w:w="70"/>
-              <w:right w:type="dxa" w:w="110"/>
-            </w:tcMar>
-          </w:tcPr>
-          <w:p>
-            <w:pPr>
-              <w:spacing w:after="0" w:line="264"/>
-            </w:pPr>
-            <w:r>
-              <w:rPr>
-                <w:b w:val="false"/>
-                <w:bCs w:val="false"/>
-                <w:color w:val="0F172A"/>
-                <w:sz w:val="19"/>
-                <w:szCs w:val="19"/>
-              </w:rPr>
-              <w:t xml:space="preserve">Body text (12:1 contrast on the glass)</w:t>
+            <w:tcW w:type="dxa" w:w="3838"/>
+            <w:tcBorders>
+              <w:top w:val="single" w:color="CBD5E1" w:sz="4"/>
+              <w:left w:val="single" w:color="CBD5E1" w:sz="4"/>
+              <w:bottom w:val="single" w:color="CBD5E1" w:sz="4"/>
+              <w:right w:val="single" w:color="CBD5E1" w:sz="4"/>
+            </w:tcBorders>
+            <w:shd w:fill="FFFFFF" w:color="auto" w:val="clear"/>
+            <w:tcMar>
+              <w:top w:type="dxa" w:w="70"/>
+              <w:left w:type="dxa" w:w="110"/>
+              <w:bottom w:type="dxa" w:w="70"/>
+              <w:right w:type="dxa" w:w="110"/>
+            </w:tcMar>
+          </w:tcPr>
+          <w:p>
+            <w:pPr>
+              <w:spacing w:after="0" w:line="264"/>
+            </w:pPr>
+            <w:r>
+              <w:rPr>
+                <w:b w:val="false"/>
+                <w:bCs w:val="false"/>
+                <w:color w:val="0F172A"/>
+                <w:sz w:val="19"/>
+                <w:szCs w:val="19"/>
+              </w:rPr>
+              <w:t xml:space="preserve">Body text (contrast above 12:1)</w:t>
             </w:r>
           </w:p>
         </w:tc>
@@ -9718,57 +11603,57 @@
         </w:trPr>
         <w:tc>
           <w:tcPr>
-            <w:tcW w:type="dxa" w:w="1100"/>
-            <w:tcBorders>
-              <w:top w:val="single" w:color="CBD5E1" w:sz="4"/>
-              <w:left w:val="single" w:color="CBD5E1" w:sz="4"/>
-              <w:bottom w:val="single" w:color="CBD5E1" w:sz="4"/>
-              <w:right w:val="single" w:color="CBD5E1" w:sz="4"/>
-            </w:tcBorders>
-            <w:shd w:fill="7DD3FC" w:color="auto" w:val="clear"/>
-            <w:tcMar>
-              <w:top w:type="dxa" w:w="70"/>
-              <w:left w:type="dxa" w:w="110"/>
-              <w:bottom w:type="dxa" w:w="70"/>
-              <w:right w:type="dxa" w:w="110"/>
-            </w:tcMar>
-          </w:tcPr>
-          <w:p>
-            <w:pPr>
-              <w:spacing w:after="0" w:line="264"/>
-            </w:pPr>
-          </w:p>
-        </w:tc>
-        <w:tc>
-          <w:tcPr>
-            <w:tcW w:type="dxa" w:w="1900"/>
-            <w:tcBorders>
-              <w:top w:val="single" w:color="CBD5E1" w:sz="4"/>
-              <w:left w:val="single" w:color="CBD5E1" w:sz="4"/>
-              <w:bottom w:val="single" w:color="CBD5E1" w:sz="4"/>
-              <w:right w:val="single" w:color="CBD5E1" w:sz="4"/>
-            </w:tcBorders>
-            <w:shd w:fill="F8FAFC" w:color="auto" w:val="clear"/>
-            <w:tcMar>
-              <w:top w:type="dxa" w:w="70"/>
-              <w:left w:type="dxa" w:w="110"/>
-              <w:bottom w:type="dxa" w:w="70"/>
-              <w:right w:type="dxa" w:w="110"/>
-            </w:tcMar>
-          </w:tcPr>
-          <w:p>
-            <w:pPr>
-              <w:spacing w:after="0" w:line="264"/>
-            </w:pPr>
-            <w:r>
-              <w:rPr>
-                <w:b w:val="false"/>
-                <w:bCs w:val="false"/>
-                <w:color w:val="0F172A"/>
-                <w:sz w:val="19"/>
-                <w:szCs w:val="19"/>
-              </w:rPr>
-              <w:t xml:space="preserve">Link / highlight</w:t>
+            <w:tcW w:type="dxa" w:w="1000"/>
+            <w:tcBorders>
+              <w:top w:val="single" w:color="CBD5E1" w:sz="4"/>
+              <w:left w:val="single" w:color="CBD5E1" w:sz="4"/>
+              <w:bottom w:val="single" w:color="CBD5E1" w:sz="4"/>
+              <w:right w:val="single" w:color="CBD5E1" w:sz="4"/>
+            </w:tcBorders>
+            <w:shd w:fill="0369A1" w:color="auto" w:val="clear"/>
+            <w:tcMar>
+              <w:top w:type="dxa" w:w="70"/>
+              <w:left w:type="dxa" w:w="110"/>
+              <w:bottom w:type="dxa" w:w="70"/>
+              <w:right w:type="dxa" w:w="110"/>
+            </w:tcMar>
+          </w:tcPr>
+          <w:p>
+            <w:pPr>
+              <w:spacing w:after="0" w:line="264"/>
+            </w:pPr>
+          </w:p>
+        </w:tc>
+        <w:tc>
+          <w:tcPr>
+            <w:tcW w:type="dxa" w:w="1800"/>
+            <w:tcBorders>
+              <w:top w:val="single" w:color="CBD5E1" w:sz="4"/>
+              <w:left w:val="single" w:color="CBD5E1" w:sz="4"/>
+              <w:bottom w:val="single" w:color="CBD5E1" w:sz="4"/>
+              <w:right w:val="single" w:color="CBD5E1" w:sz="4"/>
+            </w:tcBorders>
+            <w:shd w:fill="F8FAFC" w:color="auto" w:val="clear"/>
+            <w:tcMar>
+              <w:top w:type="dxa" w:w="70"/>
+              <w:left w:type="dxa" w:w="110"/>
+              <w:bottom w:type="dxa" w:w="70"/>
+              <w:right w:type="dxa" w:w="110"/>
+            </w:tcMar>
+          </w:tcPr>
+          <w:p>
+            <w:pPr>
+              <w:spacing w:after="0" w:line="264"/>
+            </w:pPr>
+            <w:r>
+              <w:rPr>
+                <w:b w:val="false"/>
+                <w:bCs w:val="false"/>
+                <w:color w:val="0F172A"/>
+                <w:sz w:val="19"/>
+                <w:szCs w:val="19"/>
+              </w:rPr>
+              <w:t xml:space="preserve">Primary</w:t>
             </w:r>
           </w:p>
         </w:tc>
@@ -9801,40 +11686,73 @@
                 <w:sz w:val="19"/>
                 <w:szCs w:val="19"/>
               </w:rPr>
-              <w:t xml:space="preserve">#7DD3FC</w:t>
-            </w:r>
-          </w:p>
-        </w:tc>
-        <w:tc>
-          <w:tcPr>
-            <w:tcW w:type="dxa" w:w="5138"/>
-            <w:tcBorders>
-              <w:top w:val="single" w:color="CBD5E1" w:sz="4"/>
-              <w:left w:val="single" w:color="CBD5E1" w:sz="4"/>
-              <w:bottom w:val="single" w:color="CBD5E1" w:sz="4"/>
-              <w:right w:val="single" w:color="CBD5E1" w:sz="4"/>
-            </w:tcBorders>
-            <w:shd w:fill="F8FAFC" w:color="auto" w:val="clear"/>
-            <w:tcMar>
-              <w:top w:type="dxa" w:w="70"/>
-              <w:left w:type="dxa" w:w="110"/>
-              <w:bottom w:type="dxa" w:w="70"/>
-              <w:right w:type="dxa" w:w="110"/>
-            </w:tcMar>
-          </w:tcPr>
-          <w:p>
-            <w:pPr>
-              <w:spacing w:after="0" w:line="264"/>
-            </w:pPr>
-            <w:r>
-              <w:rPr>
-                <w:b w:val="false"/>
-                <w:bCs w:val="false"/>
-                <w:color w:val="0F172A"/>
-                <w:sz w:val="19"/>
-                <w:szCs w:val="19"/>
-              </w:rPr>
-              <w:t xml:space="preserve">Links, table headers, icons</w:t>
+              <w:t xml:space="preserve">#0369A1</w:t>
+            </w:r>
+          </w:p>
+        </w:tc>
+        <w:tc>
+          <w:tcPr>
+            <w:tcW w:type="dxa" w:w="1500"/>
+            <w:tcBorders>
+              <w:top w:val="single" w:color="CBD5E1" w:sz="4"/>
+              <w:left w:val="single" w:color="CBD5E1" w:sz="4"/>
+              <w:bottom w:val="single" w:color="CBD5E1" w:sz="4"/>
+              <w:right w:val="single" w:color="CBD5E1" w:sz="4"/>
+            </w:tcBorders>
+            <w:shd w:fill="F8FAFC" w:color="auto" w:val="clear"/>
+            <w:tcMar>
+              <w:top w:type="dxa" w:w="70"/>
+              <w:left w:type="dxa" w:w="110"/>
+              <w:bottom w:type="dxa" w:w="70"/>
+              <w:right w:type="dxa" w:w="110"/>
+            </w:tcMar>
+          </w:tcPr>
+          <w:p>
+            <w:pPr>
+              <w:spacing w:after="0" w:line="264"/>
+            </w:pPr>
+            <w:r>
+              <w:rPr>
+                <w:b w:val="false"/>
+                <w:bCs w:val="false"/>
+                <w:color w:val="0F172A"/>
+                <w:sz w:val="19"/>
+                <w:szCs w:val="19"/>
+              </w:rPr>
+              <w:t xml:space="preserve">#0369A1</w:t>
+            </w:r>
+          </w:p>
+        </w:tc>
+        <w:tc>
+          <w:tcPr>
+            <w:tcW w:type="dxa" w:w="3838"/>
+            <w:tcBorders>
+              <w:top w:val="single" w:color="CBD5E1" w:sz="4"/>
+              <w:left w:val="single" w:color="CBD5E1" w:sz="4"/>
+              <w:bottom w:val="single" w:color="CBD5E1" w:sz="4"/>
+              <w:right w:val="single" w:color="CBD5E1" w:sz="4"/>
+            </w:tcBorders>
+            <w:shd w:fill="F8FAFC" w:color="auto" w:val="clear"/>
+            <w:tcMar>
+              <w:top w:type="dxa" w:w="70"/>
+              <w:left w:type="dxa" w:w="110"/>
+              <w:bottom w:type="dxa" w:w="70"/>
+              <w:right w:type="dxa" w:w="110"/>
+            </w:tcMar>
+          </w:tcPr>
+          <w:p>
+            <w:pPr>
+              <w:spacing w:after="0" w:line="264"/>
+            </w:pPr>
+            <w:r>
+              <w:rPr>
+                <w:b w:val="false"/>
+                <w:bCs w:val="false"/>
+                <w:color w:val="0F172A"/>
+                <w:sz w:val="19"/>
+                <w:szCs w:val="19"/>
+              </w:rPr>
+              <w:t xml:space="preserve">Buttons, links, active states (white text 5.9:1)</w:t>
             </w:r>
           </w:p>
         </w:tc>
@@ -9845,57 +11763,57 @@
         </w:trPr>
         <w:tc>
           <w:tcPr>
-            <w:tcW w:type="dxa" w:w="1100"/>
-            <w:tcBorders>
-              <w:top w:val="single" w:color="CBD5E1" w:sz="4"/>
-              <w:left w:val="single" w:color="CBD5E1" w:sz="4"/>
-              <w:bottom w:val="single" w:color="CBD5E1" w:sz="4"/>
-              <w:right w:val="single" w:color="CBD5E1" w:sz="4"/>
-            </w:tcBorders>
-            <w:shd w:fill="0369A1" w:color="auto" w:val="clear"/>
-            <w:tcMar>
-              <w:top w:type="dxa" w:w="70"/>
-              <w:left w:type="dxa" w:w="110"/>
-              <w:bottom w:type="dxa" w:w="70"/>
-              <w:right w:type="dxa" w:w="110"/>
-            </w:tcMar>
-          </w:tcPr>
-          <w:p>
-            <w:pPr>
-              <w:spacing w:after="0" w:line="264"/>
-            </w:pPr>
-          </w:p>
-        </w:tc>
-        <w:tc>
-          <w:tcPr>
-            <w:tcW w:type="dxa" w:w="1900"/>
-            <w:tcBorders>
-              <w:top w:val="single" w:color="CBD5E1" w:sz="4"/>
-              <w:left w:val="single" w:color="CBD5E1" w:sz="4"/>
-              <w:bottom w:val="single" w:color="CBD5E1" w:sz="4"/>
-              <w:right w:val="single" w:color="CBD5E1" w:sz="4"/>
-            </w:tcBorders>
-            <w:shd w:fill="FFFFFF" w:color="auto" w:val="clear"/>
-            <w:tcMar>
-              <w:top w:type="dxa" w:w="70"/>
-              <w:left w:type="dxa" w:w="110"/>
-              <w:bottom w:type="dxa" w:w="70"/>
-              <w:right w:type="dxa" w:w="110"/>
-            </w:tcMar>
-          </w:tcPr>
-          <w:p>
-            <w:pPr>
-              <w:spacing w:after="0" w:line="264"/>
-            </w:pPr>
-            <w:r>
-              <w:rPr>
-                <w:b w:val="false"/>
-                <w:bCs w:val="false"/>
-                <w:color w:val="0F172A"/>
-                <w:sz w:val="19"/>
-                <w:szCs w:val="19"/>
-              </w:rPr>
-              <w:t xml:space="preserve">Primary</w:t>
+            <w:tcW w:type="dxa" w:w="1000"/>
+            <w:tcBorders>
+              <w:top w:val="single" w:color="CBD5E1" w:sz="4"/>
+              <w:left w:val="single" w:color="CBD5E1" w:sz="4"/>
+              <w:bottom w:val="single" w:color="CBD5E1" w:sz="4"/>
+              <w:right w:val="single" w:color="CBD5E1" w:sz="4"/>
+            </w:tcBorders>
+            <w:shd w:fill="059669" w:color="auto" w:val="clear"/>
+            <w:tcMar>
+              <w:top w:type="dxa" w:w="70"/>
+              <w:left w:type="dxa" w:w="110"/>
+              <w:bottom w:type="dxa" w:w="70"/>
+              <w:right w:type="dxa" w:w="110"/>
+            </w:tcMar>
+          </w:tcPr>
+          <w:p>
+            <w:pPr>
+              <w:spacing w:after="0" w:line="264"/>
+            </w:pPr>
+          </w:p>
+        </w:tc>
+        <w:tc>
+          <w:tcPr>
+            <w:tcW w:type="dxa" w:w="1800"/>
+            <w:tcBorders>
+              <w:top w:val="single" w:color="CBD5E1" w:sz="4"/>
+              <w:left w:val="single" w:color="CBD5E1" w:sz="4"/>
+              <w:bottom w:val="single" w:color="CBD5E1" w:sz="4"/>
+              <w:right w:val="single" w:color="CBD5E1" w:sz="4"/>
+            </w:tcBorders>
+            <w:shd w:fill="FFFFFF" w:color="auto" w:val="clear"/>
+            <w:tcMar>
+              <w:top w:type="dxa" w:w="70"/>
+              <w:left w:type="dxa" w:w="110"/>
+              <w:bottom w:type="dxa" w:w="70"/>
+              <w:right w:type="dxa" w:w="110"/>
+            </w:tcMar>
+          </w:tcPr>
+          <w:p>
+            <w:pPr>
+              <w:spacing w:after="0" w:line="264"/>
+            </w:pPr>
+            <w:r>
+              <w:rPr>
+                <w:b w:val="false"/>
+                <w:bCs w:val="false"/>
+                <w:color w:val="0F172A"/>
+                <w:sz w:val="19"/>
+                <w:szCs w:val="19"/>
+              </w:rPr>
+              <w:t xml:space="preserve">Accent</w:t>
             </w:r>
           </w:p>
         </w:tc>
@@ -9928,40 +11846,73 @@
                 <w:sz w:val="19"/>
                 <w:szCs w:val="19"/>
               </w:rPr>
-              <w:t xml:space="preserve">#0369A1</w:t>
-            </w:r>
-          </w:p>
-        </w:tc>
-        <w:tc>
-          <w:tcPr>
-            <w:tcW w:type="dxa" w:w="5138"/>
-            <w:tcBorders>
-              <w:top w:val="single" w:color="CBD5E1" w:sz="4"/>
-              <w:left w:val="single" w:color="CBD5E1" w:sz="4"/>
-              <w:bottom w:val="single" w:color="CBD5E1" w:sz="4"/>
-              <w:right w:val="single" w:color="CBD5E1" w:sz="4"/>
-            </w:tcBorders>
-            <w:shd w:fill="FFFFFF" w:color="auto" w:val="clear"/>
-            <w:tcMar>
-              <w:top w:type="dxa" w:w="70"/>
-              <w:left w:type="dxa" w:w="110"/>
-              <w:bottom w:type="dxa" w:w="70"/>
-              <w:right w:type="dxa" w:w="110"/>
-            </w:tcMar>
-          </w:tcPr>
-          <w:p>
-            <w:pPr>
-              <w:spacing w:after="0" w:line="264"/>
-            </w:pPr>
-            <w:r>
-              <w:rPr>
-                <w:b w:val="false"/>
-                <w:bCs w:val="false"/>
-                <w:color w:val="0F172A"/>
-                <w:sz w:val="19"/>
-                <w:szCs w:val="19"/>
-              </w:rPr>
-              <w:t xml:space="preserve">Buttons, active states (white text 5.9:1 contrast)</w:t>
+              <w:t xml:space="preserve">#059669</w:t>
+            </w:r>
+          </w:p>
+        </w:tc>
+        <w:tc>
+          <w:tcPr>
+            <w:tcW w:type="dxa" w:w="1500"/>
+            <w:tcBorders>
+              <w:top w:val="single" w:color="CBD5E1" w:sz="4"/>
+              <w:left w:val="single" w:color="CBD5E1" w:sz="4"/>
+              <w:bottom w:val="single" w:color="CBD5E1" w:sz="4"/>
+              <w:right w:val="single" w:color="CBD5E1" w:sz="4"/>
+            </w:tcBorders>
+            <w:shd w:fill="FFFFFF" w:color="auto" w:val="clear"/>
+            <w:tcMar>
+              <w:top w:type="dxa" w:w="70"/>
+              <w:left w:type="dxa" w:w="110"/>
+              <w:bottom w:type="dxa" w:w="70"/>
+              <w:right w:type="dxa" w:w="110"/>
+            </w:tcMar>
+          </w:tcPr>
+          <w:p>
+            <w:pPr>
+              <w:spacing w:after="0" w:line="264"/>
+            </w:pPr>
+            <w:r>
+              <w:rPr>
+                <w:b w:val="false"/>
+                <w:bCs w:val="false"/>
+                <w:color w:val="0F172A"/>
+                <w:sz w:val="19"/>
+                <w:szCs w:val="19"/>
+              </w:rPr>
+              <w:t xml:space="preserve">#34D399</w:t>
+            </w:r>
+          </w:p>
+        </w:tc>
+        <w:tc>
+          <w:tcPr>
+            <w:tcW w:type="dxa" w:w="3838"/>
+            <w:tcBorders>
+              <w:top w:val="single" w:color="CBD5E1" w:sz="4"/>
+              <w:left w:val="single" w:color="CBD5E1" w:sz="4"/>
+              <w:bottom w:val="single" w:color="CBD5E1" w:sz="4"/>
+              <w:right w:val="single" w:color="CBD5E1" w:sz="4"/>
+            </w:tcBorders>
+            <w:shd w:fill="FFFFFF" w:color="auto" w:val="clear"/>
+            <w:tcMar>
+              <w:top w:type="dxa" w:w="70"/>
+              <w:left w:type="dxa" w:w="110"/>
+              <w:bottom w:type="dxa" w:w="70"/>
+              <w:right w:type="dxa" w:w="110"/>
+            </w:tcMar>
+          </w:tcPr>
+          <w:p>
+            <w:pPr>
+              <w:spacing w:after="0" w:line="264"/>
+            </w:pPr>
+            <w:r>
+              <w:rPr>
+                <w:b w:val="false"/>
+                <w:bCs w:val="false"/>
+                <w:color w:val="0F172A"/>
+                <w:sz w:val="19"/>
+                <w:szCs w:val="19"/>
+              </w:rPr>
+              <w:t xml:space="preserve">Success, call to action</w:t>
             </w:r>
           </w:p>
         </w:tc>
@@ -9972,57 +11923,57 @@
         </w:trPr>
         <w:tc>
           <w:tcPr>
-            <w:tcW w:type="dxa" w:w="1100"/>
-            <w:tcBorders>
-              <w:top w:val="single" w:color="CBD5E1" w:sz="4"/>
-              <w:left w:val="single" w:color="CBD5E1" w:sz="4"/>
-              <w:bottom w:val="single" w:color="CBD5E1" w:sz="4"/>
-              <w:right w:val="single" w:color="CBD5E1" w:sz="4"/>
-            </w:tcBorders>
-            <w:shd w:fill="34D399" w:color="auto" w:val="clear"/>
-            <w:tcMar>
-              <w:top w:type="dxa" w:w="70"/>
-              <w:left w:type="dxa" w:w="110"/>
-              <w:bottom w:type="dxa" w:w="70"/>
-              <w:right w:type="dxa" w:w="110"/>
-            </w:tcMar>
-          </w:tcPr>
-          <w:p>
-            <w:pPr>
-              <w:spacing w:after="0" w:line="264"/>
-            </w:pPr>
-          </w:p>
-        </w:tc>
-        <w:tc>
-          <w:tcPr>
-            <w:tcW w:type="dxa" w:w="1900"/>
-            <w:tcBorders>
-              <w:top w:val="single" w:color="CBD5E1" w:sz="4"/>
-              <w:left w:val="single" w:color="CBD5E1" w:sz="4"/>
-              <w:bottom w:val="single" w:color="CBD5E1" w:sz="4"/>
-              <w:right w:val="single" w:color="CBD5E1" w:sz="4"/>
-            </w:tcBorders>
-            <w:shd w:fill="F8FAFC" w:color="auto" w:val="clear"/>
-            <w:tcMar>
-              <w:top w:type="dxa" w:w="70"/>
-              <w:left w:type="dxa" w:w="110"/>
-              <w:bottom w:type="dxa" w:w="70"/>
-              <w:right w:type="dxa" w:w="110"/>
-            </w:tcMar>
-          </w:tcPr>
-          <w:p>
-            <w:pPr>
-              <w:spacing w:after="0" w:line="264"/>
-            </w:pPr>
-            <w:r>
-              <w:rPr>
-                <w:b w:val="false"/>
-                <w:bCs w:val="false"/>
-                <w:color w:val="0F172A"/>
-                <w:sz w:val="19"/>
-                <w:szCs w:val="19"/>
-              </w:rPr>
-              <w:t xml:space="preserve">Accent</w:t>
+            <w:tcW w:type="dxa" w:w="1000"/>
+            <w:tcBorders>
+              <w:top w:val="single" w:color="CBD5E1" w:sz="4"/>
+              <w:left w:val="single" w:color="CBD5E1" w:sz="4"/>
+              <w:bottom w:val="single" w:color="CBD5E1" w:sz="4"/>
+              <w:right w:val="single" w:color="CBD5E1" w:sz="4"/>
+            </w:tcBorders>
+            <w:shd w:fill="DC2626" w:color="auto" w:val="clear"/>
+            <w:tcMar>
+              <w:top w:type="dxa" w:w="70"/>
+              <w:left w:type="dxa" w:w="110"/>
+              <w:bottom w:type="dxa" w:w="70"/>
+              <w:right w:type="dxa" w:w="110"/>
+            </w:tcMar>
+          </w:tcPr>
+          <w:p>
+            <w:pPr>
+              <w:spacing w:after="0" w:line="264"/>
+            </w:pPr>
+          </w:p>
+        </w:tc>
+        <w:tc>
+          <w:tcPr>
+            <w:tcW w:type="dxa" w:w="1800"/>
+            <w:tcBorders>
+              <w:top w:val="single" w:color="CBD5E1" w:sz="4"/>
+              <w:left w:val="single" w:color="CBD5E1" w:sz="4"/>
+              <w:bottom w:val="single" w:color="CBD5E1" w:sz="4"/>
+              <w:right w:val="single" w:color="CBD5E1" w:sz="4"/>
+            </w:tcBorders>
+            <w:shd w:fill="F8FAFC" w:color="auto" w:val="clear"/>
+            <w:tcMar>
+              <w:top w:type="dxa" w:w="70"/>
+              <w:left w:type="dxa" w:w="110"/>
+              <w:bottom w:type="dxa" w:w="70"/>
+              <w:right w:type="dxa" w:w="110"/>
+            </w:tcMar>
+          </w:tcPr>
+          <w:p>
+            <w:pPr>
+              <w:spacing w:after="0" w:line="264"/>
+            </w:pPr>
+            <w:r>
+              <w:rPr>
+                <w:b w:val="false"/>
+                <w:bCs w:val="false"/>
+                <w:color w:val="0F172A"/>
+                <w:sz w:val="19"/>
+                <w:szCs w:val="19"/>
+              </w:rPr>
+              <w:t xml:space="preserve">Danger</w:t>
             </w:r>
           </w:p>
         </w:tc>
@@ -10055,40 +12006,73 @@
                 <w:sz w:val="19"/>
                 <w:szCs w:val="19"/>
               </w:rPr>
-              <w:t xml:space="preserve">#34D399 / #059669</w:t>
-            </w:r>
-          </w:p>
-        </w:tc>
-        <w:tc>
-          <w:tcPr>
-            <w:tcW w:type="dxa" w:w="5138"/>
-            <w:tcBorders>
-              <w:top w:val="single" w:color="CBD5E1" w:sz="4"/>
-              <w:left w:val="single" w:color="CBD5E1" w:sz="4"/>
-              <w:bottom w:val="single" w:color="CBD5E1" w:sz="4"/>
-              <w:right w:val="single" w:color="CBD5E1" w:sz="4"/>
-            </w:tcBorders>
-            <w:shd w:fill="F8FAFC" w:color="auto" w:val="clear"/>
-            <w:tcMar>
-              <w:top w:type="dxa" w:w="70"/>
-              <w:left w:type="dxa" w:w="110"/>
-              <w:bottom w:type="dxa" w:w="70"/>
-              <w:right w:type="dxa" w:w="110"/>
-            </w:tcMar>
-          </w:tcPr>
-          <w:p>
-            <w:pPr>
-              <w:spacing w:after="0" w:line="264"/>
-            </w:pPr>
-            <w:r>
-              <w:rPr>
-                <w:b w:val="false"/>
-                <w:bCs w:val="false"/>
-                <w:color w:val="0F172A"/>
-                <w:sz w:val="19"/>
-                <w:szCs w:val="19"/>
-              </w:rPr>
-              <w:t xml:space="preserve">Success, call to action</w:t>
+              <w:t xml:space="preserve">#DC2626</w:t>
+            </w:r>
+          </w:p>
+        </w:tc>
+        <w:tc>
+          <w:tcPr>
+            <w:tcW w:type="dxa" w:w="1500"/>
+            <w:tcBorders>
+              <w:top w:val="single" w:color="CBD5E1" w:sz="4"/>
+              <w:left w:val="single" w:color="CBD5E1" w:sz="4"/>
+              <w:bottom w:val="single" w:color="CBD5E1" w:sz="4"/>
+              <w:right w:val="single" w:color="CBD5E1" w:sz="4"/>
+            </w:tcBorders>
+            <w:shd w:fill="F8FAFC" w:color="auto" w:val="clear"/>
+            <w:tcMar>
+              <w:top w:type="dxa" w:w="70"/>
+              <w:left w:type="dxa" w:w="110"/>
+              <w:bottom w:type="dxa" w:w="70"/>
+              <w:right w:type="dxa" w:w="110"/>
+            </w:tcMar>
+          </w:tcPr>
+          <w:p>
+            <w:pPr>
+              <w:spacing w:after="0" w:line="264"/>
+            </w:pPr>
+            <w:r>
+              <w:rPr>
+                <w:b w:val="false"/>
+                <w:bCs w:val="false"/>
+                <w:color w:val="0F172A"/>
+                <w:sz w:val="19"/>
+                <w:szCs w:val="19"/>
+              </w:rPr>
+              <w:t xml:space="preserve">#F87171</w:t>
+            </w:r>
+          </w:p>
+        </w:tc>
+        <w:tc>
+          <w:tcPr>
+            <w:tcW w:type="dxa" w:w="3838"/>
+            <w:tcBorders>
+              <w:top w:val="single" w:color="CBD5E1" w:sz="4"/>
+              <w:left w:val="single" w:color="CBD5E1" w:sz="4"/>
+              <w:bottom w:val="single" w:color="CBD5E1" w:sz="4"/>
+              <w:right w:val="single" w:color="CBD5E1" w:sz="4"/>
+            </w:tcBorders>
+            <w:shd w:fill="F8FAFC" w:color="auto" w:val="clear"/>
+            <w:tcMar>
+              <w:top w:type="dxa" w:w="70"/>
+              <w:left w:type="dxa" w:w="110"/>
+              <w:bottom w:type="dxa" w:w="70"/>
+              <w:right w:type="dxa" w:w="110"/>
+            </w:tcMar>
+          </w:tcPr>
+          <w:p>
+            <w:pPr>
+              <w:spacing w:after="0" w:line="264"/>
+            </w:pPr>
+            <w:r>
+              <w:rPr>
+                <w:b w:val="false"/>
+                <w:bCs w:val="false"/>
+                <w:color w:val="0F172A"/>
+                <w:sz w:val="19"/>
+                <w:szCs w:val="19"/>
+              </w:rPr>
+              <w:t xml:space="preserve">Errors, overdue</w:t>
             </w:r>
           </w:p>
         </w:tc>
@@ -10099,57 +12083,57 @@
         </w:trPr>
         <w:tc>
           <w:tcPr>
-            <w:tcW w:type="dxa" w:w="1100"/>
-            <w:tcBorders>
-              <w:top w:val="single" w:color="CBD5E1" w:sz="4"/>
-              <w:left w:val="single" w:color="CBD5E1" w:sz="4"/>
-              <w:bottom w:val="single" w:color="CBD5E1" w:sz="4"/>
-              <w:right w:val="single" w:color="CBD5E1" w:sz="4"/>
-            </w:tcBorders>
-            <w:shd w:fill="F87171" w:color="auto" w:val="clear"/>
-            <w:tcMar>
-              <w:top w:type="dxa" w:w="70"/>
-              <w:left w:type="dxa" w:w="110"/>
-              <w:bottom w:type="dxa" w:w="70"/>
-              <w:right w:type="dxa" w:w="110"/>
-            </w:tcMar>
-          </w:tcPr>
-          <w:p>
-            <w:pPr>
-              <w:spacing w:after="0" w:line="264"/>
-            </w:pPr>
-          </w:p>
-        </w:tc>
-        <w:tc>
-          <w:tcPr>
-            <w:tcW w:type="dxa" w:w="1900"/>
-            <w:tcBorders>
-              <w:top w:val="single" w:color="CBD5E1" w:sz="4"/>
-              <w:left w:val="single" w:color="CBD5E1" w:sz="4"/>
-              <w:bottom w:val="single" w:color="CBD5E1" w:sz="4"/>
-              <w:right w:val="single" w:color="CBD5E1" w:sz="4"/>
-            </w:tcBorders>
-            <w:shd w:fill="FFFFFF" w:color="auto" w:val="clear"/>
-            <w:tcMar>
-              <w:top w:type="dxa" w:w="70"/>
-              <w:left w:type="dxa" w:w="110"/>
-              <w:bottom w:type="dxa" w:w="70"/>
-              <w:right w:type="dxa" w:w="110"/>
-            </w:tcMar>
-          </w:tcPr>
-          <w:p>
-            <w:pPr>
-              <w:spacing w:after="0" w:line="264"/>
-            </w:pPr>
-            <w:r>
-              <w:rPr>
-                <w:b w:val="false"/>
-                <w:bCs w:val="false"/>
-                <w:color w:val="0F172A"/>
-                <w:sz w:val="19"/>
-                <w:szCs w:val="19"/>
-              </w:rPr>
-              <w:t xml:space="preserve">Danger</w:t>
+            <w:tcW w:type="dxa" w:w="1000"/>
+            <w:tcBorders>
+              <w:top w:val="single" w:color="CBD5E1" w:sz="4"/>
+              <w:left w:val="single" w:color="CBD5E1" w:sz="4"/>
+              <w:bottom w:val="single" w:color="CBD5E1" w:sz="4"/>
+              <w:right w:val="single" w:color="CBD5E1" w:sz="4"/>
+            </w:tcBorders>
+            <w:shd w:fill="0A2540" w:color="auto" w:val="clear"/>
+            <w:tcMar>
+              <w:top w:type="dxa" w:w="70"/>
+              <w:left w:type="dxa" w:w="110"/>
+              <w:bottom w:type="dxa" w:w="70"/>
+              <w:right w:type="dxa" w:w="110"/>
+            </w:tcMar>
+          </w:tcPr>
+          <w:p>
+            <w:pPr>
+              <w:spacing w:after="0" w:line="264"/>
+            </w:pPr>
+          </w:p>
+        </w:tc>
+        <w:tc>
+          <w:tcPr>
+            <w:tcW w:type="dxa" w:w="1800"/>
+            <w:tcBorders>
+              <w:top w:val="single" w:color="CBD5E1" w:sz="4"/>
+              <w:left w:val="single" w:color="CBD5E1" w:sz="4"/>
+              <w:bottom w:val="single" w:color="CBD5E1" w:sz="4"/>
+              <w:right w:val="single" w:color="CBD5E1" w:sz="4"/>
+            </w:tcBorders>
+            <w:shd w:fill="FFFFFF" w:color="auto" w:val="clear"/>
+            <w:tcMar>
+              <w:top w:type="dxa" w:w="70"/>
+              <w:left w:type="dxa" w:w="110"/>
+              <w:bottom w:type="dxa" w:w="70"/>
+              <w:right w:type="dxa" w:w="110"/>
+            </w:tcMar>
+          </w:tcPr>
+          <w:p>
+            <w:pPr>
+              <w:spacing w:after="0" w:line="264"/>
+            </w:pPr>
+            <w:r>
+              <w:rPr>
+                <w:b w:val="false"/>
+                <w:bCs w:val="false"/>
+                <w:color w:val="0F172A"/>
+                <w:sz w:val="19"/>
+                <w:szCs w:val="19"/>
+              </w:rPr>
+              <w:t xml:space="preserve">Navy stage</w:t>
             </w:r>
           </w:p>
         </w:tc>
@@ -10182,40 +12166,73 @@
                 <w:sz w:val="19"/>
                 <w:szCs w:val="19"/>
               </w:rPr>
-              <w:t xml:space="preserve">#F87171</w:t>
-            </w:r>
-          </w:p>
-        </w:tc>
-        <w:tc>
-          <w:tcPr>
-            <w:tcW w:type="dxa" w:w="5138"/>
-            <w:tcBorders>
-              <w:top w:val="single" w:color="CBD5E1" w:sz="4"/>
-              <w:left w:val="single" w:color="CBD5E1" w:sz="4"/>
-              <w:bottom w:val="single" w:color="CBD5E1" w:sz="4"/>
-              <w:right w:val="single" w:color="CBD5E1" w:sz="4"/>
-            </w:tcBorders>
-            <w:shd w:fill="FFFFFF" w:color="auto" w:val="clear"/>
-            <w:tcMar>
-              <w:top w:type="dxa" w:w="70"/>
-              <w:left w:type="dxa" w:w="110"/>
-              <w:bottom w:type="dxa" w:w="70"/>
-              <w:right w:type="dxa" w:w="110"/>
-            </w:tcMar>
-          </w:tcPr>
-          <w:p>
-            <w:pPr>
-              <w:spacing w:after="0" w:line="264"/>
-            </w:pPr>
-            <w:r>
-              <w:rPr>
-                <w:b w:val="false"/>
-                <w:bCs w:val="false"/>
-                <w:color w:val="0F172A"/>
-                <w:sz w:val="19"/>
-                <w:szCs w:val="19"/>
-              </w:rPr>
-              <w:t xml:space="preserve">Errors, overdue</w:t>
+              <w:t xml:space="preserve">#0A2540</w:t>
+            </w:r>
+          </w:p>
+        </w:tc>
+        <w:tc>
+          <w:tcPr>
+            <w:tcW w:type="dxa" w:w="1500"/>
+            <w:tcBorders>
+              <w:top w:val="single" w:color="CBD5E1" w:sz="4"/>
+              <w:left w:val="single" w:color="CBD5E1" w:sz="4"/>
+              <w:bottom w:val="single" w:color="CBD5E1" w:sz="4"/>
+              <w:right w:val="single" w:color="CBD5E1" w:sz="4"/>
+            </w:tcBorders>
+            <w:shd w:fill="FFFFFF" w:color="auto" w:val="clear"/>
+            <w:tcMar>
+              <w:top w:type="dxa" w:w="70"/>
+              <w:left w:type="dxa" w:w="110"/>
+              <w:bottom w:type="dxa" w:w="70"/>
+              <w:right w:type="dxa" w:w="110"/>
+            </w:tcMar>
+          </w:tcPr>
+          <w:p>
+            <w:pPr>
+              <w:spacing w:after="0" w:line="264"/>
+            </w:pPr>
+            <w:r>
+              <w:rPr>
+                <w:b w:val="false"/>
+                <w:bCs w:val="false"/>
+                <w:color w:val="0F172A"/>
+                <w:sz w:val="19"/>
+                <w:szCs w:val="19"/>
+              </w:rPr>
+              <w:t xml:space="preserve">#0A2540</w:t>
+            </w:r>
+          </w:p>
+        </w:tc>
+        <w:tc>
+          <w:tcPr>
+            <w:tcW w:type="dxa" w:w="3838"/>
+            <w:tcBorders>
+              <w:top w:val="single" w:color="CBD5E1" w:sz="4"/>
+              <w:left w:val="single" w:color="CBD5E1" w:sz="4"/>
+              <w:bottom w:val="single" w:color="CBD5E1" w:sz="4"/>
+              <w:right w:val="single" w:color="CBD5E1" w:sz="4"/>
+            </w:tcBorders>
+            <w:shd w:fill="FFFFFF" w:color="auto" w:val="clear"/>
+            <w:tcMar>
+              <w:top w:type="dxa" w:w="70"/>
+              <w:left w:type="dxa" w:w="110"/>
+              <w:bottom w:type="dxa" w:w="70"/>
+              <w:right w:type="dxa" w:w="110"/>
+            </w:tcMar>
+          </w:tcPr>
+          <w:p>
+            <w:pPr>
+              <w:spacing w:after="0" w:line="264"/>
+            </w:pPr>
+            <w:r>
+              <w:rPr>
+                <w:b w:val="false"/>
+                <w:bCs w:val="false"/>
+                <w:color w:val="0F172A"/>
+                <w:sz w:val="19"/>
+                <w:szCs w:val="19"/>
+              </w:rPr>
+              <w:t xml:space="preserve">Top bar, hero banner, footer (both themes)</w:t>
             </w:r>
           </w:p>
         </w:tc>
@@ -10378,7 +12395,7 @@
                 <w:sz w:val="19"/>
                 <w:szCs w:val="19"/>
               </w:rPr>
-              <w:t xml:space="preserve">Space Grotesk, 600-700 weight (bundled with the app)</w:t>
+              <w:t xml:space="preserve">Space Grotesk, 600-700 weight (bundled with the app, works offline)</w:t>
             </w:r>
           </w:p>
         </w:tc>
@@ -10591,7 +12608,7 @@
                 <w:sz w:val="19"/>
                 <w:szCs w:val="19"/>
               </w:rPr>
-              <w:t xml:space="preserve">Sticky glass bar, role menu, account drop-down; active page highlighted</w:t>
+              <w:t xml:space="preserve">Sticky navy bar, role menu, theme switch, account drop-down; current page highlighted</w:t>
             </w:r>
           </w:p>
         </w:tc>
@@ -10662,7 +12679,7 @@
                 <w:sz w:val="19"/>
                 <w:szCs w:val="19"/>
               </w:rPr>
-              <w:t xml:space="preserve">Title bar with breadcrumb on inner pages; 3D stage on home, login and dashboards</w:t>
+              <w:t xml:space="preserve">Title bar with breadcrumb on inner pages; 3D stage with globe on home, login and dashboards</w:t>
             </w:r>
           </w:p>
         </w:tc>
@@ -10733,7 +12750,7 @@
                 <w:sz w:val="19"/>
                 <w:szCs w:val="19"/>
               </w:rPr>
-              <w:t xml:space="preserve">Labels above fields, validation next to the field, forms shown as cards, submit button shows a spinner</w:t>
+              <w:t xml:space="preserve">Labels above fields, validation next to the field, submit button shows a spinner</w:t>
             </w:r>
           </w:p>
         </w:tc>
@@ -10804,7 +12821,7 @@
                 <w:sz w:val="19"/>
                 <w:szCs w:val="19"/>
               </w:rPr>
-              <w:t xml:space="preserve">Glass background, uppercase headers, row hover, coloured status badges, scroll sideways on phones</w:t>
+              <w:t xml:space="preserve">Uppercase headers, row hover, coloured status badges, scroll sideways on phones</w:t>
             </w:r>
           </w:p>
         </w:tc>
@@ -10886,7 +12903,391 @@
         <w:pStyle w:val="Heading2"/>
       </w:pPr>
       <w:r>
-        <w:t xml:space="preserve">6.3 Motion and accessibility</w:t>
+        <w:t xml:space="preserve">6.3 Illustrations</w:t>
+      </w:r>
+    </w:p>
+    <w:p>
+      <w:pPr>
+        <w:spacing w:after="120" w:line="288"/>
+      </w:pPr>
+      <w:r>
+        <w:t xml:space="preserve">Ten original drawings were made for the project (wwwroot/images/illustrations.svg) - no stock photos, so there are no copyright issues and pages stay fast. Their colours come from CSS variables, so each drawing re-colours itself for the light and dark theme.</w:t>
+      </w:r>
+    </w:p>
+    <w:tbl>
+      <w:tblPr>
+        <w:tblW w:type="dxa" w:w="9638"/>
+        <w:tblBorders>
+          <w:top w:val="single" w:color="auto" w:sz="4"/>
+          <w:left w:val="single" w:color="auto" w:sz="4"/>
+          <w:bottom w:val="single" w:color="auto" w:sz="4"/>
+          <w:right w:val="single" w:color="auto" w:sz="4"/>
+          <w:insideH w:val="single" w:color="auto" w:sz="4"/>
+          <w:insideV w:val="single" w:color="auto" w:sz="4"/>
+        </w:tblBorders>
+      </w:tblPr>
+      <w:tblGrid>
+        <w:gridCol w:w="2300"/>
+        <w:gridCol w:w="7338"/>
+      </w:tblGrid>
+      <w:tr>
+        <w:trPr>
+          <w:tblHeader/>
+        </w:trPr>
+        <w:tc>
+          <w:tcPr>
+            <w:tcW w:type="dxa" w:w="2300"/>
+            <w:tcBorders>
+              <w:top w:val="single" w:color="CBD5E1" w:sz="4"/>
+              <w:left w:val="single" w:color="CBD5E1" w:sz="4"/>
+              <w:bottom w:val="single" w:color="CBD5E1" w:sz="4"/>
+              <w:right w:val="single" w:color="CBD5E1" w:sz="4"/>
+            </w:tcBorders>
+            <w:shd w:fill="0A2540" w:color="auto" w:val="clear"/>
+            <w:tcMar>
+              <w:top w:type="dxa" w:w="80"/>
+              <w:left w:type="dxa" w:w="110"/>
+              <w:bottom w:type="dxa" w:w="80"/>
+              <w:right w:type="dxa" w:w="110"/>
+            </w:tcMar>
+            <w:vAlign w:val="center"/>
+          </w:tcPr>
+          <w:p>
+            <w:r>
+              <w:rPr>
+                <w:b/>
+                <w:bCs/>
+                <w:color w:val="FFFFFF"/>
+                <w:sz w:val="19"/>
+                <w:szCs w:val="19"/>
+              </w:rPr>
+              <w:t xml:space="preserve">Page</w:t>
+            </w:r>
+          </w:p>
+        </w:tc>
+        <w:tc>
+          <w:tcPr>
+            <w:tcW w:type="dxa" w:w="7338"/>
+            <w:tcBorders>
+              <w:top w:val="single" w:color="CBD5E1" w:sz="4"/>
+              <w:left w:val="single" w:color="CBD5E1" w:sz="4"/>
+              <w:bottom w:val="single" w:color="CBD5E1" w:sz="4"/>
+              <w:right w:val="single" w:color="CBD5E1" w:sz="4"/>
+            </w:tcBorders>
+            <w:shd w:fill="0A2540" w:color="auto" w:val="clear"/>
+            <w:tcMar>
+              <w:top w:type="dxa" w:w="80"/>
+              <w:left w:type="dxa" w:w="110"/>
+              <w:bottom w:type="dxa" w:w="80"/>
+              <w:right w:type="dxa" w:w="110"/>
+            </w:tcMar>
+            <w:vAlign w:val="center"/>
+          </w:tcPr>
+          <w:p>
+            <w:r>
+              <w:rPr>
+                <w:b/>
+                <w:bCs/>
+                <w:color w:val="FFFFFF"/>
+                <w:sz w:val="19"/>
+                <w:szCs w:val="19"/>
+              </w:rPr>
+              <w:t xml:space="preserve">Illustrations</w:t>
+            </w:r>
+          </w:p>
+        </w:tc>
+      </w:tr>
+      <w:tr>
+        <w:trPr>
+          <w:cantSplit/>
+        </w:trPr>
+        <w:tc>
+          <w:tcPr>
+            <w:tcW w:type="dxa" w:w="2300"/>
+            <w:tcBorders>
+              <w:top w:val="single" w:color="CBD5E1" w:sz="4"/>
+              <w:left w:val="single" w:color="CBD5E1" w:sz="4"/>
+              <w:bottom w:val="single" w:color="CBD5E1" w:sz="4"/>
+              <w:right w:val="single" w:color="CBD5E1" w:sz="4"/>
+            </w:tcBorders>
+            <w:shd w:fill="FFFFFF" w:color="auto" w:val="clear"/>
+            <w:tcMar>
+              <w:top w:type="dxa" w:w="70"/>
+              <w:left w:type="dxa" w:w="110"/>
+              <w:bottom w:type="dxa" w:w="70"/>
+              <w:right w:type="dxa" w:w="110"/>
+            </w:tcMar>
+          </w:tcPr>
+          <w:p>
+            <w:pPr>
+              <w:spacing w:after="0" w:line="264"/>
+            </w:pPr>
+            <w:r>
+              <w:rPr>
+                <w:b w:val="false"/>
+                <w:bCs w:val="false"/>
+                <w:color w:val="0F172A"/>
+                <w:sz w:val="19"/>
+                <w:szCs w:val="19"/>
+              </w:rPr>
+              <w:t xml:space="preserve">Home - services</w:t>
+            </w:r>
+          </w:p>
+        </w:tc>
+        <w:tc>
+          <w:tcPr>
+            <w:tcW w:type="dxa" w:w="7338"/>
+            <w:tcBorders>
+              <w:top w:val="single" w:color="CBD5E1" w:sz="4"/>
+              <w:left w:val="single" w:color="CBD5E1" w:sz="4"/>
+              <w:bottom w:val="single" w:color="CBD5E1" w:sz="4"/>
+              <w:right w:val="single" w:color="CBD5E1" w:sz="4"/>
+            </w:tcBorders>
+            <w:shd w:fill="FFFFFF" w:color="auto" w:val="clear"/>
+            <w:tcMar>
+              <w:top w:type="dxa" w:w="70"/>
+              <w:left w:type="dxa" w:w="110"/>
+              <w:bottom w:type="dxa" w:w="70"/>
+              <w:right w:type="dxa" w:w="110"/>
+            </w:tcMar>
+          </w:tcPr>
+          <w:p>
+            <w:pPr>
+              <w:spacing w:after="0" w:line="264"/>
+            </w:pPr>
+            <w:r>
+              <w:rPr>
+                <w:b w:val="false"/>
+                <w:bCs w:val="false"/>
+                <w:color w:val="0F172A"/>
+                <w:sz w:val="19"/>
+                <w:szCs w:val="19"/>
+              </w:rPr>
+              <w:t xml:space="preserve">Computer with modem and phone (Dial-Up), laptop with Wi-Fi router (Broadband), desk phone (Landline)</w:t>
+            </w:r>
+          </w:p>
+        </w:tc>
+      </w:tr>
+      <w:tr>
+        <w:trPr>
+          <w:cantSplit/>
+        </w:trPr>
+        <w:tc>
+          <w:tcPr>
+            <w:tcW w:type="dxa" w:w="2300"/>
+            <w:tcBorders>
+              <w:top w:val="single" w:color="CBD5E1" w:sz="4"/>
+              <w:left w:val="single" w:color="CBD5E1" w:sz="4"/>
+              <w:bottom w:val="single" w:color="CBD5E1" w:sz="4"/>
+              <w:right w:val="single" w:color="CBD5E1" w:sz="4"/>
+            </w:tcBorders>
+            <w:shd w:fill="F8FAFC" w:color="auto" w:val="clear"/>
+            <w:tcMar>
+              <w:top w:type="dxa" w:w="70"/>
+              <w:left w:type="dxa" w:w="110"/>
+              <w:bottom w:type="dxa" w:w="70"/>
+              <w:right w:type="dxa" w:w="110"/>
+            </w:tcMar>
+          </w:tcPr>
+          <w:p>
+            <w:pPr>
+              <w:spacing w:after="0" w:line="264"/>
+            </w:pPr>
+            <w:r>
+              <w:rPr>
+                <w:b w:val="false"/>
+                <w:bCs w:val="false"/>
+                <w:color w:val="0F172A"/>
+                <w:sz w:val="19"/>
+                <w:szCs w:val="19"/>
+              </w:rPr>
+              <w:t xml:space="preserve">Home - sections</w:t>
+            </w:r>
+          </w:p>
+        </w:tc>
+        <w:tc>
+          <w:tcPr>
+            <w:tcW w:type="dxa" w:w="7338"/>
+            <w:tcBorders>
+              <w:top w:val="single" w:color="CBD5E1" w:sz="4"/>
+              <w:left w:val="single" w:color="CBD5E1" w:sz="4"/>
+              <w:bottom w:val="single" w:color="CBD5E1" w:sz="4"/>
+              <w:right w:val="single" w:color="CBD5E1" w:sz="4"/>
+            </w:tcBorders>
+            <w:shd w:fill="F8FAFC" w:color="auto" w:val="clear"/>
+            <w:tcMar>
+              <w:top w:type="dxa" w:w="70"/>
+              <w:left w:type="dxa" w:w="110"/>
+              <w:bottom w:type="dxa" w:w="70"/>
+              <w:right w:type="dxa" w:w="110"/>
+            </w:tcMar>
+          </w:tcPr>
+          <w:p>
+            <w:pPr>
+              <w:spacing w:after="0" w:line="264"/>
+            </w:pPr>
+            <w:r>
+              <w:rPr>
+                <w:b w:val="false"/>
+                <w:bCs w:val="false"/>
+                <w:color w:val="0F172A"/>
+                <w:sz w:val="19"/>
+                <w:szCs w:val="19"/>
+              </w:rPr>
+              <w:t xml:space="preserve">Nexus retail shop, four "How it works" steps (order, feasibility, connection, bill), city skyline with a telecom tower</w:t>
+            </w:r>
+          </w:p>
+        </w:tc>
+      </w:tr>
+      <w:tr>
+        <w:trPr>
+          <w:cantSplit/>
+        </w:trPr>
+        <w:tc>
+          <w:tcPr>
+            <w:tcW w:type="dxa" w:w="2300"/>
+            <w:tcBorders>
+              <w:top w:val="single" w:color="CBD5E1" w:sz="4"/>
+              <w:left w:val="single" w:color="CBD5E1" w:sz="4"/>
+              <w:bottom w:val="single" w:color="CBD5E1" w:sz="4"/>
+              <w:right w:val="single" w:color="CBD5E1" w:sz="4"/>
+            </w:tcBorders>
+            <w:shd w:fill="FFFFFF" w:color="auto" w:val="clear"/>
+            <w:tcMar>
+              <w:top w:type="dxa" w:w="70"/>
+              <w:left w:type="dxa" w:w="110"/>
+              <w:bottom w:type="dxa" w:w="70"/>
+              <w:right w:type="dxa" w:w="110"/>
+            </w:tcMar>
+          </w:tcPr>
+          <w:p>
+            <w:pPr>
+              <w:spacing w:after="0" w:line="264"/>
+            </w:pPr>
+            <w:r>
+              <w:rPr>
+                <w:b w:val="false"/>
+                <w:bCs w:val="false"/>
+                <w:color w:val="0F172A"/>
+                <w:sz w:val="19"/>
+                <w:szCs w:val="19"/>
+              </w:rPr>
+              <w:t xml:space="preserve">Plans</w:t>
+            </w:r>
+          </w:p>
+        </w:tc>
+        <w:tc>
+          <w:tcPr>
+            <w:tcW w:type="dxa" w:w="7338"/>
+            <w:tcBorders>
+              <w:top w:val="single" w:color="CBD5E1" w:sz="4"/>
+              <w:left w:val="single" w:color="CBD5E1" w:sz="4"/>
+              <w:bottom w:val="single" w:color="CBD5E1" w:sz="4"/>
+              <w:right w:val="single" w:color="CBD5E1" w:sz="4"/>
+            </w:tcBorders>
+            <w:shd w:fill="FFFFFF" w:color="auto" w:val="clear"/>
+            <w:tcMar>
+              <w:top w:type="dxa" w:w="70"/>
+              <w:left w:type="dxa" w:w="110"/>
+              <w:bottom w:type="dxa" w:w="70"/>
+              <w:right w:type="dxa" w:w="110"/>
+            </w:tcMar>
+          </w:tcPr>
+          <w:p>
+            <w:pPr>
+              <w:spacing w:after="0" w:line="264"/>
+            </w:pPr>
+            <w:r>
+              <w:rPr>
+                <w:b w:val="false"/>
+                <w:bCs w:val="false"/>
+                <w:color w:val="0F172A"/>
+                <w:sz w:val="19"/>
+                <w:szCs w:val="19"/>
+              </w:rPr>
+              <w:t xml:space="preserve">The matching service drawing beside each plan group</w:t>
+            </w:r>
+          </w:p>
+        </w:tc>
+      </w:tr>
+      <w:tr>
+        <w:trPr>
+          <w:cantSplit/>
+        </w:trPr>
+        <w:tc>
+          <w:tcPr>
+            <w:tcW w:type="dxa" w:w="2300"/>
+            <w:tcBorders>
+              <w:top w:val="single" w:color="CBD5E1" w:sz="4"/>
+              <w:left w:val="single" w:color="CBD5E1" w:sz="4"/>
+              <w:bottom w:val="single" w:color="CBD5E1" w:sz="4"/>
+              <w:right w:val="single" w:color="CBD5E1" w:sz="4"/>
+            </w:tcBorders>
+            <w:shd w:fill="F8FAFC" w:color="auto" w:val="clear"/>
+            <w:tcMar>
+              <w:top w:type="dxa" w:w="70"/>
+              <w:left w:type="dxa" w:w="110"/>
+              <w:bottom w:type="dxa" w:w="70"/>
+              <w:right w:type="dxa" w:w="110"/>
+            </w:tcMar>
+          </w:tcPr>
+          <w:p>
+            <w:pPr>
+              <w:spacing w:after="0" w:line="264"/>
+            </w:pPr>
+            <w:r>
+              <w:rPr>
+                <w:b w:val="false"/>
+                <w:bCs w:val="false"/>
+                <w:color w:val="0F172A"/>
+                <w:sz w:val="19"/>
+                <w:szCs w:val="19"/>
+              </w:rPr>
+              <w:t xml:space="preserve">Register</w:t>
+            </w:r>
+          </w:p>
+        </w:tc>
+        <w:tc>
+          <w:tcPr>
+            <w:tcW w:type="dxa" w:w="7338"/>
+            <w:tcBorders>
+              <w:top w:val="single" w:color="CBD5E1" w:sz="4"/>
+              <w:left w:val="single" w:color="CBD5E1" w:sz="4"/>
+              <w:bottom w:val="single" w:color="CBD5E1" w:sz="4"/>
+              <w:right w:val="single" w:color="CBD5E1" w:sz="4"/>
+            </w:tcBorders>
+            <w:shd w:fill="F8FAFC" w:color="auto" w:val="clear"/>
+            <w:tcMar>
+              <w:top w:type="dxa" w:w="70"/>
+              <w:left w:type="dxa" w:w="110"/>
+              <w:bottom w:type="dxa" w:w="70"/>
+              <w:right w:type="dxa" w:w="110"/>
+            </w:tcMar>
+          </w:tcPr>
+          <w:p>
+            <w:pPr>
+              <w:spacing w:after="0" w:line="264"/>
+            </w:pPr>
+            <w:r>
+              <w:rPr>
+                <w:b w:val="false"/>
+                <w:bCs w:val="false"/>
+                <w:color w:val="0F172A"/>
+                <w:sz w:val="19"/>
+                <w:szCs w:val="19"/>
+              </w:rPr>
+              <w:t xml:space="preserve">Customer ID card with a check mark</w:t>
+            </w:r>
+          </w:p>
+        </w:tc>
+      </w:tr>
+    </w:tbl>
+    <w:p>
+      <w:pPr>
+        <w:pStyle w:val="Heading2"/>
+      </w:pPr>
+      <w:r>
+        <w:t xml:space="preserve">6.4 Motion and accessibility</w:t>
       </w:r>
     </w:p>
     <w:p>
@@ -10899,7 +13300,7 @@
         <w:spacing w:after="60" w:line="276"/>
       </w:pPr>
       <w:r>
-        <w:t xml:space="preserve">Animated page background: slowly drifting aurora glows, a moving grid and a particle network that reacts to the mouse.</w:t>
+        <w:t xml:space="preserve">Animated page background: slowly drifting colour glows, a moving grid and a particle network that reacts to the mouse (colours follow the theme).</w:t>
       </w:r>
     </w:p>
     <w:p>
@@ -10938,19 +13339,6 @@
         <w:spacing w:after="60" w:line="276"/>
       </w:pPr>
       <w:r>
-        <w:t xml:space="preserve">Clear-glass interaction: clickable cards are frosted at rest; on hover or keyboard focus the frost clears, the rim lights up and the card lifts; on click it presses in and a soft light spreads from the click point.</w:t>
-      </w:r>
-    </w:p>
-    <w:p>
-      <w:pPr>
-        <w:pStyle w:val="ListParagraph"/>
-        <w:numPr>
-          <w:ilvl w:val="0"/>
-          <w:numId w:val="2"/>
-        </w:numPr>
-        <w:spacing w:after="60" w:line="276"/>
-      </w:pPr>
-      <w:r>
         <w:t xml:space="preserve">Scroll reveal and count-up figures; all motion uses transform and opacity only.</w:t>
       </w:r>
     </w:p>
@@ -10977,757 +13365,9 @@
         <w:spacing w:after="60" w:line="276"/>
       </w:pPr>
       <w:r>
-        <w:t xml:space="preserve">Visible keyboard focus, skip-to-content link, text contrast of at least 4.5:1, labels on every field.</w:t>
+        <w:t xml:space="preserve">Visible keyboard focus, skip-to-content link, text contrast of at least 4.5:1 in both themes, labels on every field.</w:t>
       </w:r>
     </w:p>
-    <w:p>
-      <w:pPr>
-        <w:pStyle w:val="Heading2"/>
-      </w:pPr>
-      <w:r>
-        <w:t xml:space="preserve">6.4 Glass interaction states</w:t>
-      </w:r>
-    </w:p>
-    <w:tbl>
-      <w:tblPr>
-        <w:tblW w:type="dxa" w:w="9638"/>
-        <w:tblBorders>
-          <w:top w:val="single" w:color="auto" w:sz="4"/>
-          <w:left w:val="single" w:color="auto" w:sz="4"/>
-          <w:bottom w:val="single" w:color="auto" w:sz="4"/>
-          <w:right w:val="single" w:color="auto" w:sz="4"/>
-          <w:insideH w:val="single" w:color="auto" w:sz="4"/>
-          <w:insideV w:val="single" w:color="auto" w:sz="4"/>
-        </w:tblBorders>
-      </w:tblPr>
-      <w:tblGrid>
-        <w:gridCol w:w="1700"/>
-        <w:gridCol w:w="4100"/>
-        <w:gridCol w:w="3838"/>
-      </w:tblGrid>
-      <w:tr>
-        <w:trPr>
-          <w:tblHeader/>
-        </w:trPr>
-        <w:tc>
-          <w:tcPr>
-            <w:tcW w:type="dxa" w:w="1700"/>
-            <w:tcBorders>
-              <w:top w:val="single" w:color="CBD5E1" w:sz="4"/>
-              <w:left w:val="single" w:color="CBD5E1" w:sz="4"/>
-              <w:bottom w:val="single" w:color="CBD5E1" w:sz="4"/>
-              <w:right w:val="single" w:color="CBD5E1" w:sz="4"/>
-            </w:tcBorders>
-            <w:shd w:fill="0A2540" w:color="auto" w:val="clear"/>
-            <w:tcMar>
-              <w:top w:type="dxa" w:w="80"/>
-              <w:left w:type="dxa" w:w="110"/>
-              <w:bottom w:type="dxa" w:w="80"/>
-              <w:right w:type="dxa" w:w="110"/>
-            </w:tcMar>
-            <w:vAlign w:val="center"/>
-          </w:tcPr>
-          <w:p>
-            <w:r>
-              <w:rPr>
-                <w:b/>
-                <w:bCs/>
-                <w:color w:val="FFFFFF"/>
-                <w:sz w:val="19"/>
-                <w:szCs w:val="19"/>
-              </w:rPr>
-              <w:t xml:space="preserve">State</w:t>
-            </w:r>
-          </w:p>
-        </w:tc>
-        <w:tc>
-          <w:tcPr>
-            <w:tcW w:type="dxa" w:w="4100"/>
-            <w:tcBorders>
-              <w:top w:val="single" w:color="CBD5E1" w:sz="4"/>
-              <w:left w:val="single" w:color="CBD5E1" w:sz="4"/>
-              <w:bottom w:val="single" w:color="CBD5E1" w:sz="4"/>
-              <w:right w:val="single" w:color="CBD5E1" w:sz="4"/>
-            </w:tcBorders>
-            <w:shd w:fill="0A2540" w:color="auto" w:val="clear"/>
-            <w:tcMar>
-              <w:top w:type="dxa" w:w="80"/>
-              <w:left w:type="dxa" w:w="110"/>
-              <w:bottom w:type="dxa" w:w="80"/>
-              <w:right w:type="dxa" w:w="110"/>
-            </w:tcMar>
-            <w:vAlign w:val="center"/>
-          </w:tcPr>
-          <w:p>
-            <w:r>
-              <w:rPr>
-                <w:b/>
-                <w:bCs/>
-                <w:color w:val="FFFFFF"/>
-                <w:sz w:val="19"/>
-                <w:szCs w:val="19"/>
-              </w:rPr>
-              <w:t xml:space="preserve">What the user sees</w:t>
-            </w:r>
-          </w:p>
-        </w:tc>
-        <w:tc>
-          <w:tcPr>
-            <w:tcW w:type="dxa" w:w="3838"/>
-            <w:tcBorders>
-              <w:top w:val="single" w:color="CBD5E1" w:sz="4"/>
-              <w:left w:val="single" w:color="CBD5E1" w:sz="4"/>
-              <w:bottom w:val="single" w:color="CBD5E1" w:sz="4"/>
-              <w:right w:val="single" w:color="CBD5E1" w:sz="4"/>
-            </w:tcBorders>
-            <w:shd w:fill="0A2540" w:color="auto" w:val="clear"/>
-            <w:tcMar>
-              <w:top w:type="dxa" w:w="80"/>
-              <w:left w:type="dxa" w:w="110"/>
-              <w:bottom w:type="dxa" w:w="80"/>
-              <w:right w:type="dxa" w:w="110"/>
-            </w:tcMar>
-            <w:vAlign w:val="center"/>
-          </w:tcPr>
-          <w:p>
-            <w:r>
-              <w:rPr>
-                <w:b/>
-                <w:bCs/>
-                <w:color w:val="FFFFFF"/>
-                <w:sz w:val="19"/>
-                <w:szCs w:val="19"/>
-              </w:rPr>
-              <w:t xml:space="preserve">How it is built</w:t>
-            </w:r>
-          </w:p>
-        </w:tc>
-      </w:tr>
-      <w:tr>
-        <w:trPr>
-          <w:cantSplit/>
-        </w:trPr>
-        <w:tc>
-          <w:tcPr>
-            <w:tcW w:type="dxa" w:w="1700"/>
-            <w:tcBorders>
-              <w:top w:val="single" w:color="CBD5E1" w:sz="4"/>
-              <w:left w:val="single" w:color="CBD5E1" w:sz="4"/>
-              <w:bottom w:val="single" w:color="CBD5E1" w:sz="4"/>
-              <w:right w:val="single" w:color="CBD5E1" w:sz="4"/>
-            </w:tcBorders>
-            <w:shd w:fill="FFFFFF" w:color="auto" w:val="clear"/>
-            <w:tcMar>
-              <w:top w:type="dxa" w:w="70"/>
-              <w:left w:type="dxa" w:w="110"/>
-              <w:bottom w:type="dxa" w:w="70"/>
-              <w:right w:type="dxa" w:w="110"/>
-            </w:tcMar>
-          </w:tcPr>
-          <w:p>
-            <w:pPr>
-              <w:spacing w:after="0" w:line="264"/>
-            </w:pPr>
-            <w:r>
-              <w:rPr>
-                <w:b w:val="false"/>
-                <w:bCs w:val="false"/>
-                <w:color w:val="0F172A"/>
-                <w:sz w:val="19"/>
-                <w:szCs w:val="19"/>
-              </w:rPr>
-              <w:t xml:space="preserve">Rest</w:t>
-            </w:r>
-          </w:p>
-        </w:tc>
-        <w:tc>
-          <w:tcPr>
-            <w:tcW w:type="dxa" w:w="4100"/>
-            <w:tcBorders>
-              <w:top w:val="single" w:color="CBD5E1" w:sz="4"/>
-              <w:left w:val="single" w:color="CBD5E1" w:sz="4"/>
-              <w:bottom w:val="single" w:color="CBD5E1" w:sz="4"/>
-              <w:right w:val="single" w:color="CBD5E1" w:sz="4"/>
-            </w:tcBorders>
-            <w:shd w:fill="FFFFFF" w:color="auto" w:val="clear"/>
-            <w:tcMar>
-              <w:top w:type="dxa" w:w="70"/>
-              <w:left w:type="dxa" w:w="110"/>
-              <w:bottom w:type="dxa" w:w="70"/>
-              <w:right w:type="dxa" w:w="110"/>
-            </w:tcMar>
-          </w:tcPr>
-          <w:p>
-            <w:pPr>
-              <w:spacing w:after="0" w:line="264"/>
-            </w:pPr>
-            <w:r>
-              <w:rPr>
-                <w:b w:val="false"/>
-                <w:bCs w:val="false"/>
-                <w:color w:val="0F172A"/>
-                <w:sz w:val="19"/>
-                <w:szCs w:val="19"/>
-              </w:rPr>
-              <w:t xml:space="preserve">Frosted glass card, faint white rim, soft shadow</w:t>
-            </w:r>
-          </w:p>
-        </w:tc>
-        <w:tc>
-          <w:tcPr>
-            <w:tcW w:type="dxa" w:w="3838"/>
-            <w:tcBorders>
-              <w:top w:val="single" w:color="CBD5E1" w:sz="4"/>
-              <w:left w:val="single" w:color="CBD5E1" w:sz="4"/>
-              <w:bottom w:val="single" w:color="CBD5E1" w:sz="4"/>
-              <w:right w:val="single" w:color="CBD5E1" w:sz="4"/>
-            </w:tcBorders>
-            <w:shd w:fill="FFFFFF" w:color="auto" w:val="clear"/>
-            <w:tcMar>
-              <w:top w:type="dxa" w:w="70"/>
-              <w:left w:type="dxa" w:w="110"/>
-              <w:bottom w:type="dxa" w:w="70"/>
-              <w:right w:type="dxa" w:w="110"/>
-            </w:tcMar>
-          </w:tcPr>
-          <w:p>
-            <w:pPr>
-              <w:spacing w:after="0" w:line="264"/>
-            </w:pPr>
-            <w:r>
-              <w:rPr>
-                <w:b w:val="false"/>
-                <w:bCs w:val="false"/>
-                <w:color w:val="0F172A"/>
-                <w:sz w:val="19"/>
-                <w:szCs w:val="19"/>
-              </w:rPr>
-              <w:t xml:space="preserve">Translucent fill + backdrop-filter blur(22px) saturate(170%)</w:t>
-            </w:r>
-          </w:p>
-        </w:tc>
-      </w:tr>
-      <w:tr>
-        <w:trPr>
-          <w:cantSplit/>
-        </w:trPr>
-        <w:tc>
-          <w:tcPr>
-            <w:tcW w:type="dxa" w:w="1700"/>
-            <w:tcBorders>
-              <w:top w:val="single" w:color="CBD5E1" w:sz="4"/>
-              <w:left w:val="single" w:color="CBD5E1" w:sz="4"/>
-              <w:bottom w:val="single" w:color="CBD5E1" w:sz="4"/>
-              <w:right w:val="single" w:color="CBD5E1" w:sz="4"/>
-            </w:tcBorders>
-            <w:shd w:fill="F8FAFC" w:color="auto" w:val="clear"/>
-            <w:tcMar>
-              <w:top w:type="dxa" w:w="70"/>
-              <w:left w:type="dxa" w:w="110"/>
-              <w:bottom w:type="dxa" w:w="70"/>
-              <w:right w:type="dxa" w:w="110"/>
-            </w:tcMar>
-          </w:tcPr>
-          <w:p>
-            <w:pPr>
-              <w:spacing w:after="0" w:line="264"/>
-            </w:pPr>
-            <w:r>
-              <w:rPr>
-                <w:b w:val="false"/>
-                <w:bCs w:val="false"/>
-                <w:color w:val="0F172A"/>
-                <w:sz w:val="19"/>
-                <w:szCs w:val="19"/>
-              </w:rPr>
-              <w:t xml:space="preserve">Hover / focus</w:t>
-            </w:r>
-          </w:p>
-        </w:tc>
-        <w:tc>
-          <w:tcPr>
-            <w:tcW w:type="dxa" w:w="4100"/>
-            <w:tcBorders>
-              <w:top w:val="single" w:color="CBD5E1" w:sz="4"/>
-              <w:left w:val="single" w:color="CBD5E1" w:sz="4"/>
-              <w:bottom w:val="single" w:color="CBD5E1" w:sz="4"/>
-              <w:right w:val="single" w:color="CBD5E1" w:sz="4"/>
-            </w:tcBorders>
-            <w:shd w:fill="F8FAFC" w:color="auto" w:val="clear"/>
-            <w:tcMar>
-              <w:top w:type="dxa" w:w="70"/>
-              <w:left w:type="dxa" w:w="110"/>
-              <w:bottom w:type="dxa" w:w="70"/>
-              <w:right w:type="dxa" w:w="110"/>
-            </w:tcMar>
-          </w:tcPr>
-          <w:p>
-            <w:pPr>
-              <w:spacing w:after="0" w:line="264"/>
-            </w:pPr>
-            <w:r>
-              <w:rPr>
-                <w:b w:val="false"/>
-                <w:bCs w:val="false"/>
-                <w:color w:val="0F172A"/>
-                <w:sz w:val="19"/>
-                <w:szCs w:val="19"/>
-              </w:rPr>
-              <w:t xml:space="preserve">Frost clears so the background shows through; bright blue rim and glow; card lifts 4 px</w:t>
-            </w:r>
-          </w:p>
-        </w:tc>
-        <w:tc>
-          <w:tcPr>
-            <w:tcW w:type="dxa" w:w="3838"/>
-            <w:tcBorders>
-              <w:top w:val="single" w:color="CBD5E1" w:sz="4"/>
-              <w:left w:val="single" w:color="CBD5E1" w:sz="4"/>
-              <w:bottom w:val="single" w:color="CBD5E1" w:sz="4"/>
-              <w:right w:val="single" w:color="CBD5E1" w:sz="4"/>
-            </w:tcBorders>
-            <w:shd w:fill="F8FAFC" w:color="auto" w:val="clear"/>
-            <w:tcMar>
-              <w:top w:type="dxa" w:w="70"/>
-              <w:left w:type="dxa" w:w="110"/>
-              <w:bottom w:type="dxa" w:w="70"/>
-              <w:right w:type="dxa" w:w="110"/>
-            </w:tcMar>
-          </w:tcPr>
-          <w:p>
-            <w:pPr>
-              <w:spacing w:after="0" w:line="264"/>
-            </w:pPr>
-            <w:r>
-              <w:rPr>
-                <w:b w:val="false"/>
-                <w:bCs w:val="false"/>
-                <w:color w:val="0F172A"/>
-                <w:sz w:val="19"/>
-                <w:szCs w:val="19"/>
-              </w:rPr>
-              <w:t xml:space="preserve">Blur eases to 6 px in 0.45 s; inset rim + outer glow; translateY(-4px)</w:t>
-            </w:r>
-          </w:p>
-        </w:tc>
-      </w:tr>
-      <w:tr>
-        <w:trPr>
-          <w:cantSplit/>
-        </w:trPr>
-        <w:tc>
-          <w:tcPr>
-            <w:tcW w:type="dxa" w:w="1700"/>
-            <w:tcBorders>
-              <w:top w:val="single" w:color="CBD5E1" w:sz="4"/>
-              <w:left w:val="single" w:color="CBD5E1" w:sz="4"/>
-              <w:bottom w:val="single" w:color="CBD5E1" w:sz="4"/>
-              <w:right w:val="single" w:color="CBD5E1" w:sz="4"/>
-            </w:tcBorders>
-            <w:shd w:fill="FFFFFF" w:color="auto" w:val="clear"/>
-            <w:tcMar>
-              <w:top w:type="dxa" w:w="70"/>
-              <w:left w:type="dxa" w:w="110"/>
-              <w:bottom w:type="dxa" w:w="70"/>
-              <w:right w:type="dxa" w:w="110"/>
-            </w:tcMar>
-          </w:tcPr>
-          <w:p>
-            <w:pPr>
-              <w:spacing w:after="0" w:line="264"/>
-            </w:pPr>
-            <w:r>
-              <w:rPr>
-                <w:b w:val="false"/>
-                <w:bCs w:val="false"/>
-                <w:color w:val="0F172A"/>
-                <w:sz w:val="19"/>
-                <w:szCs w:val="19"/>
-              </w:rPr>
-              <w:t xml:space="preserve">Press (click)</w:t>
-            </w:r>
-          </w:p>
-        </w:tc>
-        <w:tc>
-          <w:tcPr>
-            <w:tcW w:type="dxa" w:w="4100"/>
-            <w:tcBorders>
-              <w:top w:val="single" w:color="CBD5E1" w:sz="4"/>
-              <w:left w:val="single" w:color="CBD5E1" w:sz="4"/>
-              <w:bottom w:val="single" w:color="CBD5E1" w:sz="4"/>
-              <w:right w:val="single" w:color="CBD5E1" w:sz="4"/>
-            </w:tcBorders>
-            <w:shd w:fill="FFFFFF" w:color="auto" w:val="clear"/>
-            <w:tcMar>
-              <w:top w:type="dxa" w:w="70"/>
-              <w:left w:type="dxa" w:w="110"/>
-              <w:bottom w:type="dxa" w:w="70"/>
-              <w:right w:type="dxa" w:w="110"/>
-            </w:tcMar>
-          </w:tcPr>
-          <w:p>
-            <w:pPr>
-              <w:spacing w:after="0" w:line="264"/>
-            </w:pPr>
-            <w:r>
-              <w:rPr>
-                <w:b w:val="false"/>
-                <w:bCs w:val="false"/>
-                <w:color w:val="0F172A"/>
-                <w:sz w:val="19"/>
-                <w:szCs w:val="19"/>
-              </w:rPr>
-              <w:t xml:space="preserve">Card sinks slightly; a light flash spreads from the click point</w:t>
-            </w:r>
-          </w:p>
-        </w:tc>
-        <w:tc>
-          <w:tcPr>
-            <w:tcW w:type="dxa" w:w="3838"/>
-            <w:tcBorders>
-              <w:top w:val="single" w:color="CBD5E1" w:sz="4"/>
-              <w:left w:val="single" w:color="CBD5E1" w:sz="4"/>
-              <w:bottom w:val="single" w:color="CBD5E1" w:sz="4"/>
-              <w:right w:val="single" w:color="CBD5E1" w:sz="4"/>
-            </w:tcBorders>
-            <w:shd w:fill="FFFFFF" w:color="auto" w:val="clear"/>
-            <w:tcMar>
-              <w:top w:type="dxa" w:w="70"/>
-              <w:left w:type="dxa" w:w="110"/>
-              <w:bottom w:type="dxa" w:w="70"/>
-              <w:right w:type="dxa" w:w="110"/>
-            </w:tcMar>
-          </w:tcPr>
-          <w:p>
-            <w:pPr>
-              <w:spacing w:after="0" w:line="264"/>
-            </w:pPr>
-            <w:r>
-              <w:rPr>
-                <w:b w:val="false"/>
-                <w:bCs w:val="false"/>
-                <w:color w:val="0F172A"/>
-                <w:sz w:val="19"/>
-                <w:szCs w:val="19"/>
-              </w:rPr>
-              <w:t xml:space="preserve">scale(.985) on :active; site.js adds a radial flash that fades in 0.7 s</w:t>
-            </w:r>
-          </w:p>
-        </w:tc>
-      </w:tr>
-      <w:tr>
-        <w:trPr>
-          <w:cantSplit/>
-        </w:trPr>
-        <w:tc>
-          <w:tcPr>
-            <w:tcW w:type="dxa" w:w="1700"/>
-            <w:tcBorders>
-              <w:top w:val="single" w:color="CBD5E1" w:sz="4"/>
-              <w:left w:val="single" w:color="CBD5E1" w:sz="4"/>
-              <w:bottom w:val="single" w:color="CBD5E1" w:sz="4"/>
-              <w:right w:val="single" w:color="CBD5E1" w:sz="4"/>
-            </w:tcBorders>
-            <w:shd w:fill="F8FAFC" w:color="auto" w:val="clear"/>
-            <w:tcMar>
-              <w:top w:type="dxa" w:w="70"/>
-              <w:left w:type="dxa" w:w="110"/>
-              <w:bottom w:type="dxa" w:w="70"/>
-              <w:right w:type="dxa" w:w="110"/>
-            </w:tcMar>
-          </w:tcPr>
-          <w:p>
-            <w:pPr>
-              <w:spacing w:after="0" w:line="264"/>
-            </w:pPr>
-            <w:r>
-              <w:rPr>
-                <w:b w:val="false"/>
-                <w:bCs w:val="false"/>
-                <w:color w:val="0F172A"/>
-                <w:sz w:val="19"/>
-                <w:szCs w:val="19"/>
-              </w:rPr>
-              <w:t xml:space="preserve">Current page</w:t>
-            </w:r>
-          </w:p>
-        </w:tc>
-        <w:tc>
-          <w:tcPr>
-            <w:tcW w:type="dxa" w:w="4100"/>
-            <w:tcBorders>
-              <w:top w:val="single" w:color="CBD5E1" w:sz="4"/>
-              <w:left w:val="single" w:color="CBD5E1" w:sz="4"/>
-              <w:bottom w:val="single" w:color="CBD5E1" w:sz="4"/>
-              <w:right w:val="single" w:color="CBD5E1" w:sz="4"/>
-            </w:tcBorders>
-            <w:shd w:fill="F8FAFC" w:color="auto" w:val="clear"/>
-            <w:tcMar>
-              <w:top w:type="dxa" w:w="70"/>
-              <w:left w:type="dxa" w:w="110"/>
-              <w:bottom w:type="dxa" w:w="70"/>
-              <w:right w:type="dxa" w:w="110"/>
-            </w:tcMar>
-          </w:tcPr>
-          <w:p>
-            <w:pPr>
-              <w:spacing w:after="0" w:line="264"/>
-            </w:pPr>
-            <w:r>
-              <w:rPr>
-                <w:b w:val="false"/>
-                <w:bCs w:val="false"/>
-                <w:color w:val="0F172A"/>
-                <w:sz w:val="19"/>
-                <w:szCs w:val="19"/>
-              </w:rPr>
-              <w:t xml:space="preserve">Active menu item shown as a small clear-glass button</w:t>
-            </w:r>
-          </w:p>
-        </w:tc>
-        <w:tc>
-          <w:tcPr>
-            <w:tcW w:type="dxa" w:w="3838"/>
-            <w:tcBorders>
-              <w:top w:val="single" w:color="CBD5E1" w:sz="4"/>
-              <w:left w:val="single" w:color="CBD5E1" w:sz="4"/>
-              <w:bottom w:val="single" w:color="CBD5E1" w:sz="4"/>
-              <w:right w:val="single" w:color="CBD5E1" w:sz="4"/>
-            </w:tcBorders>
-            <w:shd w:fill="F8FAFC" w:color="auto" w:val="clear"/>
-            <w:tcMar>
-              <w:top w:type="dxa" w:w="70"/>
-              <w:left w:type="dxa" w:w="110"/>
-              <w:bottom w:type="dxa" w:w="70"/>
-              <w:right w:type="dxa" w:w="110"/>
-            </w:tcMar>
-          </w:tcPr>
-          <w:p>
-            <w:pPr>
-              <w:spacing w:after="0" w:line="264"/>
-            </w:pPr>
-            <w:r>
-              <w:rPr>
-                <w:b w:val="false"/>
-                <w:bCs w:val="false"/>
-                <w:color w:val="0F172A"/>
-                <w:sz w:val="19"/>
-                <w:szCs w:val="19"/>
-              </w:rPr>
-              <w:t xml:space="preserve">Glass gradient + inset highlight on .nav-link.is-active</w:t>
-            </w:r>
-          </w:p>
-        </w:tc>
-      </w:tr>
-      <w:tr>
-        <w:trPr>
-          <w:cantSplit/>
-        </w:trPr>
-        <w:tc>
-          <w:tcPr>
-            <w:tcW w:type="dxa" w:w="1700"/>
-            <w:tcBorders>
-              <w:top w:val="single" w:color="CBD5E1" w:sz="4"/>
-              <w:left w:val="single" w:color="CBD5E1" w:sz="4"/>
-              <w:bottom w:val="single" w:color="CBD5E1" w:sz="4"/>
-              <w:right w:val="single" w:color="CBD5E1" w:sz="4"/>
-            </w:tcBorders>
-            <w:shd w:fill="FFFFFF" w:color="auto" w:val="clear"/>
-            <w:tcMar>
-              <w:top w:type="dxa" w:w="70"/>
-              <w:left w:type="dxa" w:w="110"/>
-              <w:bottom w:type="dxa" w:w="70"/>
-              <w:right w:type="dxa" w:w="110"/>
-            </w:tcMar>
-          </w:tcPr>
-          <w:p>
-            <w:pPr>
-              <w:spacing w:after="0" w:line="264"/>
-            </w:pPr>
-            <w:r>
-              <w:rPr>
-                <w:b w:val="false"/>
-                <w:bCs w:val="false"/>
-                <w:color w:val="0F172A"/>
-                <w:sz w:val="19"/>
-                <w:szCs w:val="19"/>
-              </w:rPr>
-              <w:t xml:space="preserve">Table row</w:t>
-            </w:r>
-          </w:p>
-        </w:tc>
-        <w:tc>
-          <w:tcPr>
-            <w:tcW w:type="dxa" w:w="4100"/>
-            <w:tcBorders>
-              <w:top w:val="single" w:color="CBD5E1" w:sz="4"/>
-              <w:left w:val="single" w:color="CBD5E1" w:sz="4"/>
-              <w:bottom w:val="single" w:color="CBD5E1" w:sz="4"/>
-              <w:right w:val="single" w:color="CBD5E1" w:sz="4"/>
-            </w:tcBorders>
-            <w:shd w:fill="FFFFFF" w:color="auto" w:val="clear"/>
-            <w:tcMar>
-              <w:top w:type="dxa" w:w="70"/>
-              <w:left w:type="dxa" w:w="110"/>
-              <w:bottom w:type="dxa" w:w="70"/>
-              <w:right w:type="dxa" w:w="110"/>
-            </w:tcMar>
-          </w:tcPr>
-          <w:p>
-            <w:pPr>
-              <w:spacing w:after="0" w:line="264"/>
-            </w:pPr>
-            <w:r>
-              <w:rPr>
-                <w:b w:val="false"/>
-                <w:bCs w:val="false"/>
-                <w:color w:val="0F172A"/>
-                <w:sz w:val="19"/>
-                <w:szCs w:val="19"/>
-              </w:rPr>
-              <w:t xml:space="preserve">Light glass highlight with a blue left edge</w:t>
-            </w:r>
-          </w:p>
-        </w:tc>
-        <w:tc>
-          <w:tcPr>
-            <w:tcW w:type="dxa" w:w="3838"/>
-            <w:tcBorders>
-              <w:top w:val="single" w:color="CBD5E1" w:sz="4"/>
-              <w:left w:val="single" w:color="CBD5E1" w:sz="4"/>
-              <w:bottom w:val="single" w:color="CBD5E1" w:sz="4"/>
-              <w:right w:val="single" w:color="CBD5E1" w:sz="4"/>
-            </w:tcBorders>
-            <w:shd w:fill="FFFFFF" w:color="auto" w:val="clear"/>
-            <w:tcMar>
-              <w:top w:type="dxa" w:w="70"/>
-              <w:left w:type="dxa" w:w="110"/>
-              <w:bottom w:type="dxa" w:w="70"/>
-              <w:right w:type="dxa" w:w="110"/>
-            </w:tcMar>
-          </w:tcPr>
-          <w:p>
-            <w:pPr>
-              <w:spacing w:after="0" w:line="264"/>
-            </w:pPr>
-            <w:r>
-              <w:rPr>
-                <w:b w:val="false"/>
-                <w:bCs w:val="false"/>
-                <w:color w:val="0F172A"/>
-                <w:sz w:val="19"/>
-                <w:szCs w:val="19"/>
-              </w:rPr>
-              <w:t xml:space="preserve">Gradient background + inset 2 px accent line</w:t>
-            </w:r>
-          </w:p>
-        </w:tc>
-      </w:tr>
-      <w:tr>
-        <w:trPr>
-          <w:cantSplit/>
-        </w:trPr>
-        <w:tc>
-          <w:tcPr>
-            <w:tcW w:type="dxa" w:w="1700"/>
-            <w:tcBorders>
-              <w:top w:val="single" w:color="CBD5E1" w:sz="4"/>
-              <w:left w:val="single" w:color="CBD5E1" w:sz="4"/>
-              <w:bottom w:val="single" w:color="CBD5E1" w:sz="4"/>
-              <w:right w:val="single" w:color="CBD5E1" w:sz="4"/>
-            </w:tcBorders>
-            <w:shd w:fill="F8FAFC" w:color="auto" w:val="clear"/>
-            <w:tcMar>
-              <w:top w:type="dxa" w:w="70"/>
-              <w:left w:type="dxa" w:w="110"/>
-              <w:bottom w:type="dxa" w:w="70"/>
-              <w:right w:type="dxa" w:w="110"/>
-            </w:tcMar>
-          </w:tcPr>
-          <w:p>
-            <w:pPr>
-              <w:spacing w:after="0" w:line="264"/>
-            </w:pPr>
-            <w:r>
-              <w:rPr>
-                <w:b w:val="false"/>
-                <w:bCs w:val="false"/>
-                <w:color w:val="0F172A"/>
-                <w:sz w:val="19"/>
-                <w:szCs w:val="19"/>
-              </w:rPr>
-              <w:t xml:space="preserve">No blur support</w:t>
-            </w:r>
-          </w:p>
-        </w:tc>
-        <w:tc>
-          <w:tcPr>
-            <w:tcW w:type="dxa" w:w="4100"/>
-            <w:tcBorders>
-              <w:top w:val="single" w:color="CBD5E1" w:sz="4"/>
-              <w:left w:val="single" w:color="CBD5E1" w:sz="4"/>
-              <w:bottom w:val="single" w:color="CBD5E1" w:sz="4"/>
-              <w:right w:val="single" w:color="CBD5E1" w:sz="4"/>
-            </w:tcBorders>
-            <w:shd w:fill="F8FAFC" w:color="auto" w:val="clear"/>
-            <w:tcMar>
-              <w:top w:type="dxa" w:w="70"/>
-              <w:left w:type="dxa" w:w="110"/>
-              <w:bottom w:type="dxa" w:w="70"/>
-              <w:right w:type="dxa" w:w="110"/>
-            </w:tcMar>
-          </w:tcPr>
-          <w:p>
-            <w:pPr>
-              <w:spacing w:after="0" w:line="264"/>
-            </w:pPr>
-            <w:r>
-              <w:rPr>
-                <w:b w:val="false"/>
-                <w:bCs w:val="false"/>
-                <w:color w:val="0F172A"/>
-                <w:sz w:val="19"/>
-                <w:szCs w:val="19"/>
-              </w:rPr>
-              <w:t xml:space="preserve">Solid dark panels, text stays readable</w:t>
-            </w:r>
-          </w:p>
-        </w:tc>
-        <w:tc>
-          <w:tcPr>
-            <w:tcW w:type="dxa" w:w="3838"/>
-            <w:tcBorders>
-              <w:top w:val="single" w:color="CBD5E1" w:sz="4"/>
-              <w:left w:val="single" w:color="CBD5E1" w:sz="4"/>
-              <w:bottom w:val="single" w:color="CBD5E1" w:sz="4"/>
-              <w:right w:val="single" w:color="CBD5E1" w:sz="4"/>
-            </w:tcBorders>
-            <w:shd w:fill="F8FAFC" w:color="auto" w:val="clear"/>
-            <w:tcMar>
-              <w:top w:type="dxa" w:w="70"/>
-              <w:left w:type="dxa" w:w="110"/>
-              <w:bottom w:type="dxa" w:w="70"/>
-              <w:right w:type="dxa" w:w="110"/>
-            </w:tcMar>
-          </w:tcPr>
-          <w:p>
-            <w:pPr>
-              <w:spacing w:after="0" w:line="264"/>
-            </w:pPr>
-            <w:r>
-              <w:rPr>
-                <w:b w:val="false"/>
-                <w:bCs w:val="false"/>
-                <w:color w:val="0F172A"/>
-                <w:sz w:val="19"/>
-                <w:szCs w:val="19"/>
-              </w:rPr>
-              <w:t xml:space="preserve">@supports fallback to an opaque surface</w:t>
-            </w:r>
-          </w:p>
-        </w:tc>
-      </w:tr>
-    </w:tbl>
     <w:p>
       <w:pPr>
         <w:pStyle w:val="Heading1"/>
@@ -12266,7 +13906,7 @@
           <wp:inline distT="0" distB="0" distL="0" distR="0">
             <wp:extent cx="5715000" cy="3571875"/>
             <wp:effectExtent t="0" r="0" b="0" l="0"/>
-            <wp:docPr id="8" name="ui-home.jpg" descr="ui home jpg" title="ui-home.jpg"/>
+            <wp:docPr id="9" name="ui-home.jpg" descr="ui home jpg" title="ui-home.jpg"/>
             <wp:cNvGraphicFramePr>
               <a:graphicFrameLocks xmlns:a="http://schemas.openxmlformats.org/drawingml/2006/main" noChangeAspect="1"/>
             </wp:cNvGraphicFramePr>
@@ -12315,7 +13955,7 @@
           <w:sz w:val="18"/>
           <w:szCs w:val="18"/>
         </w:rPr>
-        <w:t xml:space="preserve">Figure 7 - Home page - 3D parallax hero, live figures and services</w:t>
+        <w:t xml:space="preserve">Figure 8 - Home page - 3D parallax hero, live figures and services</w:t>
       </w:r>
     </w:p>
     <w:p>
@@ -12329,70 +13969,7 @@
           <wp:inline distT="0" distB="0" distL="0" distR="0">
             <wp:extent cx="5715000" cy="3571875"/>
             <wp:effectExtent t="0" r="0" b="0" l="0"/>
-            <wp:docPr id="9" name="ui-plans.jpg" descr="ui plans jpg" title="ui-plans.jpg"/>
-            <wp:cNvGraphicFramePr>
-              <a:graphicFrameLocks xmlns:a="http://schemas.openxmlformats.org/drawingml/2006/main" noChangeAspect="1"/>
-            </wp:cNvGraphicFramePr>
-            <a:graphic xmlns:a="http://schemas.openxmlformats.org/drawingml/2006/main">
-              <a:graphicData uri="http://schemas.openxmlformats.org/drawingml/2006/picture">
-                <pic:pic xmlns:pic="http://schemas.openxmlformats.org/drawingml/2006/picture">
-                  <pic:nvPicPr>
-                    <pic:cNvPr id="0" name="" descr=""/>
-                    <pic:cNvPicPr>
-                      <a:picLocks noChangeAspect="1" noChangeArrowheads="1"/>
-                    </pic:cNvPicPr>
-                  </pic:nvPicPr>
-                  <pic:blipFill>
-                    <a:blip r:embed="rId16" cstate="none"/>
-                    <a:srcRect/>
-                    <a:stretch>
-                      <a:fillRect/>
-                    </a:stretch>
-                  </pic:blipFill>
-                  <pic:spPr bwMode="auto">
-                    <a:xfrm>
-                      <a:off x="0" y="0"/>
-                      <a:ext cx="5715000" cy="3571875"/>
-                    </a:xfrm>
-                    <a:prstGeom prst="rect">
-                      <a:avLst/>
-                    </a:prstGeom>
-                  </pic:spPr>
-                </pic:pic>
-              </a:graphicData>
-            </a:graphic>
-          </wp:inline>
-        </w:drawing>
-      </w:r>
-    </w:p>
-    <w:p>
-      <w:pPr>
-        <w:spacing w:after="240" w:before="60"/>
-        <w:jc w:val="center"/>
-      </w:pPr>
-      <w:r>
-        <w:rPr>
-          <w:i/>
-          <w:iCs/>
-          <w:color w:val="475569"/>
-          <w:sz w:val="18"/>
-          <w:szCs w:val="18"/>
-        </w:rPr>
-        <w:t xml:space="preserve">Figure 8 - Plans and prices - pricing cards grouped by service</w:t>
-      </w:r>
-    </w:p>
-    <w:p>
-      <w:pPr>
-        <w:keepNext/>
-        <w:spacing w:after="60" w:before="120"/>
-        <w:jc w:val="center"/>
-      </w:pPr>
-      <w:r>
-        <w:drawing>
-          <wp:inline distT="0" distB="0" distL="0" distR="0">
-            <wp:extent cx="5715000" cy="3571875"/>
-            <wp:effectExtent t="0" r="0" b="0" l="0"/>
-            <wp:docPr id="10" name="ui-track.jpg" descr="ui track jpg" title="ui-track.jpg"/>
+            <wp:docPr id="10" name="ui-plans.jpg" descr="ui plans jpg" title="ui-plans.jpg"/>
             <wp:cNvGraphicFramePr>
               <a:graphicFrameLocks xmlns:a="http://schemas.openxmlformats.org/drawingml/2006/main" noChangeAspect="1"/>
             </wp:cNvGraphicFramePr>
@@ -12441,7 +14018,7 @@
           <w:sz w:val="18"/>
           <w:szCs w:val="18"/>
         </w:rPr>
-        <w:t xml:space="preserve">Figure 9 - Public tracking of an order number</w:t>
+        <w:t xml:space="preserve">Figure 9 - Plans and prices - pricing cards grouped by service</w:t>
       </w:r>
     </w:p>
     <w:p>
@@ -12455,7 +14032,7 @@
           <wp:inline distT="0" distB="0" distL="0" distR="0">
             <wp:extent cx="5715000" cy="3571875"/>
             <wp:effectExtent t="0" r="0" b="0" l="0"/>
-            <wp:docPr id="11" name="ui-login.jpg" descr="ui login jpg" title="ui-login.jpg"/>
+            <wp:docPr id="11" name="ui-track.jpg" descr="ui track jpg" title="ui-track.jpg"/>
             <wp:cNvGraphicFramePr>
               <a:graphicFrameLocks xmlns:a="http://schemas.openxmlformats.org/drawingml/2006/main" noChangeAspect="1"/>
             </wp:cNvGraphicFramePr>
@@ -12504,7 +14081,7 @@
           <w:sz w:val="18"/>
           <w:szCs w:val="18"/>
         </w:rPr>
-        <w:t xml:space="preserve">Figure 10 - Sign in - one login page for every role</w:t>
+        <w:t xml:space="preserve">Figure 10 - Public tracking of an order number</w:t>
       </w:r>
     </w:p>
     <w:p>
@@ -12518,7 +14095,7 @@
           <wp:inline distT="0" distB="0" distL="0" distR="0">
             <wp:extent cx="5715000" cy="3571875"/>
             <wp:effectExtent t="0" r="0" b="0" l="0"/>
-            <wp:docPr id="12" name="ui-admin-dashboard.jpg" descr="ui admin dashboard jpg" title="ui-admin-dashboard.jpg"/>
+            <wp:docPr id="12" name="ui-login.jpg" descr="ui login jpg" title="ui-login.jpg"/>
             <wp:cNvGraphicFramePr>
               <a:graphicFrameLocks xmlns:a="http://schemas.openxmlformats.org/drawingml/2006/main" noChangeAspect="1"/>
             </wp:cNvGraphicFramePr>
@@ -12567,7 +14144,7 @@
           <w:sz w:val="18"/>
           <w:szCs w:val="18"/>
         </w:rPr>
-        <w:t xml:space="preserve">Figure 11 - Admin dashboard - live key figures and quick actions</w:t>
+        <w:t xml:space="preserve">Figure 11 - Sign in - one login page for every role</w:t>
       </w:r>
     </w:p>
     <w:p>
@@ -12581,7 +14158,7 @@
           <wp:inline distT="0" distB="0" distL="0" distR="0">
             <wp:extent cx="5715000" cy="3571875"/>
             <wp:effectExtent t="0" r="0" b="0" l="0"/>
-            <wp:docPr id="13" name="ui-admin-reports.jpg" descr="ui admin reports jpg" title="ui-admin-reports.jpg"/>
+            <wp:docPr id="13" name="ui-admin-dashboard.jpg" descr="ui admin dashboard jpg" title="ui-admin-dashboard.jpg"/>
             <wp:cNvGraphicFramePr>
               <a:graphicFrameLocks xmlns:a="http://schemas.openxmlformats.org/drawingml/2006/main" noChangeAspect="1"/>
             </wp:cNvGraphicFramePr>
@@ -12630,7 +14207,7 @@
           <w:sz w:val="18"/>
           <w:szCs w:val="18"/>
         </w:rPr>
-        <w:t xml:space="preserve">Figure 12 - Admin reports - orders, connections, billing and equipment demand</w:t>
+        <w:t xml:space="preserve">Figure 12 - Admin dashboard - live key figures and quick actions</w:t>
       </w:r>
     </w:p>
     <w:p>
@@ -12644,7 +14221,7 @@
           <wp:inline distT="0" distB="0" distL="0" distR="0">
             <wp:extent cx="5715000" cy="3571875"/>
             <wp:effectExtent t="0" r="0" b="0" l="0"/>
-            <wp:docPr id="14" name="ui-retail-order.jpg" descr="ui retail order jpg" title="ui-retail-order.jpg"/>
+            <wp:docPr id="14" name="ui-admin-reports.jpg" descr="ui admin reports jpg" title="ui-admin-reports.jpg"/>
             <wp:cNvGraphicFramePr>
               <a:graphicFrameLocks xmlns:a="http://schemas.openxmlformats.org/drawingml/2006/main" noChangeAspect="1"/>
             </wp:cNvGraphicFramePr>
@@ -12693,7 +14270,7 @@
           <w:sz w:val="18"/>
           <w:szCs w:val="18"/>
         </w:rPr>
-        <w:t xml:space="preserve">Figure 13 - Retail - placing an order (dial-up with a new landline)</w:t>
+        <w:t xml:space="preserve">Figure 13 - Admin reports - orders, connections, billing and equipment demand</w:t>
       </w:r>
     </w:p>
     <w:p>
@@ -12707,7 +14284,7 @@
           <wp:inline distT="0" distB="0" distL="0" distR="0">
             <wp:extent cx="5715000" cy="3571875"/>
             <wp:effectExtent t="0" r="0" b="0" l="0"/>
-            <wp:docPr id="15" name="ui-retail-payments.jpg" descr="ui retail payments jpg" title="ui-retail-payments.jpg"/>
+            <wp:docPr id="15" name="ui-retail-order.jpg" descr="ui retail order jpg" title="ui-retail-order.jpg"/>
             <wp:cNvGraphicFramePr>
               <a:graphicFrameLocks xmlns:a="http://schemas.openxmlformats.org/drawingml/2006/main" noChangeAspect="1"/>
             </wp:cNvGraphicFramePr>
@@ -12756,7 +14333,7 @@
           <w:sz w:val="18"/>
           <w:szCs w:val="18"/>
         </w:rPr>
-        <w:t xml:space="preserve">Figure 14 - Retail - bills the shop can collect</w:t>
+        <w:t xml:space="preserve">Figure 14 - Retail - placing an order (dial-up with a new landline)</w:t>
       </w:r>
     </w:p>
     <w:p>
@@ -12770,7 +14347,7 @@
           <wp:inline distT="0" distB="0" distL="0" distR="0">
             <wp:extent cx="5715000" cy="3571875"/>
             <wp:effectExtent t="0" r="0" b="0" l="0"/>
-            <wp:docPr id="16" name="ui-tech-feasibility.jpg" descr="ui tech feasibility jpg" title="ui-tech-feasibility.jpg"/>
+            <wp:docPr id="16" name="ui-retail-payments.jpg" descr="ui retail payments jpg" title="ui-retail-payments.jpg"/>
             <wp:cNvGraphicFramePr>
               <a:graphicFrameLocks xmlns:a="http://schemas.openxmlformats.org/drawingml/2006/main" noChangeAspect="1"/>
             </wp:cNvGraphicFramePr>
@@ -12819,7 +14396,7 @@
           <w:sz w:val="18"/>
           <w:szCs w:val="18"/>
         </w:rPr>
-        <w:t xml:space="preserve">Figure 15 - Technical - feasibility queue</w:t>
+        <w:t xml:space="preserve">Figure 15 - Retail - bills the shop can collect</w:t>
       </w:r>
     </w:p>
     <w:p>
@@ -12833,7 +14410,7 @@
           <wp:inline distT="0" distB="0" distL="0" distR="0">
             <wp:extent cx="5715000" cy="3571875"/>
             <wp:effectExtent t="0" r="0" b="0" l="0"/>
-            <wp:docPr id="17" name="ui-tech-overdue.jpg" descr="ui tech overdue jpg" title="ui-tech-overdue.jpg"/>
+            <wp:docPr id="17" name="ui-tech-feasibility.jpg" descr="ui tech feasibility jpg" title="ui-tech-feasibility.jpg"/>
             <wp:cNvGraphicFramePr>
               <a:graphicFrameLocks xmlns:a="http://schemas.openxmlformats.org/drawingml/2006/main" noChangeAspect="1"/>
             </wp:cNvGraphicFramePr>
@@ -12882,7 +14459,7 @@
           <w:sz w:val="18"/>
           <w:szCs w:val="18"/>
         </w:rPr>
-        <w:t xml:space="preserve">Figure 16 - Technical - overdue bills: suspend and reactivate</w:t>
+        <w:t xml:space="preserve">Figure 16 - Technical - feasibility queue</w:t>
       </w:r>
     </w:p>
     <w:p>
@@ -12896,7 +14473,7 @@
           <wp:inline distT="0" distB="0" distL="0" distR="0">
             <wp:extent cx="5715000" cy="3571875"/>
             <wp:effectExtent t="0" r="0" b="0" l="0"/>
-            <wp:docPr id="18" name="ui-accounts-dashboard.jpg" descr="ui accounts dashboard jpg" title="ui-accounts-dashboard.jpg"/>
+            <wp:docPr id="18" name="ui-tech-overdue.jpg" descr="ui tech overdue jpg" title="ui-tech-overdue.jpg"/>
             <wp:cNvGraphicFramePr>
               <a:graphicFrameLocks xmlns:a="http://schemas.openxmlformats.org/drawingml/2006/main" noChangeAspect="1"/>
             </wp:cNvGraphicFramePr>
@@ -12945,7 +14522,7 @@
           <w:sz w:val="18"/>
           <w:szCs w:val="18"/>
         </w:rPr>
-        <w:t xml:space="preserve">Figure 17 - Accounts dashboard</w:t>
+        <w:t xml:space="preserve">Figure 17 - Technical - overdue bills: suspend and reactivate</w:t>
       </w:r>
     </w:p>
     <w:p>
@@ -12959,7 +14536,7 @@
           <wp:inline distT="0" distB="0" distL="0" distR="0">
             <wp:extent cx="5715000" cy="3571875"/>
             <wp:effectExtent t="0" r="0" b="0" l="0"/>
-            <wp:docPr id="19" name="ui-accounts-bill.jpg" descr="ui accounts bill jpg" title="ui-accounts-bill.jpg"/>
+            <wp:docPr id="19" name="ui-accounts-dashboard.jpg" descr="ui accounts dashboard jpg" title="ui-accounts-dashboard.jpg"/>
             <wp:cNvGraphicFramePr>
               <a:graphicFrameLocks xmlns:a="http://schemas.openxmlformats.org/drawingml/2006/main" noChangeAspect="1"/>
             </wp:cNvGraphicFramePr>
@@ -13008,7 +14585,7 @@
           <w:sz w:val="18"/>
           <w:szCs w:val="18"/>
         </w:rPr>
-        <w:t xml:space="preserve">Figure 18 - Accounts - generating a bill with the charges preview</w:t>
+        <w:t xml:space="preserve">Figure 18 - Accounts dashboard</w:t>
       </w:r>
     </w:p>
     <w:p>
@@ -13022,7 +14599,7 @@
           <wp:inline distT="0" distB="0" distL="0" distR="0">
             <wp:extent cx="5715000" cy="3571875"/>
             <wp:effectExtent t="0" r="0" b="0" l="0"/>
-            <wp:docPr id="20" name="ui-accounts-bills.jpg" descr="ui accounts bills jpg" title="ui-accounts-bills.jpg"/>
+            <wp:docPr id="20" name="ui-accounts-bill.jpg" descr="ui accounts bill jpg" title="ui-accounts-bill.jpg"/>
             <wp:cNvGraphicFramePr>
               <a:graphicFrameLocks xmlns:a="http://schemas.openxmlformats.org/drawingml/2006/main" noChangeAspect="1"/>
             </wp:cNvGraphicFramePr>
@@ -13071,7 +14648,7 @@
           <w:sz w:val="18"/>
           <w:szCs w:val="18"/>
         </w:rPr>
-        <w:t xml:space="preserve">Figure 19 - Accounts - all bills with status badges</w:t>
+        <w:t xml:space="preserve">Figure 19 - Accounts - generating a bill with the charges preview</w:t>
       </w:r>
     </w:p>
     <w:p>
@@ -13085,7 +14662,7 @@
           <wp:inline distT="0" distB="0" distL="0" distR="0">
             <wp:extent cx="5715000" cy="3571875"/>
             <wp:effectExtent t="0" r="0" b="0" l="0"/>
-            <wp:docPr id="21" name="ui-customer-dashboard.jpg" descr="ui customer dashboard jpg" title="ui-customer-dashboard.jpg"/>
+            <wp:docPr id="21" name="ui-accounts-bills.jpg" descr="ui accounts bills jpg" title="ui-accounts-bills.jpg"/>
             <wp:cNvGraphicFramePr>
               <a:graphicFrameLocks xmlns:a="http://schemas.openxmlformats.org/drawingml/2006/main" noChangeAspect="1"/>
             </wp:cNvGraphicFramePr>
@@ -13134,7 +14711,7 @@
           <w:sz w:val="18"/>
           <w:szCs w:val="18"/>
         </w:rPr>
-        <w:t xml:space="preserve">Figure 20 - Customer portal dashboard</w:t>
+        <w:t xml:space="preserve">Figure 20 - Accounts - all bills with status badges</w:t>
       </w:r>
     </w:p>
     <w:p>
@@ -13148,7 +14725,7 @@
           <wp:inline distT="0" distB="0" distL="0" distR="0">
             <wp:extent cx="5715000" cy="3571875"/>
             <wp:effectExtent t="0" r="0" b="0" l="0"/>
-            <wp:docPr id="22" name="ui-customer-bills.jpg" descr="ui customer bills jpg" title="ui-customer-bills.jpg"/>
+            <wp:docPr id="22" name="ui-customer-dashboard.jpg" descr="ui customer dashboard jpg" title="ui-customer-dashboard.jpg"/>
             <wp:cNvGraphicFramePr>
               <a:graphicFrameLocks xmlns:a="http://schemas.openxmlformats.org/drawingml/2006/main" noChangeAspect="1"/>
             </wp:cNvGraphicFramePr>
@@ -13197,7 +14774,7 @@
           <w:sz w:val="18"/>
           <w:szCs w:val="18"/>
         </w:rPr>
-        <w:t xml:space="preserve">Figure 21 - Customer - itemised bills and balance</w:t>
+        <w:t xml:space="preserve">Figure 21 - Customer portal dashboard</w:t>
       </w:r>
     </w:p>
     <w:p>
@@ -13211,7 +14788,7 @@
           <wp:inline distT="0" distB="0" distL="0" distR="0">
             <wp:extent cx="5715000" cy="3571875"/>
             <wp:effectExtent t="0" r="0" b="0" l="0"/>
-            <wp:docPr id="23" name="ui-glass-hover.jpg" descr="ui glass hover jpg" title="ui-glass-hover.jpg"/>
+            <wp:docPr id="23" name="ui-customer-bills.jpg" descr="ui customer bills jpg" title="ui-customer-bills.jpg"/>
             <wp:cNvGraphicFramePr>
               <a:graphicFrameLocks xmlns:a="http://schemas.openxmlformats.org/drawingml/2006/main" noChangeAspect="1"/>
             </wp:cNvGraphicFramePr>
@@ -13260,7 +14837,7 @@
           <w:sz w:val="18"/>
           <w:szCs w:val="18"/>
         </w:rPr>
-        <w:t xml:space="preserve">Figure 22 - Clear-glass hover - the hovered plan card turns clear with a lit rim</w:t>
+        <w:t xml:space="preserve">Figure 22 - Customer - itemised bills and balance</w:t>
       </w:r>
     </w:p>
     <w:p>
@@ -13290,7 +14867,7 @@
         <w:spacing w:after="60" w:line="276"/>
       </w:pPr>
       <w:r>
-        <w:t xml:space="preserve">.NET 8 SDK and SQL Server (Express, LocalDB, Developer or Standard).</w:t>
+        <w:t xml:space="preserve">.NET 8 SDK (dotnet --version shows 8.x). Visual Studio 2022 is optional.</w:t>
       </w:r>
     </w:p>
     <w:p>
@@ -13303,7 +14880,7 @@
         <w:spacing w:after="60" w:line="276"/>
       </w:pPr>
       <w:r>
-        <w:t xml:space="preserve">Connection string in appsettings.json (default: .\SQLEXPRESS, Windows login).</w:t>
+        <w:t xml:space="preserve">SQL Server 2022 Express / Developer, or LocalDB. The database is created automatically on the first run.</w:t>
       </w:r>
     </w:p>
     <w:p>
@@ -13324,7 +14901,7 @@
         <w:spacing w:after="60" w:line="276"/>
       </w:pPr>
       <w:r>
-        <w:t xml:space="preserve">Open a terminal in the folder that contains NexusServiceMarketingSystem.csproj.</w:t>
+        <w:t xml:space="preserve">Extract the submission ZIP (for example into Downloads or C:\). The code is in Nexus (Source Code)\Nexus.</w:t>
       </w:r>
     </w:p>
     <w:p>
@@ -13337,7 +14914,7 @@
         <w:spacing w:after="60" w:line="276"/>
       </w:pPr>
       <w:r>
-        <w:t xml:space="preserve">dotnet tool install --global dotnet-ef --version 8.*</w:t>
+        <w:t xml:space="preserve">Open Nexus (Source Code)\Nexus\appsettings.json and set the SQL Server name in DefaultConnection (default .\SQLEXPRESS).</w:t>
       </w:r>
     </w:p>
     <w:p>
@@ -13350,7 +14927,7 @@
         <w:spacing w:after="60" w:line="276"/>
       </w:pPr>
       <w:r>
-        <w:t xml:space="preserve">dotnet ef database update  (or run Database\NexusServiceMarketingDb-schema.sql in SSMS)</w:t>
+        <w:t xml:space="preserve">Optional: restore database backup file\NexusServiceMarketingDb.bak in SSMS to get the demo data and logins.</w:t>
       </w:r>
     </w:p>
     <w:p>
@@ -13363,7 +14940,20 @@
         <w:spacing w:after="60" w:line="276"/>
       </w:pPr>
       <w:r>
-        <w:t xml:space="preserve">dotnet run, then open the address shown (http://localhost:5294).</w:t>
+        <w:t xml:space="preserve">Double-click Nexus (Source Code)\RUN-NEXUS.bat - or open NexusServiceMarketingSystem.sln in Visual Studio 2022 and press F5.</w:t>
+      </w:r>
+    </w:p>
+    <w:p>
+      <w:pPr>
+        <w:pStyle w:val="ListParagraph"/>
+        <w:numPr>
+          <w:ilvl w:val="0"/>
+          <w:numId w:val="8"/>
+        </w:numPr>
+        <w:spacing w:after="60" w:line="276"/>
+      </w:pPr>
+      <w:r>
+        <w:t xml:space="preserve">Open http://localhost:5294 in the browser (first start takes 1-2 minutes).</w:t>
       </w:r>
     </w:p>
     <w:p>
@@ -13653,7 +15243,7 @@
                 <w:sz w:val="19"/>
                 <w:szCs w:val="19"/>
               </w:rPr>
-              <w:t xml:space="preserve">Created automatically; change after first login</w:t>
+              <w:t xml:space="preserve">Created automatically on the first run</w:t>
             </w:r>
           </w:p>
         </w:tc>
@@ -13691,7 +15281,7 @@
                 <w:sz w:val="19"/>
                 <w:szCs w:val="19"/>
               </w:rPr>
-              <w:t xml:space="preserve">Accounts / Technical / Retail</w:t>
+              <w:t xml:space="preserve">Retail staff</w:t>
             </w:r>
           </w:p>
         </w:tc>
@@ -13724,7 +15314,7 @@
                 <w:sz w:val="19"/>
                 <w:szCs w:val="19"/>
               </w:rPr>
-              <w:t xml:space="preserve">[as created]</w:t>
+              <w:t xml:space="preserve">retail1</w:t>
             </w:r>
           </w:p>
         </w:tc>
@@ -13757,7 +15347,7 @@
                 <w:sz w:val="19"/>
                 <w:szCs w:val="19"/>
               </w:rPr>
-              <w:t xml:space="preserve">[as created]</w:t>
+              <w:t xml:space="preserve">Passw0rd!x</w:t>
             </w:r>
           </w:p>
         </w:tc>
@@ -13790,7 +15380,7 @@
                 <w:sz w:val="19"/>
                 <w:szCs w:val="19"/>
               </w:rPr>
-              <w:t xml:space="preserve">Created by Admin &gt; Employees</w:t>
+              <w:t xml:space="preserve">In the database backup (Karachi shop)</w:t>
             </w:r>
           </w:p>
         </w:tc>
@@ -13828,7 +15418,7 @@
                 <w:sz w:val="19"/>
                 <w:szCs w:val="19"/>
               </w:rPr>
-              <w:t xml:space="preserve">Customer</w:t>
+              <w:t xml:space="preserve">Technical staff</w:t>
             </w:r>
           </w:p>
         </w:tc>
@@ -13861,7 +15451,7 @@
                 <w:sz w:val="19"/>
                 <w:szCs w:val="19"/>
               </w:rPr>
-              <w:t xml:space="preserve">[as registered]</w:t>
+              <w:t xml:space="preserve">tech1</w:t>
             </w:r>
           </w:p>
         </w:tc>
@@ -13894,7 +15484,7 @@
                 <w:sz w:val="19"/>
                 <w:szCs w:val="19"/>
               </w:rPr>
-              <w:t xml:space="preserve">[as registered]</w:t>
+              <w:t xml:space="preserve">Passw0rd!x</w:t>
             </w:r>
           </w:p>
         </w:tc>
@@ -13927,7 +15517,7 @@
                 <w:sz w:val="19"/>
                 <w:szCs w:val="19"/>
               </w:rPr>
-              <w:t xml:space="preserve">Self-registration or created by staff</w:t>
+              <w:t xml:space="preserve">In the database backup</w:t>
             </w:r>
           </w:p>
         </w:tc>
@@ -13965,7 +15555,7 @@
                 <w:sz w:val="19"/>
                 <w:szCs w:val="19"/>
               </w:rPr>
-              <w:t xml:space="preserve">Database</w:t>
+              <w:t xml:space="preserve">Accounts staff</w:t>
             </w:r>
           </w:p>
         </w:tc>
@@ -13998,7 +15588,7 @@
                 <w:sz w:val="19"/>
                 <w:szCs w:val="19"/>
               </w:rPr>
-              <w:t xml:space="preserve">Windows login / sa</w:t>
+              <w:t xml:space="preserve">acct1</w:t>
             </w:r>
           </w:p>
         </w:tc>
@@ -14031,7 +15621,7 @@
                 <w:sz w:val="19"/>
                 <w:szCs w:val="19"/>
               </w:rPr>
-              <w:t xml:space="preserve">[your SQL password]</w:t>
+              <w:t xml:space="preserve">Passw0rd!x</w:t>
             </w:r>
           </w:p>
         </w:tc>
@@ -14064,12 +15654,171 @@
                 <w:sz w:val="19"/>
                 <w:szCs w:val="19"/>
               </w:rPr>
-              <w:t xml:space="preserve">NexusServiceMarketingDb</w:t>
+              <w:t xml:space="preserve">In the database backup</w:t>
+            </w:r>
+          </w:p>
+        </w:tc>
+      </w:tr>
+      <w:tr>
+        <w:trPr>
+          <w:cantSplit/>
+        </w:trPr>
+        <w:tc>
+          <w:tcPr>
+            <w:tcW w:type="dxa" w:w="2300"/>
+            <w:tcBorders>
+              <w:top w:val="single" w:color="CBD5E1" w:sz="4"/>
+              <w:left w:val="single" w:color="CBD5E1" w:sz="4"/>
+              <w:bottom w:val="single" w:color="CBD5E1" w:sz="4"/>
+              <w:right w:val="single" w:color="CBD5E1" w:sz="4"/>
+            </w:tcBorders>
+            <w:shd w:fill="FFFFFF" w:color="auto" w:val="clear"/>
+            <w:tcMar>
+              <w:top w:type="dxa" w:w="70"/>
+              <w:left w:type="dxa" w:w="110"/>
+              <w:bottom w:type="dxa" w:w="70"/>
+              <w:right w:type="dxa" w:w="110"/>
+            </w:tcMar>
+          </w:tcPr>
+          <w:p>
+            <w:pPr>
+              <w:spacing w:after="0" w:line="264"/>
+            </w:pPr>
+            <w:r>
+              <w:rPr>
+                <w:b w:val="false"/>
+                <w:bCs w:val="false"/>
+                <w:color w:val="0F172A"/>
+                <w:sz w:val="19"/>
+                <w:szCs w:val="19"/>
+              </w:rPr>
+              <w:t xml:space="preserve">Customer</w:t>
+            </w:r>
+          </w:p>
+        </w:tc>
+        <w:tc>
+          <w:tcPr>
+            <w:tcW w:type="dxa" w:w="2000"/>
+            <w:tcBorders>
+              <w:top w:val="single" w:color="CBD5E1" w:sz="4"/>
+              <w:left w:val="single" w:color="CBD5E1" w:sz="4"/>
+              <w:bottom w:val="single" w:color="CBD5E1" w:sz="4"/>
+              <w:right w:val="single" w:color="CBD5E1" w:sz="4"/>
+            </w:tcBorders>
+            <w:shd w:fill="FFFFFF" w:color="auto" w:val="clear"/>
+            <w:tcMar>
+              <w:top w:type="dxa" w:w="70"/>
+              <w:left w:type="dxa" w:w="110"/>
+              <w:bottom w:type="dxa" w:w="70"/>
+              <w:right w:type="dxa" w:w="110"/>
+            </w:tcMar>
+          </w:tcPr>
+          <w:p>
+            <w:pPr>
+              <w:spacing w:after="0" w:line="264"/>
+            </w:pPr>
+            <w:r>
+              <w:rPr>
+                <w:b w:val="false"/>
+                <w:bCs w:val="false"/>
+                <w:color w:val="0F172A"/>
+                <w:sz w:val="19"/>
+                <w:szCs w:val="19"/>
+              </w:rPr>
+              <w:t xml:space="preserve">alice</w:t>
+            </w:r>
+          </w:p>
+        </w:tc>
+        <w:tc>
+          <w:tcPr>
+            <w:tcW w:type="dxa" w:w="2000"/>
+            <w:tcBorders>
+              <w:top w:val="single" w:color="CBD5E1" w:sz="4"/>
+              <w:left w:val="single" w:color="CBD5E1" w:sz="4"/>
+              <w:bottom w:val="single" w:color="CBD5E1" w:sz="4"/>
+              <w:right w:val="single" w:color="CBD5E1" w:sz="4"/>
+            </w:tcBorders>
+            <w:shd w:fill="FFFFFF" w:color="auto" w:val="clear"/>
+            <w:tcMar>
+              <w:top w:type="dxa" w:w="70"/>
+              <w:left w:type="dxa" w:w="110"/>
+              <w:bottom w:type="dxa" w:w="70"/>
+              <w:right w:type="dxa" w:w="110"/>
+            </w:tcMar>
+          </w:tcPr>
+          <w:p>
+            <w:pPr>
+              <w:spacing w:after="0" w:line="264"/>
+            </w:pPr>
+            <w:r>
+              <w:rPr>
+                <w:b w:val="false"/>
+                <w:bCs w:val="false"/>
+                <w:color w:val="0F172A"/>
+                <w:sz w:val="19"/>
+                <w:szCs w:val="19"/>
+              </w:rPr>
+              <w:t xml:space="preserve">Passw0rd!x</w:t>
+            </w:r>
+          </w:p>
+        </w:tc>
+        <w:tc>
+          <w:tcPr>
+            <w:tcW w:type="dxa" w:w="3338"/>
+            <w:tcBorders>
+              <w:top w:val="single" w:color="CBD5E1" w:sz="4"/>
+              <w:left w:val="single" w:color="CBD5E1" w:sz="4"/>
+              <w:bottom w:val="single" w:color="CBD5E1" w:sz="4"/>
+              <w:right w:val="single" w:color="CBD5E1" w:sz="4"/>
+            </w:tcBorders>
+            <w:shd w:fill="FFFFFF" w:color="auto" w:val="clear"/>
+            <w:tcMar>
+              <w:top w:type="dxa" w:w="70"/>
+              <w:left w:type="dxa" w:w="110"/>
+              <w:bottom w:type="dxa" w:w="70"/>
+              <w:right w:type="dxa" w:w="110"/>
+            </w:tcMar>
+          </w:tcPr>
+          <w:p>
+            <w:pPr>
+              <w:spacing w:after="0" w:line="264"/>
+            </w:pPr>
+            <w:r>
+              <w:rPr>
+                <w:b w:val="false"/>
+                <w:bCs w:val="false"/>
+                <w:color w:val="0F172A"/>
+                <w:sz w:val="19"/>
+                <w:szCs w:val="19"/>
+              </w:rPr>
+              <w:t xml:space="preserve">In the database backup; new customers use Register</w:t>
             </w:r>
           </w:p>
         </w:tc>
       </w:tr>
     </w:tbl>
+    <w:p>
+      <w:pPr>
+        <w:spacing w:after="120" w:line="288"/>
+        <w:rPr>
+          <w:i/>
+          <w:iCs/>
+          <w:color w:val="475569"/>
+          <w:sz w:val="19"/>
+          <w:szCs w:val="19"/>
+        </w:rPr>
+      </w:pPr>
+      <w:r>
+        <w:rPr>
+          <w:i/>
+          <w:iCs/>
+          <w:color w:val="475569"/>
+          <w:sz w:val="19"/>
+          <w:szCs w:val="19"/>
+        </w:rPr>
+        <w:t xml:space="preserve">With an empty database only the admin login exists; staff are added in Admin &gt; Employees and customers register themselves.</w:t>
+      </w:r>
+    </w:p>
     <w:p>
       <w:pPr>
         <w:pStyle w:val="Heading1"/>
@@ -14390,7 +16139,7 @@
                 <w:sz w:val="19"/>
                 <w:szCs w:val="19"/>
               </w:rPr>
-              <w:t xml:space="preserve">[Member]</w:t>
+              <w:t xml:space="preserve">Ali Jan</w:t>
             </w:r>
           </w:p>
         </w:tc>
@@ -14560,7 +16309,7 @@
                 <w:sz w:val="19"/>
                 <w:szCs w:val="19"/>
               </w:rPr>
-              <w:t xml:space="preserve">[Member]</w:t>
+              <w:t xml:space="preserve">Humaiz Khan</w:t>
             </w:r>
           </w:p>
         </w:tc>
@@ -14730,7 +16479,7 @@
                 <w:sz w:val="19"/>
                 <w:szCs w:val="19"/>
               </w:rPr>
-              <w:t xml:space="preserve">[Member]</w:t>
+              <w:t xml:space="preserve">Humaiz Khan</w:t>
             </w:r>
           </w:p>
         </w:tc>
@@ -14900,7 +16649,7 @@
                 <w:sz w:val="19"/>
                 <w:szCs w:val="19"/>
               </w:rPr>
-              <w:t xml:space="preserve">[Member]</w:t>
+              <w:t xml:space="preserve">Muhammad Ehtisham Shakeel</w:t>
             </w:r>
           </w:p>
         </w:tc>
@@ -15070,7 +16819,7 @@
                 <w:sz w:val="19"/>
                 <w:szCs w:val="19"/>
               </w:rPr>
-              <w:t xml:space="preserve">[Member]</w:t>
+              <w:t xml:space="preserve">Ali Jan</w:t>
             </w:r>
           </w:p>
         </w:tc>
@@ -15240,7 +16989,7 @@
                 <w:sz w:val="19"/>
                 <w:szCs w:val="19"/>
               </w:rPr>
-              <w:t xml:space="preserve">[Member]</w:t>
+              <w:t xml:space="preserve">Muhammad Ehtisham Shakeel</w:t>
             </w:r>
           </w:p>
         </w:tc>
@@ -15410,7 +17159,7 @@
                 <w:sz w:val="19"/>
                 <w:szCs w:val="19"/>
               </w:rPr>
-              <w:t xml:space="preserve">[Member]</w:t>
+              <w:t xml:space="preserve">Muhammad Ehtisham Shakeel</w:t>
             </w:r>
           </w:p>
         </w:tc>
@@ -15580,7 +17329,7 @@
                 <w:sz w:val="19"/>
                 <w:szCs w:val="19"/>
               </w:rPr>
-              <w:t xml:space="preserve">[Member]</w:t>
+              <w:t xml:space="preserve">Muhammad Waleed</w:t>
             </w:r>
           </w:p>
         </w:tc>
@@ -15750,7 +17499,7 @@
                 <w:sz w:val="19"/>
                 <w:szCs w:val="19"/>
               </w:rPr>
-              <w:t xml:space="preserve">[Member]</w:t>
+              <w:t xml:space="preserve">Muhammad Waleed</w:t>
             </w:r>
           </w:p>
         </w:tc>
@@ -15920,7 +17669,7 @@
                 <w:sz w:val="19"/>
                 <w:szCs w:val="19"/>
               </w:rPr>
-              <w:t xml:space="preserve">[Member]</w:t>
+              <w:t xml:space="preserve">Ali Turab</w:t>
             </w:r>
           </w:p>
         </w:tc>
@@ -16024,7 +17773,7 @@
                 <w:sz w:val="19"/>
                 <w:szCs w:val="19"/>
               </w:rPr>
-              <w:t xml:space="preserve">Design system, 3D hero, dashboards</w:t>
+              <w:t xml:space="preserve">Design system, light/dark themes, illustrations, dashboards</w:t>
             </w:r>
           </w:p>
         </w:tc>
@@ -16090,7 +17839,7 @@
                 <w:sz w:val="19"/>
                 <w:szCs w:val="19"/>
               </w:rPr>
-              <w:t xml:space="preserve">[Member]</w:t>
+              <w:t xml:space="preserve">Ali Turab</w:t>
             </w:r>
           </w:p>
         </w:tc>
@@ -16260,7 +18009,7 @@
                 <w:sz w:val="19"/>
                 <w:szCs w:val="19"/>
               </w:rPr>
-              <w:t xml:space="preserve">[Member]</w:t>
+              <w:t xml:space="preserve">All members</w:t>
             </w:r>
           </w:p>
         </w:tc>
@@ -17217,7 +18966,7 @@
                 <w:sz w:val="19"/>
                 <w:szCs w:val="19"/>
               </w:rPr>
-              <w:t xml:space="preserve">Plain template look</w:t>
+              <w:t xml:space="preserve">Plain template look; too much white</w:t>
             </w:r>
           </w:p>
         </w:tc>
@@ -17250,7 +18999,7 @@
                 <w:sz w:val="19"/>
                 <w:szCs w:val="19"/>
               </w:rPr>
-              <w:t xml:space="preserve">Design system, 3D hero, dashboards with live figures</w:t>
+              <w:t xml:space="preserve">Design system, light/dark theme switch, original illustrations, dashboards with live figures</w:t>
             </w:r>
           </w:p>
         </w:tc>
@@ -21532,6 +23281,686 @@
           </w:p>
         </w:tc>
       </w:tr>
+      <w:tr>
+        <w:trPr>
+          <w:cantSplit/>
+        </w:trPr>
+        <w:tc>
+          <w:tcPr>
+            <w:tcW w:type="dxa" w:w="500"/>
+            <w:tcBorders>
+              <w:top w:val="single" w:color="CBD5E1" w:sz="4"/>
+              <w:left w:val="single" w:color="CBD5E1" w:sz="4"/>
+              <w:bottom w:val="single" w:color="CBD5E1" w:sz="4"/>
+              <w:right w:val="single" w:color="CBD5E1" w:sz="4"/>
+            </w:tcBorders>
+            <w:shd w:fill="FFFFFF" w:color="auto" w:val="clear"/>
+            <w:tcMar>
+              <w:top w:type="dxa" w:w="70"/>
+              <w:left w:type="dxa" w:w="110"/>
+              <w:bottom w:type="dxa" w:w="70"/>
+              <w:right w:type="dxa" w:w="110"/>
+            </w:tcMar>
+          </w:tcPr>
+          <w:p>
+            <w:pPr>
+              <w:spacing w:after="0" w:line="264"/>
+            </w:pPr>
+            <w:r>
+              <w:rPr>
+                <w:b w:val="false"/>
+                <w:bCs w:val="false"/>
+                <w:color w:val="0F172A"/>
+                <w:sz w:val="19"/>
+                <w:szCs w:val="19"/>
+              </w:rPr>
+              <w:t xml:space="preserve">25</w:t>
+            </w:r>
+          </w:p>
+        </w:tc>
+        <w:tc>
+          <w:tcPr>
+            <w:tcW w:type="dxa" w:w="1700"/>
+            <w:tcBorders>
+              <w:top w:val="single" w:color="CBD5E1" w:sz="4"/>
+              <w:left w:val="single" w:color="CBD5E1" w:sz="4"/>
+              <w:bottom w:val="single" w:color="CBD5E1" w:sz="4"/>
+              <w:right w:val="single" w:color="CBD5E1" w:sz="4"/>
+            </w:tcBorders>
+            <w:shd w:fill="FFFFFF" w:color="auto" w:val="clear"/>
+            <w:tcMar>
+              <w:top w:type="dxa" w:w="70"/>
+              <w:left w:type="dxa" w:w="110"/>
+              <w:bottom w:type="dxa" w:w="70"/>
+              <w:right w:type="dxa" w:w="110"/>
+            </w:tcMar>
+          </w:tcPr>
+          <w:p>
+            <w:pPr>
+              <w:spacing w:after="0" w:line="264"/>
+            </w:pPr>
+            <w:r>
+              <w:rPr>
+                <w:b w:val="false"/>
+                <w:bCs w:val="false"/>
+                <w:color w:val="0F172A"/>
+                <w:sz w:val="19"/>
+                <w:szCs w:val="19"/>
+              </w:rPr>
+              <w:t xml:space="preserve">Documents, pages and interface</w:t>
+            </w:r>
+          </w:p>
+        </w:tc>
+        <w:tc>
+          <w:tcPr>
+            <w:tcW w:type="dxa" w:w="3300"/>
+            <w:tcBorders>
+              <w:top w:val="single" w:color="CBD5E1" w:sz="4"/>
+              <w:left w:val="single" w:color="CBD5E1" w:sz="4"/>
+              <w:bottom w:val="single" w:color="CBD5E1" w:sz="4"/>
+              <w:right w:val="single" w:color="CBD5E1" w:sz="4"/>
+            </w:tcBorders>
+            <w:shd w:fill="FFFFFF" w:color="auto" w:val="clear"/>
+            <w:tcMar>
+              <w:top w:type="dxa" w:w="70"/>
+              <w:left w:type="dxa" w:w="110"/>
+              <w:bottom w:type="dxa" w:w="70"/>
+              <w:right w:type="dxa" w:w="110"/>
+            </w:tcMar>
+          </w:tcPr>
+          <w:p>
+            <w:pPr>
+              <w:spacing w:after="0" w:line="264"/>
+            </w:pPr>
+            <w:r>
+              <w:rPr>
+                <w:b w:val="false"/>
+                <w:bCs w:val="false"/>
+                <w:color w:val="0F172A"/>
+                <w:sz w:val="19"/>
+                <w:szCs w:val="19"/>
+              </w:rPr>
+              <w:t xml:space="preserve">Theme switch (sun / moon button)</w:t>
+            </w:r>
+          </w:p>
+        </w:tc>
+        <w:tc>
+          <w:tcPr>
+            <w:tcW w:type="dxa" w:w="3138"/>
+            <w:tcBorders>
+              <w:top w:val="single" w:color="CBD5E1" w:sz="4"/>
+              <w:left w:val="single" w:color="CBD5E1" w:sz="4"/>
+              <w:bottom w:val="single" w:color="CBD5E1" w:sz="4"/>
+              <w:right w:val="single" w:color="CBD5E1" w:sz="4"/>
+            </w:tcBorders>
+            <w:shd w:fill="FFFFFF" w:color="auto" w:val="clear"/>
+            <w:tcMar>
+              <w:top w:type="dxa" w:w="70"/>
+              <w:left w:type="dxa" w:w="110"/>
+              <w:bottom w:type="dxa" w:w="70"/>
+              <w:right w:type="dxa" w:w="110"/>
+            </w:tcMar>
+          </w:tcPr>
+          <w:p>
+            <w:pPr>
+              <w:spacing w:after="0" w:line="264"/>
+            </w:pPr>
+            <w:r>
+              <w:rPr>
+                <w:b w:val="false"/>
+                <w:bCs w:val="false"/>
+                <w:color w:val="0F172A"/>
+                <w:sz w:val="19"/>
+                <w:szCs w:val="19"/>
+              </w:rPr>
+              <w:t xml:space="preserve">Page changes between light and dark at once</w:t>
+            </w:r>
+          </w:p>
+        </w:tc>
+        <w:tc>
+          <w:tcPr>
+            <w:tcW w:type="dxa" w:w="1000"/>
+            <w:tcBorders>
+              <w:top w:val="single" w:color="CBD5E1" w:sz="4"/>
+              <w:left w:val="single" w:color="CBD5E1" w:sz="4"/>
+              <w:bottom w:val="single" w:color="CBD5E1" w:sz="4"/>
+              <w:right w:val="single" w:color="CBD5E1" w:sz="4"/>
+            </w:tcBorders>
+            <w:shd w:fill="FFFFFF" w:color="auto" w:val="clear"/>
+            <w:tcMar>
+              <w:top w:type="dxa" w:w="70"/>
+              <w:left w:type="dxa" w:w="110"/>
+              <w:bottom w:type="dxa" w:w="70"/>
+              <w:right w:type="dxa" w:w="110"/>
+            </w:tcMar>
+          </w:tcPr>
+          <w:p>
+            <w:pPr>
+              <w:spacing w:after="0" w:line="264"/>
+            </w:pPr>
+            <w:r>
+              <w:rPr>
+                <w:b/>
+                <w:bCs/>
+                <w:color w:val="059669"/>
+                <w:sz w:val="19"/>
+                <w:szCs w:val="19"/>
+              </w:rPr>
+              <w:t xml:space="preserve">Pass</w:t>
+            </w:r>
+          </w:p>
+        </w:tc>
+      </w:tr>
+      <w:tr>
+        <w:trPr>
+          <w:cantSplit/>
+        </w:trPr>
+        <w:tc>
+          <w:tcPr>
+            <w:tcW w:type="dxa" w:w="500"/>
+            <w:tcBorders>
+              <w:top w:val="single" w:color="CBD5E1" w:sz="4"/>
+              <w:left w:val="single" w:color="CBD5E1" w:sz="4"/>
+              <w:bottom w:val="single" w:color="CBD5E1" w:sz="4"/>
+              <w:right w:val="single" w:color="CBD5E1" w:sz="4"/>
+            </w:tcBorders>
+            <w:shd w:fill="F8FAFC" w:color="auto" w:val="clear"/>
+            <w:tcMar>
+              <w:top w:type="dxa" w:w="70"/>
+              <w:left w:type="dxa" w:w="110"/>
+              <w:bottom w:type="dxa" w:w="70"/>
+              <w:right w:type="dxa" w:w="110"/>
+            </w:tcMar>
+          </w:tcPr>
+          <w:p>
+            <w:pPr>
+              <w:spacing w:after="0" w:line="264"/>
+            </w:pPr>
+            <w:r>
+              <w:rPr>
+                <w:b w:val="false"/>
+                <w:bCs w:val="false"/>
+                <w:color w:val="0F172A"/>
+                <w:sz w:val="19"/>
+                <w:szCs w:val="19"/>
+              </w:rPr>
+              <w:t xml:space="preserve">26</w:t>
+            </w:r>
+          </w:p>
+        </w:tc>
+        <w:tc>
+          <w:tcPr>
+            <w:tcW w:type="dxa" w:w="1700"/>
+            <w:tcBorders>
+              <w:top w:val="single" w:color="CBD5E1" w:sz="4"/>
+              <w:left w:val="single" w:color="CBD5E1" w:sz="4"/>
+              <w:bottom w:val="single" w:color="CBD5E1" w:sz="4"/>
+              <w:right w:val="single" w:color="CBD5E1" w:sz="4"/>
+            </w:tcBorders>
+            <w:shd w:fill="F8FAFC" w:color="auto" w:val="clear"/>
+            <w:tcMar>
+              <w:top w:type="dxa" w:w="70"/>
+              <w:left w:type="dxa" w:w="110"/>
+              <w:bottom w:type="dxa" w:w="70"/>
+              <w:right w:type="dxa" w:w="110"/>
+            </w:tcMar>
+          </w:tcPr>
+          <w:p>
+            <w:pPr>
+              <w:spacing w:after="0" w:line="264"/>
+            </w:pPr>
+            <w:r>
+              <w:rPr>
+                <w:b w:val="false"/>
+                <w:bCs w:val="false"/>
+                <w:color w:val="0F172A"/>
+                <w:sz w:val="19"/>
+                <w:szCs w:val="19"/>
+              </w:rPr>
+              <w:t xml:space="preserve">Documents, pages and interface</w:t>
+            </w:r>
+          </w:p>
+        </w:tc>
+        <w:tc>
+          <w:tcPr>
+            <w:tcW w:type="dxa" w:w="3300"/>
+            <w:tcBorders>
+              <w:top w:val="single" w:color="CBD5E1" w:sz="4"/>
+              <w:left w:val="single" w:color="CBD5E1" w:sz="4"/>
+              <w:bottom w:val="single" w:color="CBD5E1" w:sz="4"/>
+              <w:right w:val="single" w:color="CBD5E1" w:sz="4"/>
+            </w:tcBorders>
+            <w:shd w:fill="F8FAFC" w:color="auto" w:val="clear"/>
+            <w:tcMar>
+              <w:top w:type="dxa" w:w="70"/>
+              <w:left w:type="dxa" w:w="110"/>
+              <w:bottom w:type="dxa" w:w="70"/>
+              <w:right w:type="dxa" w:w="110"/>
+            </w:tcMar>
+          </w:tcPr>
+          <w:p>
+            <w:pPr>
+              <w:spacing w:after="0" w:line="264"/>
+            </w:pPr>
+            <w:r>
+              <w:rPr>
+                <w:b w:val="false"/>
+                <w:bCs w:val="false"/>
+                <w:color w:val="0F172A"/>
+                <w:sz w:val="19"/>
+                <w:szCs w:val="19"/>
+              </w:rPr>
+              <w:t xml:space="preserve">Theme remembered</w:t>
+            </w:r>
+          </w:p>
+        </w:tc>
+        <w:tc>
+          <w:tcPr>
+            <w:tcW w:type="dxa" w:w="3138"/>
+            <w:tcBorders>
+              <w:top w:val="single" w:color="CBD5E1" w:sz="4"/>
+              <w:left w:val="single" w:color="CBD5E1" w:sz="4"/>
+              <w:bottom w:val="single" w:color="CBD5E1" w:sz="4"/>
+              <w:right w:val="single" w:color="CBD5E1" w:sz="4"/>
+            </w:tcBorders>
+            <w:shd w:fill="F8FAFC" w:color="auto" w:val="clear"/>
+            <w:tcMar>
+              <w:top w:type="dxa" w:w="70"/>
+              <w:left w:type="dxa" w:w="110"/>
+              <w:bottom w:type="dxa" w:w="70"/>
+              <w:right w:type="dxa" w:w="110"/>
+            </w:tcMar>
+          </w:tcPr>
+          <w:p>
+            <w:pPr>
+              <w:spacing w:after="0" w:line="264"/>
+            </w:pPr>
+            <w:r>
+              <w:rPr>
+                <w:b w:val="false"/>
+                <w:bCs w:val="false"/>
+                <w:color w:val="0F172A"/>
+                <w:sz w:val="19"/>
+                <w:szCs w:val="19"/>
+              </w:rPr>
+              <w:t xml:space="preserve">Chosen theme stays after moving to another page</w:t>
+            </w:r>
+          </w:p>
+        </w:tc>
+        <w:tc>
+          <w:tcPr>
+            <w:tcW w:type="dxa" w:w="1000"/>
+            <w:tcBorders>
+              <w:top w:val="single" w:color="CBD5E1" w:sz="4"/>
+              <w:left w:val="single" w:color="CBD5E1" w:sz="4"/>
+              <w:bottom w:val="single" w:color="CBD5E1" w:sz="4"/>
+              <w:right w:val="single" w:color="CBD5E1" w:sz="4"/>
+            </w:tcBorders>
+            <w:shd w:fill="F8FAFC" w:color="auto" w:val="clear"/>
+            <w:tcMar>
+              <w:top w:type="dxa" w:w="70"/>
+              <w:left w:type="dxa" w:w="110"/>
+              <w:bottom w:type="dxa" w:w="70"/>
+              <w:right w:type="dxa" w:w="110"/>
+            </w:tcMar>
+          </w:tcPr>
+          <w:p>
+            <w:pPr>
+              <w:spacing w:after="0" w:line="264"/>
+            </w:pPr>
+            <w:r>
+              <w:rPr>
+                <w:b/>
+                <w:bCs/>
+                <w:color w:val="059669"/>
+                <w:sz w:val="19"/>
+                <w:szCs w:val="19"/>
+              </w:rPr>
+              <w:t xml:space="preserve">Pass</w:t>
+            </w:r>
+          </w:p>
+        </w:tc>
+      </w:tr>
+      <w:tr>
+        <w:trPr>
+          <w:cantSplit/>
+        </w:trPr>
+        <w:tc>
+          <w:tcPr>
+            <w:tcW w:type="dxa" w:w="500"/>
+            <w:tcBorders>
+              <w:top w:val="single" w:color="CBD5E1" w:sz="4"/>
+              <w:left w:val="single" w:color="CBD5E1" w:sz="4"/>
+              <w:bottom w:val="single" w:color="CBD5E1" w:sz="4"/>
+              <w:right w:val="single" w:color="CBD5E1" w:sz="4"/>
+            </w:tcBorders>
+            <w:shd w:fill="FFFFFF" w:color="auto" w:val="clear"/>
+            <w:tcMar>
+              <w:top w:type="dxa" w:w="70"/>
+              <w:left w:type="dxa" w:w="110"/>
+              <w:bottom w:type="dxa" w:w="70"/>
+              <w:right w:type="dxa" w:w="110"/>
+            </w:tcMar>
+          </w:tcPr>
+          <w:p>
+            <w:pPr>
+              <w:spacing w:after="0" w:line="264"/>
+            </w:pPr>
+            <w:r>
+              <w:rPr>
+                <w:b w:val="false"/>
+                <w:bCs w:val="false"/>
+                <w:color w:val="0F172A"/>
+                <w:sz w:val="19"/>
+                <w:szCs w:val="19"/>
+              </w:rPr>
+              <w:t xml:space="preserve">27</w:t>
+            </w:r>
+          </w:p>
+        </w:tc>
+        <w:tc>
+          <w:tcPr>
+            <w:tcW w:type="dxa" w:w="1700"/>
+            <w:tcBorders>
+              <w:top w:val="single" w:color="CBD5E1" w:sz="4"/>
+              <w:left w:val="single" w:color="CBD5E1" w:sz="4"/>
+              <w:bottom w:val="single" w:color="CBD5E1" w:sz="4"/>
+              <w:right w:val="single" w:color="CBD5E1" w:sz="4"/>
+            </w:tcBorders>
+            <w:shd w:fill="FFFFFF" w:color="auto" w:val="clear"/>
+            <w:tcMar>
+              <w:top w:type="dxa" w:w="70"/>
+              <w:left w:type="dxa" w:w="110"/>
+              <w:bottom w:type="dxa" w:w="70"/>
+              <w:right w:type="dxa" w:w="110"/>
+            </w:tcMar>
+          </w:tcPr>
+          <w:p>
+            <w:pPr>
+              <w:spacing w:after="0" w:line="264"/>
+            </w:pPr>
+            <w:r>
+              <w:rPr>
+                <w:b w:val="false"/>
+                <w:bCs w:val="false"/>
+                <w:color w:val="0F172A"/>
+                <w:sz w:val="19"/>
+                <w:szCs w:val="19"/>
+              </w:rPr>
+              <w:t xml:space="preserve">Documents, pages and interface</w:t>
+            </w:r>
+          </w:p>
+        </w:tc>
+        <w:tc>
+          <w:tcPr>
+            <w:tcW w:type="dxa" w:w="3300"/>
+            <w:tcBorders>
+              <w:top w:val="single" w:color="CBD5E1" w:sz="4"/>
+              <w:left w:val="single" w:color="CBD5E1" w:sz="4"/>
+              <w:bottom w:val="single" w:color="CBD5E1" w:sz="4"/>
+              <w:right w:val="single" w:color="CBD5E1" w:sz="4"/>
+            </w:tcBorders>
+            <w:shd w:fill="FFFFFF" w:color="auto" w:val="clear"/>
+            <w:tcMar>
+              <w:top w:type="dxa" w:w="70"/>
+              <w:left w:type="dxa" w:w="110"/>
+              <w:bottom w:type="dxa" w:w="70"/>
+              <w:right w:type="dxa" w:w="110"/>
+            </w:tcMar>
+          </w:tcPr>
+          <w:p>
+            <w:pPr>
+              <w:spacing w:after="0" w:line="264"/>
+            </w:pPr>
+            <w:r>
+              <w:rPr>
+                <w:b w:val="false"/>
+                <w:bCs w:val="false"/>
+                <w:color w:val="0F172A"/>
+                <w:sz w:val="19"/>
+                <w:szCs w:val="19"/>
+              </w:rPr>
+              <w:t xml:space="preserve">Theme switch on a phone</w:t>
+            </w:r>
+          </w:p>
+        </w:tc>
+        <w:tc>
+          <w:tcPr>
+            <w:tcW w:type="dxa" w:w="3138"/>
+            <w:tcBorders>
+              <w:top w:val="single" w:color="CBD5E1" w:sz="4"/>
+              <w:left w:val="single" w:color="CBD5E1" w:sz="4"/>
+              <w:bottom w:val="single" w:color="CBD5E1" w:sz="4"/>
+              <w:right w:val="single" w:color="CBD5E1" w:sz="4"/>
+            </w:tcBorders>
+            <w:shd w:fill="FFFFFF" w:color="auto" w:val="clear"/>
+            <w:tcMar>
+              <w:top w:type="dxa" w:w="70"/>
+              <w:left w:type="dxa" w:w="110"/>
+              <w:bottom w:type="dxa" w:w="70"/>
+              <w:right w:type="dxa" w:w="110"/>
+            </w:tcMar>
+          </w:tcPr>
+          <w:p>
+            <w:pPr>
+              <w:spacing w:after="0" w:line="264"/>
+            </w:pPr>
+            <w:r>
+              <w:rPr>
+                <w:b w:val="false"/>
+                <w:bCs w:val="false"/>
+                <w:color w:val="0F172A"/>
+                <w:sz w:val="19"/>
+                <w:szCs w:val="19"/>
+              </w:rPr>
+              <w:t xml:space="preserve">Button visible inside the collapsed menu</w:t>
+            </w:r>
+          </w:p>
+        </w:tc>
+        <w:tc>
+          <w:tcPr>
+            <w:tcW w:type="dxa" w:w="1000"/>
+            <w:tcBorders>
+              <w:top w:val="single" w:color="CBD5E1" w:sz="4"/>
+              <w:left w:val="single" w:color="CBD5E1" w:sz="4"/>
+              <w:bottom w:val="single" w:color="CBD5E1" w:sz="4"/>
+              <w:right w:val="single" w:color="CBD5E1" w:sz="4"/>
+            </w:tcBorders>
+            <w:shd w:fill="FFFFFF" w:color="auto" w:val="clear"/>
+            <w:tcMar>
+              <w:top w:type="dxa" w:w="70"/>
+              <w:left w:type="dxa" w:w="110"/>
+              <w:bottom w:type="dxa" w:w="70"/>
+              <w:right w:type="dxa" w:w="110"/>
+            </w:tcMar>
+          </w:tcPr>
+          <w:p>
+            <w:pPr>
+              <w:spacing w:after="0" w:line="264"/>
+            </w:pPr>
+            <w:r>
+              <w:rPr>
+                <w:b/>
+                <w:bCs/>
+                <w:color w:val="059669"/>
+                <w:sz w:val="19"/>
+                <w:szCs w:val="19"/>
+              </w:rPr>
+              <w:t xml:space="preserve">Pass</w:t>
+            </w:r>
+          </w:p>
+        </w:tc>
+      </w:tr>
+      <w:tr>
+        <w:trPr>
+          <w:cantSplit/>
+        </w:trPr>
+        <w:tc>
+          <w:tcPr>
+            <w:tcW w:type="dxa" w:w="500"/>
+            <w:tcBorders>
+              <w:top w:val="single" w:color="CBD5E1" w:sz="4"/>
+              <w:left w:val="single" w:color="CBD5E1" w:sz="4"/>
+              <w:bottom w:val="single" w:color="CBD5E1" w:sz="4"/>
+              <w:right w:val="single" w:color="CBD5E1" w:sz="4"/>
+            </w:tcBorders>
+            <w:shd w:fill="F8FAFC" w:color="auto" w:val="clear"/>
+            <w:tcMar>
+              <w:top w:type="dxa" w:w="70"/>
+              <w:left w:type="dxa" w:w="110"/>
+              <w:bottom w:type="dxa" w:w="70"/>
+              <w:right w:type="dxa" w:w="110"/>
+            </w:tcMar>
+          </w:tcPr>
+          <w:p>
+            <w:pPr>
+              <w:spacing w:after="0" w:line="264"/>
+            </w:pPr>
+            <w:r>
+              <w:rPr>
+                <w:b w:val="false"/>
+                <w:bCs w:val="false"/>
+                <w:color w:val="0F172A"/>
+                <w:sz w:val="19"/>
+                <w:szCs w:val="19"/>
+              </w:rPr>
+              <w:t xml:space="preserve">28</w:t>
+            </w:r>
+          </w:p>
+        </w:tc>
+        <w:tc>
+          <w:tcPr>
+            <w:tcW w:type="dxa" w:w="1700"/>
+            <w:tcBorders>
+              <w:top w:val="single" w:color="CBD5E1" w:sz="4"/>
+              <w:left w:val="single" w:color="CBD5E1" w:sz="4"/>
+              <w:bottom w:val="single" w:color="CBD5E1" w:sz="4"/>
+              <w:right w:val="single" w:color="CBD5E1" w:sz="4"/>
+            </w:tcBorders>
+            <w:shd w:fill="F8FAFC" w:color="auto" w:val="clear"/>
+            <w:tcMar>
+              <w:top w:type="dxa" w:w="70"/>
+              <w:left w:type="dxa" w:w="110"/>
+              <w:bottom w:type="dxa" w:w="70"/>
+              <w:right w:type="dxa" w:w="110"/>
+            </w:tcMar>
+          </w:tcPr>
+          <w:p>
+            <w:pPr>
+              <w:spacing w:after="0" w:line="264"/>
+            </w:pPr>
+            <w:r>
+              <w:rPr>
+                <w:b w:val="false"/>
+                <w:bCs w:val="false"/>
+                <w:color w:val="0F172A"/>
+                <w:sz w:val="19"/>
+                <w:szCs w:val="19"/>
+              </w:rPr>
+              <w:t xml:space="preserve">Documents, pages and interface</w:t>
+            </w:r>
+          </w:p>
+        </w:tc>
+        <w:tc>
+          <w:tcPr>
+            <w:tcW w:type="dxa" w:w="3300"/>
+            <w:tcBorders>
+              <w:top w:val="single" w:color="CBD5E1" w:sz="4"/>
+              <w:left w:val="single" w:color="CBD5E1" w:sz="4"/>
+              <w:bottom w:val="single" w:color="CBD5E1" w:sz="4"/>
+              <w:right w:val="single" w:color="CBD5E1" w:sz="4"/>
+            </w:tcBorders>
+            <w:shd w:fill="F8FAFC" w:color="auto" w:val="clear"/>
+            <w:tcMar>
+              <w:top w:type="dxa" w:w="70"/>
+              <w:left w:type="dxa" w:w="110"/>
+              <w:bottom w:type="dxa" w:w="70"/>
+              <w:right w:type="dxa" w:w="110"/>
+            </w:tcMar>
+          </w:tcPr>
+          <w:p>
+            <w:pPr>
+              <w:spacing w:after="0" w:line="264"/>
+            </w:pPr>
+            <w:r>
+              <w:rPr>
+                <w:b w:val="false"/>
+                <w:bCs w:val="false"/>
+                <w:color w:val="0F172A"/>
+                <w:sz w:val="19"/>
+                <w:szCs w:val="19"/>
+              </w:rPr>
+              <w:t xml:space="preserve">Illustrations in both themes</w:t>
+            </w:r>
+          </w:p>
+        </w:tc>
+        <w:tc>
+          <w:tcPr>
+            <w:tcW w:type="dxa" w:w="3138"/>
+            <w:tcBorders>
+              <w:top w:val="single" w:color="CBD5E1" w:sz="4"/>
+              <w:left w:val="single" w:color="CBD5E1" w:sz="4"/>
+              <w:bottom w:val="single" w:color="CBD5E1" w:sz="4"/>
+              <w:right w:val="single" w:color="CBD5E1" w:sz="4"/>
+            </w:tcBorders>
+            <w:shd w:fill="F8FAFC" w:color="auto" w:val="clear"/>
+            <w:tcMar>
+              <w:top w:type="dxa" w:w="70"/>
+              <w:left w:type="dxa" w:w="110"/>
+              <w:bottom w:type="dxa" w:w="70"/>
+              <w:right w:type="dxa" w:w="110"/>
+            </w:tcMar>
+          </w:tcPr>
+          <w:p>
+            <w:pPr>
+              <w:spacing w:after="0" w:line="264"/>
+            </w:pPr>
+            <w:r>
+              <w:rPr>
+                <w:b w:val="false"/>
+                <w:bCs w:val="false"/>
+                <w:color w:val="0F172A"/>
+                <w:sz w:val="19"/>
+                <w:szCs w:val="19"/>
+              </w:rPr>
+              <w:t xml:space="preserve">Drawings re-colour and stay readable</w:t>
+            </w:r>
+          </w:p>
+        </w:tc>
+        <w:tc>
+          <w:tcPr>
+            <w:tcW w:type="dxa" w:w="1000"/>
+            <w:tcBorders>
+              <w:top w:val="single" w:color="CBD5E1" w:sz="4"/>
+              <w:left w:val="single" w:color="CBD5E1" w:sz="4"/>
+              <w:bottom w:val="single" w:color="CBD5E1" w:sz="4"/>
+              <w:right w:val="single" w:color="CBD5E1" w:sz="4"/>
+            </w:tcBorders>
+            <w:shd w:fill="F8FAFC" w:color="auto" w:val="clear"/>
+            <w:tcMar>
+              <w:top w:type="dxa" w:w="70"/>
+              <w:left w:type="dxa" w:w="110"/>
+              <w:bottom w:type="dxa" w:w="70"/>
+              <w:right w:type="dxa" w:w="110"/>
+            </w:tcMar>
+          </w:tcPr>
+          <w:p>
+            <w:pPr>
+              <w:spacing w:after="0" w:line="264"/>
+            </w:pPr>
+            <w:r>
+              <w:rPr>
+                <w:b/>
+                <w:bCs/>
+                <w:color w:val="059669"/>
+                <w:sz w:val="19"/>
+                <w:szCs w:val="19"/>
+              </w:rPr>
+              <w:t xml:space="preserve">Pass</w:t>
+            </w:r>
+          </w:p>
+        </w:tc>
+      </w:tr>
     </w:tbl>
     <w:p>
       <w:pPr>
@@ -22155,7 +24584,7 @@
                 <w:sz w:val="19"/>
                 <w:szCs w:val="19"/>
               </w:rPr>
-              <w:t xml:space="preserve">Placeholders (name, enrollment no., batch, group, centre, dates) filled in</w:t>
+              <w:t xml:space="preserve">Team names and student IDs on every document</w:t>
             </w:r>
           </w:p>
         </w:tc>
@@ -22188,7 +24617,7 @@
                 <w:sz w:val="19"/>
                 <w:szCs w:val="19"/>
               </w:rPr>
-              <w:t xml:space="preserve">[ ]</w:t>
+              <w:t xml:space="preserve">Yes</w:t>
             </w:r>
           </w:p>
         </w:tc>
@@ -22259,7 +24688,7 @@
                 <w:sz w:val="19"/>
                 <w:szCs w:val="19"/>
               </w:rPr>
-              <w:t xml:space="preserve">[ ]</w:t>
+              <w:t xml:space="preserve">Yes</w:t>
             </w:r>
           </w:p>
         </w:tc>
@@ -22297,7 +24726,7 @@
                 <w:sz w:val="19"/>
                 <w:szCs w:val="19"/>
               </w:rPr>
-              <w:t xml:space="preserve">Submission ZIP named Batch_Group_NexusServiceMarketingSystem.zip</w:t>
+              <w:t xml:space="preserve">Submission folder in the required structure (backup, documentation, source code, video, readme)</w:t>
             </w:r>
           </w:p>
         </w:tc>
@@ -22330,7 +24759,7 @@
                 <w:sz w:val="19"/>
                 <w:szCs w:val="19"/>
               </w:rPr>
-              <w:t xml:space="preserve">[ ]</w:t>
+              <w:t xml:space="preserve">Yes</w:t>
             </w:r>
           </w:p>
         </w:tc>
@@ -23952,7 +26381,7 @@
         <w:sz w:val="17"/>
         <w:szCs w:val="17"/>
       </w:rPr>
-      <w:t xml:space="preserve">eProject  ·  [Batch] / [Group]</w:t>
+      <w:t xml:space="preserve">eProject  ·  Group of 5  ·  October 2026</w:t>
     </w:r>
     <w:r>
       <w:rPr>

--- a/documentation/Nexus_Documentation/Nexus_Project_Report.docx
+++ b/documentation/Nexus_Documentation/Nexus_Project_Report.docx
@@ -356,6 +356,148 @@
                 <w:sz w:val="19"/>
                 <w:szCs w:val="19"/>
               </w:rPr>
+              <w:t xml:space="preserve">Curriculum / Semester</w:t>
+            </w:r>
+          </w:p>
+        </w:tc>
+        <w:tc>
+          <w:tcPr>
+            <w:tcW w:type="dxa" w:w="7038"/>
+            <w:tcBorders>
+              <w:top w:val="single" w:color="CBD5E1" w:sz="4"/>
+              <w:left w:val="single" w:color="CBD5E1" w:sz="4"/>
+              <w:bottom w:val="single" w:color="CBD5E1" w:sz="4"/>
+              <w:right w:val="single" w:color="CBD5E1" w:sz="4"/>
+            </w:tcBorders>
+            <w:shd w:fill="FFFFFF" w:color="auto" w:val="clear"/>
+            <w:tcMar>
+              <w:top w:type="dxa" w:w="70"/>
+              <w:left w:type="dxa" w:w="110"/>
+              <w:bottom w:type="dxa" w:w="70"/>
+              <w:right w:type="dxa" w:w="110"/>
+            </w:tcMar>
+          </w:tcPr>
+          <w:p>
+            <w:pPr>
+              <w:spacing w:after="0" w:line="264"/>
+            </w:pPr>
+            <w:r>
+              <w:rPr>
+                <w:b w:val="false"/>
+                <w:bCs w:val="false"/>
+                <w:color w:val="0F172A"/>
+                <w:sz w:val="19"/>
+                <w:szCs w:val="19"/>
+              </w:rPr>
+              <w:t xml:space="preserve">ADSE - Semester 3</w:t>
+            </w:r>
+          </w:p>
+        </w:tc>
+      </w:tr>
+      <w:tr>
+        <w:trPr>
+          <w:cantSplit/>
+        </w:trPr>
+        <w:tc>
+          <w:tcPr>
+            <w:tcW w:type="dxa" w:w="2600"/>
+            <w:tcBorders>
+              <w:top w:val="single" w:color="CBD5E1" w:sz="4"/>
+              <w:left w:val="single" w:color="CBD5E1" w:sz="4"/>
+              <w:bottom w:val="single" w:color="CBD5E1" w:sz="4"/>
+              <w:right w:val="single" w:color="CBD5E1" w:sz="4"/>
+            </w:tcBorders>
+            <w:shd w:fill="F8FAFC" w:color="auto" w:val="clear"/>
+            <w:tcMar>
+              <w:top w:type="dxa" w:w="70"/>
+              <w:left w:type="dxa" w:w="110"/>
+              <w:bottom w:type="dxa" w:w="70"/>
+              <w:right w:type="dxa" w:w="110"/>
+            </w:tcMar>
+          </w:tcPr>
+          <w:p>
+            <w:pPr>
+              <w:spacing w:after="0" w:line="264"/>
+            </w:pPr>
+            <w:r>
+              <w:rPr>
+                <w:b w:val="false"/>
+                <w:bCs w:val="false"/>
+                <w:color w:val="0F172A"/>
+                <w:sz w:val="19"/>
+                <w:szCs w:val="19"/>
+              </w:rPr>
+              <w:t xml:space="preserve">Centre</w:t>
+            </w:r>
+          </w:p>
+        </w:tc>
+        <w:tc>
+          <w:tcPr>
+            <w:tcW w:type="dxa" w:w="7038"/>
+            <w:tcBorders>
+              <w:top w:val="single" w:color="CBD5E1" w:sz="4"/>
+              <w:left w:val="single" w:color="CBD5E1" w:sz="4"/>
+              <w:bottom w:val="single" w:color="CBD5E1" w:sz="4"/>
+              <w:right w:val="single" w:color="CBD5E1" w:sz="4"/>
+            </w:tcBorders>
+            <w:shd w:fill="F8FAFC" w:color="auto" w:val="clear"/>
+            <w:tcMar>
+              <w:top w:type="dxa" w:w="70"/>
+              <w:left w:type="dxa" w:w="110"/>
+              <w:bottom w:type="dxa" w:w="70"/>
+              <w:right w:type="dxa" w:w="110"/>
+            </w:tcMar>
+          </w:tcPr>
+          <w:p>
+            <w:pPr>
+              <w:spacing w:after="0" w:line="264"/>
+            </w:pPr>
+            <w:r>
+              <w:rPr>
+                <w:b w:val="false"/>
+                <w:bCs w:val="false"/>
+                <w:color w:val="0F172A"/>
+                <w:sz w:val="19"/>
+                <w:szCs w:val="19"/>
+              </w:rPr>
+              <w:t xml:space="preserve">Aptech Center NN2</w:t>
+            </w:r>
+          </w:p>
+        </w:tc>
+      </w:tr>
+      <w:tr>
+        <w:trPr>
+          <w:cantSplit/>
+        </w:trPr>
+        <w:tc>
+          <w:tcPr>
+            <w:tcW w:type="dxa" w:w="2600"/>
+            <w:tcBorders>
+              <w:top w:val="single" w:color="CBD5E1" w:sz="4"/>
+              <w:left w:val="single" w:color="CBD5E1" w:sz="4"/>
+              <w:bottom w:val="single" w:color="CBD5E1" w:sz="4"/>
+              <w:right w:val="single" w:color="CBD5E1" w:sz="4"/>
+            </w:tcBorders>
+            <w:shd w:fill="FFFFFF" w:color="auto" w:val="clear"/>
+            <w:tcMar>
+              <w:top w:type="dxa" w:w="70"/>
+              <w:left w:type="dxa" w:w="110"/>
+              <w:bottom w:type="dxa" w:w="70"/>
+              <w:right w:type="dxa" w:w="110"/>
+            </w:tcMar>
+          </w:tcPr>
+          <w:p>
+            <w:pPr>
+              <w:spacing w:after="0" w:line="264"/>
+            </w:pPr>
+            <w:r>
+              <w:rPr>
+                <w:b w:val="false"/>
+                <w:bCs w:val="false"/>
+                <w:color w:val="0F172A"/>
+                <w:sz w:val="19"/>
+                <w:szCs w:val="19"/>
+              </w:rPr>
               <w:t xml:space="preserve">Project type</w:t>
             </w:r>
           </w:p>
@@ -1997,7 +2139,7 @@
         <w:spacing w:after="120" w:line="288"/>
       </w:pPr>
       <w:r>
-        <w:t xml:space="preserve">Nexus Service Marketing System was built by a team of 5 students. Every member took part in analysis, testing and the final review; the table shows each member's main area.</w:t>
+        <w:t xml:space="preserve">Nexus Service Marketing System was built by a team of 5 students of ADSE Semester 3, Aptech Center NN2. Every member took part in analysis, testing and the final review; the table shows each member's main area.</w:t>
       </w:r>
     </w:p>
     <w:tbl>
@@ -2828,6 +2970,1052 @@
                 <w:szCs w:val="19"/>
               </w:rPr>
               <w:t xml:space="preserve">Interface design, customer documents, testing and documentation</w:t>
+            </w:r>
+          </w:p>
+        </w:tc>
+      </w:tr>
+    </w:tbl>
+    <w:p>
+      <w:pPr>
+        <w:pStyle w:val="Heading2"/>
+      </w:pPr>
+      <w:r>
+        <w:t xml:space="preserve">System roles</w:t>
+      </w:r>
+    </w:p>
+    <w:p>
+      <w:pPr>
+        <w:spacing w:after="120" w:line="288"/>
+      </w:pPr>
+      <w:r>
+        <w:t xml:space="preserve">The system has five user roles and the team has five members, so each member owns one role: they demonstrate it in the live demo and answer questions about it.</w:t>
+      </w:r>
+    </w:p>
+    <w:tbl>
+      <w:tblPr>
+        <w:tblW w:type="dxa" w:w="9638"/>
+        <w:tblBorders>
+          <w:top w:val="single" w:color="auto" w:sz="4"/>
+          <w:left w:val="single" w:color="auto" w:sz="4"/>
+          <w:bottom w:val="single" w:color="auto" w:sz="4"/>
+          <w:right w:val="single" w:color="auto" w:sz="4"/>
+          <w:insideH w:val="single" w:color="auto" w:sz="4"/>
+          <w:insideV w:val="single" w:color="auto" w:sz="4"/>
+        </w:tblBorders>
+      </w:tblPr>
+      <w:tblGrid>
+        <w:gridCol w:w="2100"/>
+        <w:gridCol w:w="1500"/>
+        <w:gridCol w:w="1500"/>
+        <w:gridCol w:w="2700"/>
+        <w:gridCol w:w="1838"/>
+      </w:tblGrid>
+      <w:tr>
+        <w:trPr>
+          <w:tblHeader/>
+        </w:trPr>
+        <w:tc>
+          <w:tcPr>
+            <w:tcW w:type="dxa" w:w="2100"/>
+            <w:tcBorders>
+              <w:top w:val="single" w:color="CBD5E1" w:sz="4"/>
+              <w:left w:val="single" w:color="CBD5E1" w:sz="4"/>
+              <w:bottom w:val="single" w:color="CBD5E1" w:sz="4"/>
+              <w:right w:val="single" w:color="CBD5E1" w:sz="4"/>
+            </w:tcBorders>
+            <w:shd w:fill="0A2540" w:color="auto" w:val="clear"/>
+            <w:tcMar>
+              <w:top w:type="dxa" w:w="80"/>
+              <w:left w:type="dxa" w:w="110"/>
+              <w:bottom w:type="dxa" w:w="80"/>
+              <w:right w:type="dxa" w:w="110"/>
+            </w:tcMar>
+            <w:vAlign w:val="center"/>
+          </w:tcPr>
+          <w:p>
+            <w:r>
+              <w:rPr>
+                <w:b/>
+                <w:bCs/>
+                <w:color w:val="FFFFFF"/>
+                <w:sz w:val="19"/>
+                <w:szCs w:val="19"/>
+              </w:rPr>
+              <w:t xml:space="preserve">Member</w:t>
+            </w:r>
+          </w:p>
+        </w:tc>
+        <w:tc>
+          <w:tcPr>
+            <w:tcW w:type="dxa" w:w="1500"/>
+            <w:tcBorders>
+              <w:top w:val="single" w:color="CBD5E1" w:sz="4"/>
+              <w:left w:val="single" w:color="CBD5E1" w:sz="4"/>
+              <w:bottom w:val="single" w:color="CBD5E1" w:sz="4"/>
+              <w:right w:val="single" w:color="CBD5E1" w:sz="4"/>
+            </w:tcBorders>
+            <w:shd w:fill="0A2540" w:color="auto" w:val="clear"/>
+            <w:tcMar>
+              <w:top w:type="dxa" w:w="80"/>
+              <w:left w:type="dxa" w:w="110"/>
+              <w:bottom w:type="dxa" w:w="80"/>
+              <w:right w:type="dxa" w:w="110"/>
+            </w:tcMar>
+            <w:vAlign w:val="center"/>
+          </w:tcPr>
+          <w:p>
+            <w:r>
+              <w:rPr>
+                <w:b/>
+                <w:bCs/>
+                <w:color w:val="FFFFFF"/>
+                <w:sz w:val="19"/>
+                <w:szCs w:val="19"/>
+              </w:rPr>
+              <w:t xml:space="preserve">System role</w:t>
+            </w:r>
+          </w:p>
+        </w:tc>
+        <w:tc>
+          <w:tcPr>
+            <w:tcW w:type="dxa" w:w="1500"/>
+            <w:tcBorders>
+              <w:top w:val="single" w:color="CBD5E1" w:sz="4"/>
+              <w:left w:val="single" w:color="CBD5E1" w:sz="4"/>
+              <w:bottom w:val="single" w:color="CBD5E1" w:sz="4"/>
+              <w:right w:val="single" w:color="CBD5E1" w:sz="4"/>
+            </w:tcBorders>
+            <w:shd w:fill="0A2540" w:color="auto" w:val="clear"/>
+            <w:tcMar>
+              <w:top w:type="dxa" w:w="80"/>
+              <w:left w:type="dxa" w:w="110"/>
+              <w:bottom w:type="dxa" w:w="80"/>
+              <w:right w:type="dxa" w:w="110"/>
+            </w:tcMar>
+            <w:vAlign w:val="center"/>
+          </w:tcPr>
+          <w:p>
+            <w:r>
+              <w:rPr>
+                <w:b/>
+                <w:bCs/>
+                <w:color w:val="FFFFFF"/>
+                <w:sz w:val="19"/>
+                <w:szCs w:val="19"/>
+              </w:rPr>
+              <w:t xml:space="preserve">Login used in the demo</w:t>
+            </w:r>
+          </w:p>
+        </w:tc>
+        <w:tc>
+          <w:tcPr>
+            <w:tcW w:type="dxa" w:w="2700"/>
+            <w:tcBorders>
+              <w:top w:val="single" w:color="CBD5E1" w:sz="4"/>
+              <w:left w:val="single" w:color="CBD5E1" w:sz="4"/>
+              <w:bottom w:val="single" w:color="CBD5E1" w:sz="4"/>
+              <w:right w:val="single" w:color="CBD5E1" w:sz="4"/>
+            </w:tcBorders>
+            <w:shd w:fill="0A2540" w:color="auto" w:val="clear"/>
+            <w:tcMar>
+              <w:top w:type="dxa" w:w="80"/>
+              <w:left w:type="dxa" w:w="110"/>
+              <w:bottom w:type="dxa" w:w="80"/>
+              <w:right w:type="dxa" w:w="110"/>
+            </w:tcMar>
+            <w:vAlign w:val="center"/>
+          </w:tcPr>
+          <w:p>
+            <w:r>
+              <w:rPr>
+                <w:b/>
+                <w:bCs/>
+                <w:color w:val="FFFFFF"/>
+                <w:sz w:val="19"/>
+                <w:szCs w:val="19"/>
+              </w:rPr>
+              <w:t xml:space="preserve">Shows in the demo</w:t>
+            </w:r>
+          </w:p>
+        </w:tc>
+        <w:tc>
+          <w:tcPr>
+            <w:tcW w:type="dxa" w:w="1838"/>
+            <w:tcBorders>
+              <w:top w:val="single" w:color="CBD5E1" w:sz="4"/>
+              <w:left w:val="single" w:color="CBD5E1" w:sz="4"/>
+              <w:bottom w:val="single" w:color="CBD5E1" w:sz="4"/>
+              <w:right w:val="single" w:color="CBD5E1" w:sz="4"/>
+            </w:tcBorders>
+            <w:shd w:fill="0A2540" w:color="auto" w:val="clear"/>
+            <w:tcMar>
+              <w:top w:type="dxa" w:w="80"/>
+              <w:left w:type="dxa" w:w="110"/>
+              <w:bottom w:type="dxa" w:w="80"/>
+              <w:right w:type="dxa" w:w="110"/>
+            </w:tcMar>
+            <w:vAlign w:val="center"/>
+          </w:tcPr>
+          <w:p>
+            <w:r>
+              <w:rPr>
+                <w:b/>
+                <w:bCs/>
+                <w:color w:val="FFFFFF"/>
+                <w:sz w:val="19"/>
+                <w:szCs w:val="19"/>
+              </w:rPr>
+              <w:t xml:space="preserve">Presentation</w:t>
+            </w:r>
+          </w:p>
+        </w:tc>
+      </w:tr>
+      <w:tr>
+        <w:trPr>
+          <w:cantSplit/>
+        </w:trPr>
+        <w:tc>
+          <w:tcPr>
+            <w:tcW w:type="dxa" w:w="2100"/>
+            <w:tcBorders>
+              <w:top w:val="single" w:color="CBD5E1" w:sz="4"/>
+              <w:left w:val="single" w:color="CBD5E1" w:sz="4"/>
+              <w:bottom w:val="single" w:color="CBD5E1" w:sz="4"/>
+              <w:right w:val="single" w:color="CBD5E1" w:sz="4"/>
+            </w:tcBorders>
+            <w:shd w:fill="FFFFFF" w:color="auto" w:val="clear"/>
+            <w:tcMar>
+              <w:top w:type="dxa" w:w="70"/>
+              <w:left w:type="dxa" w:w="110"/>
+              <w:bottom w:type="dxa" w:w="70"/>
+              <w:right w:type="dxa" w:w="110"/>
+            </w:tcMar>
+          </w:tcPr>
+          <w:p>
+            <w:pPr>
+              <w:spacing w:after="0" w:line="264"/>
+            </w:pPr>
+            <w:r>
+              <w:rPr>
+                <w:b/>
+                <w:bCs/>
+                <w:color w:val="0F172A"/>
+                <w:sz w:val="19"/>
+                <w:szCs w:val="19"/>
+              </w:rPr>
+              <w:t xml:space="preserve">Ali Jan</w:t>
+            </w:r>
+          </w:p>
+        </w:tc>
+        <w:tc>
+          <w:tcPr>
+            <w:tcW w:type="dxa" w:w="1500"/>
+            <w:tcBorders>
+              <w:top w:val="single" w:color="CBD5E1" w:sz="4"/>
+              <w:left w:val="single" w:color="CBD5E1" w:sz="4"/>
+              <w:bottom w:val="single" w:color="CBD5E1" w:sz="4"/>
+              <w:right w:val="single" w:color="CBD5E1" w:sz="4"/>
+            </w:tcBorders>
+            <w:shd w:fill="FFFFFF" w:color="auto" w:val="clear"/>
+            <w:tcMar>
+              <w:top w:type="dxa" w:w="70"/>
+              <w:left w:type="dxa" w:w="110"/>
+              <w:bottom w:type="dxa" w:w="70"/>
+              <w:right w:type="dxa" w:w="110"/>
+            </w:tcMar>
+          </w:tcPr>
+          <w:p>
+            <w:pPr>
+              <w:spacing w:after="0" w:line="264"/>
+            </w:pPr>
+            <w:r>
+              <w:rPr>
+                <w:b/>
+                <w:bCs/>
+                <w:color w:val="0369A1"/>
+                <w:sz w:val="19"/>
+                <w:szCs w:val="19"/>
+              </w:rPr>
+              <w:t xml:space="preserve">Admin</w:t>
+            </w:r>
+          </w:p>
+        </w:tc>
+        <w:tc>
+          <w:tcPr>
+            <w:tcW w:type="dxa" w:w="1500"/>
+            <w:tcBorders>
+              <w:top w:val="single" w:color="CBD5E1" w:sz="4"/>
+              <w:left w:val="single" w:color="CBD5E1" w:sz="4"/>
+              <w:bottom w:val="single" w:color="CBD5E1" w:sz="4"/>
+              <w:right w:val="single" w:color="CBD5E1" w:sz="4"/>
+            </w:tcBorders>
+            <w:shd w:fill="FFFFFF" w:color="auto" w:val="clear"/>
+            <w:tcMar>
+              <w:top w:type="dxa" w:w="70"/>
+              <w:left w:type="dxa" w:w="110"/>
+              <w:bottom w:type="dxa" w:w="70"/>
+              <w:right w:type="dxa" w:w="110"/>
+            </w:tcMar>
+          </w:tcPr>
+          <w:p>
+            <w:pPr>
+              <w:spacing w:after="0" w:line="264"/>
+            </w:pPr>
+            <w:r>
+              <w:rPr>
+                <w:b w:val="false"/>
+                <w:bCs w:val="false"/>
+                <w:color w:val="0F172A"/>
+                <w:sz w:val="19"/>
+                <w:szCs w:val="19"/>
+              </w:rPr>
+              <w:t xml:space="preserve">admin</w:t>
+            </w:r>
+          </w:p>
+        </w:tc>
+        <w:tc>
+          <w:tcPr>
+            <w:tcW w:type="dxa" w:w="2700"/>
+            <w:tcBorders>
+              <w:top w:val="single" w:color="CBD5E1" w:sz="4"/>
+              <w:left w:val="single" w:color="CBD5E1" w:sz="4"/>
+              <w:bottom w:val="single" w:color="CBD5E1" w:sz="4"/>
+              <w:right w:val="single" w:color="CBD5E1" w:sz="4"/>
+            </w:tcBorders>
+            <w:shd w:fill="FFFFFF" w:color="auto" w:val="clear"/>
+            <w:tcMar>
+              <w:top w:type="dxa" w:w="70"/>
+              <w:left w:type="dxa" w:w="110"/>
+              <w:bottom w:type="dxa" w:w="70"/>
+              <w:right w:type="dxa" w:w="110"/>
+            </w:tcMar>
+          </w:tcPr>
+          <w:p>
+            <w:pPr>
+              <w:spacing w:after="0" w:line="264"/>
+            </w:pPr>
+            <w:r>
+              <w:rPr>
+                <w:b w:val="false"/>
+                <w:bCs w:val="false"/>
+                <w:color w:val="0F172A"/>
+                <w:sz w:val="19"/>
+                <w:szCs w:val="19"/>
+              </w:rPr>
+              <w:t xml:space="preserve">Dashboard, cities, employees, plans, reports</w:t>
+            </w:r>
+          </w:p>
+        </w:tc>
+        <w:tc>
+          <w:tcPr>
+            <w:tcW w:type="dxa" w:w="1838"/>
+            <w:tcBorders>
+              <w:top w:val="single" w:color="CBD5E1" w:sz="4"/>
+              <w:left w:val="single" w:color="CBD5E1" w:sz="4"/>
+              <w:bottom w:val="single" w:color="CBD5E1" w:sz="4"/>
+              <w:right w:val="single" w:color="CBD5E1" w:sz="4"/>
+            </w:tcBorders>
+            <w:shd w:fill="FFFFFF" w:color="auto" w:val="clear"/>
+            <w:tcMar>
+              <w:top w:type="dxa" w:w="70"/>
+              <w:left w:type="dxa" w:w="110"/>
+              <w:bottom w:type="dxa" w:w="70"/>
+              <w:right w:type="dxa" w:w="110"/>
+            </w:tcMar>
+          </w:tcPr>
+          <w:p>
+            <w:pPr>
+              <w:spacing w:after="0" w:line="264"/>
+            </w:pPr>
+            <w:r>
+              <w:rPr>
+                <w:b w:val="false"/>
+                <w:bCs w:val="false"/>
+                <w:color w:val="0F172A"/>
+                <w:sz w:val="19"/>
+                <w:szCs w:val="19"/>
+              </w:rPr>
+              <w:t xml:space="preserve">Slides 1-5: introduction, problem and solution</w:t>
+            </w:r>
+          </w:p>
+        </w:tc>
+      </w:tr>
+      <w:tr>
+        <w:trPr>
+          <w:cantSplit/>
+        </w:trPr>
+        <w:tc>
+          <w:tcPr>
+            <w:tcW w:type="dxa" w:w="2100"/>
+            <w:tcBorders>
+              <w:top w:val="single" w:color="CBD5E1" w:sz="4"/>
+              <w:left w:val="single" w:color="CBD5E1" w:sz="4"/>
+              <w:bottom w:val="single" w:color="CBD5E1" w:sz="4"/>
+              <w:right w:val="single" w:color="CBD5E1" w:sz="4"/>
+            </w:tcBorders>
+            <w:shd w:fill="F8FAFC" w:color="auto" w:val="clear"/>
+            <w:tcMar>
+              <w:top w:type="dxa" w:w="70"/>
+              <w:left w:type="dxa" w:w="110"/>
+              <w:bottom w:type="dxa" w:w="70"/>
+              <w:right w:type="dxa" w:w="110"/>
+            </w:tcMar>
+          </w:tcPr>
+          <w:p>
+            <w:pPr>
+              <w:spacing w:after="0" w:line="264"/>
+            </w:pPr>
+            <w:r>
+              <w:rPr>
+                <w:b/>
+                <w:bCs/>
+                <w:color w:val="0F172A"/>
+                <w:sz w:val="19"/>
+                <w:szCs w:val="19"/>
+              </w:rPr>
+              <w:t xml:space="preserve">Humaiz Khan</w:t>
+            </w:r>
+          </w:p>
+        </w:tc>
+        <w:tc>
+          <w:tcPr>
+            <w:tcW w:type="dxa" w:w="1500"/>
+            <w:tcBorders>
+              <w:top w:val="single" w:color="CBD5E1" w:sz="4"/>
+              <w:left w:val="single" w:color="CBD5E1" w:sz="4"/>
+              <w:bottom w:val="single" w:color="CBD5E1" w:sz="4"/>
+              <w:right w:val="single" w:color="CBD5E1" w:sz="4"/>
+            </w:tcBorders>
+            <w:shd w:fill="F8FAFC" w:color="auto" w:val="clear"/>
+            <w:tcMar>
+              <w:top w:type="dxa" w:w="70"/>
+              <w:left w:type="dxa" w:w="110"/>
+              <w:bottom w:type="dxa" w:w="70"/>
+              <w:right w:type="dxa" w:w="110"/>
+            </w:tcMar>
+          </w:tcPr>
+          <w:p>
+            <w:pPr>
+              <w:spacing w:after="0" w:line="264"/>
+            </w:pPr>
+            <w:r>
+              <w:rPr>
+                <w:b/>
+                <w:bCs/>
+                <w:color w:val="0369A1"/>
+                <w:sz w:val="19"/>
+                <w:szCs w:val="19"/>
+              </w:rPr>
+              <w:t xml:space="preserve">Retail Staff</w:t>
+            </w:r>
+          </w:p>
+        </w:tc>
+        <w:tc>
+          <w:tcPr>
+            <w:tcW w:type="dxa" w:w="1500"/>
+            <w:tcBorders>
+              <w:top w:val="single" w:color="CBD5E1" w:sz="4"/>
+              <w:left w:val="single" w:color="CBD5E1" w:sz="4"/>
+              <w:bottom w:val="single" w:color="CBD5E1" w:sz="4"/>
+              <w:right w:val="single" w:color="CBD5E1" w:sz="4"/>
+            </w:tcBorders>
+            <w:shd w:fill="F8FAFC" w:color="auto" w:val="clear"/>
+            <w:tcMar>
+              <w:top w:type="dxa" w:w="70"/>
+              <w:left w:type="dxa" w:w="110"/>
+              <w:bottom w:type="dxa" w:w="70"/>
+              <w:right w:type="dxa" w:w="110"/>
+            </w:tcMar>
+          </w:tcPr>
+          <w:p>
+            <w:pPr>
+              <w:spacing w:after="0" w:line="264"/>
+            </w:pPr>
+            <w:r>
+              <w:rPr>
+                <w:b w:val="false"/>
+                <w:bCs w:val="false"/>
+                <w:color w:val="0F172A"/>
+                <w:sz w:val="19"/>
+                <w:szCs w:val="19"/>
+              </w:rPr>
+              <w:t xml:space="preserve">retail1</w:t>
+            </w:r>
+          </w:p>
+        </w:tc>
+        <w:tc>
+          <w:tcPr>
+            <w:tcW w:type="dxa" w:w="2700"/>
+            <w:tcBorders>
+              <w:top w:val="single" w:color="CBD5E1" w:sz="4"/>
+              <w:left w:val="single" w:color="CBD5E1" w:sz="4"/>
+              <w:bottom w:val="single" w:color="CBD5E1" w:sz="4"/>
+              <w:right w:val="single" w:color="CBD5E1" w:sz="4"/>
+            </w:tcBorders>
+            <w:shd w:fill="F8FAFC" w:color="auto" w:val="clear"/>
+            <w:tcMar>
+              <w:top w:type="dxa" w:w="70"/>
+              <w:left w:type="dxa" w:w="110"/>
+              <w:bottom w:type="dxa" w:w="70"/>
+              <w:right w:type="dxa" w:w="110"/>
+            </w:tcMar>
+          </w:tcPr>
+          <w:p>
+            <w:pPr>
+              <w:spacing w:after="0" w:line="264"/>
+            </w:pPr>
+            <w:r>
+              <w:rPr>
+                <w:b w:val="false"/>
+                <w:bCs w:val="false"/>
+                <w:color w:val="0F172A"/>
+                <w:sz w:val="19"/>
+                <w:szCs w:val="19"/>
+              </w:rPr>
+              <w:t xml:space="preserve">New customer, place order, collect payment</w:t>
+            </w:r>
+          </w:p>
+        </w:tc>
+        <w:tc>
+          <w:tcPr>
+            <w:tcW w:type="dxa" w:w="1838"/>
+            <w:tcBorders>
+              <w:top w:val="single" w:color="CBD5E1" w:sz="4"/>
+              <w:left w:val="single" w:color="CBD5E1" w:sz="4"/>
+              <w:bottom w:val="single" w:color="CBD5E1" w:sz="4"/>
+              <w:right w:val="single" w:color="CBD5E1" w:sz="4"/>
+            </w:tcBorders>
+            <w:shd w:fill="F8FAFC" w:color="auto" w:val="clear"/>
+            <w:tcMar>
+              <w:top w:type="dxa" w:w="70"/>
+              <w:left w:type="dxa" w:w="110"/>
+              <w:bottom w:type="dxa" w:w="70"/>
+              <w:right w:type="dxa" w:w="110"/>
+            </w:tcMar>
+          </w:tcPr>
+          <w:p>
+            <w:pPr>
+              <w:spacing w:after="0" w:line="264"/>
+            </w:pPr>
+            <w:r>
+              <w:rPr>
+                <w:b w:val="false"/>
+                <w:bCs w:val="false"/>
+                <w:color w:val="0F172A"/>
+                <w:sz w:val="19"/>
+                <w:szCs w:val="19"/>
+              </w:rPr>
+              <w:t xml:space="preserve">Slides 6-8: architecture, database and identifiers</w:t>
+            </w:r>
+          </w:p>
+        </w:tc>
+      </w:tr>
+      <w:tr>
+        <w:trPr>
+          <w:cantSplit/>
+        </w:trPr>
+        <w:tc>
+          <w:tcPr>
+            <w:tcW w:type="dxa" w:w="2100"/>
+            <w:tcBorders>
+              <w:top w:val="single" w:color="CBD5E1" w:sz="4"/>
+              <w:left w:val="single" w:color="CBD5E1" w:sz="4"/>
+              <w:bottom w:val="single" w:color="CBD5E1" w:sz="4"/>
+              <w:right w:val="single" w:color="CBD5E1" w:sz="4"/>
+            </w:tcBorders>
+            <w:shd w:fill="FFFFFF" w:color="auto" w:val="clear"/>
+            <w:tcMar>
+              <w:top w:type="dxa" w:w="70"/>
+              <w:left w:type="dxa" w:w="110"/>
+              <w:bottom w:type="dxa" w:w="70"/>
+              <w:right w:type="dxa" w:w="110"/>
+            </w:tcMar>
+          </w:tcPr>
+          <w:p>
+            <w:pPr>
+              <w:spacing w:after="0" w:line="264"/>
+            </w:pPr>
+            <w:r>
+              <w:rPr>
+                <w:b/>
+                <w:bCs/>
+                <w:color w:val="0F172A"/>
+                <w:sz w:val="19"/>
+                <w:szCs w:val="19"/>
+              </w:rPr>
+              <w:t xml:space="preserve">Muhammad Ehtisham Shakeel</w:t>
+            </w:r>
+          </w:p>
+        </w:tc>
+        <w:tc>
+          <w:tcPr>
+            <w:tcW w:type="dxa" w:w="1500"/>
+            <w:tcBorders>
+              <w:top w:val="single" w:color="CBD5E1" w:sz="4"/>
+              <w:left w:val="single" w:color="CBD5E1" w:sz="4"/>
+              <w:bottom w:val="single" w:color="CBD5E1" w:sz="4"/>
+              <w:right w:val="single" w:color="CBD5E1" w:sz="4"/>
+            </w:tcBorders>
+            <w:shd w:fill="FFFFFF" w:color="auto" w:val="clear"/>
+            <w:tcMar>
+              <w:top w:type="dxa" w:w="70"/>
+              <w:left w:type="dxa" w:w="110"/>
+              <w:bottom w:type="dxa" w:w="70"/>
+              <w:right w:type="dxa" w:w="110"/>
+            </w:tcMar>
+          </w:tcPr>
+          <w:p>
+            <w:pPr>
+              <w:spacing w:after="0" w:line="264"/>
+            </w:pPr>
+            <w:r>
+              <w:rPr>
+                <w:b/>
+                <w:bCs/>
+                <w:color w:val="0369A1"/>
+                <w:sz w:val="19"/>
+                <w:szCs w:val="19"/>
+              </w:rPr>
+              <w:t xml:space="preserve">Technical Staff</w:t>
+            </w:r>
+          </w:p>
+        </w:tc>
+        <w:tc>
+          <w:tcPr>
+            <w:tcW w:type="dxa" w:w="1500"/>
+            <w:tcBorders>
+              <w:top w:val="single" w:color="CBD5E1" w:sz="4"/>
+              <w:left w:val="single" w:color="CBD5E1" w:sz="4"/>
+              <w:bottom w:val="single" w:color="CBD5E1" w:sz="4"/>
+              <w:right w:val="single" w:color="CBD5E1" w:sz="4"/>
+            </w:tcBorders>
+            <w:shd w:fill="FFFFFF" w:color="auto" w:val="clear"/>
+            <w:tcMar>
+              <w:top w:type="dxa" w:w="70"/>
+              <w:left w:type="dxa" w:w="110"/>
+              <w:bottom w:type="dxa" w:w="70"/>
+              <w:right w:type="dxa" w:w="110"/>
+            </w:tcMar>
+          </w:tcPr>
+          <w:p>
+            <w:pPr>
+              <w:spacing w:after="0" w:line="264"/>
+            </w:pPr>
+            <w:r>
+              <w:rPr>
+                <w:b w:val="false"/>
+                <w:bCs w:val="false"/>
+                <w:color w:val="0F172A"/>
+                <w:sz w:val="19"/>
+                <w:szCs w:val="19"/>
+              </w:rPr>
+              <w:t xml:space="preserve">tech1</w:t>
+            </w:r>
+          </w:p>
+        </w:tc>
+        <w:tc>
+          <w:tcPr>
+            <w:tcW w:type="dxa" w:w="2700"/>
+            <w:tcBorders>
+              <w:top w:val="single" w:color="CBD5E1" w:sz="4"/>
+              <w:left w:val="single" w:color="CBD5E1" w:sz="4"/>
+              <w:bottom w:val="single" w:color="CBD5E1" w:sz="4"/>
+              <w:right w:val="single" w:color="CBD5E1" w:sz="4"/>
+            </w:tcBorders>
+            <w:shd w:fill="FFFFFF" w:color="auto" w:val="clear"/>
+            <w:tcMar>
+              <w:top w:type="dxa" w:w="70"/>
+              <w:left w:type="dxa" w:w="110"/>
+              <w:bottom w:type="dxa" w:w="70"/>
+              <w:right w:type="dxa" w:w="110"/>
+            </w:tcMar>
+          </w:tcPr>
+          <w:p>
+            <w:pPr>
+              <w:spacing w:after="0" w:line="264"/>
+            </w:pPr>
+            <w:r>
+              <w:rPr>
+                <w:b w:val="false"/>
+                <w:bCs w:val="false"/>
+                <w:color w:val="0F172A"/>
+                <w:sz w:val="19"/>
+                <w:szCs w:val="19"/>
+              </w:rPr>
+              <w:t xml:space="preserve">Feasibility check, provision connection, overdue / suspend</w:t>
+            </w:r>
+          </w:p>
+        </w:tc>
+        <w:tc>
+          <w:tcPr>
+            <w:tcW w:type="dxa" w:w="1838"/>
+            <w:tcBorders>
+              <w:top w:val="single" w:color="CBD5E1" w:sz="4"/>
+              <w:left w:val="single" w:color="CBD5E1" w:sz="4"/>
+              <w:bottom w:val="single" w:color="CBD5E1" w:sz="4"/>
+              <w:right w:val="single" w:color="CBD5E1" w:sz="4"/>
+            </w:tcBorders>
+            <w:shd w:fill="FFFFFF" w:color="auto" w:val="clear"/>
+            <w:tcMar>
+              <w:top w:type="dxa" w:w="70"/>
+              <w:left w:type="dxa" w:w="110"/>
+              <w:bottom w:type="dxa" w:w="70"/>
+              <w:right w:type="dxa" w:w="110"/>
+            </w:tcMar>
+          </w:tcPr>
+          <w:p>
+            <w:pPr>
+              <w:spacing w:after="0" w:line="264"/>
+            </w:pPr>
+            <w:r>
+              <w:rPr>
+                <w:b w:val="false"/>
+                <w:bCs w:val="false"/>
+                <w:color w:val="0F172A"/>
+                <w:sz w:val="19"/>
+                <w:szCs w:val="19"/>
+              </w:rPr>
+              <w:t xml:space="preserve">Slide 9 and the live demo</w:t>
+            </w:r>
+          </w:p>
+        </w:tc>
+      </w:tr>
+      <w:tr>
+        <w:trPr>
+          <w:cantSplit/>
+        </w:trPr>
+        <w:tc>
+          <w:tcPr>
+            <w:tcW w:type="dxa" w:w="2100"/>
+            <w:tcBorders>
+              <w:top w:val="single" w:color="CBD5E1" w:sz="4"/>
+              <w:left w:val="single" w:color="CBD5E1" w:sz="4"/>
+              <w:bottom w:val="single" w:color="CBD5E1" w:sz="4"/>
+              <w:right w:val="single" w:color="CBD5E1" w:sz="4"/>
+            </w:tcBorders>
+            <w:shd w:fill="F8FAFC" w:color="auto" w:val="clear"/>
+            <w:tcMar>
+              <w:top w:type="dxa" w:w="70"/>
+              <w:left w:type="dxa" w:w="110"/>
+              <w:bottom w:type="dxa" w:w="70"/>
+              <w:right w:type="dxa" w:w="110"/>
+            </w:tcMar>
+          </w:tcPr>
+          <w:p>
+            <w:pPr>
+              <w:spacing w:after="0" w:line="264"/>
+            </w:pPr>
+            <w:r>
+              <w:rPr>
+                <w:b/>
+                <w:bCs/>
+                <w:color w:val="0F172A"/>
+                <w:sz w:val="19"/>
+                <w:szCs w:val="19"/>
+              </w:rPr>
+              <w:t xml:space="preserve">Muhammad Waleed</w:t>
+            </w:r>
+          </w:p>
+        </w:tc>
+        <w:tc>
+          <w:tcPr>
+            <w:tcW w:type="dxa" w:w="1500"/>
+            <w:tcBorders>
+              <w:top w:val="single" w:color="CBD5E1" w:sz="4"/>
+              <w:left w:val="single" w:color="CBD5E1" w:sz="4"/>
+              <w:bottom w:val="single" w:color="CBD5E1" w:sz="4"/>
+              <w:right w:val="single" w:color="CBD5E1" w:sz="4"/>
+            </w:tcBorders>
+            <w:shd w:fill="F8FAFC" w:color="auto" w:val="clear"/>
+            <w:tcMar>
+              <w:top w:type="dxa" w:w="70"/>
+              <w:left w:type="dxa" w:w="110"/>
+              <w:bottom w:type="dxa" w:w="70"/>
+              <w:right w:type="dxa" w:w="110"/>
+            </w:tcMar>
+          </w:tcPr>
+          <w:p>
+            <w:pPr>
+              <w:spacing w:after="0" w:line="264"/>
+            </w:pPr>
+            <w:r>
+              <w:rPr>
+                <w:b/>
+                <w:bCs/>
+                <w:color w:val="0369A1"/>
+                <w:sz w:val="19"/>
+                <w:szCs w:val="19"/>
+              </w:rPr>
+              <w:t xml:space="preserve">Accounts Staff</w:t>
+            </w:r>
+          </w:p>
+        </w:tc>
+        <w:tc>
+          <w:tcPr>
+            <w:tcW w:type="dxa" w:w="1500"/>
+            <w:tcBorders>
+              <w:top w:val="single" w:color="CBD5E1" w:sz="4"/>
+              <w:left w:val="single" w:color="CBD5E1" w:sz="4"/>
+              <w:bottom w:val="single" w:color="CBD5E1" w:sz="4"/>
+              <w:right w:val="single" w:color="CBD5E1" w:sz="4"/>
+            </w:tcBorders>
+            <w:shd w:fill="F8FAFC" w:color="auto" w:val="clear"/>
+            <w:tcMar>
+              <w:top w:type="dxa" w:w="70"/>
+              <w:left w:type="dxa" w:w="110"/>
+              <w:bottom w:type="dxa" w:w="70"/>
+              <w:right w:type="dxa" w:w="110"/>
+            </w:tcMar>
+          </w:tcPr>
+          <w:p>
+            <w:pPr>
+              <w:spacing w:after="0" w:line="264"/>
+            </w:pPr>
+            <w:r>
+              <w:rPr>
+                <w:b w:val="false"/>
+                <w:bCs w:val="false"/>
+                <w:color w:val="0F172A"/>
+                <w:sz w:val="19"/>
+                <w:szCs w:val="19"/>
+              </w:rPr>
+              <w:t xml:space="preserve">acct1</w:t>
+            </w:r>
+          </w:p>
+        </w:tc>
+        <w:tc>
+          <w:tcPr>
+            <w:tcW w:type="dxa" w:w="2700"/>
+            <w:tcBorders>
+              <w:top w:val="single" w:color="CBD5E1" w:sz="4"/>
+              <w:left w:val="single" w:color="CBD5E1" w:sz="4"/>
+              <w:bottom w:val="single" w:color="CBD5E1" w:sz="4"/>
+              <w:right w:val="single" w:color="CBD5E1" w:sz="4"/>
+            </w:tcBorders>
+            <w:shd w:fill="F8FAFC" w:color="auto" w:val="clear"/>
+            <w:tcMar>
+              <w:top w:type="dxa" w:w="70"/>
+              <w:left w:type="dxa" w:w="110"/>
+              <w:bottom w:type="dxa" w:w="70"/>
+              <w:right w:type="dxa" w:w="110"/>
+            </w:tcMar>
+          </w:tcPr>
+          <w:p>
+            <w:pPr>
+              <w:spacing w:after="0" w:line="264"/>
+            </w:pPr>
+            <w:r>
+              <w:rPr>
+                <w:b w:val="false"/>
+                <w:bCs w:val="false"/>
+                <w:color w:val="0F172A"/>
+                <w:sz w:val="19"/>
+                <w:szCs w:val="19"/>
+              </w:rPr>
+              <w:t xml:space="preserve">Generate bill with charges preview, bills list</w:t>
+            </w:r>
+          </w:p>
+        </w:tc>
+        <w:tc>
+          <w:tcPr>
+            <w:tcW w:type="dxa" w:w="1838"/>
+            <w:tcBorders>
+              <w:top w:val="single" w:color="CBD5E1" w:sz="4"/>
+              <w:left w:val="single" w:color="CBD5E1" w:sz="4"/>
+              <w:bottom w:val="single" w:color="CBD5E1" w:sz="4"/>
+              <w:right w:val="single" w:color="CBD5E1" w:sz="4"/>
+            </w:tcBorders>
+            <w:shd w:fill="F8FAFC" w:color="auto" w:val="clear"/>
+            <w:tcMar>
+              <w:top w:type="dxa" w:w="70"/>
+              <w:left w:type="dxa" w:w="110"/>
+              <w:bottom w:type="dxa" w:w="70"/>
+              <w:right w:type="dxa" w:w="110"/>
+            </w:tcMar>
+          </w:tcPr>
+          <w:p>
+            <w:pPr>
+              <w:spacing w:after="0" w:line="264"/>
+            </w:pPr>
+            <w:r>
+              <w:rPr>
+                <w:b w:val="false"/>
+                <w:bCs w:val="false"/>
+                <w:color w:val="0F172A"/>
+                <w:sz w:val="19"/>
+                <w:szCs w:val="19"/>
+              </w:rPr>
+              <w:t xml:space="preserve">Slides 10-12: billing, plans and postpaid control</w:t>
+            </w:r>
+          </w:p>
+        </w:tc>
+      </w:tr>
+      <w:tr>
+        <w:trPr>
+          <w:cantSplit/>
+        </w:trPr>
+        <w:tc>
+          <w:tcPr>
+            <w:tcW w:type="dxa" w:w="2100"/>
+            <w:tcBorders>
+              <w:top w:val="single" w:color="CBD5E1" w:sz="4"/>
+              <w:left w:val="single" w:color="CBD5E1" w:sz="4"/>
+              <w:bottom w:val="single" w:color="CBD5E1" w:sz="4"/>
+              <w:right w:val="single" w:color="CBD5E1" w:sz="4"/>
+            </w:tcBorders>
+            <w:shd w:fill="FFFFFF" w:color="auto" w:val="clear"/>
+            <w:tcMar>
+              <w:top w:type="dxa" w:w="70"/>
+              <w:left w:type="dxa" w:w="110"/>
+              <w:bottom w:type="dxa" w:w="70"/>
+              <w:right w:type="dxa" w:w="110"/>
+            </w:tcMar>
+          </w:tcPr>
+          <w:p>
+            <w:pPr>
+              <w:spacing w:after="0" w:line="264"/>
+            </w:pPr>
+            <w:r>
+              <w:rPr>
+                <w:b/>
+                <w:bCs/>
+                <w:color w:val="0F172A"/>
+                <w:sz w:val="19"/>
+                <w:szCs w:val="19"/>
+              </w:rPr>
+              <w:t xml:space="preserve">Ali Turab</w:t>
+            </w:r>
+          </w:p>
+        </w:tc>
+        <w:tc>
+          <w:tcPr>
+            <w:tcW w:type="dxa" w:w="1500"/>
+            <w:tcBorders>
+              <w:top w:val="single" w:color="CBD5E1" w:sz="4"/>
+              <w:left w:val="single" w:color="CBD5E1" w:sz="4"/>
+              <w:bottom w:val="single" w:color="CBD5E1" w:sz="4"/>
+              <w:right w:val="single" w:color="CBD5E1" w:sz="4"/>
+            </w:tcBorders>
+            <w:shd w:fill="FFFFFF" w:color="auto" w:val="clear"/>
+            <w:tcMar>
+              <w:top w:type="dxa" w:w="70"/>
+              <w:left w:type="dxa" w:w="110"/>
+              <w:bottom w:type="dxa" w:w="70"/>
+              <w:right w:type="dxa" w:w="110"/>
+            </w:tcMar>
+          </w:tcPr>
+          <w:p>
+            <w:pPr>
+              <w:spacing w:after="0" w:line="264"/>
+            </w:pPr>
+            <w:r>
+              <w:rPr>
+                <w:b/>
+                <w:bCs/>
+                <w:color w:val="0369A1"/>
+                <w:sz w:val="19"/>
+                <w:szCs w:val="19"/>
+              </w:rPr>
+              <w:t xml:space="preserve">Customer</w:t>
+            </w:r>
+          </w:p>
+        </w:tc>
+        <w:tc>
+          <w:tcPr>
+            <w:tcW w:type="dxa" w:w="1500"/>
+            <w:tcBorders>
+              <w:top w:val="single" w:color="CBD5E1" w:sz="4"/>
+              <w:left w:val="single" w:color="CBD5E1" w:sz="4"/>
+              <w:bottom w:val="single" w:color="CBD5E1" w:sz="4"/>
+              <w:right w:val="single" w:color="CBD5E1" w:sz="4"/>
+            </w:tcBorders>
+            <w:shd w:fill="FFFFFF" w:color="auto" w:val="clear"/>
+            <w:tcMar>
+              <w:top w:type="dxa" w:w="70"/>
+              <w:left w:type="dxa" w:w="110"/>
+              <w:bottom w:type="dxa" w:w="70"/>
+              <w:right w:type="dxa" w:w="110"/>
+            </w:tcMar>
+          </w:tcPr>
+          <w:p>
+            <w:pPr>
+              <w:spacing w:after="0" w:line="264"/>
+            </w:pPr>
+            <w:r>
+              <w:rPr>
+                <w:b w:val="false"/>
+                <w:bCs w:val="false"/>
+                <w:color w:val="0F172A"/>
+                <w:sz w:val="19"/>
+                <w:szCs w:val="19"/>
+              </w:rPr>
+              <w:t xml:space="preserve">alice</w:t>
+            </w:r>
+          </w:p>
+        </w:tc>
+        <w:tc>
+          <w:tcPr>
+            <w:tcW w:type="dxa" w:w="2700"/>
+            <w:tcBorders>
+              <w:top w:val="single" w:color="CBD5E1" w:sz="4"/>
+              <w:left w:val="single" w:color="CBD5E1" w:sz="4"/>
+              <w:bottom w:val="single" w:color="CBD5E1" w:sz="4"/>
+              <w:right w:val="single" w:color="CBD5E1" w:sz="4"/>
+            </w:tcBorders>
+            <w:shd w:fill="FFFFFF" w:color="auto" w:val="clear"/>
+            <w:tcMar>
+              <w:top w:type="dxa" w:w="70"/>
+              <w:left w:type="dxa" w:w="110"/>
+              <w:bottom w:type="dxa" w:w="70"/>
+              <w:right w:type="dxa" w:w="110"/>
+            </w:tcMar>
+          </w:tcPr>
+          <w:p>
+            <w:pPr>
+              <w:spacing w:after="0" w:line="264"/>
+            </w:pPr>
+            <w:r>
+              <w:rPr>
+                <w:b w:val="false"/>
+                <w:bCs w:val="false"/>
+                <w:color w:val="0F172A"/>
+                <w:sz w:val="19"/>
+                <w:szCs w:val="19"/>
+              </w:rPr>
+              <w:t xml:space="preserve">Register, dashboard, bills, documents, light / dark theme</w:t>
+            </w:r>
+          </w:p>
+        </w:tc>
+        <w:tc>
+          <w:tcPr>
+            <w:tcW w:type="dxa" w:w="1838"/>
+            <w:tcBorders>
+              <w:top w:val="single" w:color="CBD5E1" w:sz="4"/>
+              <w:left w:val="single" w:color="CBD5E1" w:sz="4"/>
+              <w:bottom w:val="single" w:color="CBD5E1" w:sz="4"/>
+              <w:right w:val="single" w:color="CBD5E1" w:sz="4"/>
+            </w:tcBorders>
+            <w:shd w:fill="FFFFFF" w:color="auto" w:val="clear"/>
+            <w:tcMar>
+              <w:top w:type="dxa" w:w="70"/>
+              <w:left w:type="dxa" w:w="110"/>
+              <w:bottom w:type="dxa" w:w="70"/>
+              <w:right w:type="dxa" w:w="110"/>
+            </w:tcMar>
+          </w:tcPr>
+          <w:p>
+            <w:pPr>
+              <w:spacing w:after="0" w:line="264"/>
+            </w:pPr>
+            <w:r>
+              <w:rPr>
+                <w:b w:val="false"/>
+                <w:bCs w:val="false"/>
+                <w:color w:val="0F172A"/>
+                <w:sz w:val="19"/>
+                <w:szCs w:val="19"/>
+              </w:rPr>
+              <w:t xml:space="preserve">Slides 13-17: interface, quality and closing</w:t>
             </w:r>
           </w:p>
         </w:tc>
@@ -26381,7 +27569,7 @@
         <w:sz w:val="17"/>
         <w:szCs w:val="17"/>
       </w:rPr>
-      <w:t xml:space="preserve">eProject  ·  Group of 5  ·  October 2026</w:t>
+      <w:t xml:space="preserve">ADSE Semester 3  ·  Aptech Center NN2  ·  October 2026</w:t>
     </w:r>
     <w:r>
       <w:rPr>

--- a/documentation/Nexus_Documentation/Nexus_Project_Report.docx
+++ b/documentation/Nexus_Documentation/Nexus_Project_Report.docx
@@ -55,7 +55,7 @@
       <w:r>
         <w:drawing>
           <wp:inline distT="0" distB="0" distL="0" distR="0">
-            <wp:extent cx="4095750" cy="2562225"/>
+            <wp:extent cx="3429000" cy="2143125"/>
             <wp:effectExtent t="0" r="0" b="0" l="0"/>
             <wp:docPr id="1" name="ui-home.jpg" descr="ui home jpg" title="ui-home.jpg"/>
             <wp:cNvGraphicFramePr>
@@ -80,7 +80,7 @@
                   <pic:spPr bwMode="auto">
                     <a:xfrm>
                       <a:off x="0" y="0"/>
-                      <a:ext cx="4095750" cy="2562225"/>
+                      <a:ext cx="3429000" cy="2143125"/>
                     </a:xfrm>
                     <a:prstGeom prst="rect">
                       <a:avLst/>
@@ -356,7 +356,7 @@
                 <w:sz w:val="19"/>
                 <w:szCs w:val="19"/>
               </w:rPr>
-              <w:t xml:space="preserve">Curriculum / Semester</w:t>
+              <w:t xml:space="preserve">Course / Term</w:t>
             </w:r>
           </w:p>
         </w:tc>
@@ -389,7 +389,7 @@
                 <w:sz w:val="19"/>
                 <w:szCs w:val="19"/>
               </w:rPr>
-              <w:t xml:space="preserve">ADSE - Semester 3</w:t>
+              <w:t xml:space="preserve">ADSE  ·  ACCP in AI - Term 3</w:t>
             </w:r>
           </w:p>
         </w:tc>
@@ -460,7 +460,149 @@
                 <w:sz w:val="19"/>
                 <w:szCs w:val="19"/>
               </w:rPr>
-              <w:t xml:space="preserve">Aptech Center NN2</w:t>
+              <w:t xml:space="preserve">ACE-PK-Karachi-20-North Nazimabad-2</w:t>
+            </w:r>
+          </w:p>
+        </w:tc>
+      </w:tr>
+      <w:tr>
+        <w:trPr>
+          <w:cantSplit/>
+        </w:trPr>
+        <w:tc>
+          <w:tcPr>
+            <w:tcW w:type="dxa" w:w="2600"/>
+            <w:tcBorders>
+              <w:top w:val="single" w:color="CBD5E1" w:sz="4"/>
+              <w:left w:val="single" w:color="CBD5E1" w:sz="4"/>
+              <w:bottom w:val="single" w:color="CBD5E1" w:sz="4"/>
+              <w:right w:val="single" w:color="CBD5E1" w:sz="4"/>
+            </w:tcBorders>
+            <w:shd w:fill="FFFFFF" w:color="auto" w:val="clear"/>
+            <w:tcMar>
+              <w:top w:type="dxa" w:w="70"/>
+              <w:left w:type="dxa" w:w="110"/>
+              <w:bottom w:type="dxa" w:w="70"/>
+              <w:right w:type="dxa" w:w="110"/>
+            </w:tcMar>
+          </w:tcPr>
+          <w:p>
+            <w:pPr>
+              <w:spacing w:after="0" w:line="264"/>
+            </w:pPr>
+            <w:r>
+              <w:rPr>
+                <w:b w:val="false"/>
+                <w:bCs w:val="false"/>
+                <w:color w:val="0F172A"/>
+                <w:sz w:val="19"/>
+                <w:szCs w:val="19"/>
+              </w:rPr>
+              <w:t xml:space="preserve">eProject code</w:t>
+            </w:r>
+          </w:p>
+        </w:tc>
+        <w:tc>
+          <w:tcPr>
+            <w:tcW w:type="dxa" w:w="7038"/>
+            <w:tcBorders>
+              <w:top w:val="single" w:color="CBD5E1" w:sz="4"/>
+              <w:left w:val="single" w:color="CBD5E1" w:sz="4"/>
+              <w:bottom w:val="single" w:color="CBD5E1" w:sz="4"/>
+              <w:right w:val="single" w:color="CBD5E1" w:sz="4"/>
+            </w:tcBorders>
+            <w:shd w:fill="FFFFFF" w:color="auto" w:val="clear"/>
+            <w:tcMar>
+              <w:top w:type="dxa" w:w="70"/>
+              <w:left w:type="dxa" w:w="110"/>
+              <w:bottom w:type="dxa" w:w="70"/>
+              <w:right w:type="dxa" w:w="110"/>
+            </w:tcMar>
+          </w:tcPr>
+          <w:p>
+            <w:pPr>
+              <w:spacing w:after="0" w:line="264"/>
+            </w:pPr>
+            <w:r>
+              <w:rPr>
+                <w:b w:val="false"/>
+                <w:bCs w:val="false"/>
+                <w:color w:val="0F172A"/>
+                <w:sz w:val="19"/>
+                <w:szCs w:val="19"/>
+              </w:rPr>
+              <w:t xml:space="preserve">EPROJECT00503</w:t>
+            </w:r>
+          </w:p>
+        </w:tc>
+      </w:tr>
+      <w:tr>
+        <w:trPr>
+          <w:cantSplit/>
+        </w:trPr>
+        <w:tc>
+          <w:tcPr>
+            <w:tcW w:type="dxa" w:w="2600"/>
+            <w:tcBorders>
+              <w:top w:val="single" w:color="CBD5E1" w:sz="4"/>
+              <w:left w:val="single" w:color="CBD5E1" w:sz="4"/>
+              <w:bottom w:val="single" w:color="CBD5E1" w:sz="4"/>
+              <w:right w:val="single" w:color="CBD5E1" w:sz="4"/>
+            </w:tcBorders>
+            <w:shd w:fill="F8FAFC" w:color="auto" w:val="clear"/>
+            <w:tcMar>
+              <w:top w:type="dxa" w:w="70"/>
+              <w:left w:type="dxa" w:w="110"/>
+              <w:bottom w:type="dxa" w:w="70"/>
+              <w:right w:type="dxa" w:w="110"/>
+            </w:tcMar>
+          </w:tcPr>
+          <w:p>
+            <w:pPr>
+              <w:spacing w:after="0" w:line="264"/>
+            </w:pPr>
+            <w:r>
+              <w:rPr>
+                <w:b w:val="false"/>
+                <w:bCs w:val="false"/>
+                <w:color w:val="0F172A"/>
+                <w:sz w:val="19"/>
+                <w:szCs w:val="19"/>
+              </w:rPr>
+              <w:t xml:space="preserve">Project period</w:t>
+            </w:r>
+          </w:p>
+        </w:tc>
+        <w:tc>
+          <w:tcPr>
+            <w:tcW w:type="dxa" w:w="7038"/>
+            <w:tcBorders>
+              <w:top w:val="single" w:color="CBD5E1" w:sz="4"/>
+              <w:left w:val="single" w:color="CBD5E1" w:sz="4"/>
+              <w:bottom w:val="single" w:color="CBD5E1" w:sz="4"/>
+              <w:right w:val="single" w:color="CBD5E1" w:sz="4"/>
+            </w:tcBorders>
+            <w:shd w:fill="F8FAFC" w:color="auto" w:val="clear"/>
+            <w:tcMar>
+              <w:top w:type="dxa" w:w="70"/>
+              <w:left w:type="dxa" w:w="110"/>
+              <w:bottom w:type="dxa" w:w="70"/>
+              <w:right w:type="dxa" w:w="110"/>
+            </w:tcMar>
+          </w:tcPr>
+          <w:p>
+            <w:pPr>
+              <w:spacing w:after="0" w:line="264"/>
+            </w:pPr>
+            <w:r>
+              <w:rPr>
+                <w:b w:val="false"/>
+                <w:bCs w:val="false"/>
+                <w:color w:val="0F172A"/>
+                <w:sz w:val="19"/>
+                <w:szCs w:val="19"/>
+              </w:rPr>
+              <w:t xml:space="preserve">17 Sep 2026 - 17 Oct 2026 (30 days)</w:t>
             </w:r>
           </w:p>
         </w:tc>
@@ -2139,7 +2281,7 @@
         <w:spacing w:after="120" w:line="288"/>
       </w:pPr>
       <w:r>
-        <w:t xml:space="preserve">Nexus Service Marketing System was built by a team of 5 students of ADSE Semester 3, Aptech Center NN2. Every member took part in analysis, testing and the final review; the table shows each member's main area.</w:t>
+        <w:t xml:space="preserve">Nexus Service Marketing System was built by a team of 5 students of ADSE (ACCP in AI - Term 3), Aptech North Nazimabad-2. Every member took part in analysis, testing and the final review; the table shows each member's main area.</w:t>
       </w:r>
     </w:p>
     <w:tbl>
@@ -27569,7 +27711,7 @@
         <w:sz w:val="17"/>
         <w:szCs w:val="17"/>
       </w:rPr>
-      <w:t xml:space="preserve">ADSE Semester 3  ·  Aptech Center NN2  ·  October 2026</w:t>
+      <w:t xml:space="preserve">ADSE Term 3  ·  Aptech North Nazimabad-2  ·  EPROJECT00503</w:t>
     </w:r>
     <w:r>
       <w:rPr>

--- a/documentation/Nexus_Documentation/Nexus_Project_Report.docx
+++ b/documentation/Nexus_Documentation/Nexus_Project_Report.docx
@@ -35,7 +35,7 @@
     </w:p>
     <w:p>
       <w:pPr>
-        <w:spacing w:after="360"/>
+        <w:spacing w:after="200"/>
       </w:pPr>
       <w:r>
         <w:rPr>
@@ -55,7 +55,7 @@
       <w:r>
         <w:drawing>
           <wp:inline distT="0" distB="0" distL="0" distR="0">
-            <wp:extent cx="3429000" cy="2143125"/>
+            <wp:extent cx="2857500" cy="1790700"/>
             <wp:effectExtent t="0" r="0" b="0" l="0"/>
             <wp:docPr id="1" name="ui-home.jpg" descr="ui home jpg" title="ui-home.jpg"/>
             <wp:cNvGraphicFramePr>
@@ -80,7 +80,7 @@
                   <pic:spPr bwMode="auto">
                     <a:xfrm>
                       <a:off x="0" y="0"/>
-                      <a:ext cx="3429000" cy="2143125"/>
+                      <a:ext cx="2857500" cy="1790700"/>
                     </a:xfrm>
                     <a:prstGeom prst="rect">
                       <a:avLst/>
@@ -569,7 +569,7 @@
                 <w:sz w:val="19"/>
                 <w:szCs w:val="19"/>
               </w:rPr>
-              <w:t xml:space="preserve">Project period</w:t>
+              <w:t xml:space="preserve">Faculty mentor</w:t>
             </w:r>
           </w:p>
         </w:tc>
@@ -602,7 +602,7 @@
                 <w:sz w:val="19"/>
                 <w:szCs w:val="19"/>
               </w:rPr>
-              <w:t xml:space="preserve">17 Sep 2026 - 17 Oct 2026 (30 days)</w:t>
+              <w:t xml:space="preserve">Sir Zafeer Ansari</w:t>
             </w:r>
           </w:p>
         </w:tc>
@@ -640,7 +640,7 @@
                 <w:sz w:val="19"/>
                 <w:szCs w:val="19"/>
               </w:rPr>
-              <w:t xml:space="preserve">Project type</w:t>
+              <w:t xml:space="preserve">Project period</w:t>
             </w:r>
           </w:p>
         </w:tc>
@@ -673,7 +673,7 @@
                 <w:sz w:val="19"/>
                 <w:szCs w:val="19"/>
               </w:rPr>
-              <w:t xml:space="preserve">Group eProject - 5 members</w:t>
+              <w:t xml:space="preserve">17 Sep 2026 - 17 Oct 2026 (30 days)</w:t>
             </w:r>
           </w:p>
         </w:tc>
@@ -711,6 +711,77 @@
                 <w:sz w:val="19"/>
                 <w:szCs w:val="19"/>
               </w:rPr>
+              <w:t xml:space="preserve">Project type</w:t>
+            </w:r>
+          </w:p>
+        </w:tc>
+        <w:tc>
+          <w:tcPr>
+            <w:tcW w:type="dxa" w:w="7038"/>
+            <w:tcBorders>
+              <w:top w:val="single" w:color="CBD5E1" w:sz="4"/>
+              <w:left w:val="single" w:color="CBD5E1" w:sz="4"/>
+              <w:bottom w:val="single" w:color="CBD5E1" w:sz="4"/>
+              <w:right w:val="single" w:color="CBD5E1" w:sz="4"/>
+            </w:tcBorders>
+            <w:shd w:fill="F8FAFC" w:color="auto" w:val="clear"/>
+            <w:tcMar>
+              <w:top w:type="dxa" w:w="70"/>
+              <w:left w:type="dxa" w:w="110"/>
+              <w:bottom w:type="dxa" w:w="70"/>
+              <w:right w:type="dxa" w:w="110"/>
+            </w:tcMar>
+          </w:tcPr>
+          <w:p>
+            <w:pPr>
+              <w:spacing w:after="0" w:line="264"/>
+            </w:pPr>
+            <w:r>
+              <w:rPr>
+                <w:b w:val="false"/>
+                <w:bCs w:val="false"/>
+                <w:color w:val="0F172A"/>
+                <w:sz w:val="19"/>
+                <w:szCs w:val="19"/>
+              </w:rPr>
+              <w:t xml:space="preserve">Group eProject - 5 members</w:t>
+            </w:r>
+          </w:p>
+        </w:tc>
+      </w:tr>
+      <w:tr>
+        <w:trPr>
+          <w:cantSplit/>
+        </w:trPr>
+        <w:tc>
+          <w:tcPr>
+            <w:tcW w:type="dxa" w:w="2600"/>
+            <w:tcBorders>
+              <w:top w:val="single" w:color="CBD5E1" w:sz="4"/>
+              <w:left w:val="single" w:color="CBD5E1" w:sz="4"/>
+              <w:bottom w:val="single" w:color="CBD5E1" w:sz="4"/>
+              <w:right w:val="single" w:color="CBD5E1" w:sz="4"/>
+            </w:tcBorders>
+            <w:shd w:fill="FFFFFF" w:color="auto" w:val="clear"/>
+            <w:tcMar>
+              <w:top w:type="dxa" w:w="70"/>
+              <w:left w:type="dxa" w:w="110"/>
+              <w:bottom w:type="dxa" w:w="70"/>
+              <w:right w:type="dxa" w:w="110"/>
+            </w:tcMar>
+          </w:tcPr>
+          <w:p>
+            <w:pPr>
+              <w:spacing w:after="0" w:line="264"/>
+            </w:pPr>
+            <w:r>
+              <w:rPr>
+                <w:b w:val="false"/>
+                <w:bCs w:val="false"/>
+                <w:color w:val="0F172A"/>
+                <w:sz w:val="19"/>
+                <w:szCs w:val="19"/>
+              </w:rPr>
               <w:t xml:space="preserve">Submission</w:t>
             </w:r>
           </w:p>
@@ -724,7 +795,7 @@
               <w:bottom w:val="single" w:color="CBD5E1" w:sz="4"/>
               <w:right w:val="single" w:color="CBD5E1" w:sz="4"/>
             </w:tcBorders>
-            <w:shd w:fill="F8FAFC" w:color="auto" w:val="clear"/>
+            <w:shd w:fill="FFFFFF" w:color="auto" w:val="clear"/>
             <w:tcMar>
               <w:top w:type="dxa" w:w="70"/>
               <w:left w:type="dxa" w:w="110"/>
@@ -2202,6 +2273,16 @@
             <w:pPr>
               <w:spacing w:after="0" w:line="264"/>
             </w:pPr>
+            <w:r>
+              <w:rPr>
+                <w:b w:val="false"/>
+                <w:bCs w:val="false"/>
+                <w:color w:val="0F172A"/>
+                <w:sz w:val="19"/>
+                <w:szCs w:val="19"/>
+              </w:rPr>
+              <w:t xml:space="preserve">Sir Zafeer Ansari</w:t>
+            </w:r>
           </w:p>
           <w:p>
             <w:pPr>
